--- a/p9_india/submission/ijoem_package/01_manuscript_blinded.docx
+++ b/p9_india/submission/ijoem_package/01_manuscript_blinded.docx
@@ -362,7 +362,7 @@
         </w:numPr>
       </w:pPr>
       <w:r>
-        <w:t xml:space="preserve">The collapse coincides with India's decade of unprecedented institutional change: demonetisation, GST, IBC, UPI, PLI, COVID-19, and Atmanirbhar Bharat.</w:t>
+        <w:t xml:space="preserve">The collapse coincides with India's decade of exceptional institutional change: demonetisation, GST, IBC, UPI, PLI, COVID-19, and Atmanirbhar Bharat.</w:t>
       </w:r>
     </w:p>
     <w:p>
@@ -444,7 +444,7 @@
         <w:pStyle w:val="BodyText"/>
       </w:pPr>
       <w:r>
-        <w:t xml:space="preserve">This study makes three contributions. Firstly, the analysis provides the first within-country longitudinal evidence that the inverted-U export-intensity-productivity relationship can be dissolved by extreme institutional change, rather than only relocating its turning point. The turning point in 2014 lies at 61.8 per cent FSTS with the inverted-U strongly supported on Lind and Mehlum (2010) tests. In 2022 the turning point migrates inward to 40.7 per cent. In 2025 the quadratic curvature is statistically indistinguishable from zero, and the relationship is monotonically negative across the empirically relevant export-intensity range. Paternoster cross-wave z-tests (Paternoster et al., 1998) decisively reject coefficient equality. This identifies an environmental scope condition that the canonical I-P literature has implicitly assumed but never tested with multi-wave firm-level data. The inverted-U is conditional on institutional stability. Secondly, the analysis refines the developmental-state literature on public digital infrastructure by showing that public and private digital infrastructure are complements rather than substitutes in the export production function. India's UPI rails are transformative for domestic transactions. They do not substitute for the cross-border financial infrastructure that exporters specifically require. The negative Tier-2 moderation is most coherently interpreted as a purpose-alignment requirement that prior treatments of public infrastructure substitution have not articulated. Thirdly, this study documents that capability constructs theoretically stable across contexts can exhibit context-dependent operating signs when major policy incentives redirect their strategic use. The Technological Capability Index operates as a positive level-shifter of productivity in 2014 and 2022. It then flips negative in 2025 with a positive export-intensity interaction. This pattern is consistent with the strategic emphasis trade-off documented by Mizik and Jacobson (2003), which has not previously been brought into the international business literature.</w:t>
+        <w:t xml:space="preserve">This study makes three contributions. Firstly, the analysis provides the first within-country longitudinal evidence that the inverted-U export-intensity-productivity relationship can be dissolved by extreme institutional change, rather than only relocating its turning point. The turning point in 2014 lies at 61.8 per cent FSTS with the inverted-U strongly supported on Lind and Mehlum (2010) tests. In 2022 the turning point migrates inward to 40.7 per cent. In 2025 the quadratic curvature is statistically indistinguishable from zero, and the relationship is monotonically negative across the empirically relevant export-intensity range. Paternoster cross-wave z-tests (Paternoster et al., 1998) decisively reject coefficient equality. This identifies an environmental scope condition that the canonical I-P literature has implicitly assumed but never tested with multi-wave firm-level data. The inverted-U is conditional on institutional stability. Secondly, the analysis refines the developmental-state literature on public digital infrastructure by showing that public and private digital infrastructure are complements rather than substitutes in the export production function. India's UPI rails are highly effective for domestic transactions. They do not substitute for the cross-border financial infrastructure that exporters specifically require. The negative Tier-2 moderation is most coherently interpreted as a purpose-alignment requirement that prior treatments of public infrastructure substitution have not articulated. Thirdly, this study documents that capability constructs theoretically stable across contexts can exhibit context-dependent operating signs when major policy incentives redirect their strategic use. The Technological Capability Index operates as a positive level-shifter of productivity in 2014 and 2022. It then flips negative in 2025 with a positive export-intensity interaction. This pattern is consistent with the strategic emphasis trade-off documented by Mizik and Jacobson (2003), which has not previously been brought into the international business literature.</w:t>
       </w:r>
     </w:p>
     <w:p>
@@ -539,7 +539,7 @@
         <w:pStyle w:val="BodyText"/>
       </w:pPr>
       <w:r>
-        <w:t xml:space="preserve">North (1990) and Williamson (2000) distinguish institutional change at multiple levels operating at different time scales: formal rules (years), regulatory enforcement (decades), and informal norms (generations). India's 2014 to 2025 window contains formal-rule shocks at unprecedented density. These include demonetisation (November 2016), the Goods and Services Tax (July 2017), the Insolvency and Bankruptcy Code (May 2016), the Production-Linked Incentive scheme (2020), COVID-19 supply-chain disruption (2020 to 2022), and the Atmanirbhar Bharat self-reliance policy (2020). Each is non-trivial individually. The compounding effect over a decade has no comparable historical precedent in a major emerging market.</w:t>
+        <w:t xml:space="preserve">North (1990) and Williamson (2000) distinguish institutional change at multiple levels operating at different time scales: formal rules (years), regulatory enforcement (decades), and informal norms (generations). India's 2014 to 2025 window contains formal-rule shocks at exceptional density. These include demonetisation (November 2016), the Goods and Services Tax (July 2017), the Insolvency and Bankruptcy Code (May 2016), the Production-Linked Incentive scheme (2020), COVID-19 supply-chain disruption (2020 to 2022), and the Atmanirbhar Bharat self-reliance policy (2020). Each is non-trivial individually. The compounding effect over a decade has no comparable historical precedent in a major emerging market.</w:t>
       </w:r>
     </w:p>
     <w:p>
@@ -671,7 +671,7 @@
         <w:pStyle w:val="FirstParagraph"/>
       </w:pPr>
       <w:r>
-        <w:t xml:space="preserve">The Digital Adoption Index (DAI) is decomposed into two tiers that reflect distinct types of digital infrastructure. Tier-1 captures private firm-level digital adoption, measured by an own-website binary available in all three WBES waves (2014, 2022, 2025). Tier-2 captures public-infrastructure-mediated digital adoption, measured by the percentage of sales received via electronic payment, available only in the 2025 BREADY schema. India's Unified Payments Interface (UPI) launched in April 2016 and reached 12 billion transactions per month by 2024, providing the empirical context for Tier-2. UPI is public digital infrastructure on a scale unprecedented in any emerging economy.</w:t>
+        <w:t xml:space="preserve">The Digital Adoption Index (DAI) is decomposed into two tiers that reflect distinct types of digital infrastructure. Tier-1 captures private firm-level digital adoption, measured by an own-website binary available in all three WBES waves (2014, 2022, 2025). Tier-2 captures public-infrastructure-mediated digital adoption, measured by the percentage of sales received via electronic payment, available only in the 2025 BREADY schema. India's Unified Payments Interface (UPI) launched in April 2016 and reached 12 billion transactions per month by 2024, providing the empirical context for Tier-2. UPI is public digital infrastructure on a scale rarely matched in any emerging economy.</w:t>
       </w:r>
     </w:p>
     <w:p>
@@ -3399,7 +3399,7 @@
           <wp:inline>
             <wp:extent cx="5334000" cy="3130882"/>
             <wp:effectExtent b="0" l="0" r="0" t="0"/>
-            <wp:docPr descr="Figure 2. Wave-specific predicted I-P relationship — India 2014, 2022, 2025." title="" id="40" name="Picture"/>
+            <wp:docPr descr="Figure 2. Wave-specific predicted I-P relationship: India 2014, 2022, 2025." title="" id="40" name="Picture"/>
             <a:graphic>
               <a:graphicData uri="http://schemas.openxmlformats.org/drawingml/2006/picture">
                 <pic:pic>
@@ -7086,7 +7086,7 @@
         <w:pStyle w:val="FirstParagraph"/>
       </w:pPr>
       <w:r>
-        <w:t xml:space="preserve">The Technological Capability Index operates as a positive level-shifter in 2014 (β = +0.12, p &lt; 0.0001) and 2022 (β = +0.19, p &lt; 0.0001), supporting H3a. In 2025, the TCI main effect flips to negative (β = −0.08, p &lt; 0.0001) and the FSTS × TCI interaction becomes positive and significant (β = +0.20, p = 0.03), supporting H3b. The pattern is consistent with the Mizik and Jacobson (2003) strategic emphasis trade-off. When policy incentives redirect technological capability investment toward domestic manufacturing (PLI), firms accumulating TCI primarily for domestic ends experience competing demands on the same internal resources. This suppresses the productivity returns that TCI delivered when capability accumulation was indifferent to export orientation. The positive FSTS × TCI interaction in 2025 indicates that TCI continues to deliver returns specifically to firms that maintain high export orientation. This is the subset for whom capability investment remains export-aligned. The result reinforces the broader institutional argument that under unprecedented strategic redirection, even firm-level capability constructs behave differently.</w:t>
+        <w:t xml:space="preserve">The Technological Capability Index operates as a positive level-shifter in 2014 (β = +0.12, p &lt; 0.0001) and 2022 (β = +0.19, p &lt; 0.0001), supporting H3a. In 2025, the TCI main effect flips to negative (β = −0.08, p &lt; 0.0001) and the FSTS × TCI interaction becomes positive and significant (β = +0.20, p = 0.03), supporting H3b. The pattern is consistent with the Mizik and Jacobson (2003) strategic emphasis trade-off. When policy incentives redirect technological capability investment toward domestic manufacturing (PLI), firms accumulating TCI primarily for domestic ends experience competing demands on the same internal resources. This suppresses the productivity returns that TCI delivered when capability accumulation was indifferent to export orientation. The positive FSTS × TCI interaction in 2025 indicates that TCI continues to deliver returns specifically to firms that maintain high export orientation. This is the subset for whom capability investment remains export-aligned. The result reinforces the broader institutional argument that under far-reaching strategic redirection, even firm-level capability constructs behave differently.</w:t>
       </w:r>
     </w:p>
     <w:bookmarkEnd w:id="56"/>

--- a/p9_india/submission/ijoem_package/01_manuscript_blinded.docx
+++ b/p9_india/submission/ijoem_package/01_manuscript_blinded.docx
@@ -2,7 +2,33 @@
 <file path=word/document.xml><?xml version="1.0" encoding="utf-8"?>
 <w:document xmlns:w="http://schemas.openxmlformats.org/wordprocessingml/2006/main" xmlns:m="http://schemas.openxmlformats.org/officeDocument/2006/math" xmlns:r="http://schemas.openxmlformats.org/officeDocument/2006/relationships" xmlns:o="urn:schemas-microsoft-com:office:office" xmlns:v="urn:schemas-microsoft-com:vml" xmlns:w10="urn:schemas-microsoft-com:office:word" xmlns:a="http://schemas.openxmlformats.org/drawingml/2006/main" xmlns:pic="http://schemas.openxmlformats.org/drawingml/2006/picture" xmlns:wp="http://schemas.openxmlformats.org/drawingml/2006/wordprocessingDrawing">
   <w:body>
-    <w:bookmarkStart w:id="69" w:name="X98c2766033094c9e426ec36001f9803db2358fb"/>
+    <w:sdt>
+      <w:sdtPr>
+        <w:docPartObj>
+          <w:docPartGallery w:val="Table of Contents"/>
+          <w:docPartUnique/>
+        </w:docPartObj>
+      </w:sdtPr>
+      <w:sdtContent>
+        <w:p>
+          <w:pPr>
+            <w:pStyle w:val="TOCHeading"/>
+          </w:pPr>
+          <w:r>
+            <w:t xml:space="preserve">Table of Contents</w:t>
+          </w:r>
+        </w:p>
+        <w:p>
+          <w:r>
+            <w:fldChar w:fldCharType="begin" w:dirty="true"/>
+            <w:instrText xml:space="preserve">TOC \o "1-2" \h \z \u</w:instrText>
+            <w:fldChar w:fldCharType="separate"/>
+            <w:fldChar w:fldCharType="end"/>
+          </w:r>
+        </w:p>
+      </w:sdtContent>
+    </w:sdt>
+    <w:bookmarkStart w:id="67" w:name="X98c2766033094c9e426ec36001f9803db2358fb"/>
     <w:p>
       <w:pPr>
         <w:pStyle w:val="Heading1"/>
@@ -150,7 +176,7 @@
         <w:t xml:space="preserve"> </w:t>
       </w:r>
       <w:r>
-        <w:t xml:space="preserve">This study examines whether the inverted-U relationship between export intensity and firm productivity among Indian private firms is structurally durable across the institutional and digital transformation decade from 2014 to 2025. The analysis also tests whether technological and digital capabilities moderate the threshold. India's 2016 to 2020 reform window covers demonetisation, Goods and Services Tax (GST), Insolvency and Bankruptcy Code (IBC), Unified Payments Interface (UPI) saturation, the Production-Linked Incentive (PLI) scheme, and the Atmanirbhar Bharat self-reliance policy. This window provides an unusually demanding stress test for the threshold-stability claim.</w:t>
+        <w:t xml:space="preserve">This study examines whether the inverted-U relationship between export intensity and firm productivity among Indian private firms is structurally durable across the 2014 to 2025 institutional and digital transformation decade (demonetisation, GST, IBC, UPI, PLI, Atmanirbhar Bharat), and whether technological and digital capabilities moderate the threshold.</w:t>
       </w:r>
     </w:p>
     <w:p>
@@ -168,7 +194,7 @@
         <w:t xml:space="preserve"> </w:t>
       </w:r>
       <w:r>
-        <w:t xml:space="preserve">Three waves of World Bank Enterprise Survey microdata for India (2014 PICS3, N = 9,281; 2022 BEE, N = 9,376; 2025 BREADY, N = 10,479; pooled raw N = 29,136) are estimated via OLS with HC1 robust standard errors, quadratic FSTS terms, and capability interactions. Lind–Mehlum U-tests verify the inverted-U per wave; Paternoster cross-wave z-tests evaluate coefficient equality between 2014 and 2025 (primary 11-year window); the 2022 wave provides 3-wave robustness with linear and quadratic time trends. UPI rollout (April 2016) provides a quasi-natural experiment for DAI saturation between the two primary waves.</w:t>
+        <w:t xml:space="preserve">Three World Bank Enterprise Survey waves for India (2014 PICS3, 2022 BEE, 2025 BREADY; analytic N = 28,717) are estimated by OLS with HC1 robust standard errors, quadratic FSTS terms, and capability interactions. Lind–Mehlum U-tests verify the inverted-U per wave; Paternoster z-tests evaluate 2014-versus-2025 coefficient equality; the 2022 wave provides 3-wave robustness; UPI rollout (April 2016) supplies a quasi-experiment for digital saturation.</w:t>
       </w:r>
     </w:p>
     <w:p>
@@ -186,61 +212,7 @@
         <w:t xml:space="preserve"> </w:t>
       </w:r>
       <w:r>
-        <w:t xml:space="preserve">The results indicate a structural collapse of the inverted-U. In 2014, the relationship is classically inverted-U with turning point at FSTS = 61.8 per cent (95 per cent CI: 55.0, 68.6) and Lind–Mehlum joint p &lt; 0.0001. By 2022, the inverted-U remains but the turning point moves inward to 40.7 per cent (95 per cent CI: 38.0, 43.5). By 2025, the curvature term loses statistical significance (β₂ = −0.16, p = 0.42). The relationship becomes monotonically negative across the full FSTS range. Paternoster cross-wave z-tests reject coefficient equality for both linear (z = −7.94, p &lt; 0.0001) and quadratic (z = +4.17, p &lt; 0.0001) terms between 2014 and 2025. The 3-wave pooled robustness with wave dummies confirms FSTS × wave_2025 = −1.63 (p &lt; 0.0001). The UPI Tier-2 e-payment interaction is negative (FSTS × DAI_epay = −4.02, p = 0.004). This suggests that domestic-rupee digital infrastructure does not substitute for the cross-border financial infrastructure that exporters require.</w:t>
-      </w:r>
-    </w:p>
-    <w:p>
-      <w:pPr>
-        <w:pStyle w:val="BodyText"/>
-      </w:pPr>
-      <w:r>
-        <w:rPr>
-          <w:bCs/>
-          <w:b/>
-        </w:rPr>
-        <w:t xml:space="preserve">Research limitations/implications.</w:t>
-      </w:r>
-      <w:r>
-        <w:t xml:space="preserve"> </w:t>
-      </w:r>
-      <w:r>
-        <w:t xml:space="preserve">The three waves are independent cross-sections rather than within-firm panels, supporting cross-wave comparison but not within-firm causal inference. The 2014 (PICS3), 2022 (BEE intermediate), and 2025 (BREADY) instruments differ in DAI instrumentation (Tier-1 only vs Tier-1 + Tier-2 e-payment), constraining 3-wave DAI moderation tests to Tier-1 unless the 2025-only Tier-2 analysis is treated as exploratory.</w:t>
-      </w:r>
-    </w:p>
-    <w:p>
-      <w:pPr>
-        <w:pStyle w:val="BodyText"/>
-      </w:pPr>
-      <w:r>
-        <w:rPr>
-          <w:bCs/>
-          <w:b/>
-        </w:rPr>
-        <w:t xml:space="preserve">Practical implications.</w:t>
-      </w:r>
-      <w:r>
-        <w:t xml:space="preserve"> </w:t>
-      </w:r>
-      <w:r>
-        <w:t xml:space="preserve">For Indian SME export-promotion policy under Atmanirbhar Bharat and the PLI scheme, the disappearance of the inverted-U turning point implies that prior export-intensity targets are no longer empirically defensible for the 2025 institutional environment. The 2014 productivity-maximising FSTS of approximately 60 per cent no longer characterises the 2025 firm-level production function. For digital infrastructure policy, the negative Tier-2 DAI moderation refutes the simple substitution hypothesis. Domestically-oriented UPI rails do not substitute for the cross-border financial infrastructure that exporters require (SWIFT, correspondent banking, trade finance, export-credit insurance). Policy investment in cross-border-specific digital infrastructure is the binding constraint on internationalisation productivity.</w:t>
-      </w:r>
-    </w:p>
-    <w:p>
-      <w:pPr>
-        <w:pStyle w:val="BodyText"/>
-      </w:pPr>
-      <w:r>
-        <w:rPr>
-          <w:bCs/>
-          <w:b/>
-        </w:rPr>
-        <w:t xml:space="preserve">Social implications.</w:t>
-      </w:r>
-      <w:r>
-        <w:t xml:space="preserve"> </w:t>
-      </w:r>
-      <w:r>
-        <w:t xml:space="preserve">Findings inform South Asian SME inclusion in global value chains. The Indian case demonstrates that publicly provisioned domestic digital infrastructure (UPI, Aadhaar, ONDC) and cross-border export infrastructure are complements rather than substitutes in the export production function. Inclusive export growth requires policy investment in both layers.</w:t>
+        <w:t xml:space="preserve">The inverted-U structurally collapses. The turning point migrates from FSTS = 61.8 per cent (2014) to 40.7 per cent (2022); by 2025 the curvature term is insignificant (β₂ = −0.16, p = 0.42) and the relationship is monotonically negative. Paternoster z-tests reject coefficient equality for the linear (z = −7.94) and quadratic (z = +4.17) terms (both p &lt; 0.0001). The UPI Tier-2 e-payment interaction is negative (FSTS × DAI_epay = −4.02, p = 0.004), indicating domestic-rupee digital infrastructure does not substitute for the cross-border financial infrastructure exporters require.</w:t>
       </w:r>
     </w:p>
     <w:p>
@@ -258,7 +230,7 @@
         <w:t xml:space="preserve"> </w:t>
       </w:r>
       <w:r>
-        <w:t xml:space="preserve">This study provides the first firm-level evidence that extreme institutional transformation can dissolve the inverted-U threshold, rather than relocate its turning point. The finding identifies a previously untested scope condition for the canonical Lu and Beamish (2004) inverted-U claim. The threshold is conditional on institutional stability. The authors' earlier work on Indian firms (Do and Phan, 2025) uses a linear DOI specification, FGLS estimation, 380 matched firms, and an Upper Echelons theoretical lens. It is acknowledged here only as prior author work.</w:t>
+        <w:t xml:space="preserve">This provides the first firm-level evidence that extreme institutional transformation can dissolve, rather than relocate, the inverted-U threshold, identifying a previously untested scope condition for the Lu and Beamish (2004) claim: the threshold is conditional on institutional stability. The authors’ earlier work (Do and Phan, 2025; linear DOI, FGLS, 380 matched firms) is acknowledged as prior author work.</w:t>
       </w:r>
     </w:p>
     <w:p>
@@ -362,7 +334,7 @@
         </w:numPr>
       </w:pPr>
       <w:r>
-        <w:t xml:space="preserve">The collapse coincides with India's decade of exceptional institutional change: demonetisation, GST, IBC, UPI, PLI, COVID-19, and Atmanirbhar Bharat.</w:t>
+        <w:t xml:space="preserve">The collapse coincides with India’s decade of exceptional institutional change: demonetisation, GST, IBC, UPI, PLI, COVID-19, and Atmanirbhar Bharat.</w:t>
       </w:r>
     </w:p>
     <w:p>
@@ -406,7 +378,7 @@
       </w:r>
     </w:p>
     <w:bookmarkEnd w:id="21"/>
-    <w:bookmarkStart w:id="22" w:name="Xe3d0fc0bea9a42ce7605565d0964033d7f6ee47"/>
+    <w:bookmarkStart w:id="22" w:name="introduction"/>
     <w:p>
       <w:pPr>
         <w:pStyle w:val="Heading2"/>
@@ -420,7 +392,7 @@
         <w:pStyle w:val="FirstParagraph"/>
       </w:pPr>
       <w:r>
-        <w:t xml:space="preserve">India between 2014 and 2025 underwent institutional and digital transformation at a pace without obvious historical parallel in the post-independence period of any major emerging economy. The Modi government took office in May 2014 with an explicit reform agenda. Within thirty months, three foundational policy changes redrew the operating environment for private firms. The Insolvency and Bankruptcy Code (May 2016) replaced a fragmented bankruptcy regime. The demonetisation of 86 per cent of currency in circulation (November 2016) imposed an abrupt liquidity contraction whose firm-level effects have been documented as both immediate and persistent (Chodorow-Reich et al., 2020). The Goods and Services Tax (July 2017) replaced a federation of state-level indirect taxes with a single national framework. April 2016 also saw the launch of the Unified Payments Interface (UPI), public digital payment infrastructure that, by 2024, processed more than 12 billion transactions monthly. No developed economy has matched this scale of public digital adoption. The 2020 policy turn redirected national strategy inward. The Atmanirbhar Bharat (self-reliant India) doctrine and the Production-Linked Incentive (PLI) scheme reoriented firm-level capability incentives toward domestic manufacturing scale, even as the COVID-19 pandemic disrupted cross-border supply chains throughout 2020 and 2022. By 2024, India had become the world's fifth-largest economy and was hosting the G20 presidency. The eleven-year window of this study covers all of this institutional churn.</w:t>
+        <w:t xml:space="preserve">India between 2014 and 2025 underwent institutional and digital transformation at a pace without obvious historical parallel in the post-independence period of any major emerging economy. The Modi government took office in May 2014 with an explicit reform agenda. Within thirty months, three foundational policy changes redrew the operating environment for private firms. The Insolvency and Bankruptcy Code (May 2016) replaced a fragmented bankruptcy regime. The demonetisation of 86 per cent of currency in circulation (November 2016) imposed an abrupt liquidity contraction whose firm-level effects have been documented as both immediate and persistent (Chodorow-Reich et al., 2020). The Goods and Services Tax (July 2017) replaced a federation of state-level indirect taxes with a single national framework. April 2016 also saw the launch of the Unified Payments Interface (UPI), public digital payment infrastructure that, by 2024, processed more than 12 billion transactions monthly. No developed economy has matched this scale of public digital adoption. The 2020 policy turn redirected national strategy inward. The Atmanirbhar Bharat (self-reliant India) doctrine and the Production-Linked Incentive (PLI) scheme reoriented firm-level capability incentives toward domestic manufacturing scale, even as the COVID-19 pandemic disrupted cross-border supply chains throughout 2020 and 2022. By 2024, India had become the world’s fifth-largest economy and was hosting the G20 presidency. The eleven-year window of this study covers all of this institutional churn.</w:t>
       </w:r>
     </w:p>
     <w:p>
@@ -428,7 +400,7 @@
         <w:pStyle w:val="BodyText"/>
       </w:pPr>
       <w:r>
-        <w:t xml:space="preserve">The internationalisation–performance (I-P) literature offers a sharp prediction against which this setting can be tested. Lu and Beamish (2004), Contractor (2007), and the meta-analytic synthesis by Marano et al. (2016) document an inverted-U relationship between export intensity and firm productivity that has been replicated across geographic contexts, time windows, and performance measures. The relationship is now treated as a near-consensus generalisation. A small but pointed critique (Hennart, 2007; Verbeke and Forootan, 2012) questions specification and measurement; a moderating-conditions literature (Cuervo-Cazurra, 2012; Banalieva et al., 2017) examines how institutional development and firm characteristics shift the relationship. Yet across these literatures, one assumption remains conspicuously untested with within-country longitudinal data: that the inverted-U is structurally invariant to macro institutional change. The assumption is plausible. If the inverted-U reflects the firm-level cost-benefit balance between learning-by-exporting and over-extension costs, and if both sides of this balance are determined predominantly by firm-internal and industry-level mechanisms, then macro institutional shocks should shift the level of productivity without altering the threshold location. The institutions-based view (Peng et al., 2008; Peng et al., 2009) is compatible with this assumption when institutions evolve gradually. India's reform decade tests the limits of this compatibility.</w:t>
+        <w:t xml:space="preserve">The internationalisation–performance (I-P) literature offers a sharp prediction against which this setting can be tested. Lu and Beamish (2004), Contractor (2007), and the meta-analytic synthesis by Marano et al. (2016) document an inverted-U relationship between export intensity and firm productivity that has been replicated across geographic contexts, time windows, and performance measures. The relationship is now treated as a near-consensus generalisation. A small but pointed critique (Hennart, 2007; Verbeke and Forootan, 2012) questions specification and measurement; a moderating-conditions literature (Cuervo-Cazurra, 2012; Banalieva et al., 2017) examines how institutional development and firm characteristics shift the relationship. Yet across these literatures, one assumption remains conspicuously untested with within-country longitudinal data: that the inverted-U is structurally invariant to macro institutional change. The assumption is plausible. If the inverted-U reflects the firm-level cost-benefit balance between learning-by-exporting and over-extension costs, and if both sides of this balance are determined predominantly by firm-internal and industry-level mechanisms, then macro institutional shocks should shift the level of productivity without altering the threshold location. The institutions-based view (Peng et al., 2008; Peng et al., 2009) is compatible with this assumption when institutions evolve gradually. India’s reform decade tests the limits of this compatibility.</w:t>
       </w:r>
     </w:p>
     <w:p>
@@ -444,7 +416,7 @@
         <w:pStyle w:val="BodyText"/>
       </w:pPr>
       <w:r>
-        <w:t xml:space="preserve">This study makes three contributions. Firstly, the analysis provides the first within-country longitudinal evidence that the inverted-U export-intensity-productivity relationship can be dissolved by extreme institutional change, rather than only relocating its turning point. The turning point in 2014 lies at 61.8 per cent FSTS with the inverted-U strongly supported on Lind and Mehlum (2010) tests. In 2022 the turning point migrates inward to 40.7 per cent. In 2025 the quadratic curvature is statistically indistinguishable from zero, and the relationship is monotonically negative across the empirically relevant export-intensity range. Paternoster cross-wave z-tests (Paternoster et al., 1998) decisively reject coefficient equality. This identifies an environmental scope condition that the canonical I-P literature has implicitly assumed but never tested with multi-wave firm-level data. The inverted-U is conditional on institutional stability. Secondly, the analysis refines the developmental-state literature on public digital infrastructure by showing that public and private digital infrastructure are complements rather than substitutes in the export production function. India's UPI rails are highly effective for domestic transactions. They do not substitute for the cross-border financial infrastructure that exporters specifically require. The negative Tier-2 moderation is most coherently interpreted as a purpose-alignment requirement that prior treatments of public infrastructure substitution have not articulated. Thirdly, this study documents that capability constructs theoretically stable across contexts can exhibit context-dependent operating signs when major policy incentives redirect their strategic use. The Technological Capability Index operates as a positive level-shifter of productivity in 2014 and 2022. It then flips negative in 2025 with a positive export-intensity interaction. This pattern is consistent with the strategic emphasis trade-off documented by Mizik and Jacobson (2003), which has not previously been brought into the international business literature.</w:t>
+        <w:t xml:space="preserve">The analysis tests a baseline inverted-U hypothesis (H1) and four directional hypotheses: a competitive pair on threshold durability (H2a institutional shift versus H2b durability), technological-capability moderation (H3a level-shifter under stability, H3b export-intensity-contingent under post-PLI redirection), and digital-capability moderation (H4a private Tier-1 moderation, H4b public Tier-2 dominance). From this set, three contributions follow. Firstly (mapping to H2), the analysis provides the first within-country longitudinal evidence that the inverted-U export-intensity-productivity relationship can be dissolved by extreme institutional change, rather than only relocating its turning point. The turning point in 2014 lies at 61.8 per cent FSTS with the inverted-U strongly supported on Lind and Mehlum (2010) tests. In 2022 the turning point migrates inward to 40.7 per cent. In 2025 the quadratic curvature is statistically indistinguishable from zero, and the relationship is monotonically negative across the empirically relevant export-intensity range. Paternoster cross-wave z-tests (Paternoster et al., 1998) decisively reject coefficient equality. This identifies an environmental scope condition that the canonical I-P literature has implicitly assumed but never tested with multi-wave firm-level data. The inverted-U is conditional on institutional stability. Secondly (mapping to H4), the analysis refines the developmental-state literature on public digital infrastructure by showing that public and private digital infrastructure are complements rather than substitutes in the export production function. India’s UPI rails are highly effective for domestic transactions. They do not substitute for the cross-border financial infrastructure that exporters specifically require. The negative Tier-2 moderation is most coherently interpreted as a purpose-alignment requirement that prior treatments of public infrastructure substitution have not articulated. Thirdly (mapping to H3), this study documents that capability constructs theoretically stable across contexts can exhibit context-dependent operating signs when major policy incentives redirect their strategic use. The Technological Capability Index operates as a positive level-shifter of productivity in 2014 and 2022. It then flips negative in 2025 with a positive export-intensity interaction. This pattern is consistent with the strategic emphasis trade-off documented by Mizik and Jacobson (2003), which has not previously been brought into the international business literature.</w:t>
       </w:r>
     </w:p>
     <w:p>
@@ -452,7 +424,7 @@
         <w:pStyle w:val="BodyText"/>
       </w:pPr>
       <w:r>
-        <w:t xml:space="preserve">This study extends but does not duplicate the authors' earlier work on Indian firms. Do and Phan (2025) examined a matched sub-sample of 380 firms across two waves. That study used a linear specification of degree of internationalisation, the Uppsala (Johanson and Vahlne, 1977) and Upper Echelons (Hambrick and Mason, 1984) frameworks, feasible generalised least squares estimation, and top-management-team moderation as the central research question. The present study uses a different theoretical lens (the institutions-based view), a different specification (quadratic inverted-U with Lind–Mehlum testing), a different sample (the full WBES across three waves), a different method (ordinary least squares with heteroscedasticity-robust and state-clustered standard errors), and a different research question (threshold dynamics under institutional shift). The two studies are complementary rather than overlapping. The prior work characterises managerial mechanisms operating within the firm. The present work characterises institutional mechanisms operating on the firm.</w:t>
+        <w:t xml:space="preserve">This study extends but does not duplicate the authors’ earlier work on Indian firms. Do and Phan (2025) examined a matched sub-sample of 380 firms across two waves. That study used a linear specification of degree of internationalisation, the Uppsala (Johanson and Vahlne, 1977) and Upper Echelons (Hambrick and Mason, 1984) frameworks, feasible generalised least squares estimation, and top-management-team moderation as the central research question. The present study uses a different theoretical lens (the institutions-based view), a different specification (quadratic inverted-U with Lind–Mehlum testing), a different sample (the full WBES across three waves), a different method (ordinary least squares with heteroscedasticity-robust and state-clustered standard errors), and a different research question (threshold dynamics under institutional shift). The two studies are complementary rather than overlapping. The prior work characterises managerial mechanisms operating within the firm. The present work characterises institutional mechanisms operating on the firm.</w:t>
       </w:r>
     </w:p>
     <w:p>
@@ -464,7 +436,7 @@
       </w:r>
     </w:p>
     <w:bookmarkEnd w:id="22"/>
-    <w:bookmarkStart w:id="31" w:name="X8bf20a63f0decf7b16e99d564b9958ec4fbbb23"/>
+    <w:bookmarkStart w:id="31" w:name="theory-and-hypotheses"/>
     <w:p>
       <w:pPr>
         <w:pStyle w:val="Heading2"/>
@@ -473,7 +445,7 @@
         <w:t xml:space="preserve">2. Theory and Hypotheses</w:t>
       </w:r>
     </w:p>
-    <w:bookmarkStart w:id="23" w:name="Xcec8abb30929305ffaf22433e6006159dcafc70"/>
+    <w:bookmarkStart w:id="23" w:name="X43c84b9269dc477895c44f820702e9060fb814e"/>
     <w:p>
       <w:pPr>
         <w:pStyle w:val="Heading3"/>
@@ -517,7 +489,7 @@
       </w:r>
     </w:p>
     <w:bookmarkEnd w:id="23"/>
-    <w:bookmarkStart w:id="24" w:name="X318c1fea634a10967c98191445c5d08ccb10924"/>
+    <w:bookmarkStart w:id="24" w:name="X1122495630921333020f7d159de308f08cf24a7"/>
     <w:p>
       <w:pPr>
         <w:pStyle w:val="Heading3"/>
@@ -539,7 +511,7 @@
         <w:pStyle w:val="BodyText"/>
       </w:pPr>
       <w:r>
-        <w:t xml:space="preserve">North (1990) and Williamson (2000) distinguish institutional change at multiple levels operating at different time scales: formal rules (years), regulatory enforcement (decades), and informal norms (generations). India's 2014 to 2025 window contains formal-rule shocks at exceptional density. These include demonetisation (November 2016), the Goods and Services Tax (July 2017), the Insolvency and Bankruptcy Code (May 2016), the Production-Linked Incentive scheme (2020), COVID-19 supply-chain disruption (2020 to 2022), and the Atmanirbhar Bharat self-reliance policy (2020). Each is non-trivial individually. The compounding effect over a decade has no comparable historical precedent in a major emerging market.</w:t>
+        <w:t xml:space="preserve">North (1990) and Williamson (2000) distinguish institutional change at multiple levels operating at different time scales: formal rules (years), regulatory enforcement (decades), and informal norms (generations). India’s 2014 to 2025 window contains formal-rule shocks at exceptional density. These include demonetisation (November 2016), the Goods and Services Tax (July 2017), the Insolvency and Bankruptcy Code (May 2016), the Production-Linked Incentive scheme (2020), COVID-19 supply-chain disruption (2020 to 2022), and the Atmanirbhar Bharat self-reliance policy (2020). Each is non-trivial individually. The compounding effect over a decade has no comparable historical precedent in a major emerging market.</w:t>
       </w:r>
     </w:p>
     <w:p>
@@ -595,7 +567,7 @@
       </w:r>
     </w:p>
     <w:bookmarkEnd w:id="24"/>
-    <w:bookmarkStart w:id="25" w:name="X060d31242d4306baafc5e03914e6254ae49e087"/>
+    <w:bookmarkStart w:id="25" w:name="technological-capability-moderation"/>
     <w:p>
       <w:pPr>
         <w:pStyle w:val="Heading3"/>
@@ -653,11 +625,11 @@
         <w:t xml:space="preserve"> </w:t>
       </w:r>
       <w:r>
-        <w:t xml:space="preserve">Under conditions of post-PLI strategic redirection (2025), technological capability's positive contribution becomes contingent on export intensity rather than independent of it.</w:t>
+        <w:t xml:space="preserve">Under conditions of post-PLI strategic redirection (2025), technological capability’s positive contribution becomes contingent on export intensity rather than independent of it.</w:t>
       </w:r>
     </w:p>
     <w:bookmarkEnd w:id="25"/>
-    <w:bookmarkStart w:id="26" w:name="X0ff06f102d45fcb8fa4478a82f55fd8f58f23cc"/>
+    <w:bookmarkStart w:id="26" w:name="X70a2bee9dfb3e9a520e126500e6cfbc083fe498"/>
     <w:p>
       <w:pPr>
         <w:pStyle w:val="Heading3"/>
@@ -671,7 +643,7 @@
         <w:pStyle w:val="FirstParagraph"/>
       </w:pPr>
       <w:r>
-        <w:t xml:space="preserve">The Digital Adoption Index (DAI) is decomposed into two tiers that reflect distinct types of digital infrastructure. Tier-1 captures private firm-level digital adoption, measured by an own-website binary available in all three WBES waves (2014, 2022, 2025). Tier-2 captures public-infrastructure-mediated digital adoption, measured by the percentage of sales received via electronic payment, available only in the 2025 BREADY schema. India's Unified Payments Interface (UPI) launched in April 2016 and reached 12 billion transactions per month by 2024, providing the empirical context for Tier-2. UPI is public digital infrastructure on a scale rarely matched in any emerging economy.</w:t>
+        <w:t xml:space="preserve">The Digital Adoption Index (DAI) is decomposed into two tiers that reflect distinct types of digital infrastructure. Tier-1 captures private firm-level digital adoption, measured by an own-website binary available in all three WBES waves (2014, 2022, 2025). Tier-2 captures public-infrastructure-mediated digital adoption, measured by the percentage of sales received via electronic payment, available only in the 2025 BREADY schema. India’s Unified Payments Interface (UPI) launched in April 2016 and reached 12 billion transactions per month by 2024, providing the empirical context for Tier-2. UPI is public digital infrastructure on a scale rarely matched in any emerging economy.</w:t>
       </w:r>
     </w:p>
     <w:p>
@@ -727,7 +699,7 @@
       </w:r>
     </w:p>
     <w:bookmarkEnd w:id="26"/>
-    <w:bookmarkStart w:id="30" w:name="Xd220370935321604b8cdfc5a5895802593c0b72"/>
+    <w:bookmarkStart w:id="30" w:name="conceptual-model"/>
     <w:p>
       <w:pPr>
         <w:pStyle w:val="Heading3"/>
@@ -746,7 +718,7 @@
     </w:p>
     <w:p>
       <w:pPr>
-        <w:pStyle w:val="BodyText"/>
+        <w:pStyle w:val="CaptionedFigure"/>
       </w:pPr>
       <w:r>
         <w:drawing>
@@ -790,13 +762,18 @@
           </wp:inline>
         </w:drawing>
       </w:r>
-      <w:r>
-        <w:t xml:space="preserve">{width=6.5in}</w:t>
+    </w:p>
+    <w:p>
+      <w:pPr>
+        <w:pStyle w:val="ImageCaption"/>
+      </w:pPr>
+      <w:r>
+        <w:t xml:space="preserve">Figure 1. Conceptual model: conditional inverted-U with capability moderation under institutional scope condition.</w:t>
       </w:r>
     </w:p>
     <w:bookmarkEnd w:id="30"/>
     <w:bookmarkEnd w:id="31"/>
-    <w:bookmarkStart w:id="37" w:name="X5eb800a903106e48a684e9ea9de39ed619b9df8"/>
+    <w:bookmarkStart w:id="36" w:name="data-and-methods"/>
     <w:p>
       <w:pPr>
         <w:pStyle w:val="Heading2"/>
@@ -805,7 +782,7 @@
         <w:t xml:space="preserve">3. Data and Methods</w:t>
       </w:r>
     </w:p>
-    <w:bookmarkStart w:id="33" w:name="Xe44c7198c5f456f0b96f26ab6247749e5a25829"/>
+    <w:bookmarkStart w:id="32" w:name="data-sources"/>
     <w:p>
       <w:pPr>
         <w:pStyle w:val="Heading3"/>
@@ -827,28 +804,11 @@
         <w:pStyle w:val="BodyText"/>
       </w:pPr>
       <w:r>
-        <w:t xml:space="preserve">WBES microdata are publicly available at</w:t>
-      </w:r>
-      <w:r>
-        <w:t xml:space="preserve"> </w:t>
-      </w:r>
-      <w:hyperlink r:id="rId32">
-        <w:r>
-          <w:rPr>
-            <w:rStyle w:val="Hyperlink"/>
-          </w:rPr>
-          <w:t xml:space="preserve">https://www.enterprisesurveys.org</w:t>
-        </w:r>
-      </w:hyperlink>
-      <w:r>
-        <w:t xml:space="preserve"> </w:t>
-      </w:r>
-      <w:r>
-        <w:t xml:space="preserve">subject to World Bank registration.</w:t>
-      </w:r>
-    </w:p>
-    <w:bookmarkEnd w:id="33"/>
-    <w:bookmarkStart w:id="34" w:name="Xbcf9f12e79107fa2c089aaf13fc6c4fb773f1c2"/>
+        <w:t xml:space="preserve">WBES microdata are publicly available at https://www.enterprisesurveys.org subject to World Bank registration.</w:t>
+      </w:r>
+    </w:p>
+    <w:bookmarkEnd w:id="32"/>
+    <w:bookmarkStart w:id="33" w:name="variables"/>
     <w:p>
       <w:pPr>
         <w:pStyle w:val="Heading3"/>
@@ -880,8 +840,8 @@
         <w:t xml:space="preserve">for exact construction.]</w:t>
       </w:r>
     </w:p>
-    <w:bookmarkEnd w:id="34"/>
-    <w:bookmarkStart w:id="35" w:name="X4b795af974b5b07f42f16cec52da76c45fb8d2a"/>
+    <w:bookmarkEnd w:id="33"/>
+    <w:bookmarkStart w:id="34" w:name="X2d2d5d3672368fb46842627a3037ee4bc4105ba"/>
     <w:p>
       <w:pPr>
         <w:pStyle w:val="Heading3"/>
@@ -997,7 +957,7 @@
         <w:t xml:space="preserve"> </w:t>
       </w:r>
       <w:r>
-        <w:t xml:space="preserve">(don't know) and</w:t>
+        <w:t xml:space="preserve">(don’t know) and</w:t>
       </w:r>
       <w:r>
         <w:t xml:space="preserve"> </w:t>
@@ -1030,8 +990,8 @@
         <w:t xml:space="preserve">(refusal). All negative codes are recoded to Stata missing.</w:t>
       </w:r>
     </w:p>
-    <w:bookmarkEnd w:id="35"/>
-    <w:bookmarkStart w:id="36" w:name="Xfcfef551bab64293bca084b9d423d059a51f3c8"/>
+    <w:bookmarkEnd w:id="34"/>
+    <w:bookmarkStart w:id="35" w:name="estimation-strategy"/>
     <w:p>
       <w:pPr>
         <w:pStyle w:val="Heading3"/>
@@ -1229,7 +1189,25 @@
         <w:pStyle w:val="FirstParagraph"/>
       </w:pPr>
       <w:r>
-        <w:t xml:space="preserve">Lind–Mehlum U-test (Lind &amp; Mehlum, 2010) verifies inverted-U: rejects H₀ "monotone or U" iff (i) β₁ + 2β₂·FSTS_min &gt; 0; (ii) β₁ + 2β₂·FSTS_max &lt; 0; (iii) β₂ &lt; 0.</w:t>
+        <w:t xml:space="preserve">Lind–Mehlum U-test (Lind &amp; Mehlum, 2010) verifies inverted-U: rejects H₀</w:t>
+      </w:r>
+      <w:r>
+        <w:t xml:space="preserve"> </w:t>
+      </w:r>
+      <w:r>
+        <w:t xml:space="preserve">“</w:t>
+      </w:r>
+      <w:r>
+        <w:t xml:space="preserve">monotone or U</w:t>
+      </w:r>
+      <w:r>
+        <w:t xml:space="preserve">”</w:t>
+      </w:r>
+      <w:r>
+        <w:t xml:space="preserve"> </w:t>
+      </w:r>
+      <w:r>
+        <w:t xml:space="preserve">iff (i) β₁ + 2β₂·FSTS_min &gt; 0; (ii) β₁ + 2β₂·FSTS_max &lt; 0; (iii) β₂ &lt; 0.</w:t>
       </w:r>
     </w:p>
     <w:p>
@@ -1489,9 +1467,9 @@
         <w:t xml:space="preserve">Joint F-test on cross-wave interactions in pooled model provides a multi-coefficient alternative test. Standard errors are reported under two specifications: HC1 (Eicker–Huber–White) heteroscedasticity-robust as the primary specification, and cluster-robust at the state level (WBES Sampling Region, ~24 clusters per wave) as the robustness specification. With cluster counts in the 20–30 range, asymptotic justification for cluster-robust inference is borderline (Cameron et al., 2008); wild cluster bootstrap (MacKinnon and Webb, 2017) is acknowledged as a tighter alternative that would be appropriate in revision.</w:t>
       </w:r>
     </w:p>
+    <w:bookmarkEnd w:id="35"/>
     <w:bookmarkEnd w:id="36"/>
-    <w:bookmarkEnd w:id="37"/>
-    <w:bookmarkStart w:id="53" w:name="X121719332867ee227f0a04b486098cee978c6e6"/>
+    <w:bookmarkStart w:id="52" w:name="results"/>
     <w:p>
       <w:pPr>
         <w:pStyle w:val="Heading2"/>
@@ -1500,7 +1478,7 @@
         <w:t xml:space="preserve">4. Results</w:t>
       </w:r>
     </w:p>
-    <w:bookmarkStart w:id="38" w:name="Xcfcbc1028680fbd618b9b585dd17cf608861803"/>
+    <w:bookmarkStart w:id="37" w:name="descriptive-statistics"/>
     <w:p>
       <w:pPr>
         <w:pStyle w:val="Heading3"/>
@@ -1514,7 +1492,7 @@
         <w:pStyle w:val="FirstParagraph"/>
       </w:pPr>
       <w:r>
-        <w:t xml:space="preserve">Sample sizes after listwise deletion on focal variables and firmage validation (capped at [0, 150]): 2014 N = 8,941; 2022 N = 9,300; 2025 N = 10,476. Mean export intensity declined from 7.2 % (2014) to 8.0 % (2022) to 2.7 % (2025), consistent with India's post-2020 inward shift under Atmanirbhar Bharat. Productivity levels rose: mean lnLP = 13.93 (2014), 14.37 (2022), 15.01 (2025). DAI Tier-1 (website adoption) was 52.7 % in 2014, 60.6 % in 2022, but declined to 41.8 % in 2025, suggesting that websites became less central as UPI absorbed customer-facing digital interaction. DAI Tier-2 (e-payment share), measured only in 2025, averaged 65.8 per cent. This level of e-payment uptake reflects UPI saturation. Full descriptives are reported in Table 1.</w:t>
+        <w:t xml:space="preserve">Sample sizes after listwise deletion on focal variables and firmage validation (capped at [0, 150]): 2014 N = 8,941; 2022 N = 9,300; 2025 N = 10,476. Mean export intensity declined from 7.2 % (2014) to 8.0 % (2022) to 2.7 % (2025), consistent with India’s post-2020 inward shift under Atmanirbhar Bharat. Productivity levels rose: mean lnLP = 13.93 (2014), 14.37 (2022), 15.01 (2025). DAI Tier-1 (website adoption) was 52.7 % in 2014, 60.6 % in 2022, but declined to 41.8 % in 2025, suggesting that websites became less central as UPI absorbed customer-facing digital interaction. DAI Tier-2 (e-payment share), measured only in 2025, averaged 65.8 per cent. This level of e-payment uptake reflects UPI saturation. Full descriptives are reported in Table 1.</w:t>
       </w:r>
     </w:p>
     <w:p>
@@ -1538,15 +1516,15 @@
     <w:tbl>
       <w:tblPr>
         <w:tblStyle w:val="Table"/>
-        <w:tblW w:type="auto" w:w="0"/>
+        <w:tblW w:type="pct" w:w="5000"/>
         <w:tblLook w:firstRow="1" w:lastRow="0" w:firstColumn="0" w:lastColumn="0" w:noHBand="0" w:noVBand="0" w:val="0020"/>
         <w:jc w:val="start"/>
       </w:tblPr>
       <w:tblGrid>
-        <w:gridCol w:w="1980"/>
-        <w:gridCol w:w="1980"/>
-        <w:gridCol w:w="1980"/>
-        <w:gridCol w:w="1980"/>
+        <w:gridCol w:w="1584"/>
+        <w:gridCol w:w="2112"/>
+        <w:gridCol w:w="2112"/>
+        <w:gridCol w:w="2112"/>
       </w:tblGrid>
       <w:tr>
         <w:trPr>
@@ -2014,8 +1992,8 @@
         <w:t xml:space="preserve">Note: Cell entries are mean (standard deviation). FSTS is direct plus indirect exports as a share of total sales. TCI is the z-standardised mean of four binary capability items (quality certification, foreign technology licence, product innovation, R&amp;D activity), available for firms responding to at least three items. DAI Tier-2 (e-payment share) is measured only in the 2025 BREADY wave.</w:t>
       </w:r>
     </w:p>
-    <w:bookmarkEnd w:id="38"/>
-    <w:bookmarkStart w:id="42" w:name="X3623da6fd251cdd708736906f4e561251a5ae18"/>
+    <w:bookmarkEnd w:id="37"/>
+    <w:bookmarkStart w:id="41" w:name="wave-by-wave-inverted-u-estimation"/>
     <w:p>
       <w:pPr>
         <w:pStyle w:val="Heading3"/>
@@ -2283,7 +2261,7 @@
         <w:pStyle w:val="FirstParagraph"/>
       </w:pPr>
       <w:r>
-        <w:t xml:space="preserve">Lind–Mehlum U-test joint p &lt; 0.0001. TP = 40.7 per cent (95 per cent CI: 38.0, 43.5). The 21-percentage-point inward migration of the turning point between 2014 and 2022 signals progressive structural change in the underlying firm-level production function. This period contains demonetisation, GST rollout, IBC introduction, COVID-19, and UPI's transition from launch to mass adoption.</w:t>
+        <w:t xml:space="preserve">Lind–Mehlum U-test joint p &lt; 0.0001. TP = 40.7 per cent (95 per cent CI: 38.0, 43.5). The 21-percentage-point inward migration of the turning point between 2014 and 2022 signals progressive structural change in the underlying firm-level production function. This period contains demonetisation, GST rollout, IBC introduction, COVID-19, and UPI’s transition from launch to mass adoption.</w:t>
       </w:r>
     </w:p>
     <w:p>
@@ -2446,15 +2424,15 @@
     <w:tbl>
       <w:tblPr>
         <w:tblStyle w:val="Table"/>
-        <w:tblW w:type="auto" w:w="0"/>
+        <w:tblW w:type="pct" w:w="5000"/>
         <w:tblLook w:firstRow="1" w:lastRow="0" w:firstColumn="0" w:lastColumn="0" w:noHBand="0" w:noVBand="0" w:val="0020"/>
         <w:jc w:val="start"/>
       </w:tblPr>
       <w:tblGrid>
-        <w:gridCol w:w="1980"/>
-        <w:gridCol w:w="1980"/>
-        <w:gridCol w:w="1980"/>
-        <w:gridCol w:w="1980"/>
+        <w:gridCol w:w="1584"/>
+        <w:gridCol w:w="2112"/>
+        <w:gridCol w:w="2112"/>
+        <w:gridCol w:w="2112"/>
       </w:tblGrid>
       <w:tr>
         <w:trPr>
@@ -3387,30 +3365,43 @@
           <w:iCs/>
           <w:i/>
         </w:rPr>
-        <w:t xml:space="preserve">Note: Coefficients with HC1 robust standard errors in parentheses on the second row; state-clustered standard errors (Cameron et al., 2008; ~24 clusters per wave) in brackets on the third row for FSTS and FSTS² terms. Significance under each SE: † p &lt; 0.10, * p &lt; 0.05, ** p &lt; 0.01, *** p &lt; 0.001. Turning point computed as TP = −β̂₁ / (2β̂₂); reported only for waves with inverted-U supported in Lind–Mehlum test.</w:t>
-      </w:r>
-    </w:p>
-    <w:p>
-      <w:pPr>
-        <w:pStyle w:val="BodyText"/>
+        <w:t xml:space="preserve">Note: Coefficients with HC1 robust standard errors in parentheses on the second row; state-clustered standard errors (Cameron et al., 2008; ~24 clusters per wave) in brackets on the third row for FSTS and FSTS² terms. Significance under each SE: † p &lt; 0.10,</w:t>
+      </w:r>
+      <w:r>
+        <w:rPr>
+          <w:iCs/>
+          <w:i/>
+        </w:rPr>
+        <w:t xml:space="preserve"> </w:t>
+      </w:r>
+      <w:r>
+        <w:t xml:space="preserve"> </w:t>
+      </w:r>
+      <w:r>
+        <w:t xml:space="preserve">p &lt; 0.05, ** p &lt; 0.01, *** p &lt; 0.001. Turning point computed as TP = −β̂₁ / (2β̂₂); reported only for waves with inverted-U supported in Lind–Mehlum test.*</w:t>
+      </w:r>
+    </w:p>
+    <w:p>
+      <w:pPr>
+        <w:pStyle w:val="CaptionedFigure"/>
       </w:pPr>
       <w:r>
         <w:drawing>
           <wp:inline>
             <wp:extent cx="5334000" cy="3130882"/>
             <wp:effectExtent b="0" l="0" r="0" t="0"/>
-            <wp:docPr descr="Figure 2. Wave-specific predicted I-P relationship: India 2014, 2022, 2025." title="" id="40" name="Picture"/>
+            <wp:docPr descr="Figure 2. Wave-specific predicted I-P relationship: India 2014, 2022, 2025." title="" id="39" name="Picture"/>
             <a:graphic>
               <a:graphicData uri="http://schemas.openxmlformats.org/drawingml/2006/picture">
                 <pic:pic>
                   <pic:nvPicPr>
-                    <pic:cNvPr descr="/home/user/MY_THESIS_PHD_CANDIDATE_26/p9_india/replication/figures/figure_2_predicted_curves.png" id="41" name="Picture"/>
+                    <pic:cNvPr descr="/home/user/MY_THESIS_PHD_CANDIDATE_26/p9_india/replication/figures/figure_2_predicted_curves.png" id="40" name="Picture"/>
                     <pic:cNvPicPr>
                       <a:picLocks noChangeArrowheads="1" noChangeAspect="1"/>
                     </pic:cNvPicPr>
                   </pic:nvPicPr>
                   <pic:blipFill>
-                    <a:blip r:embed="rId39"/>
+                    <a:blip r:embed="rId38"/>
                     <a:stretch>
                       <a:fillRect/>
                     </a:stretch>
@@ -3436,12 +3427,17 @@
           </wp:inline>
         </w:drawing>
       </w:r>
-      <w:r>
-        <w:t xml:space="preserve">{width=6.5in}</w:t>
-      </w:r>
-    </w:p>
-    <w:bookmarkEnd w:id="42"/>
-    <w:bookmarkStart w:id="46" w:name="Xa2a3c373760265790b1a8e7b307529c391ea560"/>
+    </w:p>
+    <w:p>
+      <w:pPr>
+        <w:pStyle w:val="ImageCaption"/>
+      </w:pPr>
+      <w:r>
+        <w:t xml:space="preserve">Figure 2. Wave-specific predicted I-P relationship: India 2014, 2022, 2025.</w:t>
+      </w:r>
+    </w:p>
+    <w:bookmarkEnd w:id="41"/>
+    <w:bookmarkStart w:id="45" w:name="Xd3a2f990fdcf9395af6a5a697379a40e70d23aa"/>
     <w:p>
       <w:pPr>
         <w:pStyle w:val="Heading3"/>
@@ -3461,18 +3457,18 @@
     <w:tbl>
       <w:tblPr>
         <w:tblStyle w:val="Table"/>
-        <w:tblW w:type="auto" w:w="0"/>
+        <w:tblW w:type="pct" w:w="5000"/>
         <w:tblLook w:firstRow="1" w:lastRow="0" w:firstColumn="0" w:lastColumn="0" w:noHBand="0" w:noVBand="0" w:val="0020"/>
         <w:jc w:val="start"/>
       </w:tblPr>
       <w:tblGrid>
-        <w:gridCol w:w="1131"/>
-        <w:gridCol w:w="1131"/>
-        <w:gridCol w:w="1131"/>
-        <w:gridCol w:w="1131"/>
-        <w:gridCol w:w="1131"/>
-        <w:gridCol w:w="1131"/>
-        <w:gridCol w:w="1131"/>
+        <w:gridCol w:w="880"/>
+        <w:gridCol w:w="1173"/>
+        <w:gridCol w:w="1173"/>
+        <w:gridCol w:w="1173"/>
+        <w:gridCol w:w="1173"/>
+        <w:gridCol w:w="1173"/>
+        <w:gridCol w:w="1173"/>
       </w:tblGrid>
       <w:tr>
         <w:trPr>
@@ -3772,25 +3768,25 @@
     </w:p>
     <w:p>
       <w:pPr>
-        <w:pStyle w:val="BodyText"/>
+        <w:pStyle w:val="CaptionedFigure"/>
       </w:pPr>
       <w:r>
         <w:drawing>
           <wp:inline>
             <wp:extent cx="5334000" cy="3485437"/>
             <wp:effectExtent b="0" l="0" r="0" t="0"/>
-            <wp:docPr descr="Figure 3. Turning-point estimates and 2025 threshold collapse." title="" id="44" name="Picture"/>
+            <wp:docPr descr="Figure 3. Turning-point estimates and 2025 threshold collapse." title="" id="43" name="Picture"/>
             <a:graphic>
               <a:graphicData uri="http://schemas.openxmlformats.org/drawingml/2006/picture">
                 <pic:pic>
                   <pic:nvPicPr>
-                    <pic:cNvPr descr="/home/user/MY_THESIS_PHD_CANDIDATE_26/p9_india/replication/figures/figure_3_turning_points.png" id="45" name="Picture"/>
+                    <pic:cNvPr descr="/home/user/MY_THESIS_PHD_CANDIDATE_26/p9_india/replication/figures/figure_3_turning_points.png" id="44" name="Picture"/>
                     <pic:cNvPicPr>
                       <a:picLocks noChangeArrowheads="1" noChangeAspect="1"/>
                     </pic:cNvPicPr>
                   </pic:nvPicPr>
                   <pic:blipFill>
-                    <a:blip r:embed="rId43"/>
+                    <a:blip r:embed="rId42"/>
                     <a:stretch>
                       <a:fillRect/>
                     </a:stretch>
@@ -3816,30 +3812,35 @@
           </wp:inline>
         </w:drawing>
       </w:r>
-      <w:r>
-        <w:t xml:space="preserve">{width=6.5in}</w:t>
+    </w:p>
+    <w:p>
+      <w:pPr>
+        <w:pStyle w:val="ImageCaption"/>
+      </w:pPr>
+      <w:r>
+        <w:t xml:space="preserve">Figure 3. Turning-point estimates and 2025 threshold collapse.</w:t>
+      </w:r>
+    </w:p>
+    <w:bookmarkEnd w:id="45"/>
+    <w:bookmarkStart w:id="46" w:name="three-wave-pooled-robustness"/>
+    <w:p>
+      <w:pPr>
+        <w:pStyle w:val="Heading3"/>
+      </w:pPr>
+      <w:r>
+        <w:t xml:space="preserve">4.4 Three-wave pooled robustness</w:t>
+      </w:r>
+    </w:p>
+    <w:p>
+      <w:pPr>
+        <w:pStyle w:val="FirstParagraph"/>
+      </w:pPr>
+      <w:r>
+        <w:t xml:space="preserve">The pooled 3-wave model with wave dummies (N = 28,717, R²_adj = 0.197) yields the following results. The Wave_2022 coefficient is +0.46 (p &lt; 0.0001), indicating productivity level rise. The Wave_2025 coefficient is +1.12 (p &lt; 0.0001), indicating accelerated level rise. The FSTS × wave_2022 interaction is +0.45 (p = 0.15), showing no robust shift from the 2014 baseline. The FSTS × wave_2025 interaction is −1.63 (p &lt; 0.0001), confirming the 2025 slope collapse. The FSTS² × wave_2022 interaction is −1.09 (p = 0.001), confirming the 2022 TP migration via curvature steepening. The FSTS² × wave_2025 interaction is +0.86 (p = 0.007), confirming the 2025 curvature flattening. The linear-trend specification yields FSTS × trend = −0.10 (p &lt; 0.001), confirming the progressive structural shift.</w:t>
       </w:r>
     </w:p>
     <w:bookmarkEnd w:id="46"/>
-    <w:bookmarkStart w:id="47" w:name="Xf60927d55a91114fea779cf36ab4cc04d3fbe2b"/>
-    <w:p>
-      <w:pPr>
-        <w:pStyle w:val="Heading3"/>
-      </w:pPr>
-      <w:r>
-        <w:t xml:space="preserve">4.4 Three-wave pooled robustness</w:t>
-      </w:r>
-    </w:p>
-    <w:p>
-      <w:pPr>
-        <w:pStyle w:val="FirstParagraph"/>
-      </w:pPr>
-      <w:r>
-        <w:t xml:space="preserve">The pooled 3-wave model with wave dummies (N = 28,742, R²_adj = 0.197) yields the following results. The Wave_2022 coefficient is +0.46 (p &lt; 0.0001), indicating productivity level rise. The Wave_2025 coefficient is +1.12 (p &lt; 0.0001), indicating accelerated level rise. The FSTS × wave_2022 interaction is +0.45 (p = 0.15), showing no robust shift from the 2014 baseline. The FSTS × wave_2025 interaction is −1.63 (p &lt; 0.0001), confirming the 2025 slope collapse. The FSTS² × wave_2022 interaction is −1.09 (p = 0.001), confirming the 2022 TP migration via curvature steepening. The FSTS² × wave_2025 interaction is +0.86 (p = 0.007), confirming the 2025 curvature flattening. The linear-trend specification yields FSTS × trend = −0.10 (p &lt; 0.001), confirming the progressive structural shift.</w:t>
-      </w:r>
-    </w:p>
-    <w:bookmarkEnd w:id="47"/>
-    <w:bookmarkStart w:id="51" w:name="Xfa6d62402842924c5c02d4fc334ff0a94d1ce6a"/>
+    <w:bookmarkStart w:id="50" w:name="capability-moderators-h3-h4a-h4b"/>
     <w:p>
       <w:pPr>
         <w:pStyle w:val="Heading3"/>
@@ -3881,7 +3882,7 @@
         <w:t xml:space="preserve"> </w:t>
       </w:r>
       <w:r>
-        <w:t xml:space="preserve">Significant positive main effect in all three waves (β ≈ +0.38 to +0.39). The FSTS × DAI_core interaction is insignificant in 2014, becomes positive significant in 2022 (FSTS × DAI = +1.43, p = 0.02), and loses significance in 2025. This is consistent with website's diminishing marginal role as UPI absorbed customer-facing digital interaction.</w:t>
+        <w:t xml:space="preserve">Significant positive main effect in all three waves (β ≈ +0.38 to +0.39). The FSTS × DAI_core interaction is insignificant in 2014, becomes positive significant in 2022 (FSTS × DAI = +1.43, p = 0.02), and loses significance in 2025. This is consistent with website’s diminishing marginal role as UPI absorbed customer-facing digital interaction.</w:t>
       </w:r>
     </w:p>
     <w:p>
@@ -3899,7 +3900,7 @@
         <w:t xml:space="preserve"> </w:t>
       </w:r>
       <w:r>
-        <w:t xml:space="preserve">The interaction is negative (FSTS × DAI_epay = −4.02, p = 0.004; FSTS² × DAI_epay = +3.39, p = 0.10). Among firms with high UPI e-payment adoption, productivity declines more steeply with export intensity. H4b (Tier-2 dominates Tier-1) is refuted. UPI public infrastructure does not substitute for the cross-border financial infrastructure exporters require. UPI rails are rupee-denominated and domestically oriented. Exporters need SWIFT, correspondent banking, and trade finance instruments. These distinct infrastructure layers are not subsidised by India's domestic digital public infrastructure stack. The full capability-moderation estimates are reported in Table 4. The temporal relationship between UPI rollout and the WBES survey waves is visualised in Figure 4.</w:t>
+        <w:t xml:space="preserve">The interaction is negative (FSTS × DAI_epay = −4.02, p = 0.004; FSTS² × DAI_epay = +3.39, p = 0.10). Among firms with high UPI e-payment adoption, productivity declines more steeply with export intensity. H4b (Tier-2 dominates Tier-1) is refuted. UPI public infrastructure does not substitute for the cross-border financial infrastructure exporters require. UPI rails are rupee-denominated and domestically oriented. Exporters need SWIFT, correspondent banking, and trade finance instruments. These distinct infrastructure layers are not subsidised by India’s domestic digital public infrastructure stack. The full capability-moderation estimates are reported in Table 4. The temporal relationship between UPI rollout and the WBES survey waves is visualised in Figure 4.</w:t>
       </w:r>
     </w:p>
     <w:p>
@@ -3931,17 +3932,17 @@
     <w:tbl>
       <w:tblPr>
         <w:tblStyle w:val="Table"/>
-        <w:tblW w:type="auto" w:w="0"/>
+        <w:tblW w:type="pct" w:w="5000"/>
         <w:tblLook w:firstRow="1" w:lastRow="0" w:firstColumn="0" w:lastColumn="0" w:noHBand="0" w:noVBand="0" w:val="0020"/>
         <w:jc w:val="start"/>
       </w:tblPr>
       <w:tblGrid>
-        <w:gridCol w:w="1320"/>
-        <w:gridCol w:w="1320"/>
-        <w:gridCol w:w="1320"/>
-        <w:gridCol w:w="1320"/>
-        <w:gridCol w:w="1320"/>
-        <w:gridCol w:w="1320"/>
+        <w:gridCol w:w="1033"/>
+        <w:gridCol w:w="1377"/>
+        <w:gridCol w:w="1377"/>
+        <w:gridCol w:w="1377"/>
+        <w:gridCol w:w="1377"/>
+        <w:gridCol w:w="1377"/>
       </w:tblGrid>
       <w:tr>
         <w:trPr>
@@ -4872,30 +4873,43 @@
           <w:iCs/>
           <w:i/>
         </w:rPr>
-        <w:t xml:space="preserve">Note: M3 augments M2 with TCI and FSTS × TCI / FSTS² × TCI interactions. M4 augments M2 with DAI Tier-1 (own-website binary) and corresponding interactions. M4b augments M2 with DAI Tier-2 (% sales received via electronic payment, 2025 BREADY only) and corresponding interactions. All HC1 robust standard errors. Significance: † p &lt; 0.10, * p &lt; 0.05, ** p &lt; 0.01, *** p &lt; 0.001. Controls (ln(Employees), firm age, foreign ownership) included but suppressed for space.</w:t>
-      </w:r>
-    </w:p>
-    <w:p>
-      <w:pPr>
-        <w:pStyle w:val="BodyText"/>
+        <w:t xml:space="preserve">Note: M3 augments M2 with TCI and FSTS × TCI / FSTS² × TCI interactions. M4 augments M2 with DAI Tier-1 (own-website binary) and corresponding interactions. M4b augments M2 with DAI Tier-2 (% sales received via electronic payment, 2025 BREADY only) and corresponding interactions. All HC1 robust standard errors. Significance: † p &lt; 0.10,</w:t>
+      </w:r>
+      <w:r>
+        <w:rPr>
+          <w:iCs/>
+          <w:i/>
+        </w:rPr>
+        <w:t xml:space="preserve"> </w:t>
+      </w:r>
+      <w:r>
+        <w:t xml:space="preserve"> </w:t>
+      </w:r>
+      <w:r>
+        <w:t xml:space="preserve">p &lt; 0.05, ** p &lt; 0.01, *** p &lt; 0.001. Controls (ln(Employees), firm age, foreign ownership) included but suppressed for space.*</w:t>
+      </w:r>
+    </w:p>
+    <w:p>
+      <w:pPr>
+        <w:pStyle w:val="CaptionedFigure"/>
       </w:pPr>
       <w:r>
         <w:drawing>
           <wp:inline>
             <wp:extent cx="5334000" cy="3738442"/>
             <wp:effectExtent b="0" l="0" r="0" t="0"/>
-            <wp:docPr descr="Figure 4. UPI rollout and Indian institutional shocks, 2014-2025." title="" id="49" name="Picture"/>
+            <wp:docPr descr="Figure 4. UPI rollout and Indian institutional shocks, 2014-2025." title="" id="48" name="Picture"/>
             <a:graphic>
               <a:graphicData uri="http://schemas.openxmlformats.org/drawingml/2006/picture">
                 <pic:pic>
                   <pic:nvPicPr>
-                    <pic:cNvPr descr="/home/user/MY_THESIS_PHD_CANDIDATE_26/p9_india/replication/figures/figure_4_upi_timeline.png" id="50" name="Picture"/>
+                    <pic:cNvPr descr="/home/user/MY_THESIS_PHD_CANDIDATE_26/p9_india/replication/figures/figure_4_upi_timeline.png" id="49" name="Picture"/>
                     <pic:cNvPicPr>
                       <a:picLocks noChangeArrowheads="1" noChangeAspect="1"/>
                     </pic:cNvPicPr>
                   </pic:nvPicPr>
                   <pic:blipFill>
-                    <a:blip r:embed="rId48"/>
+                    <a:blip r:embed="rId47"/>
                     <a:stretch>
                       <a:fillRect/>
                     </a:stretch>
@@ -4921,12 +4935,17 @@
           </wp:inline>
         </w:drawing>
       </w:r>
-      <w:r>
-        <w:t xml:space="preserve">{width=6.5in}</w:t>
-      </w:r>
-    </w:p>
-    <w:bookmarkEnd w:id="51"/>
-    <w:bookmarkStart w:id="52" w:name="X7b68f907ed55e65a2ee44288bf21fafeaedb955"/>
+    </w:p>
+    <w:p>
+      <w:pPr>
+        <w:pStyle w:val="ImageCaption"/>
+      </w:pPr>
+      <w:r>
+        <w:t xml:space="preserve">Figure 4. UPI rollout and Indian institutional shocks, 2014-2025.</w:t>
+      </w:r>
+    </w:p>
+    <w:bookmarkEnd w:id="50"/>
+    <w:bookmarkStart w:id="51" w:name="robustness-checks"/>
     <w:p>
       <w:pPr>
         <w:pStyle w:val="Heading3"/>
@@ -5080,18 +5099,18 @@
     <w:tbl>
       <w:tblPr>
         <w:tblStyle w:val="Table"/>
-        <w:tblW w:type="auto" w:w="0"/>
+        <w:tblW w:type="pct" w:w="5000"/>
         <w:tblLook w:firstRow="1" w:lastRow="0" w:firstColumn="0" w:lastColumn="0" w:noHBand="0" w:noVBand="0" w:val="0020"/>
         <w:jc w:val="start"/>
       </w:tblPr>
       <w:tblGrid>
-        <w:gridCol w:w="1131"/>
-        <w:gridCol w:w="1131"/>
-        <w:gridCol w:w="1131"/>
-        <w:gridCol w:w="1131"/>
-        <w:gridCol w:w="1131"/>
-        <w:gridCol w:w="1131"/>
-        <w:gridCol w:w="1131"/>
+        <w:gridCol w:w="913"/>
+        <w:gridCol w:w="1218"/>
+        <w:gridCol w:w="1218"/>
+        <w:gridCol w:w="1218"/>
+        <w:gridCol w:w="1218"/>
+        <w:gridCol w:w="1218"/>
+        <w:gridCol w:w="913"/>
       </w:tblGrid>
       <w:tr>
         <w:trPr>
@@ -6982,408 +7001,48 @@
           <w:iCs/>
           <w:i/>
         </w:rPr>
-        <w:t xml:space="preserve">Note: HC1 robust standard errors used throughout. Significance: † p &lt; 0.10, * p &lt; 0.05, ** p &lt; 0.01, *** p &lt; 0.001. Inv-U? column indicates whether Lind–Mehlum (2010) joint U-test supports inverted-U at the 5 % level. Manufacturing classification uses ISIC Rev 3.1 codes 15–37 for 2014 PICS3 and ISIC Rev 4 codes 10–33 for 2022 BEE and 2025 BREADY. R4 uses standardised labour productivity in levels (z-score within wave) as the dependent variable.</w:t>
-      </w:r>
-    </w:p>
-    <w:bookmarkEnd w:id="52"/>
-    <w:bookmarkEnd w:id="53"/>
-    <w:bookmarkStart w:id="60" w:name="X735612638e4e736e4693e459c258977262c0dfc"/>
-    <w:p>
-      <w:pPr>
-        <w:pStyle w:val="Heading2"/>
-      </w:pPr>
-      <w:r>
-        <w:t xml:space="preserve">5. Discussion</w:t>
-      </w:r>
-    </w:p>
-    <w:bookmarkStart w:id="54" w:name="Xc19094a4c16362caac43b24a1cfd1e566bed788"/>
-    <w:p>
-      <w:pPr>
-        <w:pStyle w:val="Heading3"/>
-      </w:pPr>
-      <w:r>
-        <w:t xml:space="preserve">5.1 Shift, not durability: the institutional dissolution of the inverted-U</w:t>
-      </w:r>
-    </w:p>
-    <w:p>
-      <w:pPr>
-        <w:pStyle w:val="FirstParagraph"/>
-      </w:pPr>
-      <w:r>
-        <w:t xml:space="preserve">The empirical evidence decisively supports H2a over H2b. The Paternoster z-tests under HC1 standard errors reject coefficient equality between 2014 and 2025 with extreme force (FSTS z = −7.94; FSTS² z = +4.17; both p &lt; 0.0001). Under the more conservative state-clustered standard errors (Cameron et al., 2008), the rejection remains significant (FSTS z = −3.50, p = 0.0005; FSTS² z = +2.19, p = 0.029). This holds despite the much smaller effective sample size implied by approximately 24 state clusters. The 3-wave pooled robustness with wave dummies confirms FSTS × wave_2025 = −1.63 (p &lt; 0.0001 HC1) and FSTS² × wave_2025 = +0.86 (p = 0.007 HC1). The linear-trend specification yields FSTS × trend = −0.10 (p &lt; 0.001). This is consistent with a monotone progression rather than a sudden break.</w:t>
-      </w:r>
-    </w:p>
-    <w:p>
-      <w:pPr>
-        <w:pStyle w:val="BodyText"/>
-      </w:pPr>
-      <w:r>
-        <w:t xml:space="preserve">A natural concern is whether the apparent shift is a schema artifact. The 2014 wave uses the WBES PICS3 instrument, the 2025 wave uses the new BREADY instrument, and the two are not identical in question wording or sampling design. The 2022 BEE intermediate wave provides the critical bridge. If the 2025 collapse were purely a schema artifact, a discontinuity would be expected between 2022 and 2025 (the BEE-to-BREADY transition), with 2014 and 2022 being indistinguishable. The data show the opposite pattern. The turning point migrates monotonically inward from 61.8 per cent in 2014 to 40.7 per cent in 2022, a 21-percentage-point inward shift across the demonetisation, GST, and IBC window with the underlying PICS-derived instrument. The relationship then dissolves by 2025. The 2022 inverted-U is statistically the strongest of the three waves (Lind–Mehlum joint p &lt; 1e-12). This is incompatible with the hypothesis that an instrument change in 2022 mechanically suppressed the curvature. Progressive structural shift fits the data. Instrument artifact does not.</w:t>
-      </w:r>
-    </w:p>
-    <w:p>
-      <w:pPr>
-        <w:pStyle w:val="BodyText"/>
-      </w:pPr>
-      <w:r>
-        <w:t xml:space="preserve">Three mechanisms can explain the shift. Firstly, the Atmanirbhar Bharat self-reliance policy (2020) and PLI scheme rollout (2020 onward) redirect strategic firm investment toward domestic manufacturing. This shifts firms away from the export-orientation that the 2014 institutional environment rewarded. Secondly, COVID-19 supply-chain disruption (2020 to 2022) altered the marginal cost of cross-border activity, possibly permanently. This raises the over-extension cost faced by Indian exporters. Thirdly, the global trade environment in 2025 is characterised by re-shoring, friend-shoring, and elevated cross-border policy uncertainty. These factors may have shifted the optimal scale of internationalisation downward across all exporters, flattening the cost-benefit balance that previously generated the inverted-U.</w:t>
-      </w:r>
-    </w:p>
-    <w:p>
-      <w:pPr>
-        <w:pStyle w:val="BodyText"/>
-      </w:pPr>
-      <w:r>
-        <w:t xml:space="preserve">The five robustness specifications reported in §4.6 reinforce the structural interpretation. The manufacturing-only sub-sample confirms the cross-wave shift with Paternoster z-tests within 12 per cent of full-sample magnitudes. This rules out service-firm composition as a driver. The trimmed-FSTS specification rules out extreme exporter influence. The size sub-sample analysis reveals a finer nuance. The 2014 inverted-U was concentrated in larger firms (employees ≥ 100). The pattern extended to smaller firms only by 2022 before collapsing for both segments in 2025. This pattern is consistent with the documented broadening of SME exporter participation under the 2014 to 2020 export-promotion policy expansion, followed by its post-2020 reversal under Atmanirbhar Bharat. The pattern is not consistent with a measurement-induced collapse.</w:t>
-      </w:r>
-    </w:p>
-    <w:bookmarkEnd w:id="54"/>
-    <w:bookmarkStart w:id="55" w:name="X5aa2e568177abc248bc73a150f5dd80385661c2"/>
-    <w:p>
-      <w:pPr>
-        <w:pStyle w:val="Heading3"/>
-      </w:pPr>
-      <w:r>
-        <w:t xml:space="preserve">5.2 Domestic versus cross-border digital infrastructure: a complementarity, not substitution</w:t>
-      </w:r>
-    </w:p>
-    <w:p>
-      <w:pPr>
-        <w:pStyle w:val="FirstParagraph"/>
-      </w:pPr>
-      <w:r>
-        <w:t xml:space="preserve">The H4b refutation is theoretically more informative than a successful confirmation would have been. UPI Tier-2 adoption interacts negatively with export intensity (FSTS × DAI_epay = −4.02, p = 0.004 HC1). This is the opposite of what the developmental-state substitution hypothesis predicts. A complementarity interpretation is proposed. Public digital infrastructure substitutes for private capability only when the public infrastructure is purpose-aligned with the firm's productive activity. UPI is purpose-aligned for domestic transactions. It operates on rupee rails, requires Aadhaar-anchored KYC for counterparties resident in India, and integrates with the domestic banking system rather than international correspondent networks. Exporters require a different infrastructure stack: SWIFT for cross-border messaging, correspondent banking for settlement, trade finance for working capital across long shipping cycles, export-credit insurance, and forward-exchange facilities for hedging.</w:t>
-      </w:r>
-    </w:p>
-    <w:p>
-      <w:pPr>
-        <w:pStyle w:val="BodyText"/>
-      </w:pPr>
-      <w:r>
-        <w:t xml:space="preserve">Aschauer (1989) studies highways and Donaldson (2018) studies railroads. Both document large productivity returns to purpose-aligned public infrastructure for domestic commerce. The present finding is the symmetric negative case. Public infrastructure that is not purpose-aligned with the firm's productive activity does not deliver productivity returns. It may even substitute attention away from the cross-border infrastructure investment that exporters actually need. The negative interaction estimated here is plausibly driven both by selection (firms with high domestic-customer share rely more on UPI and are mechanically less export-intensive) and by behavioural substitution (the salience of domestic digital infrastructure may reduce firm attention to the export-finance stack). Disentangling these requires firm-level panel data with UPI-adoption timing. This is a worthwhile extension that the present cross-sectional design cannot resolve.</w:t>
-      </w:r>
-    </w:p>
-    <w:p>
-      <w:pPr>
-        <w:pStyle w:val="BodyText"/>
-      </w:pPr>
-      <w:r>
-        <w:t xml:space="preserve">A potential endogeneity concern deserves explicit acknowledgement. Among firms in 2025 with high DAI_epay, the export-intensity distribution is mechanically truncated downward. Firms whose customers are foreign do not pay via UPI, so high UPI share and high export share are inversely related in the data-generating process itself. The negative interaction estimated here may partly reflect this mechanical inverse correlation rather than a behavioural mechanism. The H4b refutation is treated as suggestive rather than definitive. The complementarity interpretation is offered as the most theoretically coherent explanation. Causal validation requires either an instrumental variable for UPI adoption or a panel design that observes within-firm UPI uptake.</w:t>
-      </w:r>
-    </w:p>
-    <w:bookmarkEnd w:id="55"/>
-    <w:bookmarkStart w:id="56" w:name="Xfb124a5024cf96d638b9a68daad9b3c0689502a"/>
-    <w:p>
-      <w:pPr>
-        <w:pStyle w:val="Heading3"/>
-      </w:pPr>
-      <w:r>
-        <w:t xml:space="preserve">5.3 The TCI sign reversal under post-PLI strategic redirection</w:t>
-      </w:r>
-    </w:p>
-    <w:p>
-      <w:pPr>
-        <w:pStyle w:val="FirstParagraph"/>
-      </w:pPr>
-      <w:r>
-        <w:t xml:space="preserve">The Technological Capability Index operates as a positive level-shifter in 2014 (β = +0.12, p &lt; 0.0001) and 2022 (β = +0.19, p &lt; 0.0001), supporting H3a. In 2025, the TCI main effect flips to negative (β = −0.08, p &lt; 0.0001) and the FSTS × TCI interaction becomes positive and significant (β = +0.20, p = 0.03), supporting H3b. The pattern is consistent with the Mizik and Jacobson (2003) strategic emphasis trade-off. When policy incentives redirect technological capability investment toward domestic manufacturing (PLI), firms accumulating TCI primarily for domestic ends experience competing demands on the same internal resources. This suppresses the productivity returns that TCI delivered when capability accumulation was indifferent to export orientation. The positive FSTS × TCI interaction in 2025 indicates that TCI continues to deliver returns specifically to firms that maintain high export orientation. This is the subset for whom capability investment remains export-aligned. The result reinforces the broader institutional argument that under far-reaching strategic redirection, even firm-level capability constructs behave differently.</w:t>
-      </w:r>
-    </w:p>
-    <w:bookmarkEnd w:id="56"/>
-    <w:bookmarkStart w:id="57" w:name="Xba25a0532df081593fbba6823962c8a78aab254"/>
-    <w:p>
-      <w:pPr>
-        <w:pStyle w:val="Heading3"/>
-      </w:pPr>
-      <w:r>
-        <w:t xml:space="preserve">5.4 Policy implications corrected from the threshold-collapse evidence</w:t>
-      </w:r>
-    </w:p>
-    <w:p>
-      <w:pPr>
-        <w:pStyle w:val="FirstParagraph"/>
-      </w:pPr>
-      <w:r>
-        <w:t xml:space="preserve">For Indian SME export-promotion policy, the empirical disappearance of the inverted-U turning point in 2025 requires recalibration of any prior policy benchmarks. Export-intensity targets calibrated to the 2014 productivity peak (FSTS ≈ 60 per cent) or to the 2022 productivity peak (FSTS ≈ 41 per cent) are no longer empirically defensible for the 2025 institutional environment. The post-2025 policy question is not "what is the optimal export intensity?" but "under what institutional conditions does an optimum re-emerge?" Restoring institutional predictability is logically prior to setting export-intensity targets. This includes stable tariff schedules, predictable input-import policy, and stable cross-border financial infrastructure.</w:t>
-      </w:r>
-    </w:p>
-    <w:p>
-      <w:pPr>
-        <w:pStyle w:val="BodyText"/>
-      </w:pPr>
-      <w:r>
-        <w:t xml:space="preserve">For digital infrastructure policy, the negative Tier-2 moderation does not warrant disinvestment in UPI or the India Stack. Domestic digital public goods deliver enormous welfare to the population they serve. Rather, the finding warrants explicit policy investment in the cross-border-specific digital infrastructure layer that UPI does not address. This includes trade-finance digital platforms, export-credit insurance digitisation, customs and trade-documentation digitisation, and integration with international correspondent banking networks. The Open Network for Digital Commerce (ONDC), the Account Aggregator framework, and emerging trade-document platforms are appropriate complements. Positioning them as substitutes for UPI would misread the evidence.</w:t>
-      </w:r>
-    </w:p>
-    <w:p>
-      <w:pPr>
-        <w:pStyle w:val="BodyText"/>
-      </w:pPr>
-      <w:r>
-        <w:t xml:space="preserve">For the PLI scheme, the TCI sign reversal in 2025 raises a strategic-coherence concern. PLI incentivises capability accumulation for domestic manufacturing scale. The empirical record suggests this is currently in tension with the productivity returns that capability accumulation traditionally delivered to exporters. Policy design that simultaneously rewards export expansion and domestic capability accumulation, without forcing trade-offs between them, would be more compatible with the observed firm-level production function.</w:t>
-      </w:r>
-    </w:p>
-    <w:bookmarkEnd w:id="57"/>
-    <w:bookmarkStart w:id="58" w:name="X6fb952f48fe7386a51cacff4bb40301fd98916c"/>
-    <w:p>
-      <w:pPr>
-        <w:pStyle w:val="Heading3"/>
-      </w:pPr>
-      <w:r>
-        <w:t xml:space="preserve">5.5 Theoretical contributions</w:t>
-      </w:r>
-    </w:p>
-    <w:p>
-      <w:pPr>
-        <w:pStyle w:val="FirstParagraph"/>
-      </w:pPr>
-      <w:r>
-        <w:t xml:space="preserve">Three theoretical contributions emerge from the analysis.</w:t>
-      </w:r>
-    </w:p>
-    <w:p>
-      <w:pPr>
-        <w:pStyle w:val="BodyText"/>
-      </w:pPr>
-      <w:r>
-        <w:t xml:space="preserve">Firstly, this study provides the first within-country longitudinal evidence that the inverted-U internationalisation–performance relationship can be dissolved by sufficiently extreme institutional change, rather than only relocating its turning point. This identifies a previously untested scope condition for the canonical Lu and Beamish (2004) generalisation. The inverted-U is conditional on institutional stability. Prior boundary-condition work has questioned specification, measurement, or moderator robustness (Hennart, 2007; Banalieva et al., 2017). The present study identifies an environmental boundary that prior literature has assumed but never tested with multi-wave firm-level data.</w:t>
-      </w:r>
-    </w:p>
-    <w:p>
-      <w:pPr>
-        <w:pStyle w:val="BodyText"/>
-      </w:pPr>
-      <w:r>
-        <w:t xml:space="preserve">Secondly, the H4b refutation refines the developmental-state literature on public digital infrastructure (Aschauer, 1989; Donaldson, 2018). Public infrastructure substitutes for private capability only when purpose-aligned with the firm's productive activity. The Indian case shows that public domestic-rupee infrastructure (UPI) and cross-border export infrastructure are complements, not substitutes, in the export production function. The institutional-design implication is that scaling one without the other produces no exporter productivity gain.</w:t>
-      </w:r>
-    </w:p>
-    <w:p>
-      <w:pPr>
-        <w:pStyle w:val="BodyText"/>
-      </w:pPr>
-      <w:r>
-        <w:t xml:space="preserve">Thirdly, the TCI sign reversal under post-PLI strategic redirection extends the strategic emphasis literature (Mizik and Jacobson, 2003) into the international business setting. Capability constructs that are theoretically stable across contexts (absorptive capacity, dynamic capability) may exhibit context-dependent operating signs when major policy incentives redirect the strategic use of those capabilities. This is a finer-grained challenge to capability-based theories than the standard heterogeneity-by-context point.</w:t>
-      </w:r>
-    </w:p>
-    <w:bookmarkEnd w:id="58"/>
-    <w:bookmarkStart w:id="59" w:name="X5106f0fe7d7b3d0e8858d892c327902f1f4cfd1"/>
-    <w:p>
-      <w:pPr>
-        <w:pStyle w:val="Heading3"/>
-      </w:pPr>
-      <w:r>
-        <w:t xml:space="preserve">5.6 Boundary conditions and scope</w:t>
-      </w:r>
-    </w:p>
-    <w:p>
-      <w:pPr>
-        <w:pStyle w:val="FirstParagraph"/>
-      </w:pPr>
-      <w:r>
-        <w:t xml:space="preserve">The findings are bounded in five ways. Firstly, the three waves are independent cross-sections rather than within-firm panels. Within-firm causal claims are not supported. Secondly, the 2014, 2022, and 2025 instruments are not identical. However, the monotone trajectory across the 2022 bridge supports a structural rather than artifactual interpretation. Thirdly, DAI Tier-2 is measured only in 2025, restricting Tier-1-versus-Tier-2 comparisons to the post-UPI wave. Fourthly, standard errors are heteroscedasticity-robust (HC1) in the primary specification and state-clustered (approximately 24 clusters) in the robustness specification. With this cluster count, the asymptotic justification for cluster-robust inference is borderline. Wild cluster bootstrap (Cameron et al., 2008; MacKinnon and Webb, 2017) would tighten inference in revision. Fifthly, the DAI_epay endogeneity concern noted in §5.2 remains unresolved and qualifies the H4b reinterpretation.</w:t>
-      </w:r>
-    </w:p>
-    <w:bookmarkEnd w:id="59"/>
-    <w:bookmarkEnd w:id="60"/>
-    <w:bookmarkStart w:id="61" w:name="Xf3d63d3bef15b3e862b66ed5bd48a577996a1bc"/>
-    <w:p>
-      <w:pPr>
-        <w:pStyle w:val="Heading2"/>
-      </w:pPr>
-      <w:r>
-        <w:t xml:space="preserve">6. Limitations and Future Research</w:t>
-      </w:r>
-    </w:p>
-    <w:p>
-      <w:pPr>
-        <w:pStyle w:val="FirstParagraph"/>
-      </w:pPr>
-      <w:r>
-        <w:t xml:space="preserve">The substantive limitations are detailed in §5.6. Three additional directions for future research follow from them.</w:t>
-      </w:r>
-    </w:p>
-    <w:p>
-      <w:pPr>
-        <w:pStyle w:val="BodyText"/>
-      </w:pPr>
-      <w:r>
-        <w:t xml:space="preserve">Firstly, this study employs repeated cross-sections across three waves. A within-firm panel design for India, feasible via the partially matched firms across the 2014 and 2022 WBES waves, would identify whether the threshold collapse operates through firm-level evolution or through composition effects. The firm-level evolution interpretation holds that the same firm's productivity-export relationship changes. The composition effect interpretation holds that different firms enter and exit the analytic sample with different I-P profiles. The distinction has direct policy implications. Firm-evolution-driven collapse implies firm-level adaptation policy. Composition-driven collapse implies industry-rebalancing policy.</w:t>
-      </w:r>
-    </w:p>
-    <w:p>
-      <w:pPr>
-        <w:pStyle w:val="BodyText"/>
-      </w:pPr>
-      <w:r>
-        <w:t xml:space="preserve">Secondly, the H4b interpretation requires causal validation. Instrumental variable approaches to UPI adoption could disentangle the mechanical selection effect from the proposed behavioural substitution effect. One promising instrument is the state-level rollout timing of the Pradhan Mantri Jan-Dhan Yojana (PMJDY) bank-account initiative, which preceded and enabled UPI. A future study exploiting cross-country firm-level panel data from the WBES Panel Datasets product would extend the boundary-condition discovery. Such an extension would test whether the threshold-dissolution pattern is India-specific or generalises to other institutionally turbulent emerging markets.</w:t>
-      </w:r>
-    </w:p>
-    <w:p>
-      <w:pPr>
-        <w:pStyle w:val="BodyText"/>
-      </w:pPr>
-      <w:r>
-        <w:t xml:space="preserve">Thirdly, the authors' prior work (Do and Phan, 2025) examined top-management-team moderators of a linear DOI-performance relationship in a matched sub-sample of 380 Indian firms. The two studies are complementary. The prior work characterises managerial mechanisms operating within the firm. The present study characterises institutional mechanisms operating on the firm. A unified treatment of TMT moderation and institutional scope conditions, feasible if the matched panel can be expanded, would address both the within-firm and the between-environment determinants of the I-P relationship.</w:t>
-      </w:r>
-    </w:p>
-    <w:p>
-      <w:r>
-        <w:pict>
-          <v:rect style="width:0;height:1.5pt" o:hralign="center" o:hrstd="t" o:hr="t"/>
-        </w:pict>
-      </w:r>
-    </w:p>
-    <w:bookmarkEnd w:id="61"/>
-    <w:bookmarkStart w:id="62" w:name="acknowledgements"/>
-    <w:p>
-      <w:pPr>
-        <w:pStyle w:val="Heading2"/>
-      </w:pPr>
-      <w:r>
-        <w:t xml:space="preserve">Acknowledgements</w:t>
-      </w:r>
-    </w:p>
-    <w:p>
-      <w:pPr>
-        <w:pStyle w:val="FirstParagraph"/>
-      </w:pPr>
-      <w:r>
-        <w:t xml:space="preserve">The authors thank the Enterprise Analysis Unit of the Development Economics Global Indicators Group of the World Bank for the WBES India 2014, 2022, and 2025 data. The original collector of the data, the authorised distributor, and the relevant funding agency bear no responsibility for the use of the data or for interpretations or inferences based upon such uses.</w:t>
-      </w:r>
-    </w:p>
-    <w:p>
-      <w:pPr>
-        <w:pStyle w:val="BodyText"/>
-      </w:pPr>
-      <w:r>
-        <w:t xml:space="preserve">The authors also acknowledge an earlier related work (Do and Phan, 2025, IntechOpen, DOI 10.5772/intechopen.1011012) which examined top-management-team moderators on the linear internationalisation–performance relationship in a matched sub-sample of 380 Indian firms. The present manuscript adopts a different theoretical lens (the institutions-based view), empirical specification (quadratic inverted-U), and research question (threshold durability) using the full WBES samples. The two studies are intended to be complementary rather than overlapping.</w:t>
-      </w:r>
-    </w:p>
-    <w:bookmarkEnd w:id="62"/>
-    <w:bookmarkStart w:id="63" w:name="conflict-of-interest"/>
-    <w:p>
-      <w:pPr>
-        <w:pStyle w:val="Heading2"/>
-      </w:pPr>
-      <w:r>
-        <w:t xml:space="preserve">Conflict of Interest</w:t>
-      </w:r>
-    </w:p>
-    <w:p>
-      <w:pPr>
-        <w:pStyle w:val="FirstParagraph"/>
-      </w:pPr>
-      <w:r>
-        <w:t xml:space="preserve">The authors declare no conflict of interest.</w:t>
-      </w:r>
-    </w:p>
-    <w:bookmarkEnd w:id="63"/>
-    <w:bookmarkStart w:id="64" w:name="funding"/>
-    <w:p>
-      <w:pPr>
-        <w:pStyle w:val="Heading2"/>
-      </w:pPr>
-      <w:r>
-        <w:t xml:space="preserve">Funding</w:t>
-      </w:r>
-    </w:p>
-    <w:p>
-      <w:pPr>
-        <w:pStyle w:val="FirstParagraph"/>
-      </w:pPr>
-      <w:r>
-        <w:t xml:space="preserve">This research received no specific grant from any funding agency in the public, commercial, or not-for-profit sectors.</w:t>
-      </w:r>
-    </w:p>
-    <w:bookmarkEnd w:id="64"/>
-    <w:bookmarkStart w:id="65" w:name="data-availability-statement"/>
-    <w:p>
-      <w:pPr>
-        <w:pStyle w:val="Heading2"/>
-      </w:pPr>
-      <w:r>
-        <w:t xml:space="preserve">Data availability statement</w:t>
-      </w:r>
-    </w:p>
-    <w:p>
-      <w:pPr>
-        <w:pStyle w:val="FirstParagraph"/>
-      </w:pPr>
-      <w:r>
-        <w:t xml:space="preserve">WBES India 2014, 2022, and 2025 microdata are publicly available via</w:t>
-      </w:r>
-      <w:r>
-        <w:t xml:space="preserve"> </w:t>
-      </w:r>
-      <w:hyperlink r:id="rId32">
-        <w:r>
-          <w:rPr>
-            <w:rStyle w:val="Hyperlink"/>
-          </w:rPr>
-          <w:t xml:space="preserve">https://www.enterprisesurveys.org</w:t>
-        </w:r>
-      </w:hyperlink>
-      <w:r>
-        <w:t xml:space="preserve"> </w:t>
-      </w:r>
-      <w:r>
-        <w:t xml:space="preserve">subject to World Bank registration. Replication materials are available from the corresponding author upon reasonable request and may be shared to the extent permitted by the WBES Data Access Protocol. These materials include the harmonisation protocol across PICS3, BEE intermediate, and BREADY schemas, Stata do files, variable-construction code, and model specifications.</w:t>
-      </w:r>
-    </w:p>
-    <w:bookmarkEnd w:id="65"/>
-    <w:bookmarkStart w:id="66" w:name="X799c23334c5944d058eaf15944a1408ff96b683"/>
-    <w:p>
-      <w:pPr>
-        <w:pStyle w:val="Heading2"/>
-      </w:pPr>
-      <w:r>
-        <w:t xml:space="preserve">Use of Generative AI in the Writing Process</w:t>
-      </w:r>
-    </w:p>
-    <w:p>
-      <w:pPr>
-        <w:pStyle w:val="FirstParagraph"/>
-      </w:pPr>
-      <w:r>
-        <w:t xml:space="preserve">Generative AI tools were used during manuscript preparation to assist with language editing, structure suggestions, and the assembly of replication-package documentation. All conceptual framing, hypothesis development, empirical analysis, results interpretation, and final wording were authored by the human authors, who take full responsibility for the content of the publication.</w:t>
-      </w:r>
-    </w:p>
-    <w:p>
-      <w:r>
-        <w:pict>
-          <v:rect style="width:0;height:1.5pt" o:hralign="center" o:hrstd="t" o:hr="t"/>
-        </w:pict>
-      </w:r>
-    </w:p>
-    <w:bookmarkEnd w:id="66"/>
-    <w:bookmarkStart w:id="68" w:name="references"/>
-    <w:p>
-      <w:pPr>
-        <w:pStyle w:val="Heading2"/>
-      </w:pPr>
-      <w:r>
-        <w:t xml:space="preserve">References</w:t>
-      </w:r>
-    </w:p>
-    <w:p>
-      <w:pPr>
-        <w:pStyle w:val="FirstParagraph"/>
-      </w:pPr>
-      <w:r>
-        <w:t xml:space="preserve">Ackerberg, D.A., Caves, K. and Frazer, G. (2015), "Identification properties of recent production function estimators",</w:t>
-      </w:r>
-      <w:r>
-        <w:t xml:space="preserve"> </w:t>
+        <w:t xml:space="preserve">Note: HC1 robust standard errors used throughout. Significance: † p &lt; 0.10,</w:t>
       </w:r>
       <w:r>
         <w:rPr>
           <w:iCs/>
           <w:i/>
         </w:rPr>
-        <w:t xml:space="preserve">Econometrica</w:t>
-      </w:r>
-      <w:r>
-        <w:t xml:space="preserve">, Vol. 83 No. 6, pp. 2411–2451.</w:t>
+        <w:t xml:space="preserve"> </w:t>
+      </w:r>
+      <w:r>
+        <w:t xml:space="preserve"> </w:t>
+      </w:r>
+      <w:r>
+        <w:t xml:space="preserve">p &lt; 0.05, ** p &lt; 0.01, *** p &lt; 0.001. Inv-U? column indicates whether Lind–Mehlum (2010) joint U-test supports inverted-U at the 5 % level. Manufacturing classification uses ISIC Rev 3.1 codes 15–37 for 2014 PICS3 and ISIC Rev 4 codes 10–33 for 2022 BEE and 2025 BREADY. R4 uses standardised labour productivity in levels (z-score within wave) as the dependent variable.*</w:t>
+      </w:r>
+    </w:p>
+    <w:bookmarkEnd w:id="51"/>
+    <w:bookmarkEnd w:id="52"/>
+    <w:bookmarkStart w:id="59" w:name="discussion"/>
+    <w:p>
+      <w:pPr>
+        <w:pStyle w:val="Heading2"/>
+      </w:pPr>
+      <w:r>
+        <w:t xml:space="preserve">5. Discussion</w:t>
+      </w:r>
+    </w:p>
+    <w:bookmarkStart w:id="53" w:name="X7b7b7455b0f7d9fdb0ac28ca20dbbe2e1cce1d1"/>
+    <w:p>
+      <w:pPr>
+        <w:pStyle w:val="Heading3"/>
+      </w:pPr>
+      <w:r>
+        <w:t xml:space="preserve">5.1 Shift, not durability: the institutional dissolution of the inverted-U</w:t>
+      </w:r>
+    </w:p>
+    <w:p>
+      <w:pPr>
+        <w:pStyle w:val="FirstParagraph"/>
+      </w:pPr>
+      <w:r>
+        <w:t xml:space="preserve">The empirical evidence decisively supports H2a over H2b. The Paternoster z-tests under HC1 standard errors reject coefficient equality between 2014 and 2025 with extreme force (FSTS z = −7.94; FSTS² z = +4.17; both p &lt; 0.0001). Under the more conservative state-clustered standard errors (Cameron et al., 2008), the rejection remains significant (FSTS z = −3.50, p = 0.0005; FSTS² z = +2.19, p = 0.029). This holds despite the much smaller effective sample size implied by approximately 24 state clusters. The 3-wave pooled robustness with wave dummies confirms FSTS × wave_2025 = −1.63 (p &lt; 0.0001 HC1) and FSTS² × wave_2025 = +0.86 (p = 0.007 HC1). The linear-trend specification yields FSTS × trend = −0.10 (p &lt; 0.001). This is consistent with a monotone progression rather than a sudden break.</w:t>
       </w:r>
     </w:p>
     <w:p>
@@ -7391,7 +7050,393 @@
         <w:pStyle w:val="BodyText"/>
       </w:pPr>
       <w:r>
-        <w:t xml:space="preserve">Aschauer, D.A. (1989), "Is public expenditure productive?",</w:t>
+        <w:t xml:space="preserve">A natural concern is whether the apparent shift is a schema artifact. The 2014 wave uses the WBES PICS3 instrument, the 2025 wave uses the new BREADY instrument, and the two are not identical in question wording or sampling design. The 2022 BEE intermediate wave provides the critical bridge. If the 2025 collapse were purely a schema artifact, a discontinuity would be expected between 2022 and 2025 (the BEE-to-BREADY transition), with 2014 and 2022 being indistinguishable. The data show the opposite pattern. The turning point migrates monotonically inward from 61.8 per cent in 2014 to 40.7 per cent in 2022, a 21-percentage-point inward shift across the demonetisation, GST, and IBC window with the underlying PICS-derived instrument. The relationship then dissolves by 2025. The 2022 inverted-U is statistically the strongest of the three waves (Lind–Mehlum joint p &lt; 1e-12). This is incompatible with the hypothesis that an instrument change in 2022 mechanically suppressed the curvature. Progressive structural shift fits the data. Instrument artifact does not.</w:t>
+      </w:r>
+    </w:p>
+    <w:p>
+      <w:pPr>
+        <w:pStyle w:val="BodyText"/>
+      </w:pPr>
+      <w:r>
+        <w:t xml:space="preserve">Three mechanisms can explain the shift. Firstly, the Atmanirbhar Bharat self-reliance policy (2020) and PLI scheme rollout (2020 onward) redirect strategic firm investment toward domestic manufacturing. This shifts firms away from the export-orientation that the 2014 institutional environment rewarded. Secondly, COVID-19 supply-chain disruption (2020 to 2022) altered the marginal cost of cross-border activity, possibly permanently. This raises the over-extension cost faced by Indian exporters. Thirdly, the global trade environment in 2025 is characterised by re-shoring, friend-shoring, and elevated cross-border policy uncertainty. These factors may have shifted the optimal scale of internationalisation downward across all exporters, flattening the cost-benefit balance that previously generated the inverted-U.</w:t>
+      </w:r>
+    </w:p>
+    <w:p>
+      <w:pPr>
+        <w:pStyle w:val="BodyText"/>
+      </w:pPr>
+      <w:r>
+        <w:t xml:space="preserve">The five robustness specifications reported in §4.6 reinforce the structural interpretation. The manufacturing-only sub-sample confirms the cross-wave shift with Paternoster z-tests within 12 per cent of full-sample magnitudes. This rules out service-firm composition as a driver. The trimmed-FSTS specification rules out extreme exporter influence. The size sub-sample analysis reveals a finer nuance. The 2014 inverted-U was concentrated in larger firms (employees ≥ 100). The pattern extended to smaller firms only by 2022 before collapsing for both segments in 2025. This pattern is consistent with the documented broadening of SME exporter participation under the 2014 to 2020 export-promotion policy expansion, followed by its post-2020 reversal under Atmanirbhar Bharat. The pattern is not consistent with a measurement-induced collapse.</w:t>
+      </w:r>
+    </w:p>
+    <w:bookmarkEnd w:id="53"/>
+    <w:bookmarkStart w:id="54" w:name="X29c10bc63ed9896d416ece5f4226f380bd34cf0"/>
+    <w:p>
+      <w:pPr>
+        <w:pStyle w:val="Heading3"/>
+      </w:pPr>
+      <w:r>
+        <w:t xml:space="preserve">5.2 Domestic versus cross-border digital infrastructure: a complementarity, not substitution</w:t>
+      </w:r>
+    </w:p>
+    <w:p>
+      <w:pPr>
+        <w:pStyle w:val="FirstParagraph"/>
+      </w:pPr>
+      <w:r>
+        <w:t xml:space="preserve">The H4b refutation is theoretically more informative than a successful confirmation would have been. UPI Tier-2 adoption interacts negatively with export intensity (FSTS × DAI_epay = −4.02, p = 0.004 HC1). This is the opposite of what the developmental-state substitution hypothesis predicts. A complementarity interpretation is proposed. Public digital infrastructure substitutes for private capability only when the public infrastructure is purpose-aligned with the firm’s productive activity. UPI is purpose-aligned for domestic transactions. It operates on rupee rails, requires Aadhaar-anchored KYC for counterparties resident in India, and integrates with the domestic banking system rather than international correspondent networks. Exporters require a different infrastructure stack: SWIFT for cross-border messaging, correspondent banking for settlement, trade finance for working capital across long shipping cycles, export-credit insurance, and forward-exchange facilities for hedging.</w:t>
+      </w:r>
+    </w:p>
+    <w:p>
+      <w:pPr>
+        <w:pStyle w:val="BodyText"/>
+      </w:pPr>
+      <w:r>
+        <w:t xml:space="preserve">Aschauer (1989) studies highways and Donaldson (2018) studies railroads. Both document large productivity returns to purpose-aligned public infrastructure for domestic commerce. The present finding is the symmetric negative case. Public infrastructure that is not purpose-aligned with the firm’s productive activity does not deliver productivity returns. It may even substitute attention away from the cross-border infrastructure investment that exporters actually need. The negative interaction estimated here is plausibly driven both by selection (firms with high domestic-customer share rely more on UPI and are mechanically less export-intensive) and by behavioural substitution (the salience of domestic digital infrastructure may reduce firm attention to the export-finance stack). Disentangling these requires firm-level panel data with UPI-adoption timing. This is a worthwhile extension that the present cross-sectional design cannot resolve.</w:t>
+      </w:r>
+    </w:p>
+    <w:p>
+      <w:pPr>
+        <w:pStyle w:val="BodyText"/>
+      </w:pPr>
+      <w:r>
+        <w:t xml:space="preserve">A potential endogeneity concern deserves explicit acknowledgement. Among firms in 2025 with high DAI_epay, the export-intensity distribution is mechanically truncated downward. Firms whose customers are foreign do not pay via UPI, so high UPI share and high export share are inversely related in the data-generating process itself. The negative interaction estimated here may partly reflect this mechanical inverse correlation rather than a behavioural mechanism. The H4b refutation is treated as suggestive rather than definitive. The complementarity interpretation is offered as the most theoretically coherent explanation. Causal validation requires either an instrumental variable for UPI adoption or a panel design that observes within-firm UPI uptake.</w:t>
+      </w:r>
+    </w:p>
+    <w:bookmarkEnd w:id="54"/>
+    <w:bookmarkStart w:id="55" w:name="Xb471ce4af1c8388abd81e7c0b454c35c1bf71b5"/>
+    <w:p>
+      <w:pPr>
+        <w:pStyle w:val="Heading3"/>
+      </w:pPr>
+      <w:r>
+        <w:t xml:space="preserve">5.3 The TCI sign reversal under post-PLI strategic redirection</w:t>
+      </w:r>
+    </w:p>
+    <w:p>
+      <w:pPr>
+        <w:pStyle w:val="FirstParagraph"/>
+      </w:pPr>
+      <w:r>
+        <w:t xml:space="preserve">The Technological Capability Index operates as a positive level-shifter in 2014 (β = +0.12, p &lt; 0.0001) and 2022 (β = +0.19, p &lt; 0.0001), supporting H3a. In 2025, the TCI main effect flips to negative (β = −0.08, p &lt; 0.0001) and the FSTS × TCI interaction becomes positive and significant (β = +0.20, p = 0.03), supporting H3b. The pattern is consistent with the Mizik and Jacobson (2003) strategic emphasis trade-off. When policy incentives redirect technological capability investment toward domestic manufacturing (PLI), firms accumulating TCI primarily for domestic ends experience competing demands on the same internal resources. This suppresses the productivity returns that TCI delivered when capability accumulation was indifferent to export orientation. The positive FSTS × TCI interaction in 2025 indicates that TCI continues to deliver returns specifically to firms that maintain high export orientation. This is the subset for whom capability investment remains export-aligned. The result reinforces the broader institutional argument that under far-reaching strategic redirection, even firm-level capability constructs behave differently.</w:t>
+      </w:r>
+    </w:p>
+    <w:bookmarkEnd w:id="55"/>
+    <w:bookmarkStart w:id="56" w:name="X59962a5bf251ba78cbeff78982c479ec97bb9fa"/>
+    <w:p>
+      <w:pPr>
+        <w:pStyle w:val="Heading3"/>
+      </w:pPr>
+      <w:r>
+        <w:t xml:space="preserve">5.4 Policy implications corrected from the threshold-collapse evidence</w:t>
+      </w:r>
+    </w:p>
+    <w:p>
+      <w:pPr>
+        <w:pStyle w:val="FirstParagraph"/>
+      </w:pPr>
+      <w:r>
+        <w:t xml:space="preserve">For Indian SME export-promotion policy, the empirical disappearance of the inverted-U turning point in 2025 requires recalibration of any prior policy benchmarks. Export-intensity targets calibrated to the 2014 productivity peak (FSTS ≈ 60 per cent) or to the 2022 productivity peak (FSTS ≈ 41 per cent) are no longer empirically defensible for the 2025 institutional environment. The post-2025 policy question is not</w:t>
+      </w:r>
+      <w:r>
+        <w:t xml:space="preserve"> </w:t>
+      </w:r>
+      <w:r>
+        <w:t xml:space="preserve">“</w:t>
+      </w:r>
+      <w:r>
+        <w:t xml:space="preserve">what is the optimal export intensity?</w:t>
+      </w:r>
+      <w:r>
+        <w:t xml:space="preserve">”</w:t>
+      </w:r>
+      <w:r>
+        <w:t xml:space="preserve"> </w:t>
+      </w:r>
+      <w:r>
+        <w:t xml:space="preserve">but</w:t>
+      </w:r>
+      <w:r>
+        <w:t xml:space="preserve"> </w:t>
+      </w:r>
+      <w:r>
+        <w:t xml:space="preserve">“</w:t>
+      </w:r>
+      <w:r>
+        <w:t xml:space="preserve">under what institutional conditions does an optimum re-emerge?</w:t>
+      </w:r>
+      <w:r>
+        <w:t xml:space="preserve">”</w:t>
+      </w:r>
+      <w:r>
+        <w:t xml:space="preserve"> </w:t>
+      </w:r>
+      <w:r>
+        <w:t xml:space="preserve">Restoring institutional predictability is logically prior to setting export-intensity targets. This includes stable tariff schedules, predictable input-import policy, and stable cross-border financial infrastructure.</w:t>
+      </w:r>
+    </w:p>
+    <w:p>
+      <w:pPr>
+        <w:pStyle w:val="BodyText"/>
+      </w:pPr>
+      <w:r>
+        <w:t xml:space="preserve">For digital infrastructure policy, the negative Tier-2 moderation does not warrant disinvestment in UPI or the India Stack. Domestic digital public goods deliver enormous welfare to the population they serve. Rather, the finding warrants explicit policy investment in the cross-border-specific digital infrastructure layer that UPI does not address. This includes trade-finance digital platforms, export-credit insurance digitisation, customs and trade-documentation digitisation, and integration with international correspondent banking networks. The Open Network for Digital Commerce (ONDC), the Account Aggregator framework, and emerging trade-document platforms are appropriate complements. Positioning them as substitutes for UPI would misread the evidence.</w:t>
+      </w:r>
+    </w:p>
+    <w:p>
+      <w:pPr>
+        <w:pStyle w:val="BodyText"/>
+      </w:pPr>
+      <w:r>
+        <w:t xml:space="preserve">For the PLI scheme, the TCI sign reversal in 2025 raises a strategic-coherence concern. PLI incentivises capability accumulation for domestic manufacturing scale. The empirical record suggests this is currently in tension with the productivity returns that capability accumulation traditionally delivered to exporters. Policy design that simultaneously rewards export expansion and domestic capability accumulation, without forcing trade-offs between them, would be more compatible with the observed firm-level production function.</w:t>
+      </w:r>
+    </w:p>
+    <w:bookmarkEnd w:id="56"/>
+    <w:bookmarkStart w:id="57" w:name="theoretical-contributions"/>
+    <w:p>
+      <w:pPr>
+        <w:pStyle w:val="Heading3"/>
+      </w:pPr>
+      <w:r>
+        <w:t xml:space="preserve">5.5 Theoretical contributions</w:t>
+      </w:r>
+    </w:p>
+    <w:p>
+      <w:pPr>
+        <w:pStyle w:val="FirstParagraph"/>
+      </w:pPr>
+      <w:r>
+        <w:t xml:space="preserve">Three theoretical contributions emerge from the analysis.</w:t>
+      </w:r>
+    </w:p>
+    <w:p>
+      <w:pPr>
+        <w:pStyle w:val="BodyText"/>
+      </w:pPr>
+      <w:r>
+        <w:t xml:space="preserve">Firstly, this study provides the first within-country longitudinal evidence that the inverted-U internationalisation–performance relationship can be dissolved by sufficiently extreme institutional change, rather than only relocating its turning point. This identifies a previously untested scope condition for the canonical Lu and Beamish (2004) generalisation. The inverted-U is conditional on institutional stability. Prior boundary-condition work has questioned specification, measurement, or moderator robustness (Hennart, 2007; Banalieva et al., 2017). The present study identifies an environmental boundary that prior literature has assumed but never tested with multi-wave firm-level data.</w:t>
+      </w:r>
+    </w:p>
+    <w:p>
+      <w:pPr>
+        <w:pStyle w:val="BodyText"/>
+      </w:pPr>
+      <w:r>
+        <w:t xml:space="preserve">Secondly, the H4b refutation refines the developmental-state literature on public digital infrastructure (Aschauer, 1989; Donaldson, 2018). Public infrastructure substitutes for private capability only when purpose-aligned with the firm’s productive activity. The Indian case shows that public domestic-rupee infrastructure (UPI) and cross-border export infrastructure are complements, not substitutes, in the export production function. The institutional-design implication is that scaling one without the other produces no exporter productivity gain.</w:t>
+      </w:r>
+    </w:p>
+    <w:p>
+      <w:pPr>
+        <w:pStyle w:val="BodyText"/>
+      </w:pPr>
+      <w:r>
+        <w:t xml:space="preserve">Thirdly, the TCI sign reversal under post-PLI strategic redirection extends the strategic emphasis literature (Mizik and Jacobson, 2003) into the international business setting. Capability constructs that are theoretically stable across contexts (absorptive capacity, dynamic capability) may exhibit context-dependent operating signs when major policy incentives redirect the strategic use of those capabilities. This is a finer-grained challenge to capability-based theories than the standard heterogeneity-by-context point.</w:t>
+      </w:r>
+    </w:p>
+    <w:bookmarkEnd w:id="57"/>
+    <w:bookmarkStart w:id="58" w:name="boundary-conditions-and-scope"/>
+    <w:p>
+      <w:pPr>
+        <w:pStyle w:val="Heading3"/>
+      </w:pPr>
+      <w:r>
+        <w:t xml:space="preserve">5.6 Boundary conditions and scope</w:t>
+      </w:r>
+    </w:p>
+    <w:p>
+      <w:pPr>
+        <w:pStyle w:val="FirstParagraph"/>
+      </w:pPr>
+      <w:r>
+        <w:t xml:space="preserve">The findings are bounded in five ways. Firstly, the three waves are independent cross-sections rather than within-firm panels. Within-firm causal claims are not supported. Secondly, the 2014, 2022, and 2025 instruments are not identical. However, the monotone trajectory across the 2022 bridge supports a structural rather than artifactual interpretation. Thirdly, DAI Tier-2 is measured only in 2025, restricting Tier-1-versus-Tier-2 comparisons to the post-UPI wave. Fourthly, standard errors are heteroscedasticity-robust (HC1) in the primary specification and state-clustered (approximately 24 clusters) in the robustness specification. With this cluster count, the asymptotic justification for cluster-robust inference is borderline. Wild cluster bootstrap (Cameron et al., 2008; MacKinnon and Webb, 2017) would tighten inference in revision. Fifthly, the DAI_epay endogeneity concern noted in §5.2 remains unresolved and qualifies the H4b reinterpretation.</w:t>
+      </w:r>
+    </w:p>
+    <w:bookmarkEnd w:id="58"/>
+    <w:bookmarkEnd w:id="59"/>
+    <w:bookmarkStart w:id="60" w:name="limitations-and-future-research"/>
+    <w:p>
+      <w:pPr>
+        <w:pStyle w:val="Heading2"/>
+      </w:pPr>
+      <w:r>
+        <w:t xml:space="preserve">6. Limitations and Future Research</w:t>
+      </w:r>
+    </w:p>
+    <w:p>
+      <w:pPr>
+        <w:pStyle w:val="FirstParagraph"/>
+      </w:pPr>
+      <w:r>
+        <w:t xml:space="preserve">The substantive limitations are detailed in §5.6. Three additional directions for future research follow from them.</w:t>
+      </w:r>
+    </w:p>
+    <w:p>
+      <w:pPr>
+        <w:pStyle w:val="BodyText"/>
+      </w:pPr>
+      <w:r>
+        <w:t xml:space="preserve">Firstly, this study employs repeated cross-sections across three waves. A within-firm panel design for India, feasible via the partially matched firms across the 2014 and 2022 WBES waves, would identify whether the threshold collapse operates through firm-level evolution or through composition effects. The firm-level evolution interpretation holds that the same firm’s productivity-export relationship changes. The composition effect interpretation holds that different firms enter and exit the analytic sample with different I-P profiles. The distinction has direct policy implications. Firm-evolution-driven collapse implies firm-level adaptation policy. Composition-driven collapse implies industry-rebalancing policy.</w:t>
+      </w:r>
+    </w:p>
+    <w:p>
+      <w:pPr>
+        <w:pStyle w:val="BodyText"/>
+      </w:pPr>
+      <w:r>
+        <w:t xml:space="preserve">Secondly, the H4b interpretation requires causal validation. Instrumental variable approaches to UPI adoption could disentangle the mechanical selection effect from the proposed behavioural substitution effect. One promising instrument is the state-level rollout timing of the Pradhan Mantri Jan-Dhan Yojana (PMJDY) bank-account initiative, which preceded and enabled UPI. A future study exploiting cross-country firm-level panel data from the WBES Panel Datasets product would extend the boundary-condition discovery. Such an extension would test whether the threshold-dissolution pattern is India-specific or generalises to other institutionally turbulent emerging markets.</w:t>
+      </w:r>
+    </w:p>
+    <w:p>
+      <w:pPr>
+        <w:pStyle w:val="BodyText"/>
+      </w:pPr>
+      <w:r>
+        <w:t xml:space="preserve">Thirdly, the authors’ prior work (Do and Phan, 2025) examined top-management-team moderators of a linear DOI-performance relationship in a matched sub-sample of 380 Indian firms. The two studies are complementary. The prior work characterises managerial mechanisms operating within the firm. The present study characterises institutional mechanisms operating on the firm. A unified treatment of TMT moderation and institutional scope conditions, feasible if the matched panel can be expanded, would address both the within-firm and the between-environment determinants of the I-P relationship.</w:t>
+      </w:r>
+    </w:p>
+    <w:p>
+      <w:r>
+        <w:pict>
+          <v:rect style="width:0;height:1.5pt" o:hralign="center" o:hrstd="t" o:hr="t"/>
+        </w:pict>
+      </w:r>
+    </w:p>
+    <w:bookmarkEnd w:id="60"/>
+    <w:bookmarkStart w:id="61" w:name="acknowledgements"/>
+    <w:p>
+      <w:pPr>
+        <w:pStyle w:val="Heading2"/>
+      </w:pPr>
+      <w:r>
+        <w:t xml:space="preserve">Acknowledgements</w:t>
+      </w:r>
+    </w:p>
+    <w:p>
+      <w:pPr>
+        <w:pStyle w:val="FirstParagraph"/>
+      </w:pPr>
+      <w:r>
+        <w:t xml:space="preserve">The authors thank the Enterprise Analysis Unit of the Development Economics Global Indicators Group of the World Bank for the WBES India 2014, 2022, and 2025 data. The original collector of the data, the authorised distributor, and the relevant funding agency bear no responsibility for the use of the data or for interpretations or inferences based upon such uses.</w:t>
+      </w:r>
+    </w:p>
+    <w:p>
+      <w:pPr>
+        <w:pStyle w:val="BodyText"/>
+      </w:pPr>
+      <w:r>
+        <w:t xml:space="preserve">The authors also acknowledge an earlier related work (Do and Phan, 2025, IntechOpen, DOI 10.5772/intechopen.1011012) which examined top-management-team moderators on the linear internationalisation–performance relationship in a matched sub-sample of 380 Indian firms. The present manuscript adopts a different theoretical lens (the institutions-based view), empirical specification (quadratic inverted-U), and research question (threshold durability) using the full WBES samples. The two studies are intended to be complementary rather than overlapping.</w:t>
+      </w:r>
+    </w:p>
+    <w:bookmarkEnd w:id="61"/>
+    <w:bookmarkStart w:id="62" w:name="conflict-of-interest"/>
+    <w:p>
+      <w:pPr>
+        <w:pStyle w:val="Heading2"/>
+      </w:pPr>
+      <w:r>
+        <w:t xml:space="preserve">Conflict of Interest</w:t>
+      </w:r>
+    </w:p>
+    <w:p>
+      <w:pPr>
+        <w:pStyle w:val="FirstParagraph"/>
+      </w:pPr>
+      <w:r>
+        <w:t xml:space="preserve">The authors declare no conflict of interest.</w:t>
+      </w:r>
+    </w:p>
+    <w:bookmarkEnd w:id="62"/>
+    <w:bookmarkStart w:id="63" w:name="funding"/>
+    <w:p>
+      <w:pPr>
+        <w:pStyle w:val="Heading2"/>
+      </w:pPr>
+      <w:r>
+        <w:t xml:space="preserve">Funding</w:t>
+      </w:r>
+    </w:p>
+    <w:p>
+      <w:pPr>
+        <w:pStyle w:val="FirstParagraph"/>
+      </w:pPr>
+      <w:r>
+        <w:t xml:space="preserve">This research received no specific grant from any funding agency in the public, commercial, or not-for-profit sectors.</w:t>
+      </w:r>
+    </w:p>
+    <w:bookmarkEnd w:id="63"/>
+    <w:bookmarkStart w:id="64" w:name="data-availability-statement"/>
+    <w:p>
+      <w:pPr>
+        <w:pStyle w:val="Heading2"/>
+      </w:pPr>
+      <w:r>
+        <w:t xml:space="preserve">Data availability statement</w:t>
+      </w:r>
+    </w:p>
+    <w:p>
+      <w:pPr>
+        <w:pStyle w:val="FirstParagraph"/>
+      </w:pPr>
+      <w:r>
+        <w:t xml:space="preserve">WBES India 2014, 2022, and 2025 microdata are publicly available via https://www.enterprisesurveys.org subject to World Bank registration. Replication materials are available from the corresponding author upon reasonable request and may be shared to the extent permitted by the WBES Data Access Protocol. These materials include the harmonisation protocol across PICS3, BEE intermediate, and BREADY schemas, Stata do files, variable-construction code, and model specifications.</w:t>
+      </w:r>
+    </w:p>
+    <w:bookmarkEnd w:id="64"/>
+    <w:bookmarkStart w:id="65" w:name="X799c23334c5944d058eaf15944a1408ff96b683"/>
+    <w:p>
+      <w:pPr>
+        <w:pStyle w:val="Heading2"/>
+      </w:pPr>
+      <w:r>
+        <w:t xml:space="preserve">Use of Generative AI in the Writing Process</w:t>
+      </w:r>
+    </w:p>
+    <w:p>
+      <w:pPr>
+        <w:pStyle w:val="FirstParagraph"/>
+      </w:pPr>
+      <w:r>
+        <w:t xml:space="preserve">Generative AI tools were used during manuscript preparation to assist with language editing, structure suggestions, and the assembly of replication-package documentation. All conceptual framing, hypothesis development, empirical analysis, results interpretation, and final wording were authored by the human authors, who take full responsibility for the content of the publication.</w:t>
+      </w:r>
+    </w:p>
+    <w:p>
+      <w:r>
+        <w:pict>
+          <v:rect style="width:0;height:1.5pt" o:hralign="center" o:hrstd="t" o:hr="t"/>
+        </w:pict>
+      </w:r>
+    </w:p>
+    <w:bookmarkEnd w:id="65"/>
+    <w:bookmarkStart w:id="66" w:name="references"/>
+    <w:p>
+      <w:pPr>
+        <w:pStyle w:val="Heading2"/>
+      </w:pPr>
+      <w:r>
+        <w:t xml:space="preserve">References</w:t>
+      </w:r>
+    </w:p>
+    <w:p>
+      <w:pPr>
+        <w:pStyle w:val="FirstParagraph"/>
+      </w:pPr>
+      <w:r>
+        <w:t xml:space="preserve">Aschauer, D.A. (1989),</w:t>
+      </w:r>
+      <w:r>
+        <w:t xml:space="preserve"> </w:t>
+      </w:r>
+      <w:r>
+        <w:t xml:space="preserve">“</w:t>
+      </w:r>
+      <w:r>
+        <w:t xml:space="preserve">Is public expenditure productive?</w:t>
+      </w:r>
+      <w:r>
+        <w:t xml:space="preserve">”</w:t>
+      </w:r>
+      <w:r>
+        <w:t xml:space="preserve">,</w:t>
       </w:r>
       <w:r>
         <w:t xml:space="preserve"> </w:t>
@@ -7404,7 +7449,7 @@
         <w:t xml:space="preserve">Journal of Monetary Economics</w:t>
       </w:r>
       <w:r>
-        <w:t xml:space="preserve">, Vol. 23 No. 2, pp. 177–200.</w:t>
+        <w:t xml:space="preserve">, Vol. 23 No. 2, pp. 177–200.</w:t>
       </w:r>
     </w:p>
     <w:p>
@@ -7412,28 +7457,22 @@
         <w:pStyle w:val="BodyText"/>
       </w:pPr>
       <w:r>
-        <w:t xml:space="preserve">Asher, S. and Novosad, P. (2017), "Politics and local economic growth: evidence from India",</w:t>
-      </w:r>
-      <w:r>
-        <w:t xml:space="preserve"> </w:t>
-      </w:r>
-      <w:r>
-        <w:rPr>
-          <w:iCs/>
-          <w:i/>
-        </w:rPr>
-        <w:t xml:space="preserve">American Economic Journal: Applied Economics</w:t>
-      </w:r>
-      <w:r>
-        <w:t xml:space="preserve">, Vol. 9 No. 1, pp. 229–273.</w:t>
-      </w:r>
-    </w:p>
-    <w:p>
-      <w:pPr>
-        <w:pStyle w:val="BodyText"/>
-      </w:pPr>
-      <w:r>
-        <w:t xml:space="preserve">Banalieva, E.R., Eddleston, K.A. and Zellweger, T.M. (2017), "When do family firms have an advantage in transitioning economies? Toward a dynamic institution-based view",</w:t>
+        <w:t xml:space="preserve">Banalieva, E.R., Eddleston, K.A. and Zellweger, T.M. (2017),</w:t>
+      </w:r>
+      <w:r>
+        <w:t xml:space="preserve"> </w:t>
+      </w:r>
+      <w:r>
+        <w:t xml:space="preserve">“</w:t>
+      </w:r>
+      <w:r>
+        <w:t xml:space="preserve">When do family firms have an advantage in transitioning economies? Toward a dynamic institution-based view</w:t>
+      </w:r>
+      <w:r>
+        <w:t xml:space="preserve">”</w:t>
+      </w:r>
+      <w:r>
+        <w:t xml:space="preserve">,</w:t>
       </w:r>
       <w:r>
         <w:t xml:space="preserve"> </w:t>
@@ -7446,7 +7485,7 @@
         <w:t xml:space="preserve">Strategic Management Journal</w:t>
       </w:r>
       <w:r>
-        <w:t xml:space="preserve">, Vol. 38 No. 4, pp. 800–824.</w:t>
+        <w:t xml:space="preserve">, Vol. 38 No. 4, pp. 800–824.</w:t>
       </w:r>
     </w:p>
     <w:p>
@@ -7454,28 +7493,22 @@
         <w:pStyle w:val="BodyText"/>
       </w:pPr>
       <w:r>
-        <w:t xml:space="preserve">Bharadwaj, A., El Sawy, O.A., Pavlou, P.A. and Venkatraman, N. (2013), "Digital business strategy: toward a next generation of insights",</w:t>
-      </w:r>
-      <w:r>
-        <w:t xml:space="preserve"> </w:t>
-      </w:r>
-      <w:r>
-        <w:rPr>
-          <w:iCs/>
-          <w:i/>
-        </w:rPr>
-        <w:t xml:space="preserve">MIS Quarterly</w:t>
-      </w:r>
-      <w:r>
-        <w:t xml:space="preserve">, Vol. 37 No. 2, pp. 471–482.</w:t>
-      </w:r>
-    </w:p>
-    <w:p>
-      <w:pPr>
-        <w:pStyle w:val="BodyText"/>
-      </w:pPr>
-      <w:r>
-        <w:t xml:space="preserve">Burgess, R. and Pande, R. (2005), "Do rural banks matter? Evidence from the Indian social banking experiment",</w:t>
+        <w:t xml:space="preserve">Burgess, R. and Pande, R. (2005),</w:t>
+      </w:r>
+      <w:r>
+        <w:t xml:space="preserve"> </w:t>
+      </w:r>
+      <w:r>
+        <w:t xml:space="preserve">“</w:t>
+      </w:r>
+      <w:r>
+        <w:t xml:space="preserve">Do rural banks matter? Evidence from the Indian social banking experiment</w:t>
+      </w:r>
+      <w:r>
+        <w:t xml:space="preserve">”</w:t>
+      </w:r>
+      <w:r>
+        <w:t xml:space="preserve">,</w:t>
       </w:r>
       <w:r>
         <w:t xml:space="preserve"> </w:t>
@@ -7488,7 +7521,7 @@
         <w:t xml:space="preserve">American Economic Review</w:t>
       </w:r>
       <w:r>
-        <w:t xml:space="preserve">, Vol. 95 No. 3, pp. 780–795.</w:t>
+        <w:t xml:space="preserve">, Vol. 95 No. 3, pp. 780–795.</w:t>
       </w:r>
     </w:p>
     <w:p>
@@ -7496,7 +7529,22 @@
         <w:pStyle w:val="BodyText"/>
       </w:pPr>
       <w:r>
-        <w:t xml:space="preserve">Cameron, A.C., Gelbach, J.B. and Miller, D.L. (2008), "Bootstrap-based improvements for inference with clustered errors",</w:t>
+        <w:t xml:space="preserve">Cameron, A.C., Gelbach, J.B. and Miller, D.L. (2008),</w:t>
+      </w:r>
+      <w:r>
+        <w:t xml:space="preserve"> </w:t>
+      </w:r>
+      <w:r>
+        <w:t xml:space="preserve">“</w:t>
+      </w:r>
+      <w:r>
+        <w:t xml:space="preserve">Bootstrap-based improvements for inference with clustered errors</w:t>
+      </w:r>
+      <w:r>
+        <w:t xml:space="preserve">”</w:t>
+      </w:r>
+      <w:r>
+        <w:t xml:space="preserve">,</w:t>
       </w:r>
       <w:r>
         <w:t xml:space="preserve"> </w:t>
@@ -7509,7 +7557,7 @@
         <w:t xml:space="preserve">Review of Economics and Statistics</w:t>
       </w:r>
       <w:r>
-        <w:t xml:space="preserve">, Vol. 90 No. 3, pp. 414–427.</w:t>
+        <w:t xml:space="preserve">, Vol. 90 No. 3, pp. 414–427.</w:t>
       </w:r>
     </w:p>
     <w:p>
@@ -7517,7 +7565,22 @@
         <w:pStyle w:val="BodyText"/>
       </w:pPr>
       <w:r>
-        <w:t xml:space="preserve">Chittoor, R., Sarkar, M.B., Ray, S. and Aulakh, P.S. (2009), "Third-world copycats to emerging multinationals: institutional changes and organizational transformation in the Indian pharmaceutical industry",</w:t>
+        <w:t xml:space="preserve">Chittoor, R., Sarkar, M.B., Ray, S. and Aulakh, P.S. (2009),</w:t>
+      </w:r>
+      <w:r>
+        <w:t xml:space="preserve"> </w:t>
+      </w:r>
+      <w:r>
+        <w:t xml:space="preserve">“</w:t>
+      </w:r>
+      <w:r>
+        <w:t xml:space="preserve">Third-world copycats to emerging multinationals: institutional changes and organizational transformation in the Indian pharmaceutical industry</w:t>
+      </w:r>
+      <w:r>
+        <w:t xml:space="preserve">”</w:t>
+      </w:r>
+      <w:r>
+        <w:t xml:space="preserve">,</w:t>
       </w:r>
       <w:r>
         <w:t xml:space="preserve"> </w:t>
@@ -7530,7 +7593,7 @@
         <w:t xml:space="preserve">Organization Science</w:t>
       </w:r>
       <w:r>
-        <w:t xml:space="preserve">, Vol. 20 No. 1, pp. 187–205.</w:t>
+        <w:t xml:space="preserve">, Vol. 20 No. 1, pp. 187–205.</w:t>
       </w:r>
     </w:p>
     <w:p>
@@ -7538,7 +7601,22 @@
         <w:pStyle w:val="BodyText"/>
       </w:pPr>
       <w:r>
-        <w:t xml:space="preserve">Chodorow-Reich, G., Gopinath, G., Mishra, P. and Narayanan, A. (2020), "Cash and the economy: evidence from India's demonetization",</w:t>
+        <w:t xml:space="preserve">Chodorow-Reich, G., Gopinath, G., Mishra, P. and Narayanan, A. (2020),</w:t>
+      </w:r>
+      <w:r>
+        <w:t xml:space="preserve"> </w:t>
+      </w:r>
+      <w:r>
+        <w:t xml:space="preserve">“</w:t>
+      </w:r>
+      <w:r>
+        <w:t xml:space="preserve">Cash and the economy: evidence from India’s demonetization</w:t>
+      </w:r>
+      <w:r>
+        <w:t xml:space="preserve">”</w:t>
+      </w:r>
+      <w:r>
+        <w:t xml:space="preserve">,</w:t>
       </w:r>
       <w:r>
         <w:t xml:space="preserve"> </w:t>
@@ -7551,7 +7629,7 @@
         <w:t xml:space="preserve">Quarterly Journal of Economics</w:t>
       </w:r>
       <w:r>
-        <w:t xml:space="preserve">, Vol. 135 No. 1, pp. 57–103.</w:t>
+        <w:t xml:space="preserve">, Vol. 135 No. 1, pp. 57–103.</w:t>
       </w:r>
     </w:p>
     <w:p>
@@ -7559,7 +7637,22 @@
         <w:pStyle w:val="BodyText"/>
       </w:pPr>
       <w:r>
-        <w:t xml:space="preserve">Cohen, W.M. and Levinthal, D.A. (1990), "Absorptive capacity: a new perspective on learning and innovation",</w:t>
+        <w:t xml:space="preserve">Cohen, W.M. and Levinthal, D.A. (1990),</w:t>
+      </w:r>
+      <w:r>
+        <w:t xml:space="preserve"> </w:t>
+      </w:r>
+      <w:r>
+        <w:t xml:space="preserve">“</w:t>
+      </w:r>
+      <w:r>
+        <w:t xml:space="preserve">Absorptive capacity: a new perspective on learning and innovation</w:t>
+      </w:r>
+      <w:r>
+        <w:t xml:space="preserve">”</w:t>
+      </w:r>
+      <w:r>
+        <w:t xml:space="preserve">,</w:t>
       </w:r>
       <w:r>
         <w:t xml:space="preserve"> </w:t>
@@ -7572,7 +7665,7 @@
         <w:t xml:space="preserve">Administrative Science Quarterly</w:t>
       </w:r>
       <w:r>
-        <w:t xml:space="preserve">, Vol. 35 No. 1, pp. 128–152.</w:t>
+        <w:t xml:space="preserve">, Vol. 35 No. 1, pp. 128–152.</w:t>
       </w:r>
     </w:p>
     <w:p>
@@ -7580,7 +7673,22 @@
         <w:pStyle w:val="BodyText"/>
       </w:pPr>
       <w:r>
-        <w:t xml:space="preserve">Contractor, F.J. (2007), "Is international business good for companies? The evolutionary or multi-stage theory of internationalization vs. the transaction cost perspective",</w:t>
+        <w:t xml:space="preserve">Contractor, F.J. (2007),</w:t>
+      </w:r>
+      <w:r>
+        <w:t xml:space="preserve"> </w:t>
+      </w:r>
+      <w:r>
+        <w:t xml:space="preserve">“</w:t>
+      </w:r>
+      <w:r>
+        <w:t xml:space="preserve">Is international business good for companies? The evolutionary or multi-stage theory of internationalization vs. the transaction cost perspective</w:t>
+      </w:r>
+      <w:r>
+        <w:t xml:space="preserve">”</w:t>
+      </w:r>
+      <w:r>
+        <w:t xml:space="preserve">,</w:t>
       </w:r>
       <w:r>
         <w:t xml:space="preserve"> </w:t>
@@ -7593,7 +7701,7 @@
         <w:t xml:space="preserve">Management International Review</w:t>
       </w:r>
       <w:r>
-        <w:t xml:space="preserve">, Vol. 47 No. 3, pp. 453–475.</w:t>
+        <w:t xml:space="preserve">, Vol. 47 No. 3, pp. 453–475.</w:t>
       </w:r>
     </w:p>
     <w:p>
@@ -7601,7 +7709,22 @@
         <w:pStyle w:val="BodyText"/>
       </w:pPr>
       <w:r>
-        <w:t xml:space="preserve">Contractor, F.J., Kumar, V. and Kundu, S.K. (2007), "Nature of the relationship between international expansion and performance: the case of emerging market firms",</w:t>
+        <w:t xml:space="preserve">Contractor, F.J., Kumar, V. and Kundu, S.K. (2007),</w:t>
+      </w:r>
+      <w:r>
+        <w:t xml:space="preserve"> </w:t>
+      </w:r>
+      <w:r>
+        <w:t xml:space="preserve">“</w:t>
+      </w:r>
+      <w:r>
+        <w:t xml:space="preserve">Nature of the relationship between international expansion and performance: the case of emerging market firms</w:t>
+      </w:r>
+      <w:r>
+        <w:t xml:space="preserve">”</w:t>
+      </w:r>
+      <w:r>
+        <w:t xml:space="preserve">,</w:t>
       </w:r>
       <w:r>
         <w:t xml:space="preserve"> </w:t>
@@ -7614,7 +7737,7 @@
         <w:t xml:space="preserve">Journal of World Business</w:t>
       </w:r>
       <w:r>
-        <w:t xml:space="preserve">, Vol. 42 No. 4, pp. 401–417.</w:t>
+        <w:t xml:space="preserve">, Vol. 42 No. 4, pp. 401–417.</w:t>
       </w:r>
     </w:p>
     <w:p>
@@ -7622,7 +7745,22 @@
         <w:pStyle w:val="BodyText"/>
       </w:pPr>
       <w:r>
-        <w:t xml:space="preserve">Cuervo-Cazurra, A. (2012), "Extending theory by analyzing developing country multinational companies: solving the goldilocks debate",</w:t>
+        <w:t xml:space="preserve">Cuervo-Cazurra, A. (2012),</w:t>
+      </w:r>
+      <w:r>
+        <w:t xml:space="preserve"> </w:t>
+      </w:r>
+      <w:r>
+        <w:t xml:space="preserve">“</w:t>
+      </w:r>
+      <w:r>
+        <w:t xml:space="preserve">Extending theory by analyzing developing country multinational companies: solving the goldilocks debate</w:t>
+      </w:r>
+      <w:r>
+        <w:t xml:space="preserve">”</w:t>
+      </w:r>
+      <w:r>
+        <w:t xml:space="preserve">,</w:t>
       </w:r>
       <w:r>
         <w:t xml:space="preserve"> </w:t>
@@ -7635,7 +7773,7 @@
         <w:t xml:space="preserve">Global Strategy Journal</w:t>
       </w:r>
       <w:r>
-        <w:t xml:space="preserve">, Vol. 2 No. 3, pp. 153–167.</w:t>
+        <w:t xml:space="preserve">, Vol. 2 No. 3, pp. 153–167.</w:t>
       </w:r>
     </w:p>
     <w:p>
@@ -7643,28 +7781,22 @@
         <w:pStyle w:val="BodyText"/>
       </w:pPr>
       <w:r>
-        <w:t xml:space="preserve">De Loecker, J. (2013), "Detecting learning by exporting",</w:t>
-      </w:r>
-      <w:r>
-        <w:t xml:space="preserve"> </w:t>
-      </w:r>
-      <w:r>
-        <w:rPr>
-          <w:iCs/>
-          <w:i/>
-        </w:rPr>
-        <w:t xml:space="preserve">American Economic Journal: Microeconomics</w:t>
-      </w:r>
-      <w:r>
-        <w:t xml:space="preserve">, Vol. 5 No. 3, pp. 1–21.</w:t>
-      </w:r>
-    </w:p>
-    <w:p>
-      <w:pPr>
-        <w:pStyle w:val="BodyText"/>
-      </w:pPr>
-      <w:r>
-        <w:t xml:space="preserve">Do, T.H. and Phan, A.T. (2025), "Internationalization and firm performance of firms in India: the role of top management", in</w:t>
+        <w:t xml:space="preserve">Do, T.H. and Phan, A.T. (2025),</w:t>
+      </w:r>
+      <w:r>
+        <w:t xml:space="preserve"> </w:t>
+      </w:r>
+      <w:r>
+        <w:t xml:space="preserve">“</w:t>
+      </w:r>
+      <w:r>
+        <w:t xml:space="preserve">Internationalization and firm performance of firms in India: the role of top management</w:t>
+      </w:r>
+      <w:r>
+        <w:t xml:space="preserve">”</w:t>
+      </w:r>
+      <w:r>
+        <w:t xml:space="preserve">, in</w:t>
       </w:r>
       <w:r>
         <w:t xml:space="preserve"> </w:t>
@@ -7677,26 +7809,30 @@
         <w:t xml:space="preserve">International Business Research, Traditional and Creative Approaches</w:t>
       </w:r>
       <w:r>
-        <w:t xml:space="preserve">, IntechOpen, London, available at:</w:t>
-      </w:r>
-      <w:r>
-        <w:t xml:space="preserve"> </w:t>
-      </w:r>
-      <w:hyperlink r:id="rId67">
-        <w:r>
-          <w:rPr>
-            <w:rStyle w:val="Hyperlink"/>
-          </w:rPr>
-          <w:t xml:space="preserve">https://doi.org/10.5772/intechopen.1011012</w:t>
-        </w:r>
-      </w:hyperlink>
+        <w:t xml:space="preserve">, IntechOpen, London, available at: https://doi.org/10.5772/intechopen.1011012</w:t>
+      </w:r>
     </w:p>
     <w:p>
       <w:pPr>
         <w:pStyle w:val="BodyText"/>
       </w:pPr>
       <w:r>
-        <w:t xml:space="preserve">Donaldson, D. (2018), "Railroads of the Raj: estimating the impact of transportation infrastructure",</w:t>
+        <w:t xml:space="preserve">Donaldson, D. (2018),</w:t>
+      </w:r>
+      <w:r>
+        <w:t xml:space="preserve"> </w:t>
+      </w:r>
+      <w:r>
+        <w:t xml:space="preserve">“</w:t>
+      </w:r>
+      <w:r>
+        <w:t xml:space="preserve">Railroads of the Raj: estimating the impact of transportation infrastructure</w:t>
+      </w:r>
+      <w:r>
+        <w:t xml:space="preserve">”</w:t>
+      </w:r>
+      <w:r>
+        <w:t xml:space="preserve">,</w:t>
       </w:r>
       <w:r>
         <w:t xml:space="preserve"> </w:t>
@@ -7709,7 +7845,7 @@
         <w:t xml:space="preserve">American Economic Review</w:t>
       </w:r>
       <w:r>
-        <w:t xml:space="preserve">, Vol. 108 No. 4–5, pp. 899–934.</w:t>
+        <w:t xml:space="preserve">, Vol. 108 No. 4–5, pp. 899–934.</w:t>
       </w:r>
     </w:p>
     <w:p>
@@ -7717,7 +7853,22 @@
         <w:pStyle w:val="BodyText"/>
       </w:pPr>
       <w:r>
-        <w:t xml:space="preserve">Elango, B. and Pattnaik, C. (2007), "Building capabilities for international operations through networks: a study of Indian firms",</w:t>
+        <w:t xml:space="preserve">Elango, B. and Pattnaik, C. (2007),</w:t>
+      </w:r>
+      <w:r>
+        <w:t xml:space="preserve"> </w:t>
+      </w:r>
+      <w:r>
+        <w:t xml:space="preserve">“</w:t>
+      </w:r>
+      <w:r>
+        <w:t xml:space="preserve">Building capabilities for international operations through networks: a study of Indian firms</w:t>
+      </w:r>
+      <w:r>
+        <w:t xml:space="preserve">”</w:t>
+      </w:r>
+      <w:r>
+        <w:t xml:space="preserve">,</w:t>
       </w:r>
       <w:r>
         <w:t xml:space="preserve"> </w:t>
@@ -7730,7 +7881,7 @@
         <w:t xml:space="preserve">Journal of International Business Studies</w:t>
       </w:r>
       <w:r>
-        <w:t xml:space="preserve">, Vol. 38 No. 4, pp. 541–555.</w:t>
+        <w:t xml:space="preserve">, Vol. 38 No. 4, pp. 541–555.</w:t>
       </w:r>
     </w:p>
     <w:p>
@@ -7738,7 +7889,22 @@
         <w:pStyle w:val="BodyText"/>
       </w:pPr>
       <w:r>
-        <w:t xml:space="preserve">Geleilate, J.G., Magnusson, P., Parente, R.C. and Alvarado-Vargas, M.J. (2016), "Home country institutional effects on the multinationality–performance relationship: a comparison between emerging and developed market multinationals",</w:t>
+        <w:t xml:space="preserve">Hambrick, D.C. and Mason, P.A. (1984),</w:t>
+      </w:r>
+      <w:r>
+        <w:t xml:space="preserve"> </w:t>
+      </w:r>
+      <w:r>
+        <w:t xml:space="preserve">“</w:t>
+      </w:r>
+      <w:r>
+        <w:t xml:space="preserve">Upper echelons: the organization as a reflection of its top managers</w:t>
+      </w:r>
+      <w:r>
+        <w:t xml:space="preserve">”</w:t>
+      </w:r>
+      <w:r>
+        <w:t xml:space="preserve">,</w:t>
       </w:r>
       <w:r>
         <w:t xml:space="preserve"> </w:t>
@@ -7748,10 +7914,10 @@
           <w:iCs/>
           <w:i/>
         </w:rPr>
-        <w:t xml:space="preserve">Journal of International Management</w:t>
-      </w:r>
-      <w:r>
-        <w:t xml:space="preserve">, Vol. 22 No. 4, pp. 380–402.</w:t>
+        <w:t xml:space="preserve">Academy of Management Review</w:t>
+      </w:r>
+      <w:r>
+        <w:t xml:space="preserve">, Vol. 9 No. 2, pp. 193–206.</w:t>
       </w:r>
     </w:p>
     <w:p>
@@ -7759,7 +7925,565 @@
         <w:pStyle w:val="BodyText"/>
       </w:pPr>
       <w:r>
-        <w:t xml:space="preserve">Goldfarb, A. and Tucker, C. (2019), "Digital economics",</w:t>
+        <w:t xml:space="preserve">Hennart, J.F. (2007),</w:t>
+      </w:r>
+      <w:r>
+        <w:t xml:space="preserve"> </w:t>
+      </w:r>
+      <w:r>
+        <w:t xml:space="preserve">“</w:t>
+      </w:r>
+      <w:r>
+        <w:t xml:space="preserve">The theoretical rationale for a multinationality-performance relationship</w:t>
+      </w:r>
+      <w:r>
+        <w:t xml:space="preserve">”</w:t>
+      </w:r>
+      <w:r>
+        <w:t xml:space="preserve">,</w:t>
+      </w:r>
+      <w:r>
+        <w:t xml:space="preserve"> </w:t>
+      </w:r>
+      <w:r>
+        <w:rPr>
+          <w:iCs/>
+          <w:i/>
+        </w:rPr>
+        <w:t xml:space="preserve">Management International Review</w:t>
+      </w:r>
+      <w:r>
+        <w:t xml:space="preserve">, Vol. 47 No. 3, pp. 423–452.</w:t>
+      </w:r>
+    </w:p>
+    <w:p>
+      <w:pPr>
+        <w:pStyle w:val="BodyText"/>
+      </w:pPr>
+      <w:r>
+        <w:t xml:space="preserve">Hutzschenreuter, T., Kleindienst, I., Sarkar Sengupta, A. and Verbeke, A. (2026),</w:t>
+      </w:r>
+      <w:r>
+        <w:t xml:space="preserve"> </w:t>
+      </w:r>
+      <w:r>
+        <w:t xml:space="preserve">“</w:t>
+      </w:r>
+      <w:r>
+        <w:t xml:space="preserve">The performance effects of</w:t>
+      </w:r>
+      <w:r>
+        <w:t xml:space="preserve"> </w:t>
+      </w:r>
+      <w:r>
+        <w:t xml:space="preserve">‘</w:t>
+      </w:r>
+      <w:r>
+        <w:t xml:space="preserve">added cultural distance</w:t>
+      </w:r>
+      <w:r>
+        <w:t xml:space="preserve">’</w:t>
+      </w:r>
+      <w:r>
+        <w:t xml:space="preserve"> </w:t>
+      </w:r>
+      <w:r>
+        <w:t xml:space="preserve">in multinational expansion paths: generalizable and contextual determinants</w:t>
+      </w:r>
+      <w:r>
+        <w:t xml:space="preserve">”</w:t>
+      </w:r>
+      <w:r>
+        <w:t xml:space="preserve">,</w:t>
+      </w:r>
+      <w:r>
+        <w:t xml:space="preserve"> </w:t>
+      </w:r>
+      <w:r>
+        <w:rPr>
+          <w:iCs/>
+          <w:i/>
+        </w:rPr>
+        <w:t xml:space="preserve">Multinational Business Review</w:t>
+      </w:r>
+      <w:r>
+        <w:t xml:space="preserve">, available at: https://doi.org/10.1108/mbr-04-2025-0104</w:t>
+      </w:r>
+    </w:p>
+    <w:p>
+      <w:pPr>
+        <w:pStyle w:val="BodyText"/>
+      </w:pPr>
+      <w:r>
+        <w:t xml:space="preserve">Johanson, J. and Vahlne, J.E. (1977),</w:t>
+      </w:r>
+      <w:r>
+        <w:t xml:space="preserve"> </w:t>
+      </w:r>
+      <w:r>
+        <w:t xml:space="preserve">“</w:t>
+      </w:r>
+      <w:r>
+        <w:t xml:space="preserve">The internationalization process of the firm, a model of knowledge development and increasing foreign market commitments</w:t>
+      </w:r>
+      <w:r>
+        <w:t xml:space="preserve">”</w:t>
+      </w:r>
+      <w:r>
+        <w:t xml:space="preserve">,</w:t>
+      </w:r>
+      <w:r>
+        <w:t xml:space="preserve"> </w:t>
+      </w:r>
+      <w:r>
+        <w:rPr>
+          <w:iCs/>
+          <w:i/>
+        </w:rPr>
+        <w:t xml:space="preserve">Journal of International Business Studies</w:t>
+      </w:r>
+      <w:r>
+        <w:t xml:space="preserve">, Vol. 8 No. 1, pp. 23–32.</w:t>
+      </w:r>
+    </w:p>
+    <w:p>
+      <w:pPr>
+        <w:pStyle w:val="BodyText"/>
+      </w:pPr>
+      <w:r>
+        <w:t xml:space="preserve">Lind, J.T. and Mehlum, H. (2010),</w:t>
+      </w:r>
+      <w:r>
+        <w:t xml:space="preserve"> </w:t>
+      </w:r>
+      <w:r>
+        <w:t xml:space="preserve">“</w:t>
+      </w:r>
+      <w:r>
+        <w:t xml:space="preserve">With or without U? The appropriate test for a U-shaped relationship</w:t>
+      </w:r>
+      <w:r>
+        <w:t xml:space="preserve">”</w:t>
+      </w:r>
+      <w:r>
+        <w:t xml:space="preserve">,</w:t>
+      </w:r>
+      <w:r>
+        <w:t xml:space="preserve"> </w:t>
+      </w:r>
+      <w:r>
+        <w:rPr>
+          <w:iCs/>
+          <w:i/>
+        </w:rPr>
+        <w:t xml:space="preserve">Oxford Bulletin of Economics and Statistics</w:t>
+      </w:r>
+      <w:r>
+        <w:t xml:space="preserve">, Vol. 72 No. 1, pp. 109–118.</w:t>
+      </w:r>
+    </w:p>
+    <w:p>
+      <w:pPr>
+        <w:pStyle w:val="BodyText"/>
+      </w:pPr>
+      <w:r>
+        <w:t xml:space="preserve">Lu, J.W. and Beamish, P.W. (2004),</w:t>
+      </w:r>
+      <w:r>
+        <w:t xml:space="preserve"> </w:t>
+      </w:r>
+      <w:r>
+        <w:t xml:space="preserve">“</w:t>
+      </w:r>
+      <w:r>
+        <w:t xml:space="preserve">International diversification and firm performance: the S-curve hypothesis</w:t>
+      </w:r>
+      <w:r>
+        <w:t xml:space="preserve">”</w:t>
+      </w:r>
+      <w:r>
+        <w:t xml:space="preserve">,</w:t>
+      </w:r>
+      <w:r>
+        <w:t xml:space="preserve"> </w:t>
+      </w:r>
+      <w:r>
+        <w:rPr>
+          <w:iCs/>
+          <w:i/>
+        </w:rPr>
+        <w:t xml:space="preserve">Academy of Management Journal</w:t>
+      </w:r>
+      <w:r>
+        <w:t xml:space="preserve">, Vol. 47 No. 4, pp. 598–609.</w:t>
+      </w:r>
+    </w:p>
+    <w:p>
+      <w:pPr>
+        <w:pStyle w:val="BodyText"/>
+      </w:pPr>
+      <w:r>
+        <w:t xml:space="preserve">MacKinnon, J.G. and Webb, M.D. (2017),</w:t>
+      </w:r>
+      <w:r>
+        <w:t xml:space="preserve"> </w:t>
+      </w:r>
+      <w:r>
+        <w:t xml:space="preserve">“</w:t>
+      </w:r>
+      <w:r>
+        <w:t xml:space="preserve">Wild bootstrap inference for wildly different cluster sizes</w:t>
+      </w:r>
+      <w:r>
+        <w:t xml:space="preserve">”</w:t>
+      </w:r>
+      <w:r>
+        <w:t xml:space="preserve">,</w:t>
+      </w:r>
+      <w:r>
+        <w:t xml:space="preserve"> </w:t>
+      </w:r>
+      <w:r>
+        <w:rPr>
+          <w:iCs/>
+          <w:i/>
+        </w:rPr>
+        <w:t xml:space="preserve">Journal of Applied Econometrics</w:t>
+      </w:r>
+      <w:r>
+        <w:t xml:space="preserve">, Vol. 32 No. 2, pp. 233–254.</w:t>
+      </w:r>
+    </w:p>
+    <w:p>
+      <w:pPr>
+        <w:pStyle w:val="BodyText"/>
+      </w:pPr>
+      <w:r>
+        <w:t xml:space="preserve">Marano, V., Arregle, J.L., Hitt, M.A., Spadafora, E. and van Essen, M. (2016),</w:t>
+      </w:r>
+      <w:r>
+        <w:t xml:space="preserve"> </w:t>
+      </w:r>
+      <w:r>
+        <w:t xml:space="preserve">“</w:t>
+      </w:r>
+      <w:r>
+        <w:t xml:space="preserve">Home country institutions and the internationalization-performance relationship: a meta-analytic review</w:t>
+      </w:r>
+      <w:r>
+        <w:t xml:space="preserve">”</w:t>
+      </w:r>
+      <w:r>
+        <w:t xml:space="preserve">,</w:t>
+      </w:r>
+      <w:r>
+        <w:t xml:space="preserve"> </w:t>
+      </w:r>
+      <w:r>
+        <w:rPr>
+          <w:iCs/>
+          <w:i/>
+        </w:rPr>
+        <w:t xml:space="preserve">Journal of Management</w:t>
+      </w:r>
+      <w:r>
+        <w:t xml:space="preserve">, Vol. 42 No. 5, pp. 1075–1110.</w:t>
+      </w:r>
+    </w:p>
+    <w:p>
+      <w:pPr>
+        <w:pStyle w:val="BodyText"/>
+      </w:pPr>
+      <w:r>
+        <w:t xml:space="preserve">Mizik, N. and Jacobson, R. (2003),</w:t>
+      </w:r>
+      <w:r>
+        <w:t xml:space="preserve"> </w:t>
+      </w:r>
+      <w:r>
+        <w:t xml:space="preserve">“</w:t>
+      </w:r>
+      <w:r>
+        <w:t xml:space="preserve">Trading off between value creation and value appropriation: the financial implications of shifts in strategic emphasis</w:t>
+      </w:r>
+      <w:r>
+        <w:t xml:space="preserve">”</w:t>
+      </w:r>
+      <w:r>
+        <w:t xml:space="preserve">,</w:t>
+      </w:r>
+      <w:r>
+        <w:t xml:space="preserve"> </w:t>
+      </w:r>
+      <w:r>
+        <w:rPr>
+          <w:iCs/>
+          <w:i/>
+        </w:rPr>
+        <w:t xml:space="preserve">Journal of Marketing</w:t>
+      </w:r>
+      <w:r>
+        <w:t xml:space="preserve">, Vol. 67 No. 1, pp. 63–76.</w:t>
+      </w:r>
+    </w:p>
+    <w:p>
+      <w:pPr>
+        <w:pStyle w:val="BodyText"/>
+      </w:pPr>
+      <w:r>
+        <w:t xml:space="preserve">North, D.C. (1990),</w:t>
+      </w:r>
+      <w:r>
+        <w:t xml:space="preserve"> </w:t>
+      </w:r>
+      <w:r>
+        <w:rPr>
+          <w:iCs/>
+          <w:i/>
+        </w:rPr>
+        <w:t xml:space="preserve">Institutions, Institutional Change and Economic Performance</w:t>
+      </w:r>
+      <w:r>
+        <w:t xml:space="preserve">, Cambridge University Press, Cambridge.</w:t>
+      </w:r>
+    </w:p>
+    <w:p>
+      <w:pPr>
+        <w:pStyle w:val="BodyText"/>
+      </w:pPr>
+      <w:r>
+        <w:t xml:space="preserve">Paternoster, R., Brame, R., Mazerolle, P. and Piquero, A. (1998),</w:t>
+      </w:r>
+      <w:r>
+        <w:t xml:space="preserve"> </w:t>
+      </w:r>
+      <w:r>
+        <w:t xml:space="preserve">“</w:t>
+      </w:r>
+      <w:r>
+        <w:t xml:space="preserve">Using the correct statistical test for the equality of regression coefficients</w:t>
+      </w:r>
+      <w:r>
+        <w:t xml:space="preserve">”</w:t>
+      </w:r>
+      <w:r>
+        <w:t xml:space="preserve">,</w:t>
+      </w:r>
+      <w:r>
+        <w:t xml:space="preserve"> </w:t>
+      </w:r>
+      <w:r>
+        <w:rPr>
+          <w:iCs/>
+          <w:i/>
+        </w:rPr>
+        <w:t xml:space="preserve">Criminology</w:t>
+      </w:r>
+      <w:r>
+        <w:t xml:space="preserve">, Vol. 36 No. 4, pp. 859–866.</w:t>
+      </w:r>
+    </w:p>
+    <w:p>
+      <w:pPr>
+        <w:pStyle w:val="BodyText"/>
+      </w:pPr>
+      <w:r>
+        <w:t xml:space="preserve">Peng, M.W., Wang, D.Y.L. and Jiang, Y. (2008),</w:t>
+      </w:r>
+      <w:r>
+        <w:t xml:space="preserve"> </w:t>
+      </w:r>
+      <w:r>
+        <w:t xml:space="preserve">“</w:t>
+      </w:r>
+      <w:r>
+        <w:t xml:space="preserve">An institution-based view of international business strategy: a focus on emerging economies</w:t>
+      </w:r>
+      <w:r>
+        <w:t xml:space="preserve">”</w:t>
+      </w:r>
+      <w:r>
+        <w:t xml:space="preserve">,</w:t>
+      </w:r>
+      <w:r>
+        <w:t xml:space="preserve"> </w:t>
+      </w:r>
+      <w:r>
+        <w:rPr>
+          <w:iCs/>
+          <w:i/>
+        </w:rPr>
+        <w:t xml:space="preserve">Journal of International Business Studies</w:t>
+      </w:r>
+      <w:r>
+        <w:t xml:space="preserve">, Vol. 39 No. 5, pp. 920–936.</w:t>
+      </w:r>
+    </w:p>
+    <w:p>
+      <w:pPr>
+        <w:pStyle w:val="BodyText"/>
+      </w:pPr>
+      <w:r>
+        <w:t xml:space="preserve">Peng, M.W., Sun, S.L., Pinkham, B. and Chen, H. (2009),</w:t>
+      </w:r>
+      <w:r>
+        <w:t xml:space="preserve"> </w:t>
+      </w:r>
+      <w:r>
+        <w:t xml:space="preserve">“</w:t>
+      </w:r>
+      <w:r>
+        <w:t xml:space="preserve">The institution-based view as a third leg for a strategy tripod</w:t>
+      </w:r>
+      <w:r>
+        <w:t xml:space="preserve">”</w:t>
+      </w:r>
+      <w:r>
+        <w:t xml:space="preserve">,</w:t>
+      </w:r>
+      <w:r>
+        <w:t xml:space="preserve"> </w:t>
+      </w:r>
+      <w:r>
+        <w:rPr>
+          <w:iCs/>
+          <w:i/>
+        </w:rPr>
+        <w:t xml:space="preserve">Academy of Management Perspectives</w:t>
+      </w:r>
+      <w:r>
+        <w:t xml:space="preserve">, Vol. 23 No. 3, pp. 63–81.</w:t>
+      </w:r>
+    </w:p>
+    <w:p>
+      <w:pPr>
+        <w:pStyle w:val="BodyText"/>
+      </w:pPr>
+      <w:r>
+        <w:t xml:space="preserve">Singh, D.A. (2009),</w:t>
+      </w:r>
+      <w:r>
+        <w:t xml:space="preserve"> </w:t>
+      </w:r>
+      <w:r>
+        <w:t xml:space="preserve">“</w:t>
+      </w:r>
+      <w:r>
+        <w:t xml:space="preserve">Export performance of emerging market firms</w:t>
+      </w:r>
+      <w:r>
+        <w:t xml:space="preserve">”</w:t>
+      </w:r>
+      <w:r>
+        <w:t xml:space="preserve">,</w:t>
+      </w:r>
+      <w:r>
+        <w:t xml:space="preserve"> </w:t>
+      </w:r>
+      <w:r>
+        <w:rPr>
+          <w:iCs/>
+          <w:i/>
+        </w:rPr>
+        <w:t xml:space="preserve">International Business Review</w:t>
+      </w:r>
+      <w:r>
+        <w:t xml:space="preserve">, Vol. 18 No. 4, pp. 321–330.</w:t>
+      </w:r>
+    </w:p>
+    <w:p>
+      <w:pPr>
+        <w:pStyle w:val="BodyText"/>
+      </w:pPr>
+      <w:r>
+        <w:t xml:space="preserve">Teece, D.J. (2007),</w:t>
+      </w:r>
+      <w:r>
+        <w:t xml:space="preserve"> </w:t>
+      </w:r>
+      <w:r>
+        <w:t xml:space="preserve">“</w:t>
+      </w:r>
+      <w:r>
+        <w:t xml:space="preserve">Explicating dynamic capabilities: the nature and microfoundations of (sustainable) enterprise performance</w:t>
+      </w:r>
+      <w:r>
+        <w:t xml:space="preserve">”</w:t>
+      </w:r>
+      <w:r>
+        <w:t xml:space="preserve">,</w:t>
+      </w:r>
+      <w:r>
+        <w:t xml:space="preserve"> </w:t>
+      </w:r>
+      <w:r>
+        <w:rPr>
+          <w:iCs/>
+          <w:i/>
+        </w:rPr>
+        <w:t xml:space="preserve">Strategic Management Journal</w:t>
+      </w:r>
+      <w:r>
+        <w:t xml:space="preserve">, Vol. 28 No. 13, pp. 1319–1350.</w:t>
+      </w:r>
+    </w:p>
+    <w:p>
+      <w:pPr>
+        <w:pStyle w:val="BodyText"/>
+      </w:pPr>
+      <w:r>
+        <w:t xml:space="preserve">Verbeke, A. and Forootan, M.Z. (2012),</w:t>
+      </w:r>
+      <w:r>
+        <w:t xml:space="preserve"> </w:t>
+      </w:r>
+      <w:r>
+        <w:t xml:space="preserve">“</w:t>
+      </w:r>
+      <w:r>
+        <w:t xml:space="preserve">How good are multinationality–performance (M-P) empirical studies?</w:t>
+      </w:r>
+      <w:r>
+        <w:t xml:space="preserve">”</w:t>
+      </w:r>
+      <w:r>
+        <w:t xml:space="preserve">,</w:t>
+      </w:r>
+      <w:r>
+        <w:t xml:space="preserve"> </w:t>
+      </w:r>
+      <w:r>
+        <w:rPr>
+          <w:iCs/>
+          <w:i/>
+        </w:rPr>
+        <w:t xml:space="preserve">Global Strategy Journal</w:t>
+      </w:r>
+      <w:r>
+        <w:t xml:space="preserve">, Vol. 2 No. 4, pp. 332–344.</w:t>
+      </w:r>
+    </w:p>
+    <w:p>
+      <w:pPr>
+        <w:pStyle w:val="BodyText"/>
+      </w:pPr>
+      <w:r>
+        <w:t xml:space="preserve">Williamson, O.E. (2000),</w:t>
+      </w:r>
+      <w:r>
+        <w:t xml:space="preserve"> </w:t>
+      </w:r>
+      <w:r>
+        <w:t xml:space="preserve">“</w:t>
+      </w:r>
+      <w:r>
+        <w:t xml:space="preserve">The new institutional economics: taking stock, looking ahead</w:t>
+      </w:r>
+      <w:r>
+        <w:t xml:space="preserve">”</w:t>
+      </w:r>
+      <w:r>
+        <w:t xml:space="preserve">,</w:t>
       </w:r>
       <w:r>
         <w:t xml:space="preserve"> </w:t>
@@ -7772,490 +8496,7 @@
         <w:t xml:space="preserve">Journal of Economic Literature</w:t>
       </w:r>
       <w:r>
-        <w:t xml:space="preserve">, Vol. 57 No. 1, pp. 3–43.</w:t>
-      </w:r>
-    </w:p>
-    <w:p>
-      <w:pPr>
-        <w:pStyle w:val="BodyText"/>
-      </w:pPr>
-      <w:r>
-        <w:t xml:space="preserve">Haans, R.F.J., Pieters, C. and He, Z.L. (2016), "Thinking about U: theorizing and testing U- and inverted U-shaped relationships in strategy research",</w:t>
-      </w:r>
-      <w:r>
-        <w:t xml:space="preserve"> </w:t>
-      </w:r>
-      <w:r>
-        <w:rPr>
-          <w:iCs/>
-          <w:i/>
-        </w:rPr>
-        <w:t xml:space="preserve">Strategic Management Journal</w:t>
-      </w:r>
-      <w:r>
-        <w:t xml:space="preserve">, Vol. 37 No. 7, pp. 1177–1195.</w:t>
-      </w:r>
-    </w:p>
-    <w:p>
-      <w:pPr>
-        <w:pStyle w:val="BodyText"/>
-      </w:pPr>
-      <w:r>
-        <w:t xml:space="preserve">Hambrick, D.C. and Mason, P.A. (1984), "Upper echelons: the organization as a reflection of its top managers",</w:t>
-      </w:r>
-      <w:r>
-        <w:t xml:space="preserve"> </w:t>
-      </w:r>
-      <w:r>
-        <w:rPr>
-          <w:iCs/>
-          <w:i/>
-        </w:rPr>
-        <w:t xml:space="preserve">Academy of Management Review</w:t>
-      </w:r>
-      <w:r>
-        <w:t xml:space="preserve">, Vol. 9 No. 2, pp. 193–206.</w:t>
-      </w:r>
-    </w:p>
-    <w:p>
-      <w:pPr>
-        <w:pStyle w:val="BodyText"/>
-      </w:pPr>
-      <w:r>
-        <w:t xml:space="preserve">Hennart, J.F. (2007), "The theoretical rationale for a multinationality-performance relationship",</w:t>
-      </w:r>
-      <w:r>
-        <w:t xml:space="preserve"> </w:t>
-      </w:r>
-      <w:r>
-        <w:rPr>
-          <w:iCs/>
-          <w:i/>
-        </w:rPr>
-        <w:t xml:space="preserve">Management International Review</w:t>
-      </w:r>
-      <w:r>
-        <w:t xml:space="preserve">, Vol. 47 No. 3, pp. 423–452.</w:t>
-      </w:r>
-    </w:p>
-    <w:p>
-      <w:pPr>
-        <w:pStyle w:val="BodyText"/>
-      </w:pPr>
-      <w:r>
-        <w:t xml:space="preserve">Hoskisson, R.E., Eden, L., Lau, C.M. and Wright, M. (2000), "Strategy in emerging economies",</w:t>
-      </w:r>
-      <w:r>
-        <w:t xml:space="preserve"> </w:t>
-      </w:r>
-      <w:r>
-        <w:rPr>
-          <w:iCs/>
-          <w:i/>
-        </w:rPr>
-        <w:t xml:space="preserve">Academy of Management Journal</w:t>
-      </w:r>
-      <w:r>
-        <w:t xml:space="preserve">, Vol. 43 No. 3, pp. 249–267.</w:t>
-      </w:r>
-    </w:p>
-    <w:p>
-      <w:pPr>
-        <w:pStyle w:val="BodyText"/>
-      </w:pPr>
-      <w:r>
-        <w:t xml:space="preserve">Johanson, J. and Vahlne, J.E. (1977), "The internationalization process of the firm, a model of knowledge development and increasing foreign market commitments",</w:t>
-      </w:r>
-      <w:r>
-        <w:t xml:space="preserve"> </w:t>
-      </w:r>
-      <w:r>
-        <w:rPr>
-          <w:iCs/>
-          <w:i/>
-        </w:rPr>
-        <w:t xml:space="preserve">Journal of International Business Studies</w:t>
-      </w:r>
-      <w:r>
-        <w:t xml:space="preserve">, Vol. 8 No. 1, pp. 23–32.</w:t>
-      </w:r>
-    </w:p>
-    <w:p>
-      <w:pPr>
-        <w:pStyle w:val="BodyText"/>
-      </w:pPr>
-      <w:r>
-        <w:t xml:space="preserve">Khanna, T. and Palepu, K.G. (2010),</w:t>
-      </w:r>
-      <w:r>
-        <w:t xml:space="preserve"> </w:t>
-      </w:r>
-      <w:r>
-        <w:rPr>
-          <w:iCs/>
-          <w:i/>
-        </w:rPr>
-        <w:t xml:space="preserve">Winning in Emerging Markets: A Road Map for Strategy and Execution</w:t>
-      </w:r>
-      <w:r>
-        <w:t xml:space="preserve">, Harvard Business Review Press, Boston, MA.</w:t>
-      </w:r>
-    </w:p>
-    <w:p>
-      <w:pPr>
-        <w:pStyle w:val="BodyText"/>
-      </w:pPr>
-      <w:r>
-        <w:t xml:space="preserve">Lind, J.T. and Mehlum, H. (2010), "With or without U? The appropriate test for a U-shaped relationship",</w:t>
-      </w:r>
-      <w:r>
-        <w:t xml:space="preserve"> </w:t>
-      </w:r>
-      <w:r>
-        <w:rPr>
-          <w:iCs/>
-          <w:i/>
-        </w:rPr>
-        <w:t xml:space="preserve">Oxford Bulletin of Economics and Statistics</w:t>
-      </w:r>
-      <w:r>
-        <w:t xml:space="preserve">, Vol. 72 No. 1, pp. 109–118.</w:t>
-      </w:r>
-    </w:p>
-    <w:p>
-      <w:pPr>
-        <w:pStyle w:val="BodyText"/>
-      </w:pPr>
-      <w:r>
-        <w:t xml:space="preserve">Lu, J.W. and Beamish, P.W. (2004), "International diversification and firm performance: the S-curve hypothesis",</w:t>
-      </w:r>
-      <w:r>
-        <w:t xml:space="preserve"> </w:t>
-      </w:r>
-      <w:r>
-        <w:rPr>
-          <w:iCs/>
-          <w:i/>
-        </w:rPr>
-        <w:t xml:space="preserve">Academy of Management Journal</w:t>
-      </w:r>
-      <w:r>
-        <w:t xml:space="preserve">, Vol. 47 No. 4, pp. 598–609.</w:t>
-      </w:r>
-    </w:p>
-    <w:p>
-      <w:pPr>
-        <w:pStyle w:val="BodyText"/>
-      </w:pPr>
-      <w:r>
-        <w:t xml:space="preserve">MacKinnon, J.G. and Webb, M.D. (2017), "Wild bootstrap inference for wildly different cluster sizes",</w:t>
-      </w:r>
-      <w:r>
-        <w:t xml:space="preserve"> </w:t>
-      </w:r>
-      <w:r>
-        <w:rPr>
-          <w:iCs/>
-          <w:i/>
-        </w:rPr>
-        <w:t xml:space="preserve">Journal of Applied Econometrics</w:t>
-      </w:r>
-      <w:r>
-        <w:t xml:space="preserve">, Vol. 32 No. 2, pp. 233–254.</w:t>
-      </w:r>
-    </w:p>
-    <w:p>
-      <w:pPr>
-        <w:pStyle w:val="BodyText"/>
-      </w:pPr>
-      <w:r>
-        <w:t xml:space="preserve">Marano, V., Arregle, J.L., Hitt, M.A., Spadafora, E. and van Essen, M. (2016), "Home country institutions and the internationalization-performance relationship: a meta-analytic review",</w:t>
-      </w:r>
-      <w:r>
-        <w:t xml:space="preserve"> </w:t>
-      </w:r>
-      <w:r>
-        <w:rPr>
-          <w:iCs/>
-          <w:i/>
-        </w:rPr>
-        <w:t xml:space="preserve">Journal of Management</w:t>
-      </w:r>
-      <w:r>
-        <w:t xml:space="preserve">, Vol. 42 No. 5, pp. 1075–1110.</w:t>
-      </w:r>
-    </w:p>
-    <w:p>
-      <w:pPr>
-        <w:pStyle w:val="BodyText"/>
-      </w:pPr>
-      <w:r>
-        <w:t xml:space="preserve">Melitz, M.J. (2003), "The impact of trade on intra-industry reallocations and aggregate industry productivity",</w:t>
-      </w:r>
-      <w:r>
-        <w:t xml:space="preserve"> </w:t>
-      </w:r>
-      <w:r>
-        <w:rPr>
-          <w:iCs/>
-          <w:i/>
-        </w:rPr>
-        <w:t xml:space="preserve">Econometrica</w:t>
-      </w:r>
-      <w:r>
-        <w:t xml:space="preserve">, Vol. 71 No. 6, pp. 1695–1725.</w:t>
-      </w:r>
-    </w:p>
-    <w:p>
-      <w:pPr>
-        <w:pStyle w:val="BodyText"/>
-      </w:pPr>
-      <w:r>
-        <w:t xml:space="preserve">Mizik, N. and Jacobson, R. (2003), "Trading off between value creation and value appropriation: the financial implications of shifts in strategic emphasis",</w:t>
-      </w:r>
-      <w:r>
-        <w:t xml:space="preserve"> </w:t>
-      </w:r>
-      <w:r>
-        <w:rPr>
-          <w:iCs/>
-          <w:i/>
-        </w:rPr>
-        <w:t xml:space="preserve">Journal of Marketing</w:t>
-      </w:r>
-      <w:r>
-        <w:t xml:space="preserve">, Vol. 67 No. 1, pp. 63–76.</w:t>
-      </w:r>
-    </w:p>
-    <w:p>
-      <w:pPr>
-        <w:pStyle w:val="BodyText"/>
-      </w:pPr>
-      <w:r>
-        <w:t xml:space="preserve">North, D.C. (1990),</w:t>
-      </w:r>
-      <w:r>
-        <w:t xml:space="preserve"> </w:t>
-      </w:r>
-      <w:r>
-        <w:rPr>
-          <w:iCs/>
-          <w:i/>
-        </w:rPr>
-        <w:t xml:space="preserve">Institutions, Institutional Change and Economic Performance</w:t>
-      </w:r>
-      <w:r>
-        <w:t xml:space="preserve">, Cambridge University Press, Cambridge.</w:t>
-      </w:r>
-    </w:p>
-    <w:p>
-      <w:pPr>
-        <w:pStyle w:val="BodyText"/>
-      </w:pPr>
-      <w:r>
-        <w:t xml:space="preserve">Olley, G.S. and Pakes, A. (1996), "The dynamics of productivity in the telecommunications equipment industry",</w:t>
-      </w:r>
-      <w:r>
-        <w:t xml:space="preserve"> </w:t>
-      </w:r>
-      <w:r>
-        <w:rPr>
-          <w:iCs/>
-          <w:i/>
-        </w:rPr>
-        <w:t xml:space="preserve">Econometrica</w:t>
-      </w:r>
-      <w:r>
-        <w:t xml:space="preserve">, Vol. 64 No. 6, pp. 1263–1297.</w:t>
-      </w:r>
-    </w:p>
-    <w:p>
-      <w:pPr>
-        <w:pStyle w:val="BodyText"/>
-      </w:pPr>
-      <w:r>
-        <w:t xml:space="preserve">Paternoster, R., Brame, R., Mazerolle, P. and Piquero, A. (1998), "Using the correct statistical test for the equality of regression coefficients",</w:t>
-      </w:r>
-      <w:r>
-        <w:t xml:space="preserve"> </w:t>
-      </w:r>
-      <w:r>
-        <w:rPr>
-          <w:iCs/>
-          <w:i/>
-        </w:rPr>
-        <w:t xml:space="preserve">Criminology</w:t>
-      </w:r>
-      <w:r>
-        <w:t xml:space="preserve">, Vol. 36 No. 4, pp. 859–866.</w:t>
-      </w:r>
-    </w:p>
-    <w:p>
-      <w:pPr>
-        <w:pStyle w:val="BodyText"/>
-      </w:pPr>
-      <w:r>
-        <w:t xml:space="preserve">Peng, M.W., Wang, D.Y.L. and Jiang, Y. (2008), "An institution-based view of international business strategy: a focus on emerging economies",</w:t>
-      </w:r>
-      <w:r>
-        <w:t xml:space="preserve"> </w:t>
-      </w:r>
-      <w:r>
-        <w:rPr>
-          <w:iCs/>
-          <w:i/>
-        </w:rPr>
-        <w:t xml:space="preserve">Journal of International Business Studies</w:t>
-      </w:r>
-      <w:r>
-        <w:t xml:space="preserve">, Vol. 39 No. 5, pp. 920–936.</w:t>
-      </w:r>
-    </w:p>
-    <w:p>
-      <w:pPr>
-        <w:pStyle w:val="BodyText"/>
-      </w:pPr>
-      <w:r>
-        <w:t xml:space="preserve">Peng, M.W., Sun, S.L., Pinkham, B. and Chen, H. (2009), "The institution-based view as a third leg for a strategy tripod",</w:t>
-      </w:r>
-      <w:r>
-        <w:t xml:space="preserve"> </w:t>
-      </w:r>
-      <w:r>
-        <w:rPr>
-          <w:iCs/>
-          <w:i/>
-        </w:rPr>
-        <w:t xml:space="preserve">Academy of Management Perspectives</w:t>
-      </w:r>
-      <w:r>
-        <w:t xml:space="preserve">, Vol. 23 No. 3, pp. 63–81.</w:t>
-      </w:r>
-    </w:p>
-    <w:p>
-      <w:pPr>
-        <w:pStyle w:val="BodyText"/>
-      </w:pPr>
-      <w:r>
-        <w:t xml:space="preserve">Sambharya, R.B. (1996), "Foreign experience of top management teams and international diversification strategies of US multinational corporations",</w:t>
-      </w:r>
-      <w:r>
-        <w:t xml:space="preserve"> </w:t>
-      </w:r>
-      <w:r>
-        <w:rPr>
-          <w:iCs/>
-          <w:i/>
-        </w:rPr>
-        <w:t xml:space="preserve">Strategic Management Journal</w:t>
-      </w:r>
-      <w:r>
-        <w:t xml:space="preserve">, Vol. 17 No. 9, pp. 739–746.</w:t>
-      </w:r>
-    </w:p>
-    <w:p>
-      <w:pPr>
-        <w:pStyle w:val="BodyText"/>
-      </w:pPr>
-      <w:r>
-        <w:t xml:space="preserve">Singh, D.A. (2009), "Export performance of emerging market firms",</w:t>
-      </w:r>
-      <w:r>
-        <w:t xml:space="preserve"> </w:t>
-      </w:r>
-      <w:r>
-        <w:rPr>
-          <w:iCs/>
-          <w:i/>
-        </w:rPr>
-        <w:t xml:space="preserve">International Business Review</w:t>
-      </w:r>
-      <w:r>
-        <w:t xml:space="preserve">, Vol. 18 No. 4, pp. 321–330.</w:t>
-      </w:r>
-    </w:p>
-    <w:p>
-      <w:pPr>
-        <w:pStyle w:val="BodyText"/>
-      </w:pPr>
-      <w:r>
-        <w:t xml:space="preserve">Teece, D.J. (2007), "Explicating dynamic capabilities: the nature and microfoundations of (sustainable) enterprise performance",</w:t>
-      </w:r>
-      <w:r>
-        <w:t xml:space="preserve"> </w:t>
-      </w:r>
-      <w:r>
-        <w:rPr>
-          <w:iCs/>
-          <w:i/>
-        </w:rPr>
-        <w:t xml:space="preserve">Strategic Management Journal</w:t>
-      </w:r>
-      <w:r>
-        <w:t xml:space="preserve">, Vol. 28 No. 13, pp. 1319–1350.</w:t>
-      </w:r>
-    </w:p>
-    <w:p>
-      <w:pPr>
-        <w:pStyle w:val="BodyText"/>
-      </w:pPr>
-      <w:r>
-        <w:t xml:space="preserve">Verbeke, A. and Forootan, M.Z. (2012), "How good are multinationality–performance (M-P) empirical studies?",</w:t>
-      </w:r>
-      <w:r>
-        <w:t xml:space="preserve"> </w:t>
-      </w:r>
-      <w:r>
-        <w:rPr>
-          <w:iCs/>
-          <w:i/>
-        </w:rPr>
-        <w:t xml:space="preserve">Global Strategy Journal</w:t>
-      </w:r>
-      <w:r>
-        <w:t xml:space="preserve">, Vol. 2 No. 4, pp. 332–344.</w:t>
-      </w:r>
-    </w:p>
-    <w:p>
-      <w:pPr>
-        <w:pStyle w:val="BodyText"/>
-      </w:pPr>
-      <w:r>
-        <w:t xml:space="preserve">Vial, G. (2019), "Understanding digital transformation: a review and a research agenda",</w:t>
-      </w:r>
-      <w:r>
-        <w:t xml:space="preserve"> </w:t>
-      </w:r>
-      <w:r>
-        <w:rPr>
-          <w:iCs/>
-          <w:i/>
-        </w:rPr>
-        <w:t xml:space="preserve">Journal of Strategic Information Systems</w:t>
-      </w:r>
-      <w:r>
-        <w:t xml:space="preserve">, Vol. 28 No. 2, pp. 118–144.</w:t>
-      </w:r>
-    </w:p>
-    <w:p>
-      <w:pPr>
-        <w:pStyle w:val="BodyText"/>
-      </w:pPr>
-      <w:r>
-        <w:t xml:space="preserve">Williamson, O.E. (2000), "The new institutional economics: taking stock, looking ahead",</w:t>
-      </w:r>
-      <w:r>
-        <w:t xml:space="preserve"> </w:t>
-      </w:r>
-      <w:r>
-        <w:rPr>
-          <w:iCs/>
-          <w:i/>
-        </w:rPr>
-        <w:t xml:space="preserve">Journal of Economic Literature</w:t>
-      </w:r>
-      <w:r>
-        <w:t xml:space="preserve">, Vol. 38 No. 3, pp. 595–613.</w:t>
+        <w:t xml:space="preserve">, Vol. 38 No. 3, pp. 595–613.</w:t>
       </w:r>
     </w:p>
     <w:p>
@@ -8277,8 +8518,8 @@
         <w:t xml:space="preserve">Manuscript draft version 2026-06-02. Empirical sections complete; Section 4.6 robustness expansion (manufacturing sub-sample, trimmed FSTS, wild cluster bootstrap) and Figure rendering pending.</w:t>
       </w:r>
     </w:p>
-    <w:bookmarkEnd w:id="68"/>
-    <w:bookmarkEnd w:id="69"/>
+    <w:bookmarkEnd w:id="66"/>
+    <w:bookmarkEnd w:id="67"/>
     <w:sectPr/>
   </w:body>
 </w:document>

--- a/p9_india/submission/ijoem_package/01_manuscript_blinded.docx
+++ b/p9_india/submission/ijoem_package/01_manuscript_blinded.docx
@@ -2,33 +2,7 @@
 <file path=word/document.xml><?xml version="1.0" encoding="utf-8"?>
 <w:document xmlns:w="http://schemas.openxmlformats.org/wordprocessingml/2006/main" xmlns:m="http://schemas.openxmlformats.org/officeDocument/2006/math" xmlns:r="http://schemas.openxmlformats.org/officeDocument/2006/relationships" xmlns:o="urn:schemas-microsoft-com:office:office" xmlns:v="urn:schemas-microsoft-com:vml" xmlns:w10="urn:schemas-microsoft-com:office:word" xmlns:a="http://schemas.openxmlformats.org/drawingml/2006/main" xmlns:pic="http://schemas.openxmlformats.org/drawingml/2006/picture" xmlns:wp="http://schemas.openxmlformats.org/drawingml/2006/wordprocessingDrawing">
   <w:body>
-    <w:sdt>
-      <w:sdtPr>
-        <w:docPartObj>
-          <w:docPartGallery w:val="Table of Contents"/>
-          <w:docPartUnique/>
-        </w:docPartObj>
-      </w:sdtPr>
-      <w:sdtContent>
-        <w:p>
-          <w:pPr>
-            <w:pStyle w:val="TOCHeading"/>
-          </w:pPr>
-          <w:r>
-            <w:t xml:space="preserve">Table of Contents</w:t>
-          </w:r>
-        </w:p>
-        <w:p>
-          <w:r>
-            <w:fldChar w:fldCharType="begin" w:dirty="true"/>
-            <w:instrText xml:space="preserve">TOC \o "1-2" \h \z \u</w:instrText>
-            <w:fldChar w:fldCharType="separate"/>
-            <w:fldChar w:fldCharType="end"/>
-          </w:r>
-        </w:p>
-      </w:sdtContent>
-    </w:sdt>
-    <w:bookmarkStart w:id="67" w:name="X98c2766033094c9e426ec36001f9803db2358fb"/>
+    <w:bookmarkStart w:id="70" w:name="X98c2766033094c9e426ec36001f9803db2358fb"/>
     <w:p>
       <w:pPr>
         <w:pStyle w:val="Heading1"/>
@@ -230,7 +204,7 @@
         <w:t xml:space="preserve"> </w:t>
       </w:r>
       <w:r>
-        <w:t xml:space="preserve">This provides the first firm-level evidence that extreme institutional transformation can dissolve, rather than relocate, the inverted-U threshold, identifying a previously untested scope condition for the Lu and Beamish (2004) claim: the threshold is conditional on institutional stability. The authors’ earlier work (Do and Phan, 2025; linear DOI, FGLS, 380 matched firms) is acknowledged as prior author work.</w:t>
+        <w:t xml:space="preserve">This provides the first firm-level evidence that extreme institutional transformation can dissolve, rather than relocate, the inverted-U threshold, identifying a previously untested scope condition for the Lu and Beamish (2004) claim: the threshold is conditional on institutional stability. The authors' earlier work (Do and Phan, 2025; linear DOI, FGLS, 380 matched firms) is acknowledged as prior author work.</w:t>
       </w:r>
     </w:p>
     <w:p>
@@ -334,7 +308,7 @@
         </w:numPr>
       </w:pPr>
       <w:r>
-        <w:t xml:space="preserve">The collapse coincides with India’s decade of exceptional institutional change: demonetisation, GST, IBC, UPI, PLI, COVID-19, and Atmanirbhar Bharat.</w:t>
+        <w:t xml:space="preserve">The collapse coincides with India's decade of exceptional institutional change: demonetisation, GST, IBC, UPI, PLI, COVID-19, and Atmanirbhar Bharat.</w:t>
       </w:r>
     </w:p>
     <w:p>
@@ -378,7 +352,7 @@
       </w:r>
     </w:p>
     <w:bookmarkEnd w:id="21"/>
-    <w:bookmarkStart w:id="22" w:name="introduction"/>
+    <w:bookmarkStart w:id="22" w:name="Xe3d0fc0bea9a42ce7605565d0964033d7f6ee47"/>
     <w:p>
       <w:pPr>
         <w:pStyle w:val="Heading2"/>
@@ -392,15 +366,15 @@
         <w:pStyle w:val="FirstParagraph"/>
       </w:pPr>
       <w:r>
-        <w:t xml:space="preserve">India between 2014 and 2025 underwent institutional and digital transformation at a pace without obvious historical parallel in the post-independence period of any major emerging economy. The Modi government took office in May 2014 with an explicit reform agenda. Within thirty months, three foundational policy changes redrew the operating environment for private firms. The Insolvency and Bankruptcy Code (May 2016) replaced a fragmented bankruptcy regime. The demonetisation of 86 per cent of currency in circulation (November 2016) imposed an abrupt liquidity contraction whose firm-level effects have been documented as both immediate and persistent (Chodorow-Reich et al., 2020). The Goods and Services Tax (July 2017) replaced a federation of state-level indirect taxes with a single national framework. April 2016 also saw the launch of the Unified Payments Interface (UPI), public digital payment infrastructure that, by 2024, processed more than 12 billion transactions monthly. No developed economy has matched this scale of public digital adoption. The 2020 policy turn redirected national strategy inward. The Atmanirbhar Bharat (self-reliant India) doctrine and the Production-Linked Incentive (PLI) scheme reoriented firm-level capability incentives toward domestic manufacturing scale, even as the COVID-19 pandemic disrupted cross-border supply chains throughout 2020 and 2022. By 2024, India had become the world’s fifth-largest economy and was hosting the G20 presidency. The eleven-year window of this study covers all of this institutional churn.</w:t>
-      </w:r>
-    </w:p>
-    <w:p>
-      <w:pPr>
-        <w:pStyle w:val="BodyText"/>
-      </w:pPr>
-      <w:r>
-        <w:t xml:space="preserve">The internationalisation–performance (I-P) literature offers a sharp prediction against which this setting can be tested. Lu and Beamish (2004), Contractor (2007), and the meta-analytic synthesis by Marano et al. (2016) document an inverted-U relationship between export intensity and firm productivity that has been replicated across geographic contexts, time windows, and performance measures. The relationship is now treated as a near-consensus generalisation. A small but pointed critique (Hennart, 2007; Verbeke and Forootan, 2012) questions specification and measurement; a moderating-conditions literature (Cuervo-Cazurra, 2012; Banalieva et al., 2017) examines how institutional development and firm characteristics shift the relationship. Yet across these literatures, one assumption remains conspicuously untested with within-country longitudinal data: that the inverted-U is structurally invariant to macro institutional change. The assumption is plausible. If the inverted-U reflects the firm-level cost-benefit balance between learning-by-exporting and over-extension costs, and if both sides of this balance are determined predominantly by firm-internal and industry-level mechanisms, then macro institutional shocks should shift the level of productivity without altering the threshold location. The institutions-based view (Peng et al., 2008; Peng et al., 2009) is compatible with this assumption when institutions evolve gradually. India’s reform decade tests the limits of this compatibility.</w:t>
+        <w:t xml:space="preserve">India between 2014 and 2025 underwent institutional and digital transformation at a pace without obvious historical parallel in the post-independence period of any major emerging economy. The Modi government took office in May 2014 with an explicit reform agenda. Within thirty months, three foundational policy changes redrew the operating environment for private firms. The Insolvency and Bankruptcy Code (May 2016) replaced a fragmented bankruptcy regime. The demonetisation of 86 per cent of currency in circulation (November 2016) imposed an abrupt liquidity contraction whose firm-level effects have been documented as both immediate and persistent (Chodorow-Reich et al., 2020). The Goods and Services Tax (July 2017) replaced a federation of state-level indirect taxes with a single national framework. April 2016 also saw the launch of the Unified Payments Interface (UPI), public digital payment infrastructure that, by 2024, processed more than 12 billion transactions monthly. No developed economy has matched this scale of public digital adoption. The 2020 policy turn redirected national strategy inward. The Atmanirbhar Bharat (self-reliant India) doctrine and the Production-Linked Incentive (PLI) scheme reoriented firm-level capability incentives toward domestic manufacturing scale, even as the COVID-19 pandemic disrupted cross-border supply chains throughout 2020 and 2022. By 2024, India had become the world's fifth-largest economy and was hosting the G20 presidency. The eleven-year window of this study covers all of this institutional churn.</w:t>
+      </w:r>
+    </w:p>
+    <w:p>
+      <w:pPr>
+        <w:pStyle w:val="BodyText"/>
+      </w:pPr>
+      <w:r>
+        <w:t xml:space="preserve">The internationalisation–performance (I-P) literature offers a sharp prediction against which this setting can be tested. Lu and Beamish (2004), Contractor (2007), and the meta-analytic synthesis by Marano et al. (2016) document an inverted-U relationship between export intensity and firm productivity that has been replicated across geographic contexts, time windows, and performance measures. The relationship is now treated as a near-consensus generalisation. A small but pointed critique (Hennart, 2007; Verbeke and Forootan, 2012) questions specification and measurement; a moderating-conditions literature (Cuervo-Cazurra, 2012; Banalieva et al., 2017) examines how institutional development and firm characteristics shift the relationship. Yet across these literatures, one assumption remains conspicuously untested with within-country longitudinal data: that the inverted-U is structurally invariant to macro institutional change. The assumption is plausible. If the inverted-U reflects the firm-level cost-benefit balance between learning-by-exporting and over-extension costs, and if both sides of this balance are determined predominantly by firm-internal and industry-level mechanisms, then macro institutional shocks should shift the level of productivity without altering the threshold location. The institutions-based view (Peng et al., 2008; Peng et al., 2009) is compatible with this assumption when institutions evolve gradually. India's reform decade tests the limits of this compatibility.</w:t>
       </w:r>
     </w:p>
     <w:p>
@@ -416,15 +390,15 @@
         <w:pStyle w:val="BodyText"/>
       </w:pPr>
       <w:r>
-        <w:t xml:space="preserve">The analysis tests a baseline inverted-U hypothesis (H1) and four directional hypotheses: a competitive pair on threshold durability (H2a institutional shift versus H2b durability), technological-capability moderation (H3a level-shifter under stability, H3b export-intensity-contingent under post-PLI redirection), and digital-capability moderation (H4a private Tier-1 moderation, H4b public Tier-2 dominance). From this set, three contributions follow. Firstly (mapping to H2), the analysis provides the first within-country longitudinal evidence that the inverted-U export-intensity-productivity relationship can be dissolved by extreme institutional change, rather than only relocating its turning point. The turning point in 2014 lies at 61.8 per cent FSTS with the inverted-U strongly supported on Lind and Mehlum (2010) tests. In 2022 the turning point migrates inward to 40.7 per cent. In 2025 the quadratic curvature is statistically indistinguishable from zero, and the relationship is monotonically negative across the empirically relevant export-intensity range. Paternoster cross-wave z-tests (Paternoster et al., 1998) decisively reject coefficient equality. This identifies an environmental scope condition that the canonical I-P literature has implicitly assumed but never tested with multi-wave firm-level data. The inverted-U is conditional on institutional stability. Secondly (mapping to H4), the analysis refines the developmental-state literature on public digital infrastructure by showing that public and private digital infrastructure are complements rather than substitutes in the export production function. India’s UPI rails are highly effective for domestic transactions. They do not substitute for the cross-border financial infrastructure that exporters specifically require. The negative Tier-2 moderation is most coherently interpreted as a purpose-alignment requirement that prior treatments of public infrastructure substitution have not articulated. Thirdly (mapping to H3), this study documents that capability constructs theoretically stable across contexts can exhibit context-dependent operating signs when major policy incentives redirect their strategic use. The Technological Capability Index operates as a positive level-shifter of productivity in 2014 and 2022. It then flips negative in 2025 with a positive export-intensity interaction. This pattern is consistent with the strategic emphasis trade-off documented by Mizik and Jacobson (2003), which has not previously been brought into the international business literature.</w:t>
-      </w:r>
-    </w:p>
-    <w:p>
-      <w:pPr>
-        <w:pStyle w:val="BodyText"/>
-      </w:pPr>
-      <w:r>
-        <w:t xml:space="preserve">This study extends but does not duplicate the authors’ earlier work on Indian firms. Do and Phan (2025) examined a matched sub-sample of 380 firms across two waves. That study used a linear specification of degree of internationalisation, the Uppsala (Johanson and Vahlne, 1977) and Upper Echelons (Hambrick and Mason, 1984) frameworks, feasible generalised least squares estimation, and top-management-team moderation as the central research question. The present study uses a different theoretical lens (the institutions-based view), a different specification (quadratic inverted-U with Lind–Mehlum testing), a different sample (the full WBES across three waves), a different method (ordinary least squares with heteroscedasticity-robust and state-clustered standard errors), and a different research question (threshold dynamics under institutional shift). The two studies are complementary rather than overlapping. The prior work characterises managerial mechanisms operating within the firm. The present work characterises institutional mechanisms operating on the firm.</w:t>
+        <w:t xml:space="preserve">The analysis tests a baseline inverted-U hypothesis (H1) and four directional hypotheses: a competitive pair on threshold durability (H2a institutional shift versus H2b durability), technological-capability moderation (H3a level-shifter under stability, H3b export-intensity-contingent under post-PLI redirection), and digital-capability moderation (H4a private Tier-1 moderation, H4b public Tier-2 dominance). From this set, three contributions follow. Firstly (mapping to H2), the analysis provides the first within-country longitudinal evidence that the inverted-U export-intensity-productivity relationship can be dissolved by extreme institutional change, rather than only relocating its turning point. The turning point in 2014 lies at 61.8 per cent FSTS with the inverted-U strongly supported on Lind and Mehlum (2010) tests. In 2022 the turning point migrates inward to 40.7 per cent. In 2025 the quadratic curvature is statistically indistinguishable from zero, and the relationship is monotonically negative across the empirically relevant export-intensity range. Paternoster cross-wave z-tests (Paternoster et al., 1998) decisively reject coefficient equality. This identifies an environmental scope condition that the canonical I-P literature has implicitly assumed but never tested with multi-wave firm-level data. The inverted-U is conditional on institutional stability. Secondly (mapping to H4), the analysis refines the developmental-state literature on public digital infrastructure by showing that public and private digital infrastructure are complements rather than substitutes in the export production function. India's UPI rails are highly effective for domestic transactions. They do not substitute for the cross-border financial infrastructure that exporters specifically require. The negative Tier-2 moderation is most coherently interpreted as a purpose-alignment requirement that prior treatments of public infrastructure substitution have not articulated. Thirdly (mapping to H3), this study documents that capability constructs theoretically stable across contexts can exhibit context-dependent operating signs when major policy incentives redirect their strategic use. The Technological Capability Index operates as a positive level-shifter of productivity in 2014 and 2022. It then flips negative in 2025 with a positive export-intensity interaction. This pattern is consistent with the strategic emphasis trade-off documented by Mizik and Jacobson (2003), which has not previously been brought into the international business literature.</w:t>
+      </w:r>
+    </w:p>
+    <w:p>
+      <w:pPr>
+        <w:pStyle w:val="BodyText"/>
+      </w:pPr>
+      <w:r>
+        <w:t xml:space="preserve">This study extends but does not duplicate the authors' earlier work on Indian firms. Do and Phan (2025) examined a matched sub-sample of 380 firms across two waves. That study used a linear specification of degree of internationalisation, the Uppsala (Johanson and Vahlne, 1977) and Upper Echelons (Hambrick and Mason, 1984) frameworks, feasible generalised least squares estimation, and top-management-team moderation as the central research question. The present study uses a different theoretical lens (the institutions-based view), a different specification (quadratic inverted-U with Lind–Mehlum testing), a different sample (the full WBES across three waves), a different method (ordinary least squares with heteroscedasticity-robust and state-clustered standard errors), and a different research question (threshold dynamics under institutional shift). The two studies are complementary rather than overlapping. The prior work characterises managerial mechanisms operating within the firm. The present work characterises institutional mechanisms operating on the firm.</w:t>
       </w:r>
     </w:p>
     <w:p>
@@ -436,7 +410,7 @@
       </w:r>
     </w:p>
     <w:bookmarkEnd w:id="22"/>
-    <w:bookmarkStart w:id="31" w:name="theory-and-hypotheses"/>
+    <w:bookmarkStart w:id="31" w:name="X8bf20a63f0decf7b16e99d564b9958ec4fbbb23"/>
     <w:p>
       <w:pPr>
         <w:pStyle w:val="Heading2"/>
@@ -445,7 +419,7 @@
         <w:t xml:space="preserve">2. Theory and Hypotheses</w:t>
       </w:r>
     </w:p>
-    <w:bookmarkStart w:id="23" w:name="X43c84b9269dc477895c44f820702e9060fb814e"/>
+    <w:bookmarkStart w:id="23" w:name="Xcec8abb30929305ffaf22433e6006159dcafc70"/>
     <w:p>
       <w:pPr>
         <w:pStyle w:val="Heading3"/>
@@ -489,7 +463,7 @@
       </w:r>
     </w:p>
     <w:bookmarkEnd w:id="23"/>
-    <w:bookmarkStart w:id="24" w:name="X1122495630921333020f7d159de308f08cf24a7"/>
+    <w:bookmarkStart w:id="24" w:name="X318c1fea634a10967c98191445c5d08ccb10924"/>
     <w:p>
       <w:pPr>
         <w:pStyle w:val="Heading3"/>
@@ -511,7 +485,7 @@
         <w:pStyle w:val="BodyText"/>
       </w:pPr>
       <w:r>
-        <w:t xml:space="preserve">North (1990) and Williamson (2000) distinguish institutional change at multiple levels operating at different time scales: formal rules (years), regulatory enforcement (decades), and informal norms (generations). India’s 2014 to 2025 window contains formal-rule shocks at exceptional density. These include demonetisation (November 2016), the Goods and Services Tax (July 2017), the Insolvency and Bankruptcy Code (May 2016), the Production-Linked Incentive scheme (2020), COVID-19 supply-chain disruption (2020 to 2022), and the Atmanirbhar Bharat self-reliance policy (2020). Each is non-trivial individually. The compounding effect over a decade has no comparable historical precedent in a major emerging market.</w:t>
+        <w:t xml:space="preserve">North (1990) and Williamson (2000) distinguish institutional change at multiple levels operating at different time scales: formal rules (years), regulatory enforcement (decades), and informal norms (generations). India's 2014 to 2025 window contains formal-rule shocks at exceptional density. These include demonetisation (November 2016), the Goods and Services Tax (July 2017), the Insolvency and Bankruptcy Code (May 2016), the Production-Linked Incentive scheme (2020), COVID-19 supply-chain disruption (2020 to 2022), and the Atmanirbhar Bharat self-reliance policy (2020). Each is non-trivial individually. The compounding effect over a decade has no comparable historical precedent in a major emerging market.</w:t>
       </w:r>
     </w:p>
     <w:p>
@@ -567,7 +541,7 @@
       </w:r>
     </w:p>
     <w:bookmarkEnd w:id="24"/>
-    <w:bookmarkStart w:id="25" w:name="technological-capability-moderation"/>
+    <w:bookmarkStart w:id="25" w:name="X060d31242d4306baafc5e03914e6254ae49e087"/>
     <w:p>
       <w:pPr>
         <w:pStyle w:val="Heading3"/>
@@ -625,11 +599,11 @@
         <w:t xml:space="preserve"> </w:t>
       </w:r>
       <w:r>
-        <w:t xml:space="preserve">Under conditions of post-PLI strategic redirection (2025), technological capability’s positive contribution becomes contingent on export intensity rather than independent of it.</w:t>
+        <w:t xml:space="preserve">Under conditions of post-PLI strategic redirection (2025), technological capability's positive contribution becomes contingent on export intensity rather than independent of it.</w:t>
       </w:r>
     </w:p>
     <w:bookmarkEnd w:id="25"/>
-    <w:bookmarkStart w:id="26" w:name="X70a2bee9dfb3e9a520e126500e6cfbc083fe498"/>
+    <w:bookmarkStart w:id="26" w:name="X0ff06f102d45fcb8fa4478a82f55fd8f58f23cc"/>
     <w:p>
       <w:pPr>
         <w:pStyle w:val="Heading3"/>
@@ -643,7 +617,7 @@
         <w:pStyle w:val="FirstParagraph"/>
       </w:pPr>
       <w:r>
-        <w:t xml:space="preserve">The Digital Adoption Index (DAI) is decomposed into two tiers that reflect distinct types of digital infrastructure. Tier-1 captures private firm-level digital adoption, measured by an own-website binary available in all three WBES waves (2014, 2022, 2025). Tier-2 captures public-infrastructure-mediated digital adoption, measured by the percentage of sales received via electronic payment, available only in the 2025 BREADY schema. India’s Unified Payments Interface (UPI) launched in April 2016 and reached 12 billion transactions per month by 2024, providing the empirical context for Tier-2. UPI is public digital infrastructure on a scale rarely matched in any emerging economy.</w:t>
+        <w:t xml:space="preserve">The Digital Adoption Index (DAI) is decomposed into two tiers that reflect distinct types of digital infrastructure. Tier-1 captures private firm-level digital adoption, measured by an own-website binary available in all three WBES waves (2014, 2022, 2025). Tier-2 captures public-infrastructure-mediated digital adoption, measured by the percentage of sales received via electronic payment, available only in the 2025 BREADY schema. India's Unified Payments Interface (UPI) launched in April 2016 and reached 12 billion transactions per month by 2024, providing the empirical context for Tier-2. UPI is public digital infrastructure on a scale rarely matched in any emerging economy.</w:t>
       </w:r>
     </w:p>
     <w:p>
@@ -699,7 +673,7 @@
       </w:r>
     </w:p>
     <w:bookmarkEnd w:id="26"/>
-    <w:bookmarkStart w:id="30" w:name="conceptual-model"/>
+    <w:bookmarkStart w:id="30" w:name="Xd220370935321604b8cdfc5a5895802593c0b72"/>
     <w:p>
       <w:pPr>
         <w:pStyle w:val="Heading3"/>
@@ -718,7 +692,7 @@
     </w:p>
     <w:p>
       <w:pPr>
-        <w:pStyle w:val="CaptionedFigure"/>
+        <w:pStyle w:val="BodyText"/>
       </w:pPr>
       <w:r>
         <w:drawing>
@@ -762,18 +736,13 @@
           </wp:inline>
         </w:drawing>
       </w:r>
-    </w:p>
-    <w:p>
-      <w:pPr>
-        <w:pStyle w:val="ImageCaption"/>
-      </w:pPr>
-      <w:r>
-        <w:t xml:space="preserve">Figure 1. Conceptual model: conditional inverted-U with capability moderation under institutional scope condition.</w:t>
+      <w:r>
+        <w:t xml:space="preserve">{width=6.5in}</w:t>
       </w:r>
     </w:p>
     <w:bookmarkEnd w:id="30"/>
     <w:bookmarkEnd w:id="31"/>
-    <w:bookmarkStart w:id="36" w:name="data-and-methods"/>
+    <w:bookmarkStart w:id="37" w:name="X5eb800a903106e48a684e9ea9de39ed619b9df8"/>
     <w:p>
       <w:pPr>
         <w:pStyle w:val="Heading2"/>
@@ -782,7 +751,7 @@
         <w:t xml:space="preserve">3. Data and Methods</w:t>
       </w:r>
     </w:p>
-    <w:bookmarkStart w:id="32" w:name="data-sources"/>
+    <w:bookmarkStart w:id="33" w:name="Xe44c7198c5f456f0b96f26ab6247749e5a25829"/>
     <w:p>
       <w:pPr>
         <w:pStyle w:val="Heading3"/>
@@ -804,11 +773,28 @@
         <w:pStyle w:val="BodyText"/>
       </w:pPr>
       <w:r>
-        <w:t xml:space="preserve">WBES microdata are publicly available at https://www.enterprisesurveys.org subject to World Bank registration.</w:t>
-      </w:r>
-    </w:p>
-    <w:bookmarkEnd w:id="32"/>
-    <w:bookmarkStart w:id="33" w:name="variables"/>
+        <w:t xml:space="preserve">WBES microdata are publicly available at</w:t>
+      </w:r>
+      <w:r>
+        <w:t xml:space="preserve"> </w:t>
+      </w:r>
+      <w:hyperlink r:id="rId32">
+        <w:r>
+          <w:rPr>
+            <w:rStyle w:val="Hyperlink"/>
+          </w:rPr>
+          <w:t xml:space="preserve">https://www.enterprisesurveys.org</w:t>
+        </w:r>
+      </w:hyperlink>
+      <w:r>
+        <w:t xml:space="preserve"> </w:t>
+      </w:r>
+      <w:r>
+        <w:t xml:space="preserve">subject to World Bank registration.</w:t>
+      </w:r>
+    </w:p>
+    <w:bookmarkEnd w:id="33"/>
+    <w:bookmarkStart w:id="34" w:name="Xbcf9f12e79107fa2c089aaf13fc6c4fb773f1c2"/>
     <w:p>
       <w:pPr>
         <w:pStyle w:val="Heading3"/>
@@ -840,8 +826,8 @@
         <w:t xml:space="preserve">for exact construction.]</w:t>
       </w:r>
     </w:p>
-    <w:bookmarkEnd w:id="33"/>
-    <w:bookmarkStart w:id="34" w:name="X2d2d5d3672368fb46842627a3037ee4bc4105ba"/>
+    <w:bookmarkEnd w:id="34"/>
+    <w:bookmarkStart w:id="35" w:name="X4b795af974b5b07f42f16cec52da76c45fb8d2a"/>
     <w:p>
       <w:pPr>
         <w:pStyle w:val="Heading3"/>
@@ -957,7 +943,7 @@
         <w:t xml:space="preserve"> </w:t>
       </w:r>
       <w:r>
-        <w:t xml:space="preserve">(don’t know) and</w:t>
+        <w:t xml:space="preserve">(don't know) and</w:t>
       </w:r>
       <w:r>
         <w:t xml:space="preserve"> </w:t>
@@ -990,8 +976,8 @@
         <w:t xml:space="preserve">(refusal). All negative codes are recoded to Stata missing.</w:t>
       </w:r>
     </w:p>
-    <w:bookmarkEnd w:id="34"/>
-    <w:bookmarkStart w:id="35" w:name="estimation-strategy"/>
+    <w:bookmarkEnd w:id="35"/>
+    <w:bookmarkStart w:id="36" w:name="Xfcfef551bab64293bca084b9d423d059a51f3c8"/>
     <w:p>
       <w:pPr>
         <w:pStyle w:val="Heading3"/>
@@ -1189,25 +1175,7 @@
         <w:pStyle w:val="FirstParagraph"/>
       </w:pPr>
       <w:r>
-        <w:t xml:space="preserve">Lind–Mehlum U-test (Lind &amp; Mehlum, 2010) verifies inverted-U: rejects H₀</w:t>
-      </w:r>
-      <w:r>
-        <w:t xml:space="preserve"> </w:t>
-      </w:r>
-      <w:r>
-        <w:t xml:space="preserve">“</w:t>
-      </w:r>
-      <w:r>
-        <w:t xml:space="preserve">monotone or U</w:t>
-      </w:r>
-      <w:r>
-        <w:t xml:space="preserve">”</w:t>
-      </w:r>
-      <w:r>
-        <w:t xml:space="preserve"> </w:t>
-      </w:r>
-      <w:r>
-        <w:t xml:space="preserve">iff (i) β₁ + 2β₂·FSTS_min &gt; 0; (ii) β₁ + 2β₂·FSTS_max &lt; 0; (iii) β₂ &lt; 0.</w:t>
+        <w:t xml:space="preserve">Lind–Mehlum U-test (Lind &amp; Mehlum, 2010) verifies inverted-U: rejects H₀ "monotone or U" iff (i) β₁ + 2β₂·FSTS_min &gt; 0; (ii) β₁ + 2β₂·FSTS_max &lt; 0; (iii) β₂ &lt; 0.</w:t>
       </w:r>
     </w:p>
     <w:p>
@@ -1467,9 +1435,9 @@
         <w:t xml:space="preserve">Joint F-test on cross-wave interactions in pooled model provides a multi-coefficient alternative test. Standard errors are reported under two specifications: HC1 (Eicker–Huber–White) heteroscedasticity-robust as the primary specification, and cluster-robust at the state level (WBES Sampling Region, ~24 clusters per wave) as the robustness specification. With cluster counts in the 20–30 range, asymptotic justification for cluster-robust inference is borderline (Cameron et al., 2008); wild cluster bootstrap (MacKinnon and Webb, 2017) is acknowledged as a tighter alternative that would be appropriate in revision.</w:t>
       </w:r>
     </w:p>
-    <w:bookmarkEnd w:id="35"/>
     <w:bookmarkEnd w:id="36"/>
-    <w:bookmarkStart w:id="52" w:name="results"/>
+    <w:bookmarkEnd w:id="37"/>
+    <w:bookmarkStart w:id="53" w:name="X121719332867ee227f0a04b486098cee978c6e6"/>
     <w:p>
       <w:pPr>
         <w:pStyle w:val="Heading2"/>
@@ -1478,7 +1446,7 @@
         <w:t xml:space="preserve">4. Results</w:t>
       </w:r>
     </w:p>
-    <w:bookmarkStart w:id="37" w:name="descriptive-statistics"/>
+    <w:bookmarkStart w:id="38" w:name="Xcfcbc1028680fbd618b9b585dd17cf608861803"/>
     <w:p>
       <w:pPr>
         <w:pStyle w:val="Heading3"/>
@@ -1492,7 +1460,7 @@
         <w:pStyle w:val="FirstParagraph"/>
       </w:pPr>
       <w:r>
-        <w:t xml:space="preserve">Sample sizes after listwise deletion on focal variables and firmage validation (capped at [0, 150]): 2014 N = 8,941; 2022 N = 9,300; 2025 N = 10,476. Mean export intensity declined from 7.2 % (2014) to 8.0 % (2022) to 2.7 % (2025), consistent with India’s post-2020 inward shift under Atmanirbhar Bharat. Productivity levels rose: mean lnLP = 13.93 (2014), 14.37 (2022), 15.01 (2025). DAI Tier-1 (website adoption) was 52.7 % in 2014, 60.6 % in 2022, but declined to 41.8 % in 2025, suggesting that websites became less central as UPI absorbed customer-facing digital interaction. DAI Tier-2 (e-payment share), measured only in 2025, averaged 65.8 per cent. This level of e-payment uptake reflects UPI saturation. Full descriptives are reported in Table 1.</w:t>
+        <w:t xml:space="preserve">Sample sizes after listwise deletion on focal variables and firmage validation (capped at [0,150]): 2014 N = 8,941; 2022 N = 9,300; 2025 N = 10,476. Mean export intensity declined from 7.2 % (2014) to 8.0 % (2022) to 2.7 % (2025), consistent with India's post-2020 inward shift under Atmanirbhar Bharat. Productivity levels rose: mean lnLP = 13.93 (2014), 14.37 (2022), 15.01 (2025). DAI Tier-1 (website adoption) was 52.7 % in 2014, 60.6 % in 2022, but declined to 41.8 % in 2025, suggesting that websites became less central as UPI absorbed customer-facing digital interaction. DAI Tier-2 (e-payment share), measured only in 2025, averaged 65.8 per cent. This level of e-payment uptake reflects UPI saturation. Full descriptives are reported in Table 1.</w:t>
       </w:r>
     </w:p>
     <w:p>
@@ -1516,15 +1484,15 @@
     <w:tbl>
       <w:tblPr>
         <w:tblStyle w:val="Table"/>
-        <w:tblW w:type="pct" w:w="5000"/>
+        <w:tblW w:type="auto" w:w="0"/>
         <w:tblLook w:firstRow="1" w:lastRow="0" w:firstColumn="0" w:lastColumn="0" w:noHBand="0" w:noVBand="0" w:val="0020"/>
         <w:jc w:val="start"/>
       </w:tblPr>
       <w:tblGrid>
-        <w:gridCol w:w="1584"/>
-        <w:gridCol w:w="2112"/>
-        <w:gridCol w:w="2112"/>
-        <w:gridCol w:w="2112"/>
+        <w:gridCol w:w="1980"/>
+        <w:gridCol w:w="1980"/>
+        <w:gridCol w:w="1980"/>
+        <w:gridCol w:w="1980"/>
       </w:tblGrid>
       <w:tr>
         <w:trPr>
@@ -1992,8 +1960,8 @@
         <w:t xml:space="preserve">Note: Cell entries are mean (standard deviation). FSTS is direct plus indirect exports as a share of total sales. TCI is the z-standardised mean of four binary capability items (quality certification, foreign technology licence, product innovation, R&amp;D activity), available for firms responding to at least three items. DAI Tier-2 (e-payment share) is measured only in the 2025 BREADY wave.</w:t>
       </w:r>
     </w:p>
-    <w:bookmarkEnd w:id="37"/>
-    <w:bookmarkStart w:id="41" w:name="wave-by-wave-inverted-u-estimation"/>
+    <w:bookmarkEnd w:id="38"/>
+    <w:bookmarkStart w:id="42" w:name="X3623da6fd251cdd708736906f4e561251a5ae18"/>
     <w:p>
       <w:pPr>
         <w:pStyle w:val="Heading3"/>
@@ -2261,7 +2229,7 @@
         <w:pStyle w:val="FirstParagraph"/>
       </w:pPr>
       <w:r>
-        <w:t xml:space="preserve">Lind–Mehlum U-test joint p &lt; 0.0001. TP = 40.7 per cent (95 per cent CI: 38.0, 43.5). The 21-percentage-point inward migration of the turning point between 2014 and 2022 signals progressive structural change in the underlying firm-level production function. This period contains demonetisation, GST rollout, IBC introduction, COVID-19, and UPI’s transition from launch to mass adoption.</w:t>
+        <w:t xml:space="preserve">Lind–Mehlum U-test joint p &lt; 0.0001. TP = 40.7 per cent (95 per cent CI: 38.0, 43.5). The 21-percentage-point inward migration of the turning point between 2014 and 2022 signals progressive structural change in the underlying firm-level production function. This period contains demonetisation, GST rollout, IBC introduction, COVID-19, and UPI's transition from launch to mass adoption.</w:t>
       </w:r>
     </w:p>
     <w:p>
@@ -2424,15 +2392,15 @@
     <w:tbl>
       <w:tblPr>
         <w:tblStyle w:val="Table"/>
-        <w:tblW w:type="pct" w:w="5000"/>
+        <w:tblW w:type="auto" w:w="0"/>
         <w:tblLook w:firstRow="1" w:lastRow="0" w:firstColumn="0" w:lastColumn="0" w:noHBand="0" w:noVBand="0" w:val="0020"/>
         <w:jc w:val="start"/>
       </w:tblPr>
       <w:tblGrid>
-        <w:gridCol w:w="1584"/>
-        <w:gridCol w:w="2112"/>
-        <w:gridCol w:w="2112"/>
-        <w:gridCol w:w="2112"/>
+        <w:gridCol w:w="1980"/>
+        <w:gridCol w:w="1980"/>
+        <w:gridCol w:w="1980"/>
+        <w:gridCol w:w="1980"/>
       </w:tblGrid>
       <w:tr>
         <w:trPr>
@@ -3365,43 +3333,30 @@
           <w:iCs/>
           <w:i/>
         </w:rPr>
-        <w:t xml:space="preserve">Note: Coefficients with HC1 robust standard errors in parentheses on the second row; state-clustered standard errors (Cameron et al., 2008; ~24 clusters per wave) in brackets on the third row for FSTS and FSTS² terms. Significance under each SE: † p &lt; 0.10,</w:t>
-      </w:r>
-      <w:r>
-        <w:rPr>
-          <w:iCs/>
-          <w:i/>
-        </w:rPr>
-        <w:t xml:space="preserve"> </w:t>
-      </w:r>
-      <w:r>
-        <w:t xml:space="preserve"> </w:t>
-      </w:r>
-      <w:r>
-        <w:t xml:space="preserve">p &lt; 0.05, ** p &lt; 0.01, *** p &lt; 0.001. Turning point computed as TP = −β̂₁ / (2β̂₂); reported only for waves with inverted-U supported in Lind–Mehlum test.*</w:t>
-      </w:r>
-    </w:p>
-    <w:p>
-      <w:pPr>
-        <w:pStyle w:val="CaptionedFigure"/>
+        <w:t xml:space="preserve">Note: Coefficients with HC1 robust standard errors in parentheses on the second row; state-clustered standard errors (Cameron et al., 2008; ~24 clusters per wave) in brackets on the third row for FSTS and FSTS² terms. Significance under each SE: † p &lt; 0.10, * p &lt; 0.05, ** p &lt; 0.01, *** p &lt; 0.001. Turning point computed as TP = −β̂₁ / (2β̂₂); reported only for waves with inverted-U supported in Lind–Mehlum test.</w:t>
+      </w:r>
+    </w:p>
+    <w:p>
+      <w:pPr>
+        <w:pStyle w:val="BodyText"/>
       </w:pPr>
       <w:r>
         <w:drawing>
           <wp:inline>
             <wp:extent cx="5334000" cy="3130882"/>
             <wp:effectExtent b="0" l="0" r="0" t="0"/>
-            <wp:docPr descr="Figure 2. Wave-specific predicted I-P relationship: India 2014, 2022, 2025." title="" id="39" name="Picture"/>
+            <wp:docPr descr="Figure 2. Wave-specific predicted I-P relationship: India 2014, 2022, 2025." title="" id="40" name="Picture"/>
             <a:graphic>
               <a:graphicData uri="http://schemas.openxmlformats.org/drawingml/2006/picture">
                 <pic:pic>
                   <pic:nvPicPr>
-                    <pic:cNvPr descr="/home/user/MY_THESIS_PHD_CANDIDATE_26/p9_india/replication/figures/figure_2_predicted_curves.png" id="40" name="Picture"/>
+                    <pic:cNvPr descr="/home/user/MY_THESIS_PHD_CANDIDATE_26/p9_india/replication/figures/figure_2_predicted_curves.png" id="41" name="Picture"/>
                     <pic:cNvPicPr>
                       <a:picLocks noChangeArrowheads="1" noChangeAspect="1"/>
                     </pic:cNvPicPr>
                   </pic:nvPicPr>
                   <pic:blipFill>
-                    <a:blip r:embed="rId38"/>
+                    <a:blip r:embed="rId39"/>
                     <a:stretch>
                       <a:fillRect/>
                     </a:stretch>
@@ -3427,17 +3382,12 @@
           </wp:inline>
         </w:drawing>
       </w:r>
-    </w:p>
-    <w:p>
-      <w:pPr>
-        <w:pStyle w:val="ImageCaption"/>
-      </w:pPr>
-      <w:r>
-        <w:t xml:space="preserve">Figure 2. Wave-specific predicted I-P relationship: India 2014, 2022, 2025.</w:t>
-      </w:r>
-    </w:p>
-    <w:bookmarkEnd w:id="41"/>
-    <w:bookmarkStart w:id="45" w:name="Xd3a2f990fdcf9395af6a5a697379a40e70d23aa"/>
+      <w:r>
+        <w:t xml:space="preserve">{width=6.5in}</w:t>
+      </w:r>
+    </w:p>
+    <w:bookmarkEnd w:id="42"/>
+    <w:bookmarkStart w:id="46" w:name="Xa2a3c373760265790b1a8e7b307529c391ea560"/>
     <w:p>
       <w:pPr>
         <w:pStyle w:val="Heading3"/>
@@ -3457,18 +3407,18 @@
     <w:tbl>
       <w:tblPr>
         <w:tblStyle w:val="Table"/>
-        <w:tblW w:type="pct" w:w="5000"/>
+        <w:tblW w:type="auto" w:w="0"/>
         <w:tblLook w:firstRow="1" w:lastRow="0" w:firstColumn="0" w:lastColumn="0" w:noHBand="0" w:noVBand="0" w:val="0020"/>
         <w:jc w:val="start"/>
       </w:tblPr>
       <w:tblGrid>
-        <w:gridCol w:w="880"/>
-        <w:gridCol w:w="1173"/>
-        <w:gridCol w:w="1173"/>
-        <w:gridCol w:w="1173"/>
-        <w:gridCol w:w="1173"/>
-        <w:gridCol w:w="1173"/>
-        <w:gridCol w:w="1173"/>
+        <w:gridCol w:w="1131"/>
+        <w:gridCol w:w="1131"/>
+        <w:gridCol w:w="1131"/>
+        <w:gridCol w:w="1131"/>
+        <w:gridCol w:w="1131"/>
+        <w:gridCol w:w="1131"/>
+        <w:gridCol w:w="1131"/>
       </w:tblGrid>
       <w:tr>
         <w:trPr>
@@ -3768,25 +3718,25 @@
     </w:p>
     <w:p>
       <w:pPr>
-        <w:pStyle w:val="CaptionedFigure"/>
+        <w:pStyle w:val="BodyText"/>
       </w:pPr>
       <w:r>
         <w:drawing>
           <wp:inline>
             <wp:extent cx="5334000" cy="3485437"/>
             <wp:effectExtent b="0" l="0" r="0" t="0"/>
-            <wp:docPr descr="Figure 3. Turning-point estimates and 2025 threshold collapse." title="" id="43" name="Picture"/>
+            <wp:docPr descr="Figure 3. Turning-point estimates and 2025 threshold collapse." title="" id="44" name="Picture"/>
             <a:graphic>
               <a:graphicData uri="http://schemas.openxmlformats.org/drawingml/2006/picture">
                 <pic:pic>
                   <pic:nvPicPr>
-                    <pic:cNvPr descr="/home/user/MY_THESIS_PHD_CANDIDATE_26/p9_india/replication/figures/figure_3_turning_points.png" id="44" name="Picture"/>
+                    <pic:cNvPr descr="/home/user/MY_THESIS_PHD_CANDIDATE_26/p9_india/replication/figures/figure_3_turning_points.png" id="45" name="Picture"/>
                     <pic:cNvPicPr>
                       <a:picLocks noChangeArrowheads="1" noChangeAspect="1"/>
                     </pic:cNvPicPr>
                   </pic:nvPicPr>
                   <pic:blipFill>
-                    <a:blip r:embed="rId42"/>
+                    <a:blip r:embed="rId43"/>
                     <a:stretch>
                       <a:fillRect/>
                     </a:stretch>
@@ -3812,17 +3762,12 @@
           </wp:inline>
         </w:drawing>
       </w:r>
-    </w:p>
-    <w:p>
-      <w:pPr>
-        <w:pStyle w:val="ImageCaption"/>
-      </w:pPr>
-      <w:r>
-        <w:t xml:space="preserve">Figure 3. Turning-point estimates and 2025 threshold collapse.</w:t>
-      </w:r>
-    </w:p>
-    <w:bookmarkEnd w:id="45"/>
-    <w:bookmarkStart w:id="46" w:name="three-wave-pooled-robustness"/>
+      <w:r>
+        <w:t xml:space="preserve">{width=6.5in}</w:t>
+      </w:r>
+    </w:p>
+    <w:bookmarkEnd w:id="46"/>
+    <w:bookmarkStart w:id="47" w:name="Xf60927d55a91114fea779cf36ab4cc04d3fbe2b"/>
     <w:p>
       <w:pPr>
         <w:pStyle w:val="Heading3"/>
@@ -3839,8 +3784,8 @@
         <w:t xml:space="preserve">The pooled 3-wave model with wave dummies (N = 28,717, R²_adj = 0.197) yields the following results. The Wave_2022 coefficient is +0.46 (p &lt; 0.0001), indicating productivity level rise. The Wave_2025 coefficient is +1.12 (p &lt; 0.0001), indicating accelerated level rise. The FSTS × wave_2022 interaction is +0.45 (p = 0.15), showing no robust shift from the 2014 baseline. The FSTS × wave_2025 interaction is −1.63 (p &lt; 0.0001), confirming the 2025 slope collapse. The FSTS² × wave_2022 interaction is −1.09 (p = 0.001), confirming the 2022 TP migration via curvature steepening. The FSTS² × wave_2025 interaction is +0.86 (p = 0.007), confirming the 2025 curvature flattening. The linear-trend specification yields FSTS × trend = −0.10 (p &lt; 0.001), confirming the progressive structural shift.</w:t>
       </w:r>
     </w:p>
-    <w:bookmarkEnd w:id="46"/>
-    <w:bookmarkStart w:id="50" w:name="capability-moderators-h3-h4a-h4b"/>
+    <w:bookmarkEnd w:id="47"/>
+    <w:bookmarkStart w:id="51" w:name="Xfa6d62402842924c5c02d4fc334ff0a94d1ce6a"/>
     <w:p>
       <w:pPr>
         <w:pStyle w:val="Heading3"/>
@@ -3882,7 +3827,7 @@
         <w:t xml:space="preserve"> </w:t>
       </w:r>
       <w:r>
-        <w:t xml:space="preserve">Significant positive main effect in all three waves (β ≈ +0.38 to +0.39). The FSTS × DAI_core interaction is insignificant in 2014, becomes positive significant in 2022 (FSTS × DAI = +1.43, p = 0.02), and loses significance in 2025. This is consistent with website’s diminishing marginal role as UPI absorbed customer-facing digital interaction.</w:t>
+        <w:t xml:space="preserve">Significant positive main effect in all three waves (β ≈ +0.38 to +0.39). The FSTS × DAI_core interaction is insignificant in 2014, becomes positive significant in 2022 (FSTS × DAI = +1.43, p = 0.02), and loses significance in 2025. This is consistent with website's diminishing marginal role as UPI absorbed customer-facing digital interaction.</w:t>
       </w:r>
     </w:p>
     <w:p>
@@ -3900,7 +3845,7 @@
         <w:t xml:space="preserve"> </w:t>
       </w:r>
       <w:r>
-        <w:t xml:space="preserve">The interaction is negative (FSTS × DAI_epay = −4.02, p = 0.004; FSTS² × DAI_epay = +3.39, p = 0.10). Among firms with high UPI e-payment adoption, productivity declines more steeply with export intensity. H4b (Tier-2 dominates Tier-1) is refuted. UPI public infrastructure does not substitute for the cross-border financial infrastructure exporters require. UPI rails are rupee-denominated and domestically oriented. Exporters need SWIFT, correspondent banking, and trade finance instruments. These distinct infrastructure layers are not subsidised by India’s domestic digital public infrastructure stack. The full capability-moderation estimates are reported in Table 4. The temporal relationship between UPI rollout and the WBES survey waves is visualised in Figure 4.</w:t>
+        <w:t xml:space="preserve">The interaction is negative (FSTS × DAI_epay = −4.02, p = 0.004; FSTS² × DAI_epay = +3.39, p = 0.10). Among firms with high UPI e-payment adoption, productivity declines more steeply with export intensity. H4b (Tier-2 dominates Tier-1) is refuted. UPI public infrastructure does not substitute for the cross-border financial infrastructure exporters require. UPI rails are rupee-denominated and domestically oriented. Exporters need SWIFT, correspondent banking, and trade finance instruments. These distinct infrastructure layers are not subsidised by India's domestic digital public infrastructure stack. The full capability-moderation estimates are reported in Table 4. The temporal relationship between UPI rollout and the WBES survey waves is visualised in Figure 4.</w:t>
       </w:r>
     </w:p>
     <w:p>
@@ -3932,17 +3877,17 @@
     <w:tbl>
       <w:tblPr>
         <w:tblStyle w:val="Table"/>
-        <w:tblW w:type="pct" w:w="5000"/>
+        <w:tblW w:type="auto" w:w="0"/>
         <w:tblLook w:firstRow="1" w:lastRow="0" w:firstColumn="0" w:lastColumn="0" w:noHBand="0" w:noVBand="0" w:val="0020"/>
         <w:jc w:val="start"/>
       </w:tblPr>
       <w:tblGrid>
-        <w:gridCol w:w="1033"/>
-        <w:gridCol w:w="1377"/>
-        <w:gridCol w:w="1377"/>
-        <w:gridCol w:w="1377"/>
-        <w:gridCol w:w="1377"/>
-        <w:gridCol w:w="1377"/>
+        <w:gridCol w:w="1320"/>
+        <w:gridCol w:w="1320"/>
+        <w:gridCol w:w="1320"/>
+        <w:gridCol w:w="1320"/>
+        <w:gridCol w:w="1320"/>
+        <w:gridCol w:w="1320"/>
       </w:tblGrid>
       <w:tr>
         <w:trPr>
@@ -4873,43 +4818,30 @@
           <w:iCs/>
           <w:i/>
         </w:rPr>
-        <w:t xml:space="preserve">Note: M3 augments M2 with TCI and FSTS × TCI / FSTS² × TCI interactions. M4 augments M2 with DAI Tier-1 (own-website binary) and corresponding interactions. M4b augments M2 with DAI Tier-2 (% sales received via electronic payment, 2025 BREADY only) and corresponding interactions. All HC1 robust standard errors. Significance: † p &lt; 0.10,</w:t>
-      </w:r>
-      <w:r>
-        <w:rPr>
-          <w:iCs/>
-          <w:i/>
-        </w:rPr>
-        <w:t xml:space="preserve"> </w:t>
-      </w:r>
-      <w:r>
-        <w:t xml:space="preserve"> </w:t>
-      </w:r>
-      <w:r>
-        <w:t xml:space="preserve">p &lt; 0.05, ** p &lt; 0.01, *** p &lt; 0.001. Controls (ln(Employees), firm age, foreign ownership) included but suppressed for space.*</w:t>
-      </w:r>
-    </w:p>
-    <w:p>
-      <w:pPr>
-        <w:pStyle w:val="CaptionedFigure"/>
+        <w:t xml:space="preserve">Note: M3 augments M2 with TCI and FSTS × TCI / FSTS² × TCI interactions. M4 augments M2 with DAI Tier-1 (own-website binary) and corresponding interactions. M4b augments M2 with DAI Tier-2 (% sales received via electronic payment, 2025 BREADY only) and corresponding interactions. All HC1 robust standard errors. Significance: † p &lt; 0.10, * p &lt; 0.05, ** p &lt; 0.01, *** p &lt; 0.001. Controls (ln(Employees), firm age, foreign ownership) included but suppressed for space.</w:t>
+      </w:r>
+    </w:p>
+    <w:p>
+      <w:pPr>
+        <w:pStyle w:val="BodyText"/>
       </w:pPr>
       <w:r>
         <w:drawing>
           <wp:inline>
             <wp:extent cx="5334000" cy="3738442"/>
             <wp:effectExtent b="0" l="0" r="0" t="0"/>
-            <wp:docPr descr="Figure 4. UPI rollout and Indian institutional shocks, 2014-2025." title="" id="48" name="Picture"/>
+            <wp:docPr descr="Figure 4. UPI rollout and Indian institutional shocks, 2014-2025." title="" id="49" name="Picture"/>
             <a:graphic>
               <a:graphicData uri="http://schemas.openxmlformats.org/drawingml/2006/picture">
                 <pic:pic>
                   <pic:nvPicPr>
-                    <pic:cNvPr descr="/home/user/MY_THESIS_PHD_CANDIDATE_26/p9_india/replication/figures/figure_4_upi_timeline.png" id="49" name="Picture"/>
+                    <pic:cNvPr descr="/home/user/MY_THESIS_PHD_CANDIDATE_26/p9_india/replication/figures/figure_4_upi_timeline.png" id="50" name="Picture"/>
                     <pic:cNvPicPr>
                       <a:picLocks noChangeArrowheads="1" noChangeAspect="1"/>
                     </pic:cNvPicPr>
                   </pic:nvPicPr>
                   <pic:blipFill>
-                    <a:blip r:embed="rId47"/>
+                    <a:blip r:embed="rId48"/>
                     <a:stretch>
                       <a:fillRect/>
                     </a:stretch>
@@ -4935,17 +4867,12 @@
           </wp:inline>
         </w:drawing>
       </w:r>
-    </w:p>
-    <w:p>
-      <w:pPr>
-        <w:pStyle w:val="ImageCaption"/>
-      </w:pPr>
-      <w:r>
-        <w:t xml:space="preserve">Figure 4. UPI rollout and Indian institutional shocks, 2014-2025.</w:t>
-      </w:r>
-    </w:p>
-    <w:bookmarkEnd w:id="50"/>
-    <w:bookmarkStart w:id="51" w:name="robustness-checks"/>
+      <w:r>
+        <w:t xml:space="preserve">{width=6.5in}</w:t>
+      </w:r>
+    </w:p>
+    <w:bookmarkEnd w:id="51"/>
+    <w:bookmarkStart w:id="52" w:name="X7b68f907ed55e65a2ee44288bf21fafeaedb955"/>
     <w:p>
       <w:pPr>
         <w:pStyle w:val="Heading3"/>
@@ -5099,18 +5026,18 @@
     <w:tbl>
       <w:tblPr>
         <w:tblStyle w:val="Table"/>
-        <w:tblW w:type="pct" w:w="5000"/>
+        <w:tblW w:type="auto" w:w="0"/>
         <w:tblLook w:firstRow="1" w:lastRow="0" w:firstColumn="0" w:lastColumn="0" w:noHBand="0" w:noVBand="0" w:val="0020"/>
         <w:jc w:val="start"/>
       </w:tblPr>
       <w:tblGrid>
-        <w:gridCol w:w="913"/>
-        <w:gridCol w:w="1218"/>
-        <w:gridCol w:w="1218"/>
-        <w:gridCol w:w="1218"/>
-        <w:gridCol w:w="1218"/>
-        <w:gridCol w:w="1218"/>
-        <w:gridCol w:w="913"/>
+        <w:gridCol w:w="1131"/>
+        <w:gridCol w:w="1131"/>
+        <w:gridCol w:w="1131"/>
+        <w:gridCol w:w="1131"/>
+        <w:gridCol w:w="1131"/>
+        <w:gridCol w:w="1131"/>
+        <w:gridCol w:w="1131"/>
       </w:tblGrid>
       <w:tr>
         <w:trPr>
@@ -7001,25 +6928,12 @@
           <w:iCs/>
           <w:i/>
         </w:rPr>
-        <w:t xml:space="preserve">Note: HC1 robust standard errors used throughout. Significance: † p &lt; 0.10,</w:t>
-      </w:r>
-      <w:r>
-        <w:rPr>
-          <w:iCs/>
-          <w:i/>
-        </w:rPr>
-        <w:t xml:space="preserve"> </w:t>
-      </w:r>
-      <w:r>
-        <w:t xml:space="preserve"> </w:t>
-      </w:r>
-      <w:r>
-        <w:t xml:space="preserve">p &lt; 0.05, ** p &lt; 0.01, *** p &lt; 0.001. Inv-U? column indicates whether Lind–Mehlum (2010) joint U-test supports inverted-U at the 5 % level. Manufacturing classification uses ISIC Rev 3.1 codes 15–37 for 2014 PICS3 and ISIC Rev 4 codes 10–33 for 2022 BEE and 2025 BREADY. R4 uses standardised labour productivity in levels (z-score within wave) as the dependent variable.*</w:t>
-      </w:r>
-    </w:p>
-    <w:bookmarkEnd w:id="51"/>
+        <w:t xml:space="preserve">Note: HC1 robust standard errors used throughout. Significance: † p &lt; 0.10, * p &lt; 0.05, ** p &lt; 0.01, *** p &lt; 0.001. Inv-U? column indicates whether Lind–Mehlum (2010) joint U-test supports inverted-U at the 5 % level. Manufacturing classification uses ISIC Rev 3.1 codes 15–37 for 2014 PICS3 and ISIC Rev 4 codes 10–33 for 2022 BEE and 2025 BREADY. R4 uses standardised labour productivity in levels (z-score within wave) as the dependent variable.</w:t>
+      </w:r>
+    </w:p>
     <w:bookmarkEnd w:id="52"/>
-    <w:bookmarkStart w:id="59" w:name="discussion"/>
+    <w:bookmarkEnd w:id="53"/>
+    <w:bookmarkStart w:id="60" w:name="X735612638e4e736e4693e459c258977262c0dfc"/>
     <w:p>
       <w:pPr>
         <w:pStyle w:val="Heading2"/>
@@ -7028,7 +6942,7 @@
         <w:t xml:space="preserve">5. Discussion</w:t>
       </w:r>
     </w:p>
-    <w:bookmarkStart w:id="53" w:name="X7b7b7455b0f7d9fdb0ac28ca20dbbe2e1cce1d1"/>
+    <w:bookmarkStart w:id="54" w:name="Xc19094a4c16362caac43b24a1cfd1e566bed788"/>
     <w:p>
       <w:pPr>
         <w:pStyle w:val="Heading3"/>
@@ -7069,8 +6983,8 @@
         <w:t xml:space="preserve">The five robustness specifications reported in §4.6 reinforce the structural interpretation. The manufacturing-only sub-sample confirms the cross-wave shift with Paternoster z-tests within 12 per cent of full-sample magnitudes. This rules out service-firm composition as a driver. The trimmed-FSTS specification rules out extreme exporter influence. The size sub-sample analysis reveals a finer nuance. The 2014 inverted-U was concentrated in larger firms (employees ≥ 100). The pattern extended to smaller firms only by 2022 before collapsing for both segments in 2025. This pattern is consistent with the documented broadening of SME exporter participation under the 2014 to 2020 export-promotion policy expansion, followed by its post-2020 reversal under Atmanirbhar Bharat. The pattern is not consistent with a measurement-induced collapse.</w:t>
       </w:r>
     </w:p>
-    <w:bookmarkEnd w:id="53"/>
-    <w:bookmarkStart w:id="54" w:name="X29c10bc63ed9896d416ece5f4226f380bd34cf0"/>
+    <w:bookmarkEnd w:id="54"/>
+    <w:bookmarkStart w:id="55" w:name="X5aa2e568177abc248bc73a150f5dd80385661c2"/>
     <w:p>
       <w:pPr>
         <w:pStyle w:val="Heading3"/>
@@ -7084,15 +6998,15 @@
         <w:pStyle w:val="FirstParagraph"/>
       </w:pPr>
       <w:r>
-        <w:t xml:space="preserve">The H4b refutation is theoretically more informative than a successful confirmation would have been. UPI Tier-2 adoption interacts negatively with export intensity (FSTS × DAI_epay = −4.02, p = 0.004 HC1). This is the opposite of what the developmental-state substitution hypothesis predicts. A complementarity interpretation is proposed. Public digital infrastructure substitutes for private capability only when the public infrastructure is purpose-aligned with the firm’s productive activity. UPI is purpose-aligned for domestic transactions. It operates on rupee rails, requires Aadhaar-anchored KYC for counterparties resident in India, and integrates with the domestic banking system rather than international correspondent networks. Exporters require a different infrastructure stack: SWIFT for cross-border messaging, correspondent banking for settlement, trade finance for working capital across long shipping cycles, export-credit insurance, and forward-exchange facilities for hedging.</w:t>
-      </w:r>
-    </w:p>
-    <w:p>
-      <w:pPr>
-        <w:pStyle w:val="BodyText"/>
-      </w:pPr>
-      <w:r>
-        <w:t xml:space="preserve">Aschauer (1989) studies highways and Donaldson (2018) studies railroads. Both document large productivity returns to purpose-aligned public infrastructure for domestic commerce. The present finding is the symmetric negative case. Public infrastructure that is not purpose-aligned with the firm’s productive activity does not deliver productivity returns. It may even substitute attention away from the cross-border infrastructure investment that exporters actually need. The negative interaction estimated here is plausibly driven both by selection (firms with high domestic-customer share rely more on UPI and are mechanically less export-intensive) and by behavioural substitution (the salience of domestic digital infrastructure may reduce firm attention to the export-finance stack). Disentangling these requires firm-level panel data with UPI-adoption timing. This is a worthwhile extension that the present cross-sectional design cannot resolve.</w:t>
+        <w:t xml:space="preserve">The H4b refutation is theoretically more informative than a successful confirmation would have been. UPI Tier-2 adoption interacts negatively with export intensity (FSTS × DAI_epay = −4.02, p = 0.004 HC1). This is the opposite of what the developmental-state substitution hypothesis predicts. A complementarity interpretation is proposed. Public digital infrastructure substitutes for private capability only when the public infrastructure is purpose-aligned with the firm's productive activity. UPI is purpose-aligned for domestic transactions. It operates on rupee rails, requires Aadhaar-anchored KYC for counterparties resident in India, and integrates with the domestic banking system rather than international correspondent networks. Exporters require a different infrastructure stack: SWIFT for cross-border messaging, correspondent banking for settlement, trade finance for working capital across long shipping cycles, export-credit insurance, and forward-exchange facilities for hedging.</w:t>
+      </w:r>
+    </w:p>
+    <w:p>
+      <w:pPr>
+        <w:pStyle w:val="BodyText"/>
+      </w:pPr>
+      <w:r>
+        <w:t xml:space="preserve">Aschauer (1989) studies highways and Donaldson (2018) studies railroads. Both document large productivity returns to purpose-aligned public infrastructure for domestic commerce. The present finding is the symmetric negative case. Public infrastructure that is not purpose-aligned with the firm's productive activity does not deliver productivity returns. It may even substitute attention away from the cross-border infrastructure investment that exporters actually need. The negative interaction estimated here is plausibly driven both by selection (firms with high domestic-customer share rely more on UPI and are mechanically less export-intensive) and by behavioural substitution (the salience of domestic digital infrastructure may reduce firm attention to the export-finance stack). Disentangling these requires firm-level panel data with UPI-adoption timing. This is a worthwhile extension that the present cross-sectional design cannot resolve.</w:t>
       </w:r>
     </w:p>
     <w:p>
@@ -7103,8 +7017,8 @@
         <w:t xml:space="preserve">A potential endogeneity concern deserves explicit acknowledgement. Among firms in 2025 with high DAI_epay, the export-intensity distribution is mechanically truncated downward. Firms whose customers are foreign do not pay via UPI, so high UPI share and high export share are inversely related in the data-generating process itself. The negative interaction estimated here may partly reflect this mechanical inverse correlation rather than a behavioural mechanism. The H4b refutation is treated as suggestive rather than definitive. The complementarity interpretation is offered as the most theoretically coherent explanation. Causal validation requires either an instrumental variable for UPI adoption or a panel design that observes within-firm UPI uptake.</w:t>
       </w:r>
     </w:p>
-    <w:bookmarkEnd w:id="54"/>
-    <w:bookmarkStart w:id="55" w:name="Xb471ce4af1c8388abd81e7c0b454c35c1bf71b5"/>
+    <w:bookmarkEnd w:id="55"/>
+    <w:bookmarkStart w:id="56" w:name="Xfb124a5024cf96d638b9a68daad9b3c0689502a"/>
     <w:p>
       <w:pPr>
         <w:pStyle w:val="Heading3"/>
@@ -7121,8 +7035,8 @@
         <w:t xml:space="preserve">The Technological Capability Index operates as a positive level-shifter in 2014 (β = +0.12, p &lt; 0.0001) and 2022 (β = +0.19, p &lt; 0.0001), supporting H3a. In 2025, the TCI main effect flips to negative (β = −0.08, p &lt; 0.0001) and the FSTS × TCI interaction becomes positive and significant (β = +0.20, p = 0.03), supporting H3b. The pattern is consistent with the Mizik and Jacobson (2003) strategic emphasis trade-off. When policy incentives redirect technological capability investment toward domestic manufacturing (PLI), firms accumulating TCI primarily for domestic ends experience competing demands on the same internal resources. This suppresses the productivity returns that TCI delivered when capability accumulation was indifferent to export orientation. The positive FSTS × TCI interaction in 2025 indicates that TCI continues to deliver returns specifically to firms that maintain high export orientation. This is the subset for whom capability investment remains export-aligned. The result reinforces the broader institutional argument that under far-reaching strategic redirection, even firm-level capability constructs behave differently.</w:t>
       </w:r>
     </w:p>
-    <w:bookmarkEnd w:id="55"/>
-    <w:bookmarkStart w:id="56" w:name="X59962a5bf251ba78cbeff78982c479ec97bb9fa"/>
+    <w:bookmarkEnd w:id="56"/>
+    <w:bookmarkStart w:id="57" w:name="Xba25a0532df081593fbba6823962c8a78aab254"/>
     <w:p>
       <w:pPr>
         <w:pStyle w:val="Heading3"/>
@@ -7136,43 +7050,7 @@
         <w:pStyle w:val="FirstParagraph"/>
       </w:pPr>
       <w:r>
-        <w:t xml:space="preserve">For Indian SME export-promotion policy, the empirical disappearance of the inverted-U turning point in 2025 requires recalibration of any prior policy benchmarks. Export-intensity targets calibrated to the 2014 productivity peak (FSTS ≈ 60 per cent) or to the 2022 productivity peak (FSTS ≈ 41 per cent) are no longer empirically defensible for the 2025 institutional environment. The post-2025 policy question is not</w:t>
-      </w:r>
-      <w:r>
-        <w:t xml:space="preserve"> </w:t>
-      </w:r>
-      <w:r>
-        <w:t xml:space="preserve">“</w:t>
-      </w:r>
-      <w:r>
-        <w:t xml:space="preserve">what is the optimal export intensity?</w:t>
-      </w:r>
-      <w:r>
-        <w:t xml:space="preserve">”</w:t>
-      </w:r>
-      <w:r>
-        <w:t xml:space="preserve"> </w:t>
-      </w:r>
-      <w:r>
-        <w:t xml:space="preserve">but</w:t>
-      </w:r>
-      <w:r>
-        <w:t xml:space="preserve"> </w:t>
-      </w:r>
-      <w:r>
-        <w:t xml:space="preserve">“</w:t>
-      </w:r>
-      <w:r>
-        <w:t xml:space="preserve">under what institutional conditions does an optimum re-emerge?</w:t>
-      </w:r>
-      <w:r>
-        <w:t xml:space="preserve">”</w:t>
-      </w:r>
-      <w:r>
-        <w:t xml:space="preserve"> </w:t>
-      </w:r>
-      <w:r>
-        <w:t xml:space="preserve">Restoring institutional predictability is logically prior to setting export-intensity targets. This includes stable tariff schedules, predictable input-import policy, and stable cross-border financial infrastructure.</w:t>
+        <w:t xml:space="preserve">For Indian SME export-promotion policy, the empirical disappearance of the inverted-U turning point in 2025 requires recalibration of any prior policy benchmarks. Export-intensity targets calibrated to the 2014 productivity peak (FSTS ≈ 60 per cent) or to the 2022 productivity peak (FSTS ≈ 41 per cent) are no longer empirically defensible for the 2025 institutional environment. The post-2025 policy question is not "what is the optimal export intensity?" but "under what institutional conditions does an optimum re-emerge?" Restoring institutional predictability is logically prior to setting export-intensity targets. This includes stable tariff schedules, predictable input-import policy, and stable cross-border financial infrastructure.</w:t>
       </w:r>
     </w:p>
     <w:p>
@@ -7191,8 +7069,8 @@
         <w:t xml:space="preserve">For the PLI scheme, the TCI sign reversal in 2025 raises a strategic-coherence concern. PLI incentivises capability accumulation for domestic manufacturing scale. The empirical record suggests this is currently in tension with the productivity returns that capability accumulation traditionally delivered to exporters. Policy design that simultaneously rewards export expansion and domestic capability accumulation, without forcing trade-offs between them, would be more compatible with the observed firm-level production function.</w:t>
       </w:r>
     </w:p>
-    <w:bookmarkEnd w:id="56"/>
-    <w:bookmarkStart w:id="57" w:name="theoretical-contributions"/>
+    <w:bookmarkEnd w:id="57"/>
+    <w:bookmarkStart w:id="58" w:name="X6fb952f48fe7386a51cacff4bb40301fd98916c"/>
     <w:p>
       <w:pPr>
         <w:pStyle w:val="Heading3"/>
@@ -7222,7 +7100,7 @@
         <w:pStyle w:val="BodyText"/>
       </w:pPr>
       <w:r>
-        <w:t xml:space="preserve">Secondly, the H4b refutation refines the developmental-state literature on public digital infrastructure (Aschauer, 1989; Donaldson, 2018). Public infrastructure substitutes for private capability only when purpose-aligned with the firm’s productive activity. The Indian case shows that public domestic-rupee infrastructure (UPI) and cross-border export infrastructure are complements, not substitutes, in the export production function. The institutional-design implication is that scaling one without the other produces no exporter productivity gain.</w:t>
+        <w:t xml:space="preserve">Secondly, the H4b refutation refines the developmental-state literature on public digital infrastructure (Aschauer, 1989; Donaldson, 2018). Public infrastructure substitutes for private capability only when purpose-aligned with the firm's productive activity. The Indian case shows that public domestic-rupee infrastructure (UPI) and cross-border export infrastructure are complements, not substitutes, in the export production function. The institutional-design implication is that scaling one without the other produces no exporter productivity gain.</w:t>
       </w:r>
     </w:p>
     <w:p>
@@ -7233,8 +7111,8 @@
         <w:t xml:space="preserve">Thirdly, the TCI sign reversal under post-PLI strategic redirection extends the strategic emphasis literature (Mizik and Jacobson, 2003) into the international business setting. Capability constructs that are theoretically stable across contexts (absorptive capacity, dynamic capability) may exhibit context-dependent operating signs when major policy incentives redirect the strategic use of those capabilities. This is a finer-grained challenge to capability-based theories than the standard heterogeneity-by-context point.</w:t>
       </w:r>
     </w:p>
-    <w:bookmarkEnd w:id="57"/>
-    <w:bookmarkStart w:id="58" w:name="boundary-conditions-and-scope"/>
+    <w:bookmarkEnd w:id="58"/>
+    <w:bookmarkStart w:id="59" w:name="X5106f0fe7d7b3d0e8858d892c327902f1f4cfd1"/>
     <w:p>
       <w:pPr>
         <w:pStyle w:val="Heading3"/>
@@ -7251,9 +7129,9 @@
         <w:t xml:space="preserve">The findings are bounded in five ways. Firstly, the three waves are independent cross-sections rather than within-firm panels. Within-firm causal claims are not supported. Secondly, the 2014, 2022, and 2025 instruments are not identical. However, the monotone trajectory across the 2022 bridge supports a structural rather than artifactual interpretation. Thirdly, DAI Tier-2 is measured only in 2025, restricting Tier-1-versus-Tier-2 comparisons to the post-UPI wave. Fourthly, standard errors are heteroscedasticity-robust (HC1) in the primary specification and state-clustered (approximately 24 clusters) in the robustness specification. With this cluster count, the asymptotic justification for cluster-robust inference is borderline. Wild cluster bootstrap (Cameron et al., 2008; MacKinnon and Webb, 2017) would tighten inference in revision. Fifthly, the DAI_epay endogeneity concern noted in §5.2 remains unresolved and qualifies the H4b reinterpretation.</w:t>
       </w:r>
     </w:p>
-    <w:bookmarkEnd w:id="58"/>
     <w:bookmarkEnd w:id="59"/>
-    <w:bookmarkStart w:id="60" w:name="limitations-and-future-research"/>
+    <w:bookmarkEnd w:id="60"/>
+    <w:bookmarkStart w:id="61" w:name="Xf3d63d3bef15b3e862b66ed5bd48a577996a1bc"/>
     <w:p>
       <w:pPr>
         <w:pStyle w:val="Heading2"/>
@@ -7275,7 +7153,7 @@
         <w:pStyle w:val="BodyText"/>
       </w:pPr>
       <w:r>
-        <w:t xml:space="preserve">Firstly, this study employs repeated cross-sections across three waves. A within-firm panel design for India, feasible via the partially matched firms across the 2014 and 2022 WBES waves, would identify whether the threshold collapse operates through firm-level evolution or through composition effects. The firm-level evolution interpretation holds that the same firm’s productivity-export relationship changes. The composition effect interpretation holds that different firms enter and exit the analytic sample with different I-P profiles. The distinction has direct policy implications. Firm-evolution-driven collapse implies firm-level adaptation policy. Composition-driven collapse implies industry-rebalancing policy.</w:t>
+        <w:t xml:space="preserve">Firstly, this study employs repeated cross-sections across three waves. A within-firm panel design for India, feasible via the partially matched firms across the 2014 and 2022 WBES waves, would identify whether the threshold collapse operates through firm-level evolution or through composition effects. The firm-level evolution interpretation holds that the same firm's productivity-export relationship changes. The composition effect interpretation holds that different firms enter and exit the analytic sample with different I-P profiles. The distinction has direct policy implications. Firm-evolution-driven collapse implies firm-level adaptation policy. Composition-driven collapse implies industry-rebalancing policy.</w:t>
       </w:r>
     </w:p>
     <w:p>
@@ -7291,7 +7169,7 @@
         <w:pStyle w:val="BodyText"/>
       </w:pPr>
       <w:r>
-        <w:t xml:space="preserve">Thirdly, the authors’ prior work (Do and Phan, 2025) examined top-management-team moderators of a linear DOI-performance relationship in a matched sub-sample of 380 Indian firms. The two studies are complementary. The prior work characterises managerial mechanisms operating within the firm. The present study characterises institutional mechanisms operating on the firm. A unified treatment of TMT moderation and institutional scope conditions, feasible if the matched panel can be expanded, would address both the within-firm and the between-environment determinants of the I-P relationship.</w:t>
+        <w:t xml:space="preserve">Thirdly, the authors' prior work (Do and Phan, 2025) examined top-management-team moderators of a linear DOI-performance relationship in a matched sub-sample of 380 Indian firms. The two studies are complementary. The prior work characterises managerial mechanisms operating within the firm. The present study characterises institutional mechanisms operating on the firm. A unified treatment of TMT moderation and institutional scope conditions, feasible if the matched panel can be expanded, would address both the within-firm and the between-environment determinants of the I-P relationship.</w:t>
       </w:r>
     </w:p>
     <w:p>
@@ -7301,8 +7179,8 @@
         </w:pict>
       </w:r>
     </w:p>
-    <w:bookmarkEnd w:id="60"/>
-    <w:bookmarkStart w:id="61" w:name="acknowledgements"/>
+    <w:bookmarkEnd w:id="61"/>
+    <w:bookmarkStart w:id="62" w:name="acknowledgements"/>
     <w:p>
       <w:pPr>
         <w:pStyle w:val="Heading2"/>
@@ -7327,8 +7205,8 @@
         <w:t xml:space="preserve">The authors also acknowledge an earlier related work (Do and Phan, 2025, IntechOpen, DOI 10.5772/intechopen.1011012) which examined top-management-team moderators on the linear internationalisation–performance relationship in a matched sub-sample of 380 Indian firms. The present manuscript adopts a different theoretical lens (the institutions-based view), empirical specification (quadratic inverted-U), and research question (threshold durability) using the full WBES samples. The two studies are intended to be complementary rather than overlapping.</w:t>
       </w:r>
     </w:p>
-    <w:bookmarkEnd w:id="61"/>
-    <w:bookmarkStart w:id="62" w:name="conflict-of-interest"/>
+    <w:bookmarkEnd w:id="62"/>
+    <w:bookmarkStart w:id="63" w:name="conflict-of-interest"/>
     <w:p>
       <w:pPr>
         <w:pStyle w:val="Heading2"/>
@@ -7345,8 +7223,8 @@
         <w:t xml:space="preserve">The authors declare no conflict of interest.</w:t>
       </w:r>
     </w:p>
-    <w:bookmarkEnd w:id="62"/>
-    <w:bookmarkStart w:id="63" w:name="funding"/>
+    <w:bookmarkEnd w:id="63"/>
+    <w:bookmarkStart w:id="64" w:name="funding"/>
     <w:p>
       <w:pPr>
         <w:pStyle w:val="Heading2"/>
@@ -7363,8 +7241,8 @@
         <w:t xml:space="preserve">This research received no specific grant from any funding agency in the public, commercial, or not-for-profit sectors.</w:t>
       </w:r>
     </w:p>
-    <w:bookmarkEnd w:id="63"/>
-    <w:bookmarkStart w:id="64" w:name="data-availability-statement"/>
+    <w:bookmarkEnd w:id="64"/>
+    <w:bookmarkStart w:id="65" w:name="data-availability-statement"/>
     <w:p>
       <w:pPr>
         <w:pStyle w:val="Heading2"/>
@@ -7378,11 +7256,28 @@
         <w:pStyle w:val="FirstParagraph"/>
       </w:pPr>
       <w:r>
-        <w:t xml:space="preserve">WBES India 2014, 2022, and 2025 microdata are publicly available via https://www.enterprisesurveys.org subject to World Bank registration. Replication materials are available from the corresponding author upon reasonable request and may be shared to the extent permitted by the WBES Data Access Protocol. These materials include the harmonisation protocol across PICS3, BEE intermediate, and BREADY schemas, Stata do files, variable-construction code, and model specifications.</w:t>
-      </w:r>
-    </w:p>
-    <w:bookmarkEnd w:id="64"/>
-    <w:bookmarkStart w:id="65" w:name="X799c23334c5944d058eaf15944a1408ff96b683"/>
+        <w:t xml:space="preserve">WBES India 2014, 2022, and 2025 microdata are publicly available via</w:t>
+      </w:r>
+      <w:r>
+        <w:t xml:space="preserve"> </w:t>
+      </w:r>
+      <w:hyperlink r:id="rId32">
+        <w:r>
+          <w:rPr>
+            <w:rStyle w:val="Hyperlink"/>
+          </w:rPr>
+          <w:t xml:space="preserve">https://www.enterprisesurveys.org</w:t>
+        </w:r>
+      </w:hyperlink>
+      <w:r>
+        <w:t xml:space="preserve"> </w:t>
+      </w:r>
+      <w:r>
+        <w:t xml:space="preserve">subject to World Bank registration. Replication materials are available from the corresponding author upon reasonable request and may be shared to the extent permitted by the WBES Data Access Protocol. These materials include the harmonisation protocol across PICS3, BEE intermediate, and BREADY schemas, Stata do files, variable-construction code, and model specifications.</w:t>
+      </w:r>
+    </w:p>
+    <w:bookmarkEnd w:id="65"/>
+    <w:bookmarkStart w:id="66" w:name="X799c23334c5944d058eaf15944a1408ff96b683"/>
     <w:p>
       <w:pPr>
         <w:pStyle w:val="Heading2"/>
@@ -7406,8 +7301,8 @@
         </w:pict>
       </w:r>
     </w:p>
-    <w:bookmarkEnd w:id="65"/>
-    <w:bookmarkStart w:id="66" w:name="references"/>
+    <w:bookmarkEnd w:id="66"/>
+    <w:bookmarkStart w:id="69" w:name="references"/>
     <w:p>
       <w:pPr>
         <w:pStyle w:val="Heading2"/>
@@ -7421,22 +7316,7 @@
         <w:pStyle w:val="FirstParagraph"/>
       </w:pPr>
       <w:r>
-        <w:t xml:space="preserve">Aschauer, D.A. (1989),</w:t>
-      </w:r>
-      <w:r>
-        <w:t xml:space="preserve"> </w:t>
-      </w:r>
-      <w:r>
-        <w:t xml:space="preserve">“</w:t>
-      </w:r>
-      <w:r>
-        <w:t xml:space="preserve">Is public expenditure productive?</w:t>
-      </w:r>
-      <w:r>
-        <w:t xml:space="preserve">”</w:t>
-      </w:r>
-      <w:r>
-        <w:t xml:space="preserve">,</w:t>
+        <w:t xml:space="preserve">Aschauer, D.A. (1989), "Is public expenditure productive?",</w:t>
       </w:r>
       <w:r>
         <w:t xml:space="preserve"> </w:t>
@@ -7449,30 +7329,15 @@
         <w:t xml:space="preserve">Journal of Monetary Economics</w:t>
       </w:r>
       <w:r>
-        <w:t xml:space="preserve">, Vol. 23 No. 2, pp. 177–200.</w:t>
-      </w:r>
-    </w:p>
-    <w:p>
-      <w:pPr>
-        <w:pStyle w:val="BodyText"/>
-      </w:pPr>
-      <w:r>
-        <w:t xml:space="preserve">Banalieva, E.R., Eddleston, K.A. and Zellweger, T.M. (2017),</w:t>
-      </w:r>
-      <w:r>
-        <w:t xml:space="preserve"> </w:t>
-      </w:r>
-      <w:r>
-        <w:t xml:space="preserve">“</w:t>
-      </w:r>
-      <w:r>
-        <w:t xml:space="preserve">When do family firms have an advantage in transitioning economies? Toward a dynamic institution-based view</w:t>
-      </w:r>
-      <w:r>
-        <w:t xml:space="preserve">”</w:t>
-      </w:r>
-      <w:r>
-        <w:t xml:space="preserve">,</w:t>
+        <w:t xml:space="preserve">, Vol. 23 No. 2, pp. 177–200.</w:t>
+      </w:r>
+    </w:p>
+    <w:p>
+      <w:pPr>
+        <w:pStyle w:val="BodyText"/>
+      </w:pPr>
+      <w:r>
+        <w:t xml:space="preserve">Banalieva, E.R., Eddleston, K.A. and Zellweger, T.M. (2017), "When do family firms have an advantage in transitioning economies? Toward a dynamic institution-based view",</w:t>
       </w:r>
       <w:r>
         <w:t xml:space="preserve"> </w:t>
@@ -7485,30 +7350,15 @@
         <w:t xml:space="preserve">Strategic Management Journal</w:t>
       </w:r>
       <w:r>
-        <w:t xml:space="preserve">, Vol. 38 No. 4, pp. 800–824.</w:t>
-      </w:r>
-    </w:p>
-    <w:p>
-      <w:pPr>
-        <w:pStyle w:val="BodyText"/>
-      </w:pPr>
-      <w:r>
-        <w:t xml:space="preserve">Burgess, R. and Pande, R. (2005),</w:t>
-      </w:r>
-      <w:r>
-        <w:t xml:space="preserve"> </w:t>
-      </w:r>
-      <w:r>
-        <w:t xml:space="preserve">“</w:t>
-      </w:r>
-      <w:r>
-        <w:t xml:space="preserve">Do rural banks matter? Evidence from the Indian social banking experiment</w:t>
-      </w:r>
-      <w:r>
-        <w:t xml:space="preserve">”</w:t>
-      </w:r>
-      <w:r>
-        <w:t xml:space="preserve">,</w:t>
+        <w:t xml:space="preserve">, Vol. 38 No. 4, pp. 800–824.</w:t>
+      </w:r>
+    </w:p>
+    <w:p>
+      <w:pPr>
+        <w:pStyle w:val="BodyText"/>
+      </w:pPr>
+      <w:r>
+        <w:t xml:space="preserve">Burgess, R. and Pande, R. (2005), "Do rural banks matter? Evidence from the Indian social banking experiment",</w:t>
       </w:r>
       <w:r>
         <w:t xml:space="preserve"> </w:t>
@@ -7521,30 +7371,15 @@
         <w:t xml:space="preserve">American Economic Review</w:t>
       </w:r>
       <w:r>
-        <w:t xml:space="preserve">, Vol. 95 No. 3, pp. 780–795.</w:t>
-      </w:r>
-    </w:p>
-    <w:p>
-      <w:pPr>
-        <w:pStyle w:val="BodyText"/>
-      </w:pPr>
-      <w:r>
-        <w:t xml:space="preserve">Cameron, A.C., Gelbach, J.B. and Miller, D.L. (2008),</w:t>
-      </w:r>
-      <w:r>
-        <w:t xml:space="preserve"> </w:t>
-      </w:r>
-      <w:r>
-        <w:t xml:space="preserve">“</w:t>
-      </w:r>
-      <w:r>
-        <w:t xml:space="preserve">Bootstrap-based improvements for inference with clustered errors</w:t>
-      </w:r>
-      <w:r>
-        <w:t xml:space="preserve">”</w:t>
-      </w:r>
-      <w:r>
-        <w:t xml:space="preserve">,</w:t>
+        <w:t xml:space="preserve">, Vol. 95 No. 3, pp. 780–795.</w:t>
+      </w:r>
+    </w:p>
+    <w:p>
+      <w:pPr>
+        <w:pStyle w:val="BodyText"/>
+      </w:pPr>
+      <w:r>
+        <w:t xml:space="preserve">Cameron, A.C., Gelbach, J.B. and Miller, D.L. (2008), "Bootstrap-based improvements for inference with clustered errors",</w:t>
       </w:r>
       <w:r>
         <w:t xml:space="preserve"> </w:t>
@@ -7557,30 +7392,15 @@
         <w:t xml:space="preserve">Review of Economics and Statistics</w:t>
       </w:r>
       <w:r>
-        <w:t xml:space="preserve">, Vol. 90 No. 3, pp. 414–427.</w:t>
-      </w:r>
-    </w:p>
-    <w:p>
-      <w:pPr>
-        <w:pStyle w:val="BodyText"/>
-      </w:pPr>
-      <w:r>
-        <w:t xml:space="preserve">Chittoor, R., Sarkar, M.B., Ray, S. and Aulakh, P.S. (2009),</w:t>
-      </w:r>
-      <w:r>
-        <w:t xml:space="preserve"> </w:t>
-      </w:r>
-      <w:r>
-        <w:t xml:space="preserve">“</w:t>
-      </w:r>
-      <w:r>
-        <w:t xml:space="preserve">Third-world copycats to emerging multinationals: institutional changes and organizational transformation in the Indian pharmaceutical industry</w:t>
-      </w:r>
-      <w:r>
-        <w:t xml:space="preserve">”</w:t>
-      </w:r>
-      <w:r>
-        <w:t xml:space="preserve">,</w:t>
+        <w:t xml:space="preserve">, Vol. 90 No. 3, pp. 414–427.</w:t>
+      </w:r>
+    </w:p>
+    <w:p>
+      <w:pPr>
+        <w:pStyle w:val="BodyText"/>
+      </w:pPr>
+      <w:r>
+        <w:t xml:space="preserve">Chittoor, R., Sarkar, M.B., Ray, S. and Aulakh, P.S. (2009), "Third-world copycats to emerging multinationals: institutional changes and organizational transformation in the Indian pharmaceutical industry",</w:t>
       </w:r>
       <w:r>
         <w:t xml:space="preserve"> </w:t>
@@ -7593,30 +7413,15 @@
         <w:t xml:space="preserve">Organization Science</w:t>
       </w:r>
       <w:r>
-        <w:t xml:space="preserve">, Vol. 20 No. 1, pp. 187–205.</w:t>
-      </w:r>
-    </w:p>
-    <w:p>
-      <w:pPr>
-        <w:pStyle w:val="BodyText"/>
-      </w:pPr>
-      <w:r>
-        <w:t xml:space="preserve">Chodorow-Reich, G., Gopinath, G., Mishra, P. and Narayanan, A. (2020),</w:t>
-      </w:r>
-      <w:r>
-        <w:t xml:space="preserve"> </w:t>
-      </w:r>
-      <w:r>
-        <w:t xml:space="preserve">“</w:t>
-      </w:r>
-      <w:r>
-        <w:t xml:space="preserve">Cash and the economy: evidence from India’s demonetization</w:t>
-      </w:r>
-      <w:r>
-        <w:t xml:space="preserve">”</w:t>
-      </w:r>
-      <w:r>
-        <w:t xml:space="preserve">,</w:t>
+        <w:t xml:space="preserve">, Vol. 20 No. 1, pp. 187–205.</w:t>
+      </w:r>
+    </w:p>
+    <w:p>
+      <w:pPr>
+        <w:pStyle w:val="BodyText"/>
+      </w:pPr>
+      <w:r>
+        <w:t xml:space="preserve">Chodorow-Reich, G., Gopinath, G., Mishra, P. and Narayanan, A. (2020), "Cash and the economy: evidence from India's demonetization",</w:t>
       </w:r>
       <w:r>
         <w:t xml:space="preserve"> </w:t>
@@ -7629,30 +7434,15 @@
         <w:t xml:space="preserve">Quarterly Journal of Economics</w:t>
       </w:r>
       <w:r>
-        <w:t xml:space="preserve">, Vol. 135 No. 1, pp. 57–103.</w:t>
-      </w:r>
-    </w:p>
-    <w:p>
-      <w:pPr>
-        <w:pStyle w:val="BodyText"/>
-      </w:pPr>
-      <w:r>
-        <w:t xml:space="preserve">Cohen, W.M. and Levinthal, D.A. (1990),</w:t>
-      </w:r>
-      <w:r>
-        <w:t xml:space="preserve"> </w:t>
-      </w:r>
-      <w:r>
-        <w:t xml:space="preserve">“</w:t>
-      </w:r>
-      <w:r>
-        <w:t xml:space="preserve">Absorptive capacity: a new perspective on learning and innovation</w:t>
-      </w:r>
-      <w:r>
-        <w:t xml:space="preserve">”</w:t>
-      </w:r>
-      <w:r>
-        <w:t xml:space="preserve">,</w:t>
+        <w:t xml:space="preserve">, Vol. 135 No. 1, pp. 57–103.</w:t>
+      </w:r>
+    </w:p>
+    <w:p>
+      <w:pPr>
+        <w:pStyle w:val="BodyText"/>
+      </w:pPr>
+      <w:r>
+        <w:t xml:space="preserve">Cohen, W.M. and Levinthal, D.A. (1990), "Absorptive capacity: a new perspective on learning and innovation",</w:t>
       </w:r>
       <w:r>
         <w:t xml:space="preserve"> </w:t>
@@ -7665,30 +7455,15 @@
         <w:t xml:space="preserve">Administrative Science Quarterly</w:t>
       </w:r>
       <w:r>
-        <w:t xml:space="preserve">, Vol. 35 No. 1, pp. 128–152.</w:t>
-      </w:r>
-    </w:p>
-    <w:p>
-      <w:pPr>
-        <w:pStyle w:val="BodyText"/>
-      </w:pPr>
-      <w:r>
-        <w:t xml:space="preserve">Contractor, F.J. (2007),</w:t>
-      </w:r>
-      <w:r>
-        <w:t xml:space="preserve"> </w:t>
-      </w:r>
-      <w:r>
-        <w:t xml:space="preserve">“</w:t>
-      </w:r>
-      <w:r>
-        <w:t xml:space="preserve">Is international business good for companies? The evolutionary or multi-stage theory of internationalization vs. the transaction cost perspective</w:t>
-      </w:r>
-      <w:r>
-        <w:t xml:space="preserve">”</w:t>
-      </w:r>
-      <w:r>
-        <w:t xml:space="preserve">,</w:t>
+        <w:t xml:space="preserve">, Vol. 35 No. 1, pp. 128–152.</w:t>
+      </w:r>
+    </w:p>
+    <w:p>
+      <w:pPr>
+        <w:pStyle w:val="BodyText"/>
+      </w:pPr>
+      <w:r>
+        <w:t xml:space="preserve">Contractor, F.J. (2007), "Is international business good for companies? The evolutionary or multi-stage theory of internationalization vs. the transaction cost perspective",</w:t>
       </w:r>
       <w:r>
         <w:t xml:space="preserve"> </w:t>
@@ -7701,30 +7476,15 @@
         <w:t xml:space="preserve">Management International Review</w:t>
       </w:r>
       <w:r>
-        <w:t xml:space="preserve">, Vol. 47 No. 3, pp. 453–475.</w:t>
-      </w:r>
-    </w:p>
-    <w:p>
-      <w:pPr>
-        <w:pStyle w:val="BodyText"/>
-      </w:pPr>
-      <w:r>
-        <w:t xml:space="preserve">Contractor, F.J., Kumar, V. and Kundu, S.K. (2007),</w:t>
-      </w:r>
-      <w:r>
-        <w:t xml:space="preserve"> </w:t>
-      </w:r>
-      <w:r>
-        <w:t xml:space="preserve">“</w:t>
-      </w:r>
-      <w:r>
-        <w:t xml:space="preserve">Nature of the relationship between international expansion and performance: the case of emerging market firms</w:t>
-      </w:r>
-      <w:r>
-        <w:t xml:space="preserve">”</w:t>
-      </w:r>
-      <w:r>
-        <w:t xml:space="preserve">,</w:t>
+        <w:t xml:space="preserve">, Vol. 47 No. 3, pp. 453–475.</w:t>
+      </w:r>
+    </w:p>
+    <w:p>
+      <w:pPr>
+        <w:pStyle w:val="BodyText"/>
+      </w:pPr>
+      <w:r>
+        <w:t xml:space="preserve">Contractor, F.J., Kumar, V. and Kundu, S.K. (2007), "Nature of the relationship between international expansion and performance: the case of emerging market firms",</w:t>
       </w:r>
       <w:r>
         <w:t xml:space="preserve"> </w:t>
@@ -7737,30 +7497,15 @@
         <w:t xml:space="preserve">Journal of World Business</w:t>
       </w:r>
       <w:r>
-        <w:t xml:space="preserve">, Vol. 42 No. 4, pp. 401–417.</w:t>
-      </w:r>
-    </w:p>
-    <w:p>
-      <w:pPr>
-        <w:pStyle w:val="BodyText"/>
-      </w:pPr>
-      <w:r>
-        <w:t xml:space="preserve">Cuervo-Cazurra, A. (2012),</w:t>
-      </w:r>
-      <w:r>
-        <w:t xml:space="preserve"> </w:t>
-      </w:r>
-      <w:r>
-        <w:t xml:space="preserve">“</w:t>
-      </w:r>
-      <w:r>
-        <w:t xml:space="preserve">Extending theory by analyzing developing country multinational companies: solving the goldilocks debate</w:t>
-      </w:r>
-      <w:r>
-        <w:t xml:space="preserve">”</w:t>
-      </w:r>
-      <w:r>
-        <w:t xml:space="preserve">,</w:t>
+        <w:t xml:space="preserve">, Vol. 42 No. 4, pp. 401–417.</w:t>
+      </w:r>
+    </w:p>
+    <w:p>
+      <w:pPr>
+        <w:pStyle w:val="BodyText"/>
+      </w:pPr>
+      <w:r>
+        <w:t xml:space="preserve">Cuervo-Cazurra, A. (2012), "Extending theory by analyzing developing country multinational companies: solving the goldilocks debate",</w:t>
       </w:r>
       <w:r>
         <w:t xml:space="preserve"> </w:t>
@@ -7773,30 +7518,15 @@
         <w:t xml:space="preserve">Global Strategy Journal</w:t>
       </w:r>
       <w:r>
-        <w:t xml:space="preserve">, Vol. 2 No. 3, pp. 153–167.</w:t>
-      </w:r>
-    </w:p>
-    <w:p>
-      <w:pPr>
-        <w:pStyle w:val="BodyText"/>
-      </w:pPr>
-      <w:r>
-        <w:t xml:space="preserve">Do, T.H. and Phan, A.T. (2025),</w:t>
-      </w:r>
-      <w:r>
-        <w:t xml:space="preserve"> </w:t>
-      </w:r>
-      <w:r>
-        <w:t xml:space="preserve">“</w:t>
-      </w:r>
-      <w:r>
-        <w:t xml:space="preserve">Internationalization and firm performance of firms in India: the role of top management</w:t>
-      </w:r>
-      <w:r>
-        <w:t xml:space="preserve">”</w:t>
-      </w:r>
-      <w:r>
-        <w:t xml:space="preserve">, in</w:t>
+        <w:t xml:space="preserve">, Vol. 2 No. 3, pp. 153–167.</w:t>
+      </w:r>
+    </w:p>
+    <w:p>
+      <w:pPr>
+        <w:pStyle w:val="BodyText"/>
+      </w:pPr>
+      <w:r>
+        <w:t xml:space="preserve">Do, T.H. and Phan, A.T. (2025), "Internationalization and firm performance of firms in India: the role of top management", in</w:t>
       </w:r>
       <w:r>
         <w:t xml:space="preserve"> </w:t>
@@ -7809,30 +7539,26 @@
         <w:t xml:space="preserve">International Business Research, Traditional and Creative Approaches</w:t>
       </w:r>
       <w:r>
-        <w:t xml:space="preserve">, IntechOpen, London, available at: https://doi.org/10.5772/intechopen.1011012</w:t>
-      </w:r>
-    </w:p>
-    <w:p>
-      <w:pPr>
-        <w:pStyle w:val="BodyText"/>
-      </w:pPr>
-      <w:r>
-        <w:t xml:space="preserve">Donaldson, D. (2018),</w:t>
+        <w:t xml:space="preserve">, IntechOpen, London, available at:</w:t>
       </w:r>
       <w:r>
         <w:t xml:space="preserve"> </w:t>
       </w:r>
-      <w:r>
-        <w:t xml:space="preserve">“</w:t>
-      </w:r>
-      <w:r>
-        <w:t xml:space="preserve">Railroads of the Raj: estimating the impact of transportation infrastructure</w:t>
-      </w:r>
-      <w:r>
-        <w:t xml:space="preserve">”</w:t>
-      </w:r>
-      <w:r>
-        <w:t xml:space="preserve">,</w:t>
+      <w:hyperlink r:id="rId67">
+        <w:r>
+          <w:rPr>
+            <w:rStyle w:val="Hyperlink"/>
+          </w:rPr>
+          <w:t xml:space="preserve">https://doi.org/10.5772/intechopen.1011012</w:t>
+        </w:r>
+      </w:hyperlink>
+    </w:p>
+    <w:p>
+      <w:pPr>
+        <w:pStyle w:val="BodyText"/>
+      </w:pPr>
+      <w:r>
+        <w:t xml:space="preserve">Donaldson, D. (2018), "Railroads of the Raj: estimating the impact of transportation infrastructure",</w:t>
       </w:r>
       <w:r>
         <w:t xml:space="preserve"> </w:t>
@@ -7845,30 +7571,15 @@
         <w:t xml:space="preserve">American Economic Review</w:t>
       </w:r>
       <w:r>
-        <w:t xml:space="preserve">, Vol. 108 No. 4–5, pp. 899–934.</w:t>
-      </w:r>
-    </w:p>
-    <w:p>
-      <w:pPr>
-        <w:pStyle w:val="BodyText"/>
-      </w:pPr>
-      <w:r>
-        <w:t xml:space="preserve">Elango, B. and Pattnaik, C. (2007),</w:t>
-      </w:r>
-      <w:r>
-        <w:t xml:space="preserve"> </w:t>
-      </w:r>
-      <w:r>
-        <w:t xml:space="preserve">“</w:t>
-      </w:r>
-      <w:r>
-        <w:t xml:space="preserve">Building capabilities for international operations through networks: a study of Indian firms</w:t>
-      </w:r>
-      <w:r>
-        <w:t xml:space="preserve">”</w:t>
-      </w:r>
-      <w:r>
-        <w:t xml:space="preserve">,</w:t>
+        <w:t xml:space="preserve">, Vol. 108 No. 4–5, pp. 899–934.</w:t>
+      </w:r>
+    </w:p>
+    <w:p>
+      <w:pPr>
+        <w:pStyle w:val="BodyText"/>
+      </w:pPr>
+      <w:r>
+        <w:t xml:space="preserve">Elango, B. and Pattnaik, C. (2007), "Building capabilities for international operations through networks: a study of Indian firms",</w:t>
       </w:r>
       <w:r>
         <w:t xml:space="preserve"> </w:t>
@@ -7881,30 +7592,15 @@
         <w:t xml:space="preserve">Journal of International Business Studies</w:t>
       </w:r>
       <w:r>
-        <w:t xml:space="preserve">, Vol. 38 No. 4, pp. 541–555.</w:t>
-      </w:r>
-    </w:p>
-    <w:p>
-      <w:pPr>
-        <w:pStyle w:val="BodyText"/>
-      </w:pPr>
-      <w:r>
-        <w:t xml:space="preserve">Hambrick, D.C. and Mason, P.A. (1984),</w:t>
-      </w:r>
-      <w:r>
-        <w:t xml:space="preserve"> </w:t>
-      </w:r>
-      <w:r>
-        <w:t xml:space="preserve">“</w:t>
-      </w:r>
-      <w:r>
-        <w:t xml:space="preserve">Upper echelons: the organization as a reflection of its top managers</w:t>
-      </w:r>
-      <w:r>
-        <w:t xml:space="preserve">”</w:t>
-      </w:r>
-      <w:r>
-        <w:t xml:space="preserve">,</w:t>
+        <w:t xml:space="preserve">, Vol. 38 No. 4, pp. 541–555.</w:t>
+      </w:r>
+    </w:p>
+    <w:p>
+      <w:pPr>
+        <w:pStyle w:val="BodyText"/>
+      </w:pPr>
+      <w:r>
+        <w:t xml:space="preserve">Hambrick, D.C. and Mason, P.A. (1984), "Upper echelons: the organization as a reflection of its top managers",</w:t>
       </w:r>
       <w:r>
         <w:t xml:space="preserve"> </w:t>
@@ -7917,30 +7613,15 @@
         <w:t xml:space="preserve">Academy of Management Review</w:t>
       </w:r>
       <w:r>
-        <w:t xml:space="preserve">, Vol. 9 No. 2, pp. 193–206.</w:t>
-      </w:r>
-    </w:p>
-    <w:p>
-      <w:pPr>
-        <w:pStyle w:val="BodyText"/>
-      </w:pPr>
-      <w:r>
-        <w:t xml:space="preserve">Hennart, J.F. (2007),</w:t>
-      </w:r>
-      <w:r>
-        <w:t xml:space="preserve"> </w:t>
-      </w:r>
-      <w:r>
-        <w:t xml:space="preserve">“</w:t>
-      </w:r>
-      <w:r>
-        <w:t xml:space="preserve">The theoretical rationale for a multinationality-performance relationship</w:t>
-      </w:r>
-      <w:r>
-        <w:t xml:space="preserve">”</w:t>
-      </w:r>
-      <w:r>
-        <w:t xml:space="preserve">,</w:t>
+        <w:t xml:space="preserve">, Vol. 9 No. 2, pp. 193–206.</w:t>
+      </w:r>
+    </w:p>
+    <w:p>
+      <w:pPr>
+        <w:pStyle w:val="BodyText"/>
+      </w:pPr>
+      <w:r>
+        <w:t xml:space="preserve">Hennart, J.F. (2007), "The theoretical rationale for a multinationality-performance relationship",</w:t>
       </w:r>
       <w:r>
         <w:t xml:space="preserve"> </w:t>
@@ -7953,48 +7634,15 @@
         <w:t xml:space="preserve">Management International Review</w:t>
       </w:r>
       <w:r>
-        <w:t xml:space="preserve">, Vol. 47 No. 3, pp. 423–452.</w:t>
-      </w:r>
-    </w:p>
-    <w:p>
-      <w:pPr>
-        <w:pStyle w:val="BodyText"/>
-      </w:pPr>
-      <w:r>
-        <w:t xml:space="preserve">Hutzschenreuter, T., Kleindienst, I., Sarkar Sengupta, A. and Verbeke, A. (2026),</w:t>
-      </w:r>
-      <w:r>
-        <w:t xml:space="preserve"> </w:t>
-      </w:r>
-      <w:r>
-        <w:t xml:space="preserve">“</w:t>
-      </w:r>
-      <w:r>
-        <w:t xml:space="preserve">The performance effects of</w:t>
-      </w:r>
-      <w:r>
-        <w:t xml:space="preserve"> </w:t>
-      </w:r>
-      <w:r>
-        <w:t xml:space="preserve">‘</w:t>
-      </w:r>
-      <w:r>
-        <w:t xml:space="preserve">added cultural distance</w:t>
-      </w:r>
-      <w:r>
-        <w:t xml:space="preserve">’</w:t>
-      </w:r>
-      <w:r>
-        <w:t xml:space="preserve"> </w:t>
-      </w:r>
-      <w:r>
-        <w:t xml:space="preserve">in multinational expansion paths: generalizable and contextual determinants</w:t>
-      </w:r>
-      <w:r>
-        <w:t xml:space="preserve">”</w:t>
-      </w:r>
-      <w:r>
-        <w:t xml:space="preserve">,</w:t>
+        <w:t xml:space="preserve">, Vol. 47 No. 3, pp. 423–452.</w:t>
+      </w:r>
+    </w:p>
+    <w:p>
+      <w:pPr>
+        <w:pStyle w:val="BodyText"/>
+      </w:pPr>
+      <w:r>
+        <w:t xml:space="preserve">Hutzschenreuter, T., Kleindienst, I., Sarkar Sengupta, A. and Verbeke, A. (2026), "The performance effects of 'added cultural distance' in multinational expansion paths: generalizable and contextual determinants",</w:t>
       </w:r>
       <w:r>
         <w:t xml:space="preserve"> </w:t>
@@ -8007,30 +7655,26 @@
         <w:t xml:space="preserve">Multinational Business Review</w:t>
       </w:r>
       <w:r>
-        <w:t xml:space="preserve">, available at: https://doi.org/10.1108/mbr-04-2025-0104</w:t>
-      </w:r>
-    </w:p>
-    <w:p>
-      <w:pPr>
-        <w:pStyle w:val="BodyText"/>
-      </w:pPr>
-      <w:r>
-        <w:t xml:space="preserve">Johanson, J. and Vahlne, J.E. (1977),</w:t>
+        <w:t xml:space="preserve">, available at:</w:t>
       </w:r>
       <w:r>
         <w:t xml:space="preserve"> </w:t>
       </w:r>
-      <w:r>
-        <w:t xml:space="preserve">“</w:t>
-      </w:r>
-      <w:r>
-        <w:t xml:space="preserve">The internationalization process of the firm, a model of knowledge development and increasing foreign market commitments</w:t>
-      </w:r>
-      <w:r>
-        <w:t xml:space="preserve">”</w:t>
-      </w:r>
-      <w:r>
-        <w:t xml:space="preserve">,</w:t>
+      <w:hyperlink r:id="rId68">
+        <w:r>
+          <w:rPr>
+            <w:rStyle w:val="Hyperlink"/>
+          </w:rPr>
+          <w:t xml:space="preserve">https://doi.org/10.1108/mbr-04-2025-0104</w:t>
+        </w:r>
+      </w:hyperlink>
+    </w:p>
+    <w:p>
+      <w:pPr>
+        <w:pStyle w:val="BodyText"/>
+      </w:pPr>
+      <w:r>
+        <w:t xml:space="preserve">Johanson, J. and Vahlne, J.E. (1977), "The internationalization process of the firm, a model of knowledge development and increasing foreign market commitments",</w:t>
       </w:r>
       <w:r>
         <w:t xml:space="preserve"> </w:t>
@@ -8043,30 +7687,15 @@
         <w:t xml:space="preserve">Journal of International Business Studies</w:t>
       </w:r>
       <w:r>
-        <w:t xml:space="preserve">, Vol. 8 No. 1, pp. 23–32.</w:t>
-      </w:r>
-    </w:p>
-    <w:p>
-      <w:pPr>
-        <w:pStyle w:val="BodyText"/>
-      </w:pPr>
-      <w:r>
-        <w:t xml:space="preserve">Lind, J.T. and Mehlum, H. (2010),</w:t>
-      </w:r>
-      <w:r>
-        <w:t xml:space="preserve"> </w:t>
-      </w:r>
-      <w:r>
-        <w:t xml:space="preserve">“</w:t>
-      </w:r>
-      <w:r>
-        <w:t xml:space="preserve">With or without U? The appropriate test for a U-shaped relationship</w:t>
-      </w:r>
-      <w:r>
-        <w:t xml:space="preserve">”</w:t>
-      </w:r>
-      <w:r>
-        <w:t xml:space="preserve">,</w:t>
+        <w:t xml:space="preserve">, Vol. 8 No. 1, pp. 23–32.</w:t>
+      </w:r>
+    </w:p>
+    <w:p>
+      <w:pPr>
+        <w:pStyle w:val="BodyText"/>
+      </w:pPr>
+      <w:r>
+        <w:t xml:space="preserve">Lind, J.T. and Mehlum, H. (2010), "With or without U? The appropriate test for a U-shaped relationship",</w:t>
       </w:r>
       <w:r>
         <w:t xml:space="preserve"> </w:t>
@@ -8079,30 +7708,15 @@
         <w:t xml:space="preserve">Oxford Bulletin of Economics and Statistics</w:t>
       </w:r>
       <w:r>
-        <w:t xml:space="preserve">, Vol. 72 No. 1, pp. 109–118.</w:t>
-      </w:r>
-    </w:p>
-    <w:p>
-      <w:pPr>
-        <w:pStyle w:val="BodyText"/>
-      </w:pPr>
-      <w:r>
-        <w:t xml:space="preserve">Lu, J.W. and Beamish, P.W. (2004),</w:t>
-      </w:r>
-      <w:r>
-        <w:t xml:space="preserve"> </w:t>
-      </w:r>
-      <w:r>
-        <w:t xml:space="preserve">“</w:t>
-      </w:r>
-      <w:r>
-        <w:t xml:space="preserve">International diversification and firm performance: the S-curve hypothesis</w:t>
-      </w:r>
-      <w:r>
-        <w:t xml:space="preserve">”</w:t>
-      </w:r>
-      <w:r>
-        <w:t xml:space="preserve">,</w:t>
+        <w:t xml:space="preserve">, Vol. 72 No. 1, pp. 109–118.</w:t>
+      </w:r>
+    </w:p>
+    <w:p>
+      <w:pPr>
+        <w:pStyle w:val="BodyText"/>
+      </w:pPr>
+      <w:r>
+        <w:t xml:space="preserve">Lu, J.W. and Beamish, P.W. (2004), "International diversification and firm performance: the S-curve hypothesis",</w:t>
       </w:r>
       <w:r>
         <w:t xml:space="preserve"> </w:t>
@@ -8115,30 +7729,15 @@
         <w:t xml:space="preserve">Academy of Management Journal</w:t>
       </w:r>
       <w:r>
-        <w:t xml:space="preserve">, Vol. 47 No. 4, pp. 598–609.</w:t>
-      </w:r>
-    </w:p>
-    <w:p>
-      <w:pPr>
-        <w:pStyle w:val="BodyText"/>
-      </w:pPr>
-      <w:r>
-        <w:t xml:space="preserve">MacKinnon, J.G. and Webb, M.D. (2017),</w:t>
-      </w:r>
-      <w:r>
-        <w:t xml:space="preserve"> </w:t>
-      </w:r>
-      <w:r>
-        <w:t xml:space="preserve">“</w:t>
-      </w:r>
-      <w:r>
-        <w:t xml:space="preserve">Wild bootstrap inference for wildly different cluster sizes</w:t>
-      </w:r>
-      <w:r>
-        <w:t xml:space="preserve">”</w:t>
-      </w:r>
-      <w:r>
-        <w:t xml:space="preserve">,</w:t>
+        <w:t xml:space="preserve">, Vol. 47 No. 4, pp. 598–609.</w:t>
+      </w:r>
+    </w:p>
+    <w:p>
+      <w:pPr>
+        <w:pStyle w:val="BodyText"/>
+      </w:pPr>
+      <w:r>
+        <w:t xml:space="preserve">MacKinnon, J.G. and Webb, M.D. (2017), "Wild bootstrap inference for wildly different cluster sizes",</w:t>
       </w:r>
       <w:r>
         <w:t xml:space="preserve"> </w:t>
@@ -8151,30 +7750,15 @@
         <w:t xml:space="preserve">Journal of Applied Econometrics</w:t>
       </w:r>
       <w:r>
-        <w:t xml:space="preserve">, Vol. 32 No. 2, pp. 233–254.</w:t>
-      </w:r>
-    </w:p>
-    <w:p>
-      <w:pPr>
-        <w:pStyle w:val="BodyText"/>
-      </w:pPr>
-      <w:r>
-        <w:t xml:space="preserve">Marano, V., Arregle, J.L., Hitt, M.A., Spadafora, E. and van Essen, M. (2016),</w:t>
-      </w:r>
-      <w:r>
-        <w:t xml:space="preserve"> </w:t>
-      </w:r>
-      <w:r>
-        <w:t xml:space="preserve">“</w:t>
-      </w:r>
-      <w:r>
-        <w:t xml:space="preserve">Home country institutions and the internationalization-performance relationship: a meta-analytic review</w:t>
-      </w:r>
-      <w:r>
-        <w:t xml:space="preserve">”</w:t>
-      </w:r>
-      <w:r>
-        <w:t xml:space="preserve">,</w:t>
+        <w:t xml:space="preserve">, Vol. 32 No. 2, pp. 233–254.</w:t>
+      </w:r>
+    </w:p>
+    <w:p>
+      <w:pPr>
+        <w:pStyle w:val="BodyText"/>
+      </w:pPr>
+      <w:r>
+        <w:t xml:space="preserve">Marano, V., Arregle, J.L., Hitt, M.A., Spadafora, E. and van Essen, M. (2016), "Home country institutions and the internationalization-performance relationship: a meta-analytic review",</w:t>
       </w:r>
       <w:r>
         <w:t xml:space="preserve"> </w:t>
@@ -8187,30 +7771,15 @@
         <w:t xml:space="preserve">Journal of Management</w:t>
       </w:r>
       <w:r>
-        <w:t xml:space="preserve">, Vol. 42 No. 5, pp. 1075–1110.</w:t>
-      </w:r>
-    </w:p>
-    <w:p>
-      <w:pPr>
-        <w:pStyle w:val="BodyText"/>
-      </w:pPr>
-      <w:r>
-        <w:t xml:space="preserve">Mizik, N. and Jacobson, R. (2003),</w:t>
-      </w:r>
-      <w:r>
-        <w:t xml:space="preserve"> </w:t>
-      </w:r>
-      <w:r>
-        <w:t xml:space="preserve">“</w:t>
-      </w:r>
-      <w:r>
-        <w:t xml:space="preserve">Trading off between value creation and value appropriation: the financial implications of shifts in strategic emphasis</w:t>
-      </w:r>
-      <w:r>
-        <w:t xml:space="preserve">”</w:t>
-      </w:r>
-      <w:r>
-        <w:t xml:space="preserve">,</w:t>
+        <w:t xml:space="preserve">, Vol. 42 No. 5, pp. 1075–1110.</w:t>
+      </w:r>
+    </w:p>
+    <w:p>
+      <w:pPr>
+        <w:pStyle w:val="BodyText"/>
+      </w:pPr>
+      <w:r>
+        <w:t xml:space="preserve">Mizik, N. and Jacobson, R. (2003), "Trading off between value creation and value appropriation: the financial implications of shifts in strategic emphasis",</w:t>
       </w:r>
       <w:r>
         <w:t xml:space="preserve"> </w:t>
@@ -8223,7 +7792,7 @@
         <w:t xml:space="preserve">Journal of Marketing</w:t>
       </w:r>
       <w:r>
-        <w:t xml:space="preserve">, Vol. 67 No. 1, pp. 63–76.</w:t>
+        <w:t xml:space="preserve">, Vol. 67 No. 1, pp. 63–76.</w:t>
       </w:r>
     </w:p>
     <w:p>
@@ -8252,22 +7821,7 @@
         <w:pStyle w:val="BodyText"/>
       </w:pPr>
       <w:r>
-        <w:t xml:space="preserve">Paternoster, R., Brame, R., Mazerolle, P. and Piquero, A. (1998),</w:t>
-      </w:r>
-      <w:r>
-        <w:t xml:space="preserve"> </w:t>
-      </w:r>
-      <w:r>
-        <w:t xml:space="preserve">“</w:t>
-      </w:r>
-      <w:r>
-        <w:t xml:space="preserve">Using the correct statistical test for the equality of regression coefficients</w:t>
-      </w:r>
-      <w:r>
-        <w:t xml:space="preserve">”</w:t>
-      </w:r>
-      <w:r>
-        <w:t xml:space="preserve">,</w:t>
+        <w:t xml:space="preserve">Paternoster, R., Brame, R., Mazerolle, P. and Piquero, A. (1998), "Using the correct statistical test for the equality of regression coefficients",</w:t>
       </w:r>
       <w:r>
         <w:t xml:space="preserve"> </w:t>
@@ -8280,30 +7834,15 @@
         <w:t xml:space="preserve">Criminology</w:t>
       </w:r>
       <w:r>
-        <w:t xml:space="preserve">, Vol. 36 No. 4, pp. 859–866.</w:t>
-      </w:r>
-    </w:p>
-    <w:p>
-      <w:pPr>
-        <w:pStyle w:val="BodyText"/>
-      </w:pPr>
-      <w:r>
-        <w:t xml:space="preserve">Peng, M.W., Wang, D.Y.L. and Jiang, Y. (2008),</w:t>
-      </w:r>
-      <w:r>
-        <w:t xml:space="preserve"> </w:t>
-      </w:r>
-      <w:r>
-        <w:t xml:space="preserve">“</w:t>
-      </w:r>
-      <w:r>
-        <w:t xml:space="preserve">An institution-based view of international business strategy: a focus on emerging economies</w:t>
-      </w:r>
-      <w:r>
-        <w:t xml:space="preserve">”</w:t>
-      </w:r>
-      <w:r>
-        <w:t xml:space="preserve">,</w:t>
+        <w:t xml:space="preserve">, Vol. 36 No. 4, pp. 859–866.</w:t>
+      </w:r>
+    </w:p>
+    <w:p>
+      <w:pPr>
+        <w:pStyle w:val="BodyText"/>
+      </w:pPr>
+      <w:r>
+        <w:t xml:space="preserve">Peng, M.W., Wang, D.Y.L. and Jiang, Y. (2008), "An institution-based view of international business strategy: a focus on emerging economies",</w:t>
       </w:r>
       <w:r>
         <w:t xml:space="preserve"> </w:t>
@@ -8316,30 +7855,15 @@
         <w:t xml:space="preserve">Journal of International Business Studies</w:t>
       </w:r>
       <w:r>
-        <w:t xml:space="preserve">, Vol. 39 No. 5, pp. 920–936.</w:t>
-      </w:r>
-    </w:p>
-    <w:p>
-      <w:pPr>
-        <w:pStyle w:val="BodyText"/>
-      </w:pPr>
-      <w:r>
-        <w:t xml:space="preserve">Peng, M.W., Sun, S.L., Pinkham, B. and Chen, H. (2009),</w:t>
-      </w:r>
-      <w:r>
-        <w:t xml:space="preserve"> </w:t>
-      </w:r>
-      <w:r>
-        <w:t xml:space="preserve">“</w:t>
-      </w:r>
-      <w:r>
-        <w:t xml:space="preserve">The institution-based view as a third leg for a strategy tripod</w:t>
-      </w:r>
-      <w:r>
-        <w:t xml:space="preserve">”</w:t>
-      </w:r>
-      <w:r>
-        <w:t xml:space="preserve">,</w:t>
+        <w:t xml:space="preserve">, Vol. 39 No. 5, pp. 920–936.</w:t>
+      </w:r>
+    </w:p>
+    <w:p>
+      <w:pPr>
+        <w:pStyle w:val="BodyText"/>
+      </w:pPr>
+      <w:r>
+        <w:t xml:space="preserve">Peng, M.W., Sun, S.L., Pinkham, B. and Chen, H. (2009), "The institution-based view as a third leg for a strategy tripod",</w:t>
       </w:r>
       <w:r>
         <w:t xml:space="preserve"> </w:t>
@@ -8352,30 +7876,15 @@
         <w:t xml:space="preserve">Academy of Management Perspectives</w:t>
       </w:r>
       <w:r>
-        <w:t xml:space="preserve">, Vol. 23 No. 3, pp. 63–81.</w:t>
-      </w:r>
-    </w:p>
-    <w:p>
-      <w:pPr>
-        <w:pStyle w:val="BodyText"/>
-      </w:pPr>
-      <w:r>
-        <w:t xml:space="preserve">Singh, D.A. (2009),</w:t>
-      </w:r>
-      <w:r>
-        <w:t xml:space="preserve"> </w:t>
-      </w:r>
-      <w:r>
-        <w:t xml:space="preserve">“</w:t>
-      </w:r>
-      <w:r>
-        <w:t xml:space="preserve">Export performance of emerging market firms</w:t>
-      </w:r>
-      <w:r>
-        <w:t xml:space="preserve">”</w:t>
-      </w:r>
-      <w:r>
-        <w:t xml:space="preserve">,</w:t>
+        <w:t xml:space="preserve">, Vol. 23 No. 3, pp. 63–81.</w:t>
+      </w:r>
+    </w:p>
+    <w:p>
+      <w:pPr>
+        <w:pStyle w:val="BodyText"/>
+      </w:pPr>
+      <w:r>
+        <w:t xml:space="preserve">Singh, D.A. (2009), "Export performance of emerging market firms",</w:t>
       </w:r>
       <w:r>
         <w:t xml:space="preserve"> </w:t>
@@ -8388,30 +7897,15 @@
         <w:t xml:space="preserve">International Business Review</w:t>
       </w:r>
       <w:r>
-        <w:t xml:space="preserve">, Vol. 18 No. 4, pp. 321–330.</w:t>
-      </w:r>
-    </w:p>
-    <w:p>
-      <w:pPr>
-        <w:pStyle w:val="BodyText"/>
-      </w:pPr>
-      <w:r>
-        <w:t xml:space="preserve">Teece, D.J. (2007),</w:t>
-      </w:r>
-      <w:r>
-        <w:t xml:space="preserve"> </w:t>
-      </w:r>
-      <w:r>
-        <w:t xml:space="preserve">“</w:t>
-      </w:r>
-      <w:r>
-        <w:t xml:space="preserve">Explicating dynamic capabilities: the nature and microfoundations of (sustainable) enterprise performance</w:t>
-      </w:r>
-      <w:r>
-        <w:t xml:space="preserve">”</w:t>
-      </w:r>
-      <w:r>
-        <w:t xml:space="preserve">,</w:t>
+        <w:t xml:space="preserve">, Vol. 18 No. 4, pp. 321–330.</w:t>
+      </w:r>
+    </w:p>
+    <w:p>
+      <w:pPr>
+        <w:pStyle w:val="BodyText"/>
+      </w:pPr>
+      <w:r>
+        <w:t xml:space="preserve">Teece, D.J. (2007), "Explicating dynamic capabilities: the nature and microfoundations of (sustainable) enterprise performance",</w:t>
       </w:r>
       <w:r>
         <w:t xml:space="preserve"> </w:t>
@@ -8424,30 +7918,15 @@
         <w:t xml:space="preserve">Strategic Management Journal</w:t>
       </w:r>
       <w:r>
-        <w:t xml:space="preserve">, Vol. 28 No. 13, pp. 1319–1350.</w:t>
-      </w:r>
-    </w:p>
-    <w:p>
-      <w:pPr>
-        <w:pStyle w:val="BodyText"/>
-      </w:pPr>
-      <w:r>
-        <w:t xml:space="preserve">Verbeke, A. and Forootan, M.Z. (2012),</w:t>
-      </w:r>
-      <w:r>
-        <w:t xml:space="preserve"> </w:t>
-      </w:r>
-      <w:r>
-        <w:t xml:space="preserve">“</w:t>
-      </w:r>
-      <w:r>
-        <w:t xml:space="preserve">How good are multinationality–performance (M-P) empirical studies?</w:t>
-      </w:r>
-      <w:r>
-        <w:t xml:space="preserve">”</w:t>
-      </w:r>
-      <w:r>
-        <w:t xml:space="preserve">,</w:t>
+        <w:t xml:space="preserve">, Vol. 28 No. 13, pp. 1319–1350.</w:t>
+      </w:r>
+    </w:p>
+    <w:p>
+      <w:pPr>
+        <w:pStyle w:val="BodyText"/>
+      </w:pPr>
+      <w:r>
+        <w:t xml:space="preserve">Verbeke, A. and Forootan, M.Z. (2012), "How good are multinationality–performance (M-P) empirical studies?",</w:t>
       </w:r>
       <w:r>
         <w:t xml:space="preserve"> </w:t>
@@ -8460,30 +7939,15 @@
         <w:t xml:space="preserve">Global Strategy Journal</w:t>
       </w:r>
       <w:r>
-        <w:t xml:space="preserve">, Vol. 2 No. 4, pp. 332–344.</w:t>
-      </w:r>
-    </w:p>
-    <w:p>
-      <w:pPr>
-        <w:pStyle w:val="BodyText"/>
-      </w:pPr>
-      <w:r>
-        <w:t xml:space="preserve">Williamson, O.E. (2000),</w:t>
-      </w:r>
-      <w:r>
-        <w:t xml:space="preserve"> </w:t>
-      </w:r>
-      <w:r>
-        <w:t xml:space="preserve">“</w:t>
-      </w:r>
-      <w:r>
-        <w:t xml:space="preserve">The new institutional economics: taking stock, looking ahead</w:t>
-      </w:r>
-      <w:r>
-        <w:t xml:space="preserve">”</w:t>
-      </w:r>
-      <w:r>
-        <w:t xml:space="preserve">,</w:t>
+        <w:t xml:space="preserve">, Vol. 2 No. 4, pp. 332–344.</w:t>
+      </w:r>
+    </w:p>
+    <w:p>
+      <w:pPr>
+        <w:pStyle w:val="BodyText"/>
+      </w:pPr>
+      <w:r>
+        <w:t xml:space="preserve">Williamson, O.E. (2000), "The new institutional economics: taking stock, looking ahead",</w:t>
       </w:r>
       <w:r>
         <w:t xml:space="preserve"> </w:t>
@@ -8496,7 +7960,7 @@
         <w:t xml:space="preserve">Journal of Economic Literature</w:t>
       </w:r>
       <w:r>
-        <w:t xml:space="preserve">, Vol. 38 No. 3, pp. 595–613.</w:t>
+        <w:t xml:space="preserve">, Vol. 38 No. 3, pp. 595–613.</w:t>
       </w:r>
     </w:p>
     <w:p>
@@ -8506,20 +7970,8 @@
         </w:pict>
       </w:r>
     </w:p>
-    <w:p>
-      <w:pPr>
-        <w:pStyle w:val="FirstParagraph"/>
-      </w:pPr>
-      <w:r>
-        <w:rPr>
-          <w:iCs/>
-          <w:i/>
-        </w:rPr>
-        <w:t xml:space="preserve">Manuscript draft version 2026-06-02. Empirical sections complete; Section 4.6 robustness expansion (manufacturing sub-sample, trimmed FSTS, wild cluster bootstrap) and Figure rendering pending.</w:t>
-      </w:r>
-    </w:p>
-    <w:bookmarkEnd w:id="66"/>
-    <w:bookmarkEnd w:id="67"/>
+    <w:bookmarkEnd w:id="69"/>
+    <w:bookmarkEnd w:id="70"/>
     <w:sectPr/>
   </w:body>
 </w:document>

--- a/p9_india/submission/ijoem_package/01_manuscript_blinded.docx
+++ b/p9_india/submission/ijoem_package/01_manuscript_blinded.docx
@@ -150,7 +150,7 @@
         <w:t xml:space="preserve"> </w:t>
       </w:r>
       <w:r>
-        <w:t xml:space="preserve">This study examines whether the inverted-U relationship between export intensity and firm productivity among Indian private firms is structurally durable across the 2014 to 2025 institutional and digital transformation decade (demonetisation, GST, IBC, UPI, PLI, Atmanirbhar Bharat), and whether technological and digital capabilities moderate the threshold.</w:t>
+        <w:t xml:space="preserve">This study examines whether the inverted-U relationship between export intensity and firm productivity among Indian private firms is structurally durable across the 2014–2025 institutional and digital transformation decade, and whether technological and digital capabilities moderate the threshold.</w:t>
       </w:r>
     </w:p>
     <w:p>
@@ -168,7 +168,7 @@
         <w:t xml:space="preserve"> </w:t>
       </w:r>
       <w:r>
-        <w:t xml:space="preserve">Three World Bank Enterprise Survey waves for India (2014 PICS3, 2022 BEE, 2025 BREADY; analytic N = 28,717) are estimated by OLS with HC1 robust standard errors, quadratic FSTS terms, and capability interactions. Lind–Mehlum U-tests verify the inverted-U per wave; Paternoster z-tests evaluate 2014-versus-2025 coefficient equality; the 2022 wave provides 3-wave robustness; UPI rollout (April 2016) supplies a quasi-experiment for digital saturation.</w:t>
+        <w:t xml:space="preserve">Three World Bank Enterprise Survey waves (2014, 2022, 2025; analytic N = 28,717) are estimated by OLS with HC1 errors, quadratic FSTS terms and capability interactions; Lind–Mehlum U-tests and Paternoster cross-wave z-tests assess curvature and coefficient equality, exploiting the 2016 UPI rollout as a quasi-experiment.</w:t>
       </w:r>
     </w:p>
     <w:p>
@@ -186,7 +186,61 @@
         <w:t xml:space="preserve"> </w:t>
       </w:r>
       <w:r>
-        <w:t xml:space="preserve">The inverted-U structurally collapses. The turning point migrates from FSTS = 61.8 per cent (2014) to 40.7 per cent (2022); by 2025 the curvature term is insignificant (β₂ = −0.16, p = 0.42) and the relationship is monotonically negative. Paternoster z-tests reject coefficient equality for the linear (z = −7.94) and quadratic (z = +4.17) terms (both p &lt; 0.0001). The UPI Tier-2 e-payment interaction is negative (FSTS × DAI_epay = −4.02, p = 0.004), indicating domestic-rupee digital infrastructure does not substitute for the cross-border financial infrastructure exporters require.</w:t>
+        <w:t xml:space="preserve">The inverted-U collapses: the turning point migrates from 61.8% FSTS (2014) to 40.7% (2022), and by 2025 curvature is insignificant (β₂ = −0.16, p = 0.42). Paternoster z-tests reject coefficient equality (linear z = −7.94; quadratic z = +4.17; both p &lt; 0.0001). The UPI Tier-2 e-payment interaction is negative (FSTS × DAI_epay = −4.02, p = 0.004).</w:t>
+      </w:r>
+    </w:p>
+    <w:p>
+      <w:pPr>
+        <w:pStyle w:val="BodyText"/>
+      </w:pPr>
+      <w:r>
+        <w:rPr>
+          <w:bCs/>
+          <w:b/>
+        </w:rPr>
+        <w:t xml:space="preserve">Research limitations/implications.</w:t>
+      </w:r>
+      <w:r>
+        <w:t xml:space="preserve"> </w:t>
+      </w:r>
+      <w:r>
+        <w:t xml:space="preserve">The waves are independent cross-sections, supporting cross-wave comparison but not within-firm causal inference; Tier-2 adoption is observed only in 2025.</w:t>
+      </w:r>
+    </w:p>
+    <w:p>
+      <w:pPr>
+        <w:pStyle w:val="BodyText"/>
+      </w:pPr>
+      <w:r>
+        <w:rPr>
+          <w:bCs/>
+          <w:b/>
+        </w:rPr>
+        <w:t xml:space="preserve">Practical implications.</w:t>
+      </w:r>
+      <w:r>
+        <w:t xml:space="preserve"> </w:t>
+      </w:r>
+      <w:r>
+        <w:t xml:space="preserve">Fixed export-intensity targets are no longer empirically defensible for 2025; the binding constraint on exporter productivity is cross-border-specific digital infrastructure, not domestic UPI rails.</w:t>
+      </w:r>
+    </w:p>
+    <w:p>
+      <w:pPr>
+        <w:pStyle w:val="BodyText"/>
+      </w:pPr>
+      <w:r>
+        <w:rPr>
+          <w:bCs/>
+          <w:b/>
+        </w:rPr>
+        <w:t xml:space="preserve">Social implications.</w:t>
+      </w:r>
+      <w:r>
+        <w:t xml:space="preserve"> </w:t>
+      </w:r>
+      <w:r>
+        <w:t xml:space="preserve">Inclusive South Asian SME participation in global value chains requires both domestic (UPI, Aadhaar, ONDC) and cross-border digital infrastructure, which are complements rather than substitutes.</w:t>
       </w:r>
     </w:p>
     <w:p>
@@ -204,7 +258,7 @@
         <w:t xml:space="preserve"> </w:t>
       </w:r>
       <w:r>
-        <w:t xml:space="preserve">This provides the first firm-level evidence that extreme institutional transformation can dissolve, rather than relocate, the inverted-U threshold, identifying a previously untested scope condition for the Lu and Beamish (2004) claim: the threshold is conditional on institutional stability. The authors' earlier work (Do and Phan, 2025; linear DOI, FGLS, 380 matched firms) is acknowledged as prior author work.</w:t>
+        <w:t xml:space="preserve">This provides the first firm-level evidence that extreme institutional transformation can dissolve, rather than relocate, the inverted-U threshold, identifying a previously untested scope condition: the threshold is conditional on institutional stability.</w:t>
       </w:r>
     </w:p>
     <w:p>

--- a/p9_india/submission/ijoem_package/01_manuscript_blinded.docx
+++ b/p9_india/submission/ijoem_package/01_manuscript_blinded.docx
@@ -7722,6 +7722,27 @@
           <w:t xml:space="preserve">https://doi.org/10.1108/mbr-04-2025-0104</w:t>
         </w:r>
       </w:hyperlink>
+    </w:p>
+    <w:p>
+      <w:pPr>
+        <w:pStyle w:val="BodyText"/>
+      </w:pPr>
+      <w:r>
+        <w:t xml:space="preserve">Hutzschenreuter, T. and Voll, J.C. (2008), "Performance effects of ‘added cultural distance’ in the path of international expansion",</w:t>
+      </w:r>
+      <w:r>
+        <w:t xml:space="preserve"> </w:t>
+      </w:r>
+      <w:r>
+        <w:rPr>
+          <w:iCs/>
+          <w:i/>
+        </w:rPr>
+        <w:t xml:space="preserve">Journal of International Business Studies</w:t>
+      </w:r>
+      <w:r>
+        <w:t xml:space="preserve">, Vol. 39 No. 1, pp. 53–70.</w:t>
+      </w:r>
     </w:p>
     <w:p>
       <w:pPr>

--- a/p9_india/submission/ijoem_package/01_manuscript_blinded.docx
+++ b/p9_india/submission/ijoem_package/01_manuscript_blinded.docx
@@ -276,7 +276,7 @@
         <w:t xml:space="preserve"> </w:t>
       </w:r>
       <w:r>
-        <w:t xml:space="preserve">internationalisation–performance; export intensity; threshold stability; India; UPI; digital capability; technological capability; institutional transformation; emerging markets; Conditional Digital Capability Moderation.</w:t>
+        <w:t xml:space="preserve">internationalisation–performance; export intensity; threshold stability; India; UPI; technological capability; institutional transformation; Conditional Digital Capability Moderation.</w:t>
       </w:r>
     </w:p>
     <w:p>

--- a/p9_india/submission/ijoem_package/01_manuscript_blinded.docx
+++ b/p9_india/submission/ijoem_package/01_manuscript_blinded.docx
@@ -7199,7 +7199,7 @@
         <w:pStyle w:val="FirstParagraph"/>
       </w:pPr>
       <w:r>
-        <w:t xml:space="preserve">The substantive limitations are detailed in §5.6. Three additional directions for future research follow from them.</w:t>
+        <w:t xml:space="preserve">The substantive limitations are detailed in §5.6. One further measurement caveat warrants emphasis: the 2025 wave coincides with a sharp contraction in export engagement (mean FSTS falls from 7.2 per cent in 2014 to 2.7 per cent in 2025, and the number of firms above 50 per cent FSTS falls from 536 to 141), so the loss of significant quadratic curvature in 2025 partly reflects reduced identifying variation in the high-export tail. The threshold-dissolution finding should therefore be read as conditional on the post-Atmanirbhar export contraction. Importantly, however, the sign of the low-export slope itself reverses, from a positive ascending limb in 2014 to a monotone negative relationship in 2025, a qualitative change that thinner tail support alone does not generate. Three additional directions for future research follow from them.</w:t>
       </w:r>
     </w:p>
     <w:p>

--- a/p9_india/submission/ijoem_package/01_manuscript_blinded.docx
+++ b/p9_india/submission/ijoem_package/01_manuscript_blinded.docx
@@ -2,7 +2,7 @@
 <file path=word/document.xml><?xml version="1.0" encoding="utf-8"?>
 <w:document xmlns:w="http://schemas.openxmlformats.org/wordprocessingml/2006/main" xmlns:m="http://schemas.openxmlformats.org/officeDocument/2006/math" xmlns:r="http://schemas.openxmlformats.org/officeDocument/2006/relationships" xmlns:o="urn:schemas-microsoft-com:office:office" xmlns:v="urn:schemas-microsoft-com:vml" xmlns:w10="urn:schemas-microsoft-com:office:word" xmlns:a="http://schemas.openxmlformats.org/drawingml/2006/main" xmlns:pic="http://schemas.openxmlformats.org/drawingml/2006/picture" xmlns:wp="http://schemas.openxmlformats.org/drawingml/2006/wordprocessingDrawing">
   <w:body>
-    <w:bookmarkStart w:id="70" w:name="X98c2766033094c9e426ec36001f9803db2358fb"/>
+    <w:bookmarkStart w:id="67" w:name="X98c2766033094c9e426ec36001f9803db2358fb"/>
     <w:p>
       <w:pPr>
         <w:pStyle w:val="Heading1"/>
@@ -362,7 +362,7 @@
         </w:numPr>
       </w:pPr>
       <w:r>
-        <w:t xml:space="preserve">The collapse coincides with India's decade of exceptional institutional change: demonetisation, GST, IBC, UPI, PLI, COVID-19, and Atmanirbhar Bharat.</w:t>
+        <w:t xml:space="preserve">The collapse coincides with India’s decade of exceptional institutional change: demonetisation, GST, IBC, UPI, PLI, COVID-19, and Atmanirbhar Bharat.</w:t>
       </w:r>
     </w:p>
     <w:p>
@@ -406,7 +406,7 @@
       </w:r>
     </w:p>
     <w:bookmarkEnd w:id="21"/>
-    <w:bookmarkStart w:id="22" w:name="Xe3d0fc0bea9a42ce7605565d0964033d7f6ee47"/>
+    <w:bookmarkStart w:id="22" w:name="introduction"/>
     <w:p>
       <w:pPr>
         <w:pStyle w:val="Heading2"/>
@@ -420,7 +420,7 @@
         <w:pStyle w:val="FirstParagraph"/>
       </w:pPr>
       <w:r>
-        <w:t xml:space="preserve">India between 2014 and 2025 underwent institutional and digital transformation at a pace without obvious historical parallel in the post-independence period of any major emerging economy. The Modi government took office in May 2014 with an explicit reform agenda. Within thirty months, three foundational policy changes redrew the operating environment for private firms. The Insolvency and Bankruptcy Code (May 2016) replaced a fragmented bankruptcy regime. The demonetisation of 86 per cent of currency in circulation (November 2016) imposed an abrupt liquidity contraction whose firm-level effects have been documented as both immediate and persistent (Chodorow-Reich et al., 2020). The Goods and Services Tax (July 2017) replaced a federation of state-level indirect taxes with a single national framework. April 2016 also saw the launch of the Unified Payments Interface (UPI), public digital payment infrastructure that, by 2024, processed more than 12 billion transactions monthly. No developed economy has matched this scale of public digital adoption. The 2020 policy turn redirected national strategy inward. The Atmanirbhar Bharat (self-reliant India) doctrine and the Production-Linked Incentive (PLI) scheme reoriented firm-level capability incentives toward domestic manufacturing scale, even as the COVID-19 pandemic disrupted cross-border supply chains throughout 2020 and 2022. By 2024, India had become the world's fifth-largest economy and was hosting the G20 presidency. The eleven-year window of this study covers all of this institutional churn.</w:t>
+        <w:t xml:space="preserve">India between 2014 and 2025 underwent institutional and digital transformation at a pace without obvious historical parallel in the post-independence period of any major emerging economy. The Modi government took office in May 2014 with an explicit reform agenda. Within thirty months, three foundational policy changes redrew the operating environment for private firms. The Insolvency and Bankruptcy Code (May 2016) replaced a fragmented bankruptcy regime. The demonetisation of 86 per cent of currency in circulation (November 2016) imposed an abrupt liquidity contraction whose firm-level effects have been documented as both immediate and persistent (Chodorow-Reich et al., 2020). The Goods and Services Tax (July 2017) replaced a federation of state-level indirect taxes with a single national framework. April 2016 also saw the launch of the Unified Payments Interface (UPI), public digital payment infrastructure that, by 2024, processed more than 12 billion transactions monthly. No developed economy has matched this scale of public digital adoption. The 2020 policy turn redirected national strategy inward. The Atmanirbhar Bharat (self-reliant India) doctrine and the Production-Linked Incentive (PLI) scheme reoriented firm-level capability incentives toward domestic manufacturing scale, even as the COVID-19 pandemic disrupted cross-border supply chains throughout 2020 and 2022. By 2024, India had become the world’s fifth-largest economy and was hosting the G20 presidency. The eleven-year window of this study covers all of this institutional churn.</w:t>
       </w:r>
     </w:p>
     <w:p>
@@ -428,7 +428,7 @@
         <w:pStyle w:val="BodyText"/>
       </w:pPr>
       <w:r>
-        <w:t xml:space="preserve">The internationalisation–performance (I-P) literature offers a sharp prediction against which this setting can be tested. Lu and Beamish (2004), Contractor (2007), and the meta-analytic synthesis by Marano et al. (2016) document an inverted-U relationship between export intensity and firm productivity that has been replicated across geographic contexts, time windows, and performance measures. The relationship is now treated as a near-consensus generalisation. A small but pointed critique (Hennart, 2007; Verbeke and Forootan, 2012) questions specification and measurement; a moderating-conditions literature (Cuervo-Cazurra, 2012; Banalieva et al., 2017) examines how institutional development and firm characteristics shift the relationship. Yet across these literatures, one assumption remains conspicuously untested with within-country longitudinal data: that the inverted-U is structurally invariant to macro institutional change. The assumption is plausible. If the inverted-U reflects the firm-level cost-benefit balance between learning-by-exporting and over-extension costs, and if both sides of this balance are determined predominantly by firm-internal and industry-level mechanisms, then macro institutional shocks should shift the level of productivity without altering the threshold location. The institutions-based view (Peng et al., 2008; Peng et al., 2009) is compatible with this assumption when institutions evolve gradually. India's reform decade tests the limits of this compatibility.</w:t>
+        <w:t xml:space="preserve">The internationalisation–performance (I-P) literature offers a sharp prediction against which this setting can be tested. Lu and Beamish (2004), Contractor (2007), and the meta-analytic synthesis by Marano et al. (2016) document an inverted-U relationship between export intensity and firm productivity that has been replicated across geographic contexts, time windows, and performance measures. The relationship is now treated as a near-consensus generalisation. A small but pointed critique (Hennart, 2007; Verbeke and Forootan, 2012) questions specification and measurement; a moderating-conditions literature (Cuervo-Cazurra, 2012; Banalieva et al., 2017) examines how institutional development and firm characteristics shift the relationship. Yet across these literatures, one assumption remains conspicuously untested with within-country longitudinal data: that the inverted-U is structurally invariant to macro institutional change. The assumption is plausible. If the inverted-U reflects the firm-level cost-benefit balance between learning-by-exporting and over-extension costs, and if both sides of this balance are determined predominantly by firm-internal and industry-level mechanisms, then macro institutional shocks should shift the level of productivity without altering the threshold location. The institutions-based view (Peng et al., 2008; Peng et al., 2009) is compatible with this assumption when institutions evolve gradually. India’s reform decade tests the limits of this compatibility.</w:t>
       </w:r>
     </w:p>
     <w:p>
@@ -436,7 +436,7 @@
         <w:pStyle w:val="BodyText"/>
       </w:pPr>
       <w:r>
-        <w:t xml:space="preserve">This study employs three waves of World Bank Enterprise Survey microdata for India: 2014 PICS3 (N = 9,281), 2022 BEE (N = 9,376), and 2025 BREADY (N = 10,479). The pooled raw sample contains 29,136 firm-year observations. The dataset exceeds, by an order of magnitude, the matched-panel samples typically used in prior Indian I-P work (Elango and Pattnaik, 2007; Chittoor et al., 2009). Three features of the empirical setting are particularly informative. Firstly, the 2014 wave provides a baseline observation taken before the reform decade was substantively underway. This isolates the pre-shock configuration of the I-P relationship. Secondly, the 2022 BEE wave falls between the first reform wave (2016 to 2017) and the policy redirection of 2020. The intermediate wave allows a test of whether the cross-wave dynamics are progressive or whether 2025 reflects a discontinuity attributable to instrument change. Thirdly, the 2025 BREADY wave includes a new measure of public digital infrastructure utilisation: the proportion of firm sales received via electronic payment. This measure captures UPI-mediated transactions and supports an exploratory quasi-experimental test of the developmental-state proposition that public digital infrastructure can substitute for private digital capability accumulation (Aschauer, 1989; Donaldson, 2018).</w:t>
+        <w:t xml:space="preserve">This study employs three waves of World Bank Enterprise Survey microdata for India: 2014 PICS3 (N_raw = 9,281), 2022 BEE (N_raw = 9,376), and 2025 BREADY (N_raw = 10,479); analytic samples after listwise deletion are 8,941, 9,300, and 10,476 (pooled N = 28,717). The pooled raw sample contains 29,136 firm-year observations. The dataset exceeds, by an order of magnitude, the matched-panel samples typically used in prior Indian I-P work (Elango and Pattnaik, 2007; Chittoor et al., 2009). Three features of the empirical setting are particularly informative. Firstly, the 2014 wave provides a baseline observation taken before the reform decade was substantively underway. This isolates the pre-shock configuration of the I-P relationship. Secondly, the 2022 BEE wave falls between the first reform wave (2016 to 2017) and the policy redirection of 2020. The intermediate wave allows a test of whether the cross-wave dynamics are progressive or whether 2025 reflects a discontinuity attributable to instrument change. Thirdly, the 2025 BREADY wave includes a new measure of public digital infrastructure utilisation: the proportion of firm sales received via electronic payment. This measure captures UPI-mediated transactions and supports an exploratory quasi-experimental test of the developmental-state proposition that public digital infrastructure can substitute for private digital capability accumulation (Aschauer, 1989; Donaldson, 2018).</w:t>
       </w:r>
     </w:p>
     <w:p>
@@ -444,7 +444,7 @@
         <w:pStyle w:val="BodyText"/>
       </w:pPr>
       <w:r>
-        <w:t xml:space="preserve">The analysis tests a baseline inverted-U hypothesis (H1) and four directional hypotheses: a competitive pair on threshold durability (H2a institutional shift versus H2b durability), technological-capability moderation (H3a level-shifter under stability, H3b export-intensity-contingent under post-PLI redirection), and digital-capability moderation (H4a private Tier-1 moderation, H4b public Tier-2 dominance). From this set, three contributions follow. Firstly (mapping to H2), the analysis provides the first within-country longitudinal evidence that the inverted-U export-intensity-productivity relationship can be dissolved by extreme institutional change, rather than only relocating its turning point. The turning point in 2014 lies at 61.8 per cent FSTS with the inverted-U strongly supported on Lind and Mehlum (2010) tests. In 2022 the turning point migrates inward to 40.7 per cent. In 2025 the quadratic curvature is statistically indistinguishable from zero, and the relationship is monotonically negative across the empirically relevant export-intensity range. Paternoster cross-wave z-tests (Paternoster et al., 1998) decisively reject coefficient equality. This identifies an environmental scope condition that the canonical I-P literature has implicitly assumed but never tested with multi-wave firm-level data. The inverted-U is conditional on institutional stability. Secondly (mapping to H4), the analysis refines the developmental-state literature on public digital infrastructure by showing that public and private digital infrastructure are complements rather than substitutes in the export production function. India's UPI rails are highly effective for domestic transactions. They do not substitute for the cross-border financial infrastructure that exporters specifically require. The negative Tier-2 moderation is most coherently interpreted as a purpose-alignment requirement that prior treatments of public infrastructure substitution have not articulated. Thirdly (mapping to H3), this study documents that capability constructs theoretically stable across contexts can exhibit context-dependent operating signs when major policy incentives redirect their strategic use. The Technological Capability Index operates as a positive level-shifter of productivity in 2014 and 2022. It then flips negative in 2025 with a positive export-intensity interaction. This pattern is consistent with the strategic emphasis trade-off documented by Mizik and Jacobson (2003), which has not previously been brought into the international business literature.</w:t>
+        <w:t xml:space="preserve">The analysis tests a baseline inverted-U hypothesis (H1) and four directional hypotheses: a competitive pair on threshold durability (H2a institutional shift versus H2b durability), technological-capability moderation (H3a level-shifter under stability, H3b export-intensity-contingent under post-PLI redirection), and digital-capability moderation (H4a private Tier-1 moderation, H4b public Tier-2 dominance). From this set, three contributions follow. Firstly (mapping to H2), the analysis provides the first within-country longitudinal evidence that the inverted-U export-intensity-productivity relationship can be dissolved by extreme institutional change, rather than only relocating its turning point. The turning point in 2014 lies at 61.8 per cent FSTS with the inverted-U strongly supported on Lind and Mehlum (2010) tests. In 2022 the turning point migrates inward to 40.7 per cent. In 2025 the quadratic curvature is statistically indistinguishable from zero, and the relationship is monotonically negative across the empirically relevant export-intensity range. Paternoster cross-wave z-tests (Paternoster et al., 1998) decisively reject coefficient equality. This identifies an environmental scope condition that the canonical I-P literature has implicitly assumed but never tested with multi-wave firm-level data. The inverted-U is conditional on institutional stability. Secondly (mapping to H4), the analysis refines the developmental-state literature on public digital infrastructure by showing that public and private digital infrastructure are complements rather than substitutes in the export production function. India’s UPI rails are highly effective for domestic transactions. They do not substitute for the cross-border financial infrastructure that exporters specifically require. The negative Tier-2 moderation is most coherently interpreted as a purpose-alignment requirement that prior treatments of public infrastructure substitution have not articulated. Thirdly (mapping to H3), this study documents that capability constructs theoretically stable across contexts can exhibit context-dependent operating signs when major policy incentives redirect their strategic use. The Technological Capability Index operates as a positive level-shifter of productivity in 2014 and 2022. It then flips negative in 2025 with a positive export-intensity interaction. This pattern is consistent with the strategic emphasis trade-off documented by Mizik and Jacobson (2003), which has not previously been brought into the international business literature.</w:t>
       </w:r>
     </w:p>
     <w:p>
@@ -452,7 +452,7 @@
         <w:pStyle w:val="BodyText"/>
       </w:pPr>
       <w:r>
-        <w:t xml:space="preserve">This study extends but does not duplicate the authors' earlier work on Indian firms. Do and Phan (2025) examined a matched sub-sample of 380 firms across two waves. That study used a linear specification of degree of internationalisation, the Uppsala (Johanson and Vahlne, 1977) and Upper Echelons (Hambrick and Mason, 1984) frameworks, feasible generalised least squares estimation, and top-management-team moderation as the central research question. The present study uses a different theoretical lens (the institutions-based view), a different specification (quadratic inverted-U with Lind–Mehlum testing), a different sample (the full WBES across three waves), a different method (ordinary least squares with heteroscedasticity-robust and state-clustered standard errors), and a different research question (threshold dynamics under institutional shift). The two studies are complementary rather than overlapping. The prior work characterises managerial mechanisms operating within the firm. The present work characterises institutional mechanisms operating on the firm.</w:t>
+        <w:t xml:space="preserve">This study extends but does not duplicate the authors’ earlier work on Indian firms. Do and Phan (2025) examined a matched sub-sample of 380 firms across two waves. That study used a linear specification of degree of internationalisation, the Uppsala (Johanson and Vahlne, 1977) and Upper Echelons (Hambrick and Mason, 1984) frameworks, feasible generalised least squares estimation, and top-management-team moderation as the central research question. The present study uses a different theoretical lens (the institutions-based view), a different specification (quadratic inverted-U with Lind–Mehlum testing), a different sample (the full WBES across three waves), a different method (ordinary least squares with heteroscedasticity-robust and state-clustered standard errors), and a different research question (threshold dynamics under institutional shift). The two studies are complementary rather than overlapping. The prior work characterises managerial mechanisms operating within the firm. The present work characterises institutional mechanisms operating on the firm.</w:t>
       </w:r>
     </w:p>
     <w:p>
@@ -464,7 +464,7 @@
       </w:r>
     </w:p>
     <w:bookmarkEnd w:id="22"/>
-    <w:bookmarkStart w:id="31" w:name="X8bf20a63f0decf7b16e99d564b9958ec4fbbb23"/>
+    <w:bookmarkStart w:id="31" w:name="theory-and-hypotheses"/>
     <w:p>
       <w:pPr>
         <w:pStyle w:val="Heading2"/>
@@ -473,7 +473,7 @@
         <w:t xml:space="preserve">2. Theory and Hypotheses</w:t>
       </w:r>
     </w:p>
-    <w:bookmarkStart w:id="23" w:name="Xcec8abb30929305ffaf22433e6006159dcafc70"/>
+    <w:bookmarkStart w:id="23" w:name="X43c84b9269dc477895c44f820702e9060fb814e"/>
     <w:p>
       <w:pPr>
         <w:pStyle w:val="Heading3"/>
@@ -517,7 +517,7 @@
       </w:r>
     </w:p>
     <w:bookmarkEnd w:id="23"/>
-    <w:bookmarkStart w:id="24" w:name="X318c1fea634a10967c98191445c5d08ccb10924"/>
+    <w:bookmarkStart w:id="24" w:name="X1122495630921333020f7d159de308f08cf24a7"/>
     <w:p>
       <w:pPr>
         <w:pStyle w:val="Heading3"/>
@@ -539,7 +539,7 @@
         <w:pStyle w:val="BodyText"/>
       </w:pPr>
       <w:r>
-        <w:t xml:space="preserve">North (1990) and Williamson (2000) distinguish institutional change at multiple levels operating at different time scales: formal rules (years), regulatory enforcement (decades), and informal norms (generations). India's 2014 to 2025 window contains formal-rule shocks at exceptional density. These include demonetisation (November 2016), the Goods and Services Tax (July 2017), the Insolvency and Bankruptcy Code (May 2016), the Production-Linked Incentive scheme (2020), COVID-19 supply-chain disruption (2020 to 2022), and the Atmanirbhar Bharat self-reliance policy (2020). Each is non-trivial individually. The compounding effect over a decade has no comparable historical precedent in a major emerging market.</w:t>
+        <w:t xml:space="preserve">North (1990) and Williamson (2000) distinguish institutional change at multiple levels operating at different time scales: formal rules (years), regulatory enforcement (decades), and informal norms (generations). India’s 2014 to 2025 window contains formal-rule shocks at exceptional density. These include demonetisation (November 2016), the Goods and Services Tax (July 2017), the Insolvency and Bankruptcy Code (May 2016), the Production-Linked Incentive scheme (2020), COVID-19 supply-chain disruption (2020 to 2022), and the Atmanirbhar Bharat self-reliance policy (2020). Each is non-trivial individually. The compounding effect over a decade has no comparable historical precedent in a major emerging market.</w:t>
       </w:r>
     </w:p>
     <w:p>
@@ -595,7 +595,7 @@
       </w:r>
     </w:p>
     <w:bookmarkEnd w:id="24"/>
-    <w:bookmarkStart w:id="25" w:name="X060d31242d4306baafc5e03914e6254ae49e087"/>
+    <w:bookmarkStart w:id="25" w:name="technological-capability-moderation"/>
     <w:p>
       <w:pPr>
         <w:pStyle w:val="Heading3"/>
@@ -653,11 +653,11 @@
         <w:t xml:space="preserve"> </w:t>
       </w:r>
       <w:r>
-        <w:t xml:space="preserve">Under conditions of post-PLI strategic redirection (2025), technological capability's positive contribution becomes contingent on export intensity rather than independent of it.</w:t>
+        <w:t xml:space="preserve">Under conditions of post-PLI strategic redirection (2025), technological capability’s positive contribution becomes contingent on export intensity rather than independent of it.</w:t>
       </w:r>
     </w:p>
     <w:bookmarkEnd w:id="25"/>
-    <w:bookmarkStart w:id="26" w:name="X0ff06f102d45fcb8fa4478a82f55fd8f58f23cc"/>
+    <w:bookmarkStart w:id="26" w:name="X70a2bee9dfb3e9a520e126500e6cfbc083fe498"/>
     <w:p>
       <w:pPr>
         <w:pStyle w:val="Heading3"/>
@@ -671,7 +671,7 @@
         <w:pStyle w:val="FirstParagraph"/>
       </w:pPr>
       <w:r>
-        <w:t xml:space="preserve">The Digital Adoption Index (DAI) is decomposed into two tiers that reflect distinct types of digital infrastructure. Tier-1 captures private firm-level digital adoption, measured by an own-website binary available in all three WBES waves (2014, 2022, 2025). Tier-2 captures public-infrastructure-mediated digital adoption, measured by the percentage of sales received via electronic payment, available only in the 2025 BREADY schema. India's Unified Payments Interface (UPI) launched in April 2016 and reached 12 billion transactions per month by 2024, providing the empirical context for Tier-2. UPI is public digital infrastructure on a scale rarely matched in any emerging economy.</w:t>
+        <w:t xml:space="preserve">The Digital Adoption Index (DAI) is decomposed into two tiers that reflect distinct types of digital infrastructure. Tier-1 captures private firm-level digital adoption, measured by an own-website binary available in all three WBES waves (2014, 2022, 2025). Tier-2 captures public-infrastructure-mediated digital adoption, measured by the percentage of sales received via electronic payment, available only in the 2025 BREADY schema. India’s Unified Payments Interface (UPI) launched in April 2016 and reached 12 billion transactions per month by 2024, providing the empirical context for Tier-2. UPI is public digital infrastructure on a scale rarely matched in any emerging economy.</w:t>
       </w:r>
     </w:p>
     <w:p>
@@ -727,7 +727,7 @@
       </w:r>
     </w:p>
     <w:bookmarkEnd w:id="26"/>
-    <w:bookmarkStart w:id="30" w:name="Xd220370935321604b8cdfc5a5895802593c0b72"/>
+    <w:bookmarkStart w:id="30" w:name="conceptual-model"/>
     <w:p>
       <w:pPr>
         <w:pStyle w:val="Heading3"/>
@@ -746,12 +746,12 @@
     </w:p>
     <w:p>
       <w:pPr>
-        <w:pStyle w:val="BodyText"/>
+        <w:pStyle w:val="CaptionedFigure"/>
       </w:pPr>
       <w:r>
         <w:drawing>
           <wp:inline>
-            <wp:extent cx="5334000" cy="4034692"/>
+            <wp:extent cx="5753100" cy="4351703"/>
             <wp:effectExtent b="0" l="0" r="0" t="0"/>
             <wp:docPr descr="Figure 1. Conceptual model: conditional inverted-U with capability moderation under institutional scope condition." title="" id="28" name="Picture"/>
             <a:graphic>
@@ -772,7 +772,7 @@
                   <pic:spPr bwMode="auto">
                     <a:xfrm>
                       <a:off x="0" y="0"/>
-                      <a:ext cx="5334000" cy="4034692"/>
+                      <a:ext cx="5753100" cy="4351703"/>
                     </a:xfrm>
                     <a:prstGeom prst="rect">
                       <a:avLst/>
@@ -790,13 +790,18 @@
           </wp:inline>
         </w:drawing>
       </w:r>
-      <w:r>
-        <w:t xml:space="preserve">{width=6.5in}</w:t>
+    </w:p>
+    <w:p>
+      <w:pPr>
+        <w:pStyle w:val="ImageCaption"/>
+      </w:pPr>
+      <w:r>
+        <w:t xml:space="preserve">Figure 1. Conceptual model: conditional inverted-U with capability moderation under institutional scope condition.</w:t>
       </w:r>
     </w:p>
     <w:bookmarkEnd w:id="30"/>
     <w:bookmarkEnd w:id="31"/>
-    <w:bookmarkStart w:id="37" w:name="X5eb800a903106e48a684e9ea9de39ed619b9df8"/>
+    <w:bookmarkStart w:id="36" w:name="data-and-methods"/>
     <w:p>
       <w:pPr>
         <w:pStyle w:val="Heading2"/>
@@ -805,7 +810,7 @@
         <w:t xml:space="preserve">3. Data and Methods</w:t>
       </w:r>
     </w:p>
-    <w:bookmarkStart w:id="33" w:name="Xe44c7198c5f456f0b96f26ab6247749e5a25829"/>
+    <w:bookmarkStart w:id="32" w:name="data-sources"/>
     <w:p>
       <w:pPr>
         <w:pStyle w:val="Heading3"/>
@@ -827,28 +832,11 @@
         <w:pStyle w:val="BodyText"/>
       </w:pPr>
       <w:r>
-        <w:t xml:space="preserve">WBES microdata are publicly available at</w:t>
-      </w:r>
-      <w:r>
-        <w:t xml:space="preserve"> </w:t>
-      </w:r>
-      <w:hyperlink r:id="rId32">
-        <w:r>
-          <w:rPr>
-            <w:rStyle w:val="Hyperlink"/>
-          </w:rPr>
-          <w:t xml:space="preserve">https://www.enterprisesurveys.org</w:t>
-        </w:r>
-      </w:hyperlink>
-      <w:r>
-        <w:t xml:space="preserve"> </w:t>
-      </w:r>
-      <w:r>
-        <w:t xml:space="preserve">subject to World Bank registration.</w:t>
-      </w:r>
-    </w:p>
-    <w:bookmarkEnd w:id="33"/>
-    <w:bookmarkStart w:id="34" w:name="Xbcf9f12e79107fa2c089aaf13fc6c4fb773f1c2"/>
+        <w:t xml:space="preserve">WBES microdata are publicly available at https://www.enterprisesurveys.org subject to World Bank registration.</w:t>
+      </w:r>
+    </w:p>
+    <w:bookmarkEnd w:id="32"/>
+    <w:bookmarkStart w:id="33" w:name="variables"/>
     <w:p>
       <w:pPr>
         <w:pStyle w:val="Heading3"/>
@@ -880,8 +868,8 @@
         <w:t xml:space="preserve">for exact construction.]</w:t>
       </w:r>
     </w:p>
-    <w:bookmarkEnd w:id="34"/>
-    <w:bookmarkStart w:id="35" w:name="X4b795af974b5b07f42f16cec52da76c45fb8d2a"/>
+    <w:bookmarkEnd w:id="33"/>
+    <w:bookmarkStart w:id="34" w:name="X2d2d5d3672368fb46842627a3037ee4bc4105ba"/>
     <w:p>
       <w:pPr>
         <w:pStyle w:val="Heading3"/>
@@ -997,7 +985,7 @@
         <w:t xml:space="preserve"> </w:t>
       </w:r>
       <w:r>
-        <w:t xml:space="preserve">(don't know) and</w:t>
+        <w:t xml:space="preserve">(don’t know) and</w:t>
       </w:r>
       <w:r>
         <w:t xml:space="preserve"> </w:t>
@@ -1030,8 +1018,8 @@
         <w:t xml:space="preserve">(refusal). All negative codes are recoded to Stata missing.</w:t>
       </w:r>
     </w:p>
-    <w:bookmarkEnd w:id="35"/>
-    <w:bookmarkStart w:id="36" w:name="Xfcfef551bab64293bca084b9d423d059a51f3c8"/>
+    <w:bookmarkEnd w:id="34"/>
+    <w:bookmarkStart w:id="35" w:name="estimation-strategy"/>
     <w:p>
       <w:pPr>
         <w:pStyle w:val="Heading3"/>
@@ -1229,7 +1217,25 @@
         <w:pStyle w:val="FirstParagraph"/>
       </w:pPr>
       <w:r>
-        <w:t xml:space="preserve">Lind–Mehlum U-test (Lind &amp; Mehlum, 2010) verifies inverted-U: rejects H₀ "monotone or U" iff (i) β₁ + 2β₂·FSTS_min &gt; 0; (ii) β₁ + 2β₂·FSTS_max &lt; 0; (iii) β₂ &lt; 0.</w:t>
+        <w:t xml:space="preserve">Lind–Mehlum U-test (Lind &amp; Mehlum, 2010) verifies inverted-U: rejects H₀</w:t>
+      </w:r>
+      <w:r>
+        <w:t xml:space="preserve"> </w:t>
+      </w:r>
+      <w:r>
+        <w:t xml:space="preserve">“</w:t>
+      </w:r>
+      <w:r>
+        <w:t xml:space="preserve">monotone or U</w:t>
+      </w:r>
+      <w:r>
+        <w:t xml:space="preserve">”</w:t>
+      </w:r>
+      <w:r>
+        <w:t xml:space="preserve"> </w:t>
+      </w:r>
+      <w:r>
+        <w:t xml:space="preserve">iff (i) β₁ + 2β₂·FSTS_min &gt; 0; (ii) β₁ + 2β₂·FSTS_max &lt; 0; (iii) β₂ &lt; 0.</w:t>
       </w:r>
     </w:p>
     <w:p>
@@ -1489,9 +1495,9 @@
         <w:t xml:space="preserve">Joint F-test on cross-wave interactions in pooled model provides a multi-coefficient alternative test. Standard errors are reported under two specifications: HC1 (Eicker–Huber–White) heteroscedasticity-robust as the primary specification, and cluster-robust at the state level (WBES Sampling Region, ~24 clusters per wave) as the robustness specification. With cluster counts in the 20–30 range, asymptotic justification for cluster-robust inference is borderline (Cameron et al., 2008); wild cluster bootstrap (MacKinnon and Webb, 2017) is acknowledged as a tighter alternative that would be appropriate in revision.</w:t>
       </w:r>
     </w:p>
+    <w:bookmarkEnd w:id="35"/>
     <w:bookmarkEnd w:id="36"/>
-    <w:bookmarkEnd w:id="37"/>
-    <w:bookmarkStart w:id="53" w:name="X121719332867ee227f0a04b486098cee978c6e6"/>
+    <w:bookmarkStart w:id="52" w:name="results"/>
     <w:p>
       <w:pPr>
         <w:pStyle w:val="Heading2"/>
@@ -1500,7 +1506,7 @@
         <w:t xml:space="preserve">4. Results</w:t>
       </w:r>
     </w:p>
-    <w:bookmarkStart w:id="38" w:name="Xcfcbc1028680fbd618b9b585dd17cf608861803"/>
+    <w:bookmarkStart w:id="37" w:name="descriptive-statistics"/>
     <w:p>
       <w:pPr>
         <w:pStyle w:val="Heading3"/>
@@ -1514,7 +1520,7 @@
         <w:pStyle w:val="FirstParagraph"/>
       </w:pPr>
       <w:r>
-        <w:t xml:space="preserve">Sample sizes after listwise deletion on focal variables and firmage validation (capped at [0,150]): 2014 N = 8,941; 2022 N = 9,300; 2025 N = 10,476. Mean export intensity declined from 7.2 % (2014) to 8.0 % (2022) to 2.7 % (2025), consistent with India's post-2020 inward shift under Atmanirbhar Bharat. Productivity levels rose: mean lnLP = 13.93 (2014), 14.37 (2022), 15.01 (2025). DAI Tier-1 (website adoption) was 52.7 % in 2014, 60.6 % in 2022, but declined to 41.8 % in 2025, suggesting that websites became less central as UPI absorbed customer-facing digital interaction. DAI Tier-2 (e-payment share), measured only in 2025, averaged 65.8 per cent. This level of e-payment uptake reflects UPI saturation. Full descriptives are reported in Table 1.</w:t>
+        <w:t xml:space="preserve">Sample sizes after listwise deletion on focal variables and firmage validation (capped at [0,150]): 2014 N = 8,941; 2022 N = 9,300; 2025 N = 10,476. Mean export intensity declined from 7.2 % (2014) to 8.0 % (2022) to 2.7 % (2025), consistent with India’s post-2020 inward shift under Atmanirbhar Bharat. Productivity levels rose: mean lnLP = 13.93 (2014), 14.37 (2022), 15.01 (2025). DAI Tier-1 (website adoption) was 52.7 % in 2014, 60.6 % in 2022, but declined to 41.8 % in 2025, suggesting that websites became less central as UPI absorbed customer-facing digital interaction. DAI Tier-2 (e-payment share), measured only in 2025, averaged 65.8 per cent. This level of e-payment uptake reflects UPI saturation. Full descriptives are reported in Table 1.</w:t>
       </w:r>
     </w:p>
     <w:p>
@@ -1538,15 +1544,15 @@
     <w:tbl>
       <w:tblPr>
         <w:tblStyle w:val="Table"/>
-        <w:tblW w:type="auto" w:w="0"/>
+        <w:tblW w:type="pct" w:w="5000"/>
         <w:tblLook w:firstRow="1" w:lastRow="0" w:firstColumn="0" w:lastColumn="0" w:noHBand="0" w:noVBand="0" w:val="0020"/>
         <w:jc w:val="start"/>
       </w:tblPr>
       <w:tblGrid>
-        <w:gridCol w:w="1980"/>
-        <w:gridCol w:w="1980"/>
-        <w:gridCol w:w="1980"/>
-        <w:gridCol w:w="1980"/>
+        <w:gridCol w:w="1584"/>
+        <w:gridCol w:w="2112"/>
+        <w:gridCol w:w="2112"/>
+        <w:gridCol w:w="2112"/>
       </w:tblGrid>
       <w:tr>
         <w:trPr>
@@ -2014,8 +2020,8 @@
         <w:t xml:space="preserve">Note: Cell entries are mean (standard deviation). FSTS is direct plus indirect exports as a share of total sales. TCI is the z-standardised mean of four binary capability items (quality certification, foreign technology licence, product innovation, R&amp;D activity), available for firms responding to at least three items. DAI Tier-2 (e-payment share) is measured only in the 2025 BREADY wave.</w:t>
       </w:r>
     </w:p>
-    <w:bookmarkEnd w:id="38"/>
-    <w:bookmarkStart w:id="42" w:name="X3623da6fd251cdd708736906f4e561251a5ae18"/>
+    <w:bookmarkEnd w:id="37"/>
+    <w:bookmarkStart w:id="41" w:name="wave-by-wave-inverted-u-estimation"/>
     <w:p>
       <w:pPr>
         <w:pStyle w:val="Heading3"/>
@@ -2283,7 +2289,7 @@
         <w:pStyle w:val="FirstParagraph"/>
       </w:pPr>
       <w:r>
-        <w:t xml:space="preserve">Lind–Mehlum U-test joint p &lt; 0.0001. TP = 40.7 per cent (95 per cent CI: 38.0, 43.5). The 21-percentage-point inward migration of the turning point between 2014 and 2022 signals progressive structural change in the underlying firm-level production function. This period contains demonetisation, GST rollout, IBC introduction, COVID-19, and UPI's transition from launch to mass adoption.</w:t>
+        <w:t xml:space="preserve">Lind–Mehlum U-test joint p &lt; 0.0001. TP = 40.7 per cent (95 per cent CI: 38.0, 43.5). The 21-percentage-point inward migration of the turning point between 2014 and 2022 signals progressive structural change in the underlying firm-level production function. This period contains demonetisation, GST rollout, IBC introduction, COVID-19, and UPI’s transition from launch to mass adoption.</w:t>
       </w:r>
     </w:p>
     <w:p>
@@ -2446,15 +2452,15 @@
     <w:tbl>
       <w:tblPr>
         <w:tblStyle w:val="Table"/>
-        <w:tblW w:type="auto" w:w="0"/>
+        <w:tblW w:type="pct" w:w="5000"/>
         <w:tblLook w:firstRow="1" w:lastRow="0" w:firstColumn="0" w:lastColumn="0" w:noHBand="0" w:noVBand="0" w:val="0020"/>
         <w:jc w:val="start"/>
       </w:tblPr>
       <w:tblGrid>
-        <w:gridCol w:w="1980"/>
-        <w:gridCol w:w="1980"/>
-        <w:gridCol w:w="1980"/>
-        <w:gridCol w:w="1980"/>
+        <w:gridCol w:w="1584"/>
+        <w:gridCol w:w="2112"/>
+        <w:gridCol w:w="2112"/>
+        <w:gridCol w:w="2112"/>
       </w:tblGrid>
       <w:tr>
         <w:trPr>
@@ -3387,30 +3393,43 @@
           <w:iCs/>
           <w:i/>
         </w:rPr>
-        <w:t xml:space="preserve">Note: Coefficients with HC1 robust standard errors in parentheses on the second row; state-clustered standard errors (Cameron et al., 2008; ~24 clusters per wave) in brackets on the third row for FSTS and FSTS² terms. Significance under each SE: † p &lt; 0.10, * p &lt; 0.05, ** p &lt; 0.01, *** p &lt; 0.001. Turning point computed as TP = −β̂₁ / (2β̂₂); reported only for waves with inverted-U supported in Lind–Mehlum test.</w:t>
-      </w:r>
-    </w:p>
-    <w:p>
-      <w:pPr>
-        <w:pStyle w:val="BodyText"/>
+        <w:t xml:space="preserve">Note: Coefficients with HC1 robust standard errors in parentheses on the second row; state-clustered standard errors (Cameron et al., 2008; ~24 clusters per wave) in brackets on the third row for FSTS and FSTS² terms. Significance under each SE: † p &lt; 0.10,</w:t>
+      </w:r>
+      <w:r>
+        <w:rPr>
+          <w:iCs/>
+          <w:i/>
+        </w:rPr>
+        <w:t xml:space="preserve"> </w:t>
+      </w:r>
+      <w:r>
+        <w:t xml:space="preserve"> </w:t>
+      </w:r>
+      <w:r>
+        <w:t xml:space="preserve">p &lt; 0.05, ** p &lt; 0.01, *** p &lt; 0.001. Turning point computed as TP = −β̂₁ / (2β̂₂); reported only for waves with inverted-U supported in Lind–Mehlum test.*</w:t>
+      </w:r>
+    </w:p>
+    <w:p>
+      <w:pPr>
+        <w:pStyle w:val="CaptionedFigure"/>
       </w:pPr>
       <w:r>
         <w:drawing>
           <wp:inline>
-            <wp:extent cx="5334000" cy="3130882"/>
+            <wp:extent cx="5753100" cy="3376880"/>
             <wp:effectExtent b="0" l="0" r="0" t="0"/>
-            <wp:docPr descr="Figure 2. Wave-specific predicted I-P relationship: India 2014, 2022, 2025." title="" id="40" name="Picture"/>
+            <wp:docPr descr="Figure 2. Wave-specific predicted I-P relationship: India 2014, 2022, 2025." title="" id="39" name="Picture"/>
             <a:graphic>
               <a:graphicData uri="http://schemas.openxmlformats.org/drawingml/2006/picture">
                 <pic:pic>
                   <pic:nvPicPr>
-                    <pic:cNvPr descr="/home/user/MY_THESIS_PHD_CANDIDATE_26/p9_india/replication/figures/figure_2_predicted_curves.png" id="41" name="Picture"/>
+                    <pic:cNvPr descr="/home/user/MY_THESIS_PHD_CANDIDATE_26/p9_india/replication/figures/figure_2_predicted_curves.png" id="40" name="Picture"/>
                     <pic:cNvPicPr>
                       <a:picLocks noChangeArrowheads="1" noChangeAspect="1"/>
                     </pic:cNvPicPr>
                   </pic:nvPicPr>
                   <pic:blipFill>
-                    <a:blip r:embed="rId39"/>
+                    <a:blip r:embed="rId38"/>
                     <a:stretch>
                       <a:fillRect/>
                     </a:stretch>
@@ -3418,7 +3437,7 @@
                   <pic:spPr bwMode="auto">
                     <a:xfrm>
                       <a:off x="0" y="0"/>
-                      <a:ext cx="5334000" cy="3130882"/>
+                      <a:ext cx="5753100" cy="3376880"/>
                     </a:xfrm>
                     <a:prstGeom prst="rect">
                       <a:avLst/>
@@ -3436,12 +3455,17 @@
           </wp:inline>
         </w:drawing>
       </w:r>
-      <w:r>
-        <w:t xml:space="preserve">{width=6.5in}</w:t>
-      </w:r>
-    </w:p>
-    <w:bookmarkEnd w:id="42"/>
-    <w:bookmarkStart w:id="46" w:name="Xa2a3c373760265790b1a8e7b307529c391ea560"/>
+    </w:p>
+    <w:p>
+      <w:pPr>
+        <w:pStyle w:val="ImageCaption"/>
+      </w:pPr>
+      <w:r>
+        <w:t xml:space="preserve">Figure 2. Wave-specific predicted I-P relationship: India 2014, 2022, 2025.</w:t>
+      </w:r>
+    </w:p>
+    <w:bookmarkEnd w:id="41"/>
+    <w:bookmarkStart w:id="45" w:name="Xd3a2f990fdcf9395af6a5a697379a40e70d23aa"/>
     <w:p>
       <w:pPr>
         <w:pStyle w:val="Heading3"/>
@@ -3461,18 +3485,18 @@
     <w:tbl>
       <w:tblPr>
         <w:tblStyle w:val="Table"/>
-        <w:tblW w:type="auto" w:w="0"/>
+        <w:tblW w:type="pct" w:w="5000"/>
         <w:tblLook w:firstRow="1" w:lastRow="0" w:firstColumn="0" w:lastColumn="0" w:noHBand="0" w:noVBand="0" w:val="0020"/>
         <w:jc w:val="start"/>
       </w:tblPr>
       <w:tblGrid>
-        <w:gridCol w:w="1131"/>
-        <w:gridCol w:w="1131"/>
-        <w:gridCol w:w="1131"/>
-        <w:gridCol w:w="1131"/>
-        <w:gridCol w:w="1131"/>
-        <w:gridCol w:w="1131"/>
-        <w:gridCol w:w="1131"/>
+        <w:gridCol w:w="880"/>
+        <w:gridCol w:w="1173"/>
+        <w:gridCol w:w="1173"/>
+        <w:gridCol w:w="1173"/>
+        <w:gridCol w:w="1173"/>
+        <w:gridCol w:w="1173"/>
+        <w:gridCol w:w="1173"/>
       </w:tblGrid>
       <w:tr>
         <w:trPr>
@@ -3772,25 +3796,25 @@
     </w:p>
     <w:p>
       <w:pPr>
-        <w:pStyle w:val="BodyText"/>
+        <w:pStyle w:val="CaptionedFigure"/>
       </w:pPr>
       <w:r>
         <w:drawing>
           <wp:inline>
-            <wp:extent cx="5334000" cy="3485437"/>
+            <wp:extent cx="5753100" cy="3759293"/>
             <wp:effectExtent b="0" l="0" r="0" t="0"/>
-            <wp:docPr descr="Figure 3. Turning-point estimates and 2025 threshold collapse." title="" id="44" name="Picture"/>
+            <wp:docPr descr="Figure 3. Turning-point estimates and 2025 threshold collapse." title="" id="43" name="Picture"/>
             <a:graphic>
               <a:graphicData uri="http://schemas.openxmlformats.org/drawingml/2006/picture">
                 <pic:pic>
                   <pic:nvPicPr>
-                    <pic:cNvPr descr="/home/user/MY_THESIS_PHD_CANDIDATE_26/p9_india/replication/figures/figure_3_turning_points.png" id="45" name="Picture"/>
+                    <pic:cNvPr descr="/home/user/MY_THESIS_PHD_CANDIDATE_26/p9_india/replication/figures/figure_3_turning_points.png" id="44" name="Picture"/>
                     <pic:cNvPicPr>
                       <a:picLocks noChangeArrowheads="1" noChangeAspect="1"/>
                     </pic:cNvPicPr>
                   </pic:nvPicPr>
                   <pic:blipFill>
-                    <a:blip r:embed="rId43"/>
+                    <a:blip r:embed="rId42"/>
                     <a:stretch>
                       <a:fillRect/>
                     </a:stretch>
@@ -3798,7 +3822,7 @@
                   <pic:spPr bwMode="auto">
                     <a:xfrm>
                       <a:off x="0" y="0"/>
-                      <a:ext cx="5334000" cy="3485437"/>
+                      <a:ext cx="5753100" cy="3759293"/>
                     </a:xfrm>
                     <a:prstGeom prst="rect">
                       <a:avLst/>
@@ -3816,30 +3840,35 @@
           </wp:inline>
         </w:drawing>
       </w:r>
-      <w:r>
-        <w:t xml:space="preserve">{width=6.5in}</w:t>
+    </w:p>
+    <w:p>
+      <w:pPr>
+        <w:pStyle w:val="ImageCaption"/>
+      </w:pPr>
+      <w:r>
+        <w:t xml:space="preserve">Figure 3. Turning-point estimates and 2025 threshold collapse.</w:t>
+      </w:r>
+    </w:p>
+    <w:bookmarkEnd w:id="45"/>
+    <w:bookmarkStart w:id="46" w:name="three-wave-pooled-robustness"/>
+    <w:p>
+      <w:pPr>
+        <w:pStyle w:val="Heading3"/>
+      </w:pPr>
+      <w:r>
+        <w:t xml:space="preserve">4.4 Three-wave pooled robustness</w:t>
+      </w:r>
+    </w:p>
+    <w:p>
+      <w:pPr>
+        <w:pStyle w:val="FirstParagraph"/>
+      </w:pPr>
+      <w:r>
+        <w:t xml:space="preserve">The pooled 3-wave model with wave dummies (N = 28,717, R²_adj = 0.197) yields the following results. The Wave_2022 coefficient is +0.46 (p &lt; 0.0001), indicating productivity level rise. The Wave_2025 coefficient is +1.12 (p &lt; 0.0001), indicating accelerated level rise. The FSTS × wave_2022 interaction is +0.45 (p = 0.15), showing no robust shift from the 2014 baseline. The FSTS × wave_2025 interaction is −1.63 (p &lt; 0.0001), confirming the 2025 slope collapse. The FSTS² × wave_2022 interaction is −1.09 (p = 0.001), confirming the 2022 TP migration via curvature steepening. The FSTS² × wave_2025 interaction is +0.86 (p = 0.007), confirming the 2025 curvature flattening. The linear-trend specification yields FSTS × trend = −0.10 (p &lt; 0.001), confirming the progressive structural shift.</w:t>
       </w:r>
     </w:p>
     <w:bookmarkEnd w:id="46"/>
-    <w:bookmarkStart w:id="47" w:name="Xf60927d55a91114fea779cf36ab4cc04d3fbe2b"/>
-    <w:p>
-      <w:pPr>
-        <w:pStyle w:val="Heading3"/>
-      </w:pPr>
-      <w:r>
-        <w:t xml:space="preserve">4.4 Three-wave pooled robustness</w:t>
-      </w:r>
-    </w:p>
-    <w:p>
-      <w:pPr>
-        <w:pStyle w:val="FirstParagraph"/>
-      </w:pPr>
-      <w:r>
-        <w:t xml:space="preserve">The pooled 3-wave model with wave dummies (N = 28,717, R²_adj = 0.197) yields the following results. The Wave_2022 coefficient is +0.46 (p &lt; 0.0001), indicating productivity level rise. The Wave_2025 coefficient is +1.12 (p &lt; 0.0001), indicating accelerated level rise. The FSTS × wave_2022 interaction is +0.45 (p = 0.15), showing no robust shift from the 2014 baseline. The FSTS × wave_2025 interaction is −1.63 (p &lt; 0.0001), confirming the 2025 slope collapse. The FSTS² × wave_2022 interaction is −1.09 (p = 0.001), confirming the 2022 TP migration via curvature steepening. The FSTS² × wave_2025 interaction is +0.86 (p = 0.007), confirming the 2025 curvature flattening. The linear-trend specification yields FSTS × trend = −0.10 (p &lt; 0.001), confirming the progressive structural shift.</w:t>
-      </w:r>
-    </w:p>
-    <w:bookmarkEnd w:id="47"/>
-    <w:bookmarkStart w:id="51" w:name="Xfa6d62402842924c5c02d4fc334ff0a94d1ce6a"/>
+    <w:bookmarkStart w:id="50" w:name="capability-moderators-h3-h4a-h4b"/>
     <w:p>
       <w:pPr>
         <w:pStyle w:val="Heading3"/>
@@ -3881,7 +3910,7 @@
         <w:t xml:space="preserve"> </w:t>
       </w:r>
       <w:r>
-        <w:t xml:space="preserve">Significant positive main effect in all three waves (β ≈ +0.38 to +0.39). The FSTS × DAI_core interaction is insignificant in 2014, becomes positive significant in 2022 (FSTS × DAI = +1.43, p = 0.02), and loses significance in 2025. This is consistent with website's diminishing marginal role as UPI absorbed customer-facing digital interaction.</w:t>
+        <w:t xml:space="preserve">Significant positive main effect in all three waves (β ≈ +0.38 to +0.39). The FSTS × DAI_core interaction is insignificant in 2014, becomes positive significant in 2022 (FSTS × DAI = +1.43, p = 0.02), and loses significance in 2025. This is consistent with website’s diminishing marginal role as UPI absorbed customer-facing digital interaction.</w:t>
       </w:r>
     </w:p>
     <w:p>
@@ -3899,7 +3928,7 @@
         <w:t xml:space="preserve"> </w:t>
       </w:r>
       <w:r>
-        <w:t xml:space="preserve">The interaction is negative (FSTS × DAI_epay = −4.02, p = 0.004; FSTS² × DAI_epay = +3.39, p = 0.10). Among firms with high UPI e-payment adoption, productivity declines more steeply with export intensity. H4b (Tier-2 dominates Tier-1) is refuted. UPI public infrastructure does not substitute for the cross-border financial infrastructure exporters require. UPI rails are rupee-denominated and domestically oriented. Exporters need SWIFT, correspondent banking, and trade finance instruments. These distinct infrastructure layers are not subsidised by India's domestic digital public infrastructure stack. The full capability-moderation estimates are reported in Table 4. The temporal relationship between UPI rollout and the WBES survey waves is visualised in Figure 4.</w:t>
+        <w:t xml:space="preserve">The interaction is negative (FSTS × DAI_epay = −4.02, p = 0.004; FSTS² × DAI_epay = +3.39, p = 0.10). Among firms with high UPI e-payment adoption, productivity declines more steeply with export intensity. H4b (Tier-2 dominates Tier-1) is refuted. UPI public infrastructure does not substitute for the cross-border financial infrastructure exporters require. UPI rails are rupee-denominated and domestically oriented. Exporters need SWIFT, correspondent banking, and trade finance instruments. These distinct infrastructure layers are not subsidised by India’s domestic digital public infrastructure stack. The full capability-moderation estimates are reported in Table 4. The temporal relationship between UPI rollout and the WBES survey waves is visualised in Figure 4.</w:t>
       </w:r>
     </w:p>
     <w:p>
@@ -3931,17 +3960,17 @@
     <w:tbl>
       <w:tblPr>
         <w:tblStyle w:val="Table"/>
-        <w:tblW w:type="auto" w:w="0"/>
+        <w:tblW w:type="pct" w:w="5000"/>
         <w:tblLook w:firstRow="1" w:lastRow="0" w:firstColumn="0" w:lastColumn="0" w:noHBand="0" w:noVBand="0" w:val="0020"/>
         <w:jc w:val="start"/>
       </w:tblPr>
       <w:tblGrid>
-        <w:gridCol w:w="1320"/>
-        <w:gridCol w:w="1320"/>
-        <w:gridCol w:w="1320"/>
-        <w:gridCol w:w="1320"/>
-        <w:gridCol w:w="1320"/>
-        <w:gridCol w:w="1320"/>
+        <w:gridCol w:w="1033"/>
+        <w:gridCol w:w="1377"/>
+        <w:gridCol w:w="1377"/>
+        <w:gridCol w:w="1377"/>
+        <w:gridCol w:w="1377"/>
+        <w:gridCol w:w="1377"/>
       </w:tblGrid>
       <w:tr>
         <w:trPr>
@@ -4872,30 +4901,43 @@
           <w:iCs/>
           <w:i/>
         </w:rPr>
-        <w:t xml:space="preserve">Note: M3 augments M2 with TCI and FSTS × TCI / FSTS² × TCI interactions. M4 augments M2 with DAI Tier-1 (own-website binary) and corresponding interactions. M4b augments M2 with DAI Tier-2 (% sales received via electronic payment, 2025 BREADY only) and corresponding interactions. All HC1 robust standard errors. Significance: † p &lt; 0.10, * p &lt; 0.05, ** p &lt; 0.01, *** p &lt; 0.001. Controls (ln(Employees), firm age, foreign ownership) included but suppressed for space.</w:t>
-      </w:r>
-    </w:p>
-    <w:p>
-      <w:pPr>
-        <w:pStyle w:val="BodyText"/>
+        <w:t xml:space="preserve">Note: M3 augments M2 with TCI and FSTS × TCI / FSTS² × TCI interactions. M4 augments M2 with DAI Tier-1 (own-website binary) and corresponding interactions. M4b augments M2 with DAI Tier-2 (% sales received via electronic payment, 2025 BREADY only) and corresponding interactions. All HC1 robust standard errors. Significance: † p &lt; 0.10,</w:t>
+      </w:r>
+      <w:r>
+        <w:rPr>
+          <w:iCs/>
+          <w:i/>
+        </w:rPr>
+        <w:t xml:space="preserve"> </w:t>
+      </w:r>
+      <w:r>
+        <w:t xml:space="preserve"> </w:t>
+      </w:r>
+      <w:r>
+        <w:t xml:space="preserve">p &lt; 0.05, ** p &lt; 0.01, *** p &lt; 0.001. Controls (ln(Employees), firm age, foreign ownership) included but suppressed for space.*</w:t>
+      </w:r>
+    </w:p>
+    <w:p>
+      <w:pPr>
+        <w:pStyle w:val="CaptionedFigure"/>
       </w:pPr>
       <w:r>
         <w:drawing>
           <wp:inline>
-            <wp:extent cx="5334000" cy="3738442"/>
+            <wp:extent cx="5753100" cy="4032177"/>
             <wp:effectExtent b="0" l="0" r="0" t="0"/>
-            <wp:docPr descr="Figure 4. UPI rollout and Indian institutional shocks, 2014-2025." title="" id="49" name="Picture"/>
+            <wp:docPr descr="Figure 4. UPI rollout and Indian institutional shocks, 2014-2025." title="" id="48" name="Picture"/>
             <a:graphic>
               <a:graphicData uri="http://schemas.openxmlformats.org/drawingml/2006/picture">
                 <pic:pic>
                   <pic:nvPicPr>
-                    <pic:cNvPr descr="/home/user/MY_THESIS_PHD_CANDIDATE_26/p9_india/replication/figures/figure_4_upi_timeline.png" id="50" name="Picture"/>
+                    <pic:cNvPr descr="/home/user/MY_THESIS_PHD_CANDIDATE_26/p9_india/replication/figures/figure_4_upi_timeline.png" id="49" name="Picture"/>
                     <pic:cNvPicPr>
                       <a:picLocks noChangeArrowheads="1" noChangeAspect="1"/>
                     </pic:cNvPicPr>
                   </pic:nvPicPr>
                   <pic:blipFill>
-                    <a:blip r:embed="rId48"/>
+                    <a:blip r:embed="rId47"/>
                     <a:stretch>
                       <a:fillRect/>
                     </a:stretch>
@@ -4903,7 +4945,7 @@
                   <pic:spPr bwMode="auto">
                     <a:xfrm>
                       <a:off x="0" y="0"/>
-                      <a:ext cx="5334000" cy="3738442"/>
+                      <a:ext cx="5753100" cy="4032177"/>
                     </a:xfrm>
                     <a:prstGeom prst="rect">
                       <a:avLst/>
@@ -4921,12 +4963,17 @@
           </wp:inline>
         </w:drawing>
       </w:r>
-      <w:r>
-        <w:t xml:space="preserve">{width=6.5in}</w:t>
-      </w:r>
-    </w:p>
-    <w:bookmarkEnd w:id="51"/>
-    <w:bookmarkStart w:id="52" w:name="X7b68f907ed55e65a2ee44288bf21fafeaedb955"/>
+    </w:p>
+    <w:p>
+      <w:pPr>
+        <w:pStyle w:val="ImageCaption"/>
+      </w:pPr>
+      <w:r>
+        <w:t xml:space="preserve">Figure 4. UPI rollout and Indian institutional shocks, 2014-2025.</w:t>
+      </w:r>
+    </w:p>
+    <w:bookmarkEnd w:id="50"/>
+    <w:bookmarkStart w:id="51" w:name="robustness-checks"/>
     <w:p>
       <w:pPr>
         <w:pStyle w:val="Heading3"/>
@@ -5080,18 +5127,18 @@
     <w:tbl>
       <w:tblPr>
         <w:tblStyle w:val="Table"/>
-        <w:tblW w:type="auto" w:w="0"/>
+        <w:tblW w:type="pct" w:w="5000"/>
         <w:tblLook w:firstRow="1" w:lastRow="0" w:firstColumn="0" w:lastColumn="0" w:noHBand="0" w:noVBand="0" w:val="0020"/>
         <w:jc w:val="start"/>
       </w:tblPr>
       <w:tblGrid>
-        <w:gridCol w:w="1131"/>
-        <w:gridCol w:w="1131"/>
-        <w:gridCol w:w="1131"/>
-        <w:gridCol w:w="1131"/>
-        <w:gridCol w:w="1131"/>
-        <w:gridCol w:w="1131"/>
-        <w:gridCol w:w="1131"/>
+        <w:gridCol w:w="913"/>
+        <w:gridCol w:w="1218"/>
+        <w:gridCol w:w="1218"/>
+        <w:gridCol w:w="1218"/>
+        <w:gridCol w:w="1218"/>
+        <w:gridCol w:w="1218"/>
+        <w:gridCol w:w="913"/>
       </w:tblGrid>
       <w:tr>
         <w:trPr>
@@ -6982,27 +7029,265 @@
           <w:iCs/>
           <w:i/>
         </w:rPr>
-        <w:t xml:space="preserve">Note: HC1 robust standard errors used throughout. Significance: † p &lt; 0.10, * p &lt; 0.05, ** p &lt; 0.01, *** p &lt; 0.001. Inv-U? column indicates whether Lind–Mehlum (2010) joint U-test supports inverted-U at the 5 % level. Manufacturing classification uses ISIC Rev 3.1 codes 15–37 for 2014 PICS3 and ISIC Rev 4 codes 10–33 for 2022 BEE and 2025 BREADY. R4 uses standardised labour productivity in levels (z-score within wave) as the dependent variable.</w:t>
-      </w:r>
-    </w:p>
+        <w:t xml:space="preserve">Note: HC1 robust standard errors used throughout. Significance: † p &lt; 0.10,</w:t>
+      </w:r>
+      <w:r>
+        <w:rPr>
+          <w:iCs/>
+          <w:i/>
+        </w:rPr>
+        <w:t xml:space="preserve"> </w:t>
+      </w:r>
+      <w:r>
+        <w:t xml:space="preserve"> </w:t>
+      </w:r>
+      <w:r>
+        <w:t xml:space="preserve">p &lt; 0.05, ** p &lt; 0.01, *** p &lt; 0.001. Inv-U? column indicates whether Lind–Mehlum (2010) joint U-test supports inverted-U at the 5 % level. Manufacturing classification uses ISIC Rev 3.1 codes 15–37 for 2014 PICS3 and ISIC Rev 4 codes 10–33 for 2022 BEE and 2025 BREADY. R4 uses standardised labour productivity in levels (z-score within wave) as the dependent variable.*</w:t>
+      </w:r>
+    </w:p>
+    <w:bookmarkEnd w:id="51"/>
     <w:bookmarkEnd w:id="52"/>
+    <w:bookmarkStart w:id="59" w:name="discussion"/>
+    <w:p>
+      <w:pPr>
+        <w:pStyle w:val="Heading2"/>
+      </w:pPr>
+      <w:r>
+        <w:t xml:space="preserve">5. Discussion</w:t>
+      </w:r>
+    </w:p>
+    <w:bookmarkStart w:id="53" w:name="X7b7b7455b0f7d9fdb0ac28ca20dbbe2e1cce1d1"/>
+    <w:p>
+      <w:pPr>
+        <w:pStyle w:val="Heading3"/>
+      </w:pPr>
+      <w:r>
+        <w:t xml:space="preserve">5.1 Shift, not durability: the institutional dissolution of the inverted-U</w:t>
+      </w:r>
+    </w:p>
+    <w:p>
+      <w:pPr>
+        <w:pStyle w:val="FirstParagraph"/>
+      </w:pPr>
+      <w:r>
+        <w:t xml:space="preserve">The empirical evidence decisively supports H2a over H2b. The Paternoster z-tests under HC1 standard errors reject coefficient equality between 2014 and 2025 with extreme force (FSTS z = −7.94; FSTS² z = +4.17; both p &lt; 0.0001). Under the more conservative state-clustered standard errors (Cameron et al., 2008), the rejection remains significant (FSTS z = −3.50, p = 0.0005; FSTS² z = +2.19, p = 0.029). This holds despite the much smaller effective sample size implied by approximately 24 state clusters. The 3-wave pooled robustness with wave dummies confirms FSTS × wave_2025 = −1.63 (p &lt; 0.0001 HC1) and FSTS² × wave_2025 = +0.86 (p = 0.007 HC1). The linear-trend specification yields FSTS × trend = −0.10 (p &lt; 0.001). This is consistent with a monotone progression rather than a sudden break.</w:t>
+      </w:r>
+    </w:p>
+    <w:p>
+      <w:pPr>
+        <w:pStyle w:val="BodyText"/>
+      </w:pPr>
+      <w:r>
+        <w:t xml:space="preserve">A natural concern is whether the apparent shift is a schema artifact. The 2014 wave uses the WBES PICS3 instrument, the 2025 wave uses the new BREADY instrument, and the two are not identical in question wording or sampling design. The 2022 BEE intermediate wave provides the critical bridge. If the 2025 collapse were purely a schema artifact, a discontinuity would be expected between 2022 and 2025 (the BEE-to-BREADY transition), with 2014 and 2022 being indistinguishable. The data show the opposite pattern. The turning point migrates monotonically inward from 61.8 per cent in 2014 to 40.7 per cent in 2022, a 21-percentage-point inward shift across the demonetisation, GST, and IBC window with the underlying PICS-derived instrument. The relationship then dissolves by 2025. The 2022 inverted-U is statistically the strongest of the three waves (Lind–Mehlum joint p &lt; 1e-12). This is incompatible with the hypothesis that an instrument change in 2022 mechanically suppressed the curvature. Progressive structural shift fits the data. Instrument artifact does not.</w:t>
+      </w:r>
+    </w:p>
+    <w:p>
+      <w:pPr>
+        <w:pStyle w:val="BodyText"/>
+      </w:pPr>
+      <w:r>
+        <w:t xml:space="preserve">Three mechanisms can explain the shift. Firstly, the Atmanirbhar Bharat self-reliance policy (2020) and PLI scheme rollout (2020 onward) redirect strategic firm investment toward domestic manufacturing. This shifts firms away from the export-orientation that the 2014 institutional environment rewarded. Secondly, COVID-19 supply-chain disruption (2020 to 2022) altered the marginal cost of cross-border activity, possibly permanently. This raises the over-extension cost faced by Indian exporters. Thirdly, the global trade environment in 2025 is characterised by re-shoring, friend-shoring, and elevated cross-border policy uncertainty. These factors may have shifted the optimal scale of internationalisation downward across all exporters, flattening the cost-benefit balance that previously generated the inverted-U.</w:t>
+      </w:r>
+    </w:p>
+    <w:p>
+      <w:pPr>
+        <w:pStyle w:val="BodyText"/>
+      </w:pPr>
+      <w:r>
+        <w:t xml:space="preserve">The five robustness specifications reported in §4.6 reinforce the structural interpretation. The manufacturing-only sub-sample confirms the cross-wave shift with Paternoster z-tests within 12 per cent of full-sample magnitudes. This rules out service-firm composition as a driver. The trimmed-FSTS specification rules out extreme exporter influence. The size sub-sample analysis reveals a finer nuance. The 2014 inverted-U was concentrated in larger firms (employees ≥ 100). The pattern extended to smaller firms only by 2022 before collapsing for both segments in 2025. This pattern is consistent with the documented broadening of SME exporter participation under the 2014 to 2020 export-promotion policy expansion, followed by its post-2020 reversal under Atmanirbhar Bharat. The pattern is not consistent with a measurement-induced collapse.</w:t>
+      </w:r>
+    </w:p>
     <w:bookmarkEnd w:id="53"/>
-    <w:bookmarkStart w:id="60" w:name="X735612638e4e736e4693e459c258977262c0dfc"/>
+    <w:bookmarkStart w:id="54" w:name="X29c10bc63ed9896d416ece5f4226f380bd34cf0"/>
+    <w:p>
+      <w:pPr>
+        <w:pStyle w:val="Heading3"/>
+      </w:pPr>
+      <w:r>
+        <w:t xml:space="preserve">5.2 Domestic versus cross-border digital infrastructure: a complementarity, not substitution</w:t>
+      </w:r>
+    </w:p>
+    <w:p>
+      <w:pPr>
+        <w:pStyle w:val="FirstParagraph"/>
+      </w:pPr>
+      <w:r>
+        <w:t xml:space="preserve">The H4b refutation is theoretically more informative than a successful confirmation would have been. UPI Tier-2 adoption interacts negatively with export intensity (FSTS × DAI_epay = −4.02, p = 0.004 HC1). This is the opposite of what the developmental-state substitution hypothesis predicts. A complementarity interpretation is proposed. Public digital infrastructure substitutes for private capability only when the public infrastructure is purpose-aligned with the firm’s productive activity. UPI is purpose-aligned for domestic transactions. It operates on rupee rails, requires Aadhaar-anchored KYC for counterparties resident in India, and integrates with the domestic banking system rather than international correspondent networks. Exporters require a different infrastructure stack: SWIFT for cross-border messaging, correspondent banking for settlement, trade finance for working capital across long shipping cycles, export-credit insurance, and forward-exchange facilities for hedging.</w:t>
+      </w:r>
+    </w:p>
+    <w:p>
+      <w:pPr>
+        <w:pStyle w:val="BodyText"/>
+      </w:pPr>
+      <w:r>
+        <w:t xml:space="preserve">Aschauer (1989) studies highways and Donaldson (2018) studies railroads. Both document large productivity returns to purpose-aligned public infrastructure for domestic commerce. The present finding is the symmetric negative case. Public infrastructure that is not purpose-aligned with the firm’s productive activity does not deliver productivity returns. It may even substitute attention away from the cross-border infrastructure investment that exporters actually need. The negative interaction estimated here is plausibly driven both by selection (firms with high domestic-customer share rely more on UPI and are mechanically less export-intensive) and by behavioural substitution (the salience of domestic digital infrastructure may reduce firm attention to the export-finance stack). Disentangling these requires firm-level panel data with UPI-adoption timing. This is a worthwhile extension that the present cross-sectional design cannot resolve.</w:t>
+      </w:r>
+    </w:p>
+    <w:p>
+      <w:pPr>
+        <w:pStyle w:val="BodyText"/>
+      </w:pPr>
+      <w:r>
+        <w:t xml:space="preserve">A potential endogeneity concern deserves explicit acknowledgement. Among firms in 2025 with high DAI_epay, the export-intensity distribution is mechanically truncated downward. Firms whose customers are foreign do not pay via UPI, so high UPI share and high export share are inversely related in the data-generating process itself. The negative interaction estimated here may partly reflect this mechanical inverse correlation rather than a behavioural mechanism. The H4b refutation is treated as suggestive rather than definitive. The complementarity interpretation is offered as the most theoretically coherent explanation. Causal validation requires either an instrumental variable for UPI adoption or a panel design that observes within-firm UPI uptake.</w:t>
+      </w:r>
+    </w:p>
+    <w:bookmarkEnd w:id="54"/>
+    <w:bookmarkStart w:id="55" w:name="Xb471ce4af1c8388abd81e7c0b454c35c1bf71b5"/>
+    <w:p>
+      <w:pPr>
+        <w:pStyle w:val="Heading3"/>
+      </w:pPr>
+      <w:r>
+        <w:t xml:space="preserve">5.3 The TCI sign reversal under post-PLI strategic redirection</w:t>
+      </w:r>
+    </w:p>
+    <w:p>
+      <w:pPr>
+        <w:pStyle w:val="FirstParagraph"/>
+      </w:pPr>
+      <w:r>
+        <w:t xml:space="preserve">The Technological Capability Index operates as a positive level-shifter in 2014 (β = +0.12, p &lt; 0.0001) and 2022 (β = +0.19, p &lt; 0.0001), supporting H3a. In 2025, the TCI main effect flips to negative (β = −0.08, p &lt; 0.0001) and the FSTS × TCI interaction becomes positive and significant (β = +0.20, p = 0.03), supporting H3b. The pattern is consistent with the Mizik and Jacobson (2003) strategic emphasis trade-off. When policy incentives redirect technological capability investment toward domestic manufacturing (PLI), firms accumulating TCI primarily for domestic ends experience competing demands on the same internal resources. This suppresses the productivity returns that TCI delivered when capability accumulation was indifferent to export orientation. The positive FSTS × TCI interaction in 2025 indicates that TCI continues to deliver returns specifically to firms that maintain high export orientation. This is the subset for whom capability investment remains export-aligned. The result reinforces the broader institutional argument that under far-reaching strategic redirection, even firm-level capability constructs behave differently.</w:t>
+      </w:r>
+    </w:p>
+    <w:bookmarkEnd w:id="55"/>
+    <w:bookmarkStart w:id="56" w:name="X59962a5bf251ba78cbeff78982c479ec97bb9fa"/>
+    <w:p>
+      <w:pPr>
+        <w:pStyle w:val="Heading3"/>
+      </w:pPr>
+      <w:r>
+        <w:t xml:space="preserve">5.4 Policy implications corrected from the threshold-collapse evidence</w:t>
+      </w:r>
+    </w:p>
+    <w:p>
+      <w:pPr>
+        <w:pStyle w:val="FirstParagraph"/>
+      </w:pPr>
+      <w:r>
+        <w:t xml:space="preserve">For Indian SME export-promotion policy, the empirical disappearance of the inverted-U turning point in 2025 requires recalibration of any prior policy benchmarks. Export-intensity targets calibrated to the 2014 productivity peak (FSTS ≈ 60 per cent) or to the 2022 productivity peak (FSTS ≈ 41 per cent) are no longer empirically defensible for the 2025 institutional environment. The post-2025 policy question is not</w:t>
+      </w:r>
+      <w:r>
+        <w:t xml:space="preserve"> </w:t>
+      </w:r>
+      <w:r>
+        <w:t xml:space="preserve">“</w:t>
+      </w:r>
+      <w:r>
+        <w:t xml:space="preserve">what is the optimal export intensity?</w:t>
+      </w:r>
+      <w:r>
+        <w:t xml:space="preserve">”</w:t>
+      </w:r>
+      <w:r>
+        <w:t xml:space="preserve"> </w:t>
+      </w:r>
+      <w:r>
+        <w:t xml:space="preserve">but</w:t>
+      </w:r>
+      <w:r>
+        <w:t xml:space="preserve"> </w:t>
+      </w:r>
+      <w:r>
+        <w:t xml:space="preserve">“</w:t>
+      </w:r>
+      <w:r>
+        <w:t xml:space="preserve">under what institutional conditions does an optimum re-emerge?</w:t>
+      </w:r>
+      <w:r>
+        <w:t xml:space="preserve">”</w:t>
+      </w:r>
+      <w:r>
+        <w:t xml:space="preserve"> </w:t>
+      </w:r>
+      <w:r>
+        <w:t xml:space="preserve">Restoring institutional predictability is logically prior to setting export-intensity targets. This includes stable tariff schedules, predictable input-import policy, and stable cross-border financial infrastructure.</w:t>
+      </w:r>
+    </w:p>
+    <w:p>
+      <w:pPr>
+        <w:pStyle w:val="BodyText"/>
+      </w:pPr>
+      <w:r>
+        <w:t xml:space="preserve">For digital infrastructure policy, the negative Tier-2 moderation does not warrant disinvestment in UPI or the India Stack. Domestic digital public goods deliver enormous welfare to the population they serve. Rather, the finding warrants explicit policy investment in the cross-border-specific digital infrastructure layer that UPI does not address. This includes trade-finance digital platforms, export-credit insurance digitisation, customs and trade-documentation digitisation, and integration with international correspondent banking networks. The Open Network for Digital Commerce (ONDC), the Account Aggregator framework, and emerging trade-document platforms are appropriate complements. Positioning them as substitutes for UPI would misread the evidence.</w:t>
+      </w:r>
+    </w:p>
+    <w:p>
+      <w:pPr>
+        <w:pStyle w:val="BodyText"/>
+      </w:pPr>
+      <w:r>
+        <w:t xml:space="preserve">For the PLI scheme, the TCI sign reversal in 2025 raises a strategic-coherence concern. PLI incentivises capability accumulation for domestic manufacturing scale. The empirical record suggests this is currently in tension with the productivity returns that capability accumulation traditionally delivered to exporters. Policy design that simultaneously rewards export expansion and domestic capability accumulation, without forcing trade-offs between them, would be more compatible with the observed firm-level production function.</w:t>
+      </w:r>
+    </w:p>
+    <w:bookmarkEnd w:id="56"/>
+    <w:bookmarkStart w:id="57" w:name="theoretical-contributions"/>
+    <w:p>
+      <w:pPr>
+        <w:pStyle w:val="Heading3"/>
+      </w:pPr>
+      <w:r>
+        <w:t xml:space="preserve">5.5 Theoretical contributions</w:t>
+      </w:r>
+    </w:p>
+    <w:p>
+      <w:pPr>
+        <w:pStyle w:val="FirstParagraph"/>
+      </w:pPr>
+      <w:r>
+        <w:t xml:space="preserve">Three theoretical contributions emerge from the analysis.</w:t>
+      </w:r>
+    </w:p>
+    <w:p>
+      <w:pPr>
+        <w:pStyle w:val="BodyText"/>
+      </w:pPr>
+      <w:r>
+        <w:t xml:space="preserve">Firstly, this study provides the first within-country longitudinal evidence that the inverted-U internationalisation–performance relationship can be dissolved by sufficiently extreme institutional change, rather than only relocating its turning point. This identifies a previously untested scope condition for the canonical Lu and Beamish (2004) generalisation. The inverted-U is conditional on institutional stability. Prior boundary-condition work has questioned specification, measurement, or moderator robustness (Hennart, 2007; Banalieva et al., 2017). The present study identifies an environmental boundary that prior literature has assumed but never tested with multi-wave firm-level data.</w:t>
+      </w:r>
+    </w:p>
+    <w:p>
+      <w:pPr>
+        <w:pStyle w:val="BodyText"/>
+      </w:pPr>
+      <w:r>
+        <w:t xml:space="preserve">Secondly, the H4b refutation refines the developmental-state literature on public digital infrastructure (Aschauer, 1989; Donaldson, 2018). Public infrastructure substitutes for private capability only when purpose-aligned with the firm’s productive activity. The Indian case shows that public domestic-rupee infrastructure (UPI) and cross-border export infrastructure are complements, not substitutes, in the export production function. The institutional-design implication is that scaling one without the other produces no exporter productivity gain.</w:t>
+      </w:r>
+    </w:p>
+    <w:p>
+      <w:pPr>
+        <w:pStyle w:val="BodyText"/>
+      </w:pPr>
+      <w:r>
+        <w:t xml:space="preserve">Thirdly, the TCI sign reversal under post-PLI strategic redirection extends the strategic emphasis literature (Mizik and Jacobson, 2003) into the international business setting. Capability constructs that are theoretically stable across contexts (absorptive capacity, dynamic capability) may exhibit context-dependent operating signs when major policy incentives redirect the strategic use of those capabilities. This is a finer-grained challenge to capability-based theories than the standard heterogeneity-by-context point.</w:t>
+      </w:r>
+    </w:p>
+    <w:bookmarkEnd w:id="57"/>
+    <w:bookmarkStart w:id="58" w:name="boundary-conditions-and-scope"/>
+    <w:p>
+      <w:pPr>
+        <w:pStyle w:val="Heading3"/>
+      </w:pPr>
+      <w:r>
+        <w:t xml:space="preserve">5.6 Boundary conditions and scope</w:t>
+      </w:r>
+    </w:p>
+    <w:p>
+      <w:pPr>
+        <w:pStyle w:val="FirstParagraph"/>
+      </w:pPr>
+      <w:r>
+        <w:t xml:space="preserve">The findings are bounded in five ways. Firstly, the three waves are independent cross-sections rather than within-firm panels. Within-firm causal claims are not supported. Secondly, the 2014, 2022, and 2025 instruments are not identical. However, the monotone trajectory across the 2022 bridge supports a structural rather than artifactual interpretation. Thirdly, DAI Tier-2 is measured only in 2025, restricting Tier-1-versus-Tier-2 comparisons to the post-UPI wave. Fourthly, standard errors are heteroscedasticity-robust (HC1) in the primary specification and state-clustered (approximately 24 clusters) in the robustness specification. With this cluster count, the asymptotic justification for cluster-robust inference is borderline. Wild cluster bootstrap (Cameron et al., 2008; MacKinnon and Webb, 2017) would tighten inference in revision. Fifthly, the DAI_epay endogeneity concern noted in §5.2 remains unresolved and qualifies the H4b reinterpretation.</w:t>
+      </w:r>
+    </w:p>
+    <w:bookmarkEnd w:id="58"/>
+    <w:bookmarkEnd w:id="59"/>
+    <w:bookmarkStart w:id="60" w:name="limitations-and-future-research"/>
     <w:p>
       <w:pPr>
         <w:pStyle w:val="Heading2"/>
       </w:pPr>
       <w:r>
-        <w:t xml:space="preserve">5. Discussion</w:t>
-      </w:r>
-    </w:p>
-    <w:bookmarkStart w:id="54" w:name="Xc19094a4c16362caac43b24a1cfd1e566bed788"/>
-    <w:p>
-      <w:pPr>
-        <w:pStyle w:val="Heading3"/>
-      </w:pPr>
-      <w:r>
-        <w:t xml:space="preserve">5.1 Shift, not durability: the institutional dissolution of the inverted-U</w:t>
+        <w:t xml:space="preserve">6. Limitations and Future Research</w:t>
       </w:r>
     </w:p>
     <w:p>
@@ -7010,7 +7295,7 @@
         <w:pStyle w:val="FirstParagraph"/>
       </w:pPr>
       <w:r>
-        <w:t xml:space="preserve">The empirical evidence decisively supports H2a over H2b. The Paternoster z-tests under HC1 standard errors reject coefficient equality between 2014 and 2025 with extreme force (FSTS z = −7.94; FSTS² z = +4.17; both p &lt; 0.0001). Under the more conservative state-clustered standard errors (Cameron et al., 2008), the rejection remains significant (FSTS z = −3.50, p = 0.0005; FSTS² z = +2.19, p = 0.029). This holds despite the much smaller effective sample size implied by approximately 24 state clusters. The 3-wave pooled robustness with wave dummies confirms FSTS × wave_2025 = −1.63 (p &lt; 0.0001 HC1) and FSTS² × wave_2025 = +0.86 (p = 0.007 HC1). The linear-trend specification yields FSTS × trend = −0.10 (p &lt; 0.001). This is consistent with a monotone progression rather than a sudden break.</w:t>
+        <w:t xml:space="preserve">The substantive limitations are detailed in §5.6. One further measurement caveat warrants emphasis: the 2025 wave coincides with a sharp contraction in export engagement (mean FSTS falls from 7.2 per cent in 2014 to 2.7 per cent in 2025, and the number of firms above 50 per cent FSTS falls from 536 to 141), so the loss of significant quadratic curvature in 2025 partly reflects reduced identifying variation in the high-export tail. The threshold-dissolution finding should therefore be read as conditional on the post-Atmanirbhar export contraction. Importantly, however, the sign of the low-export slope itself reverses, from a positive ascending limb in 2014 to a monotone negative relationship in 2025, a qualitative change that thinner tail support alone does not generate. Three additional directions for future research follow from them.</w:t>
       </w:r>
     </w:p>
     <w:p>
@@ -7018,7 +7303,7 @@
         <w:pStyle w:val="BodyText"/>
       </w:pPr>
       <w:r>
-        <w:t xml:space="preserve">A natural concern is whether the apparent shift is a schema artifact. The 2014 wave uses the WBES PICS3 instrument, the 2025 wave uses the new BREADY instrument, and the two are not identical in question wording or sampling design. The 2022 BEE intermediate wave provides the critical bridge. If the 2025 collapse were purely a schema artifact, a discontinuity would be expected between 2022 and 2025 (the BEE-to-BREADY transition), with 2014 and 2022 being indistinguishable. The data show the opposite pattern. The turning point migrates monotonically inward from 61.8 per cent in 2014 to 40.7 per cent in 2022, a 21-percentage-point inward shift across the demonetisation, GST, and IBC window with the underlying PICS-derived instrument. The relationship then dissolves by 2025. The 2022 inverted-U is statistically the strongest of the three waves (Lind–Mehlum joint p &lt; 1e-12). This is incompatible with the hypothesis that an instrument change in 2022 mechanically suppressed the curvature. Progressive structural shift fits the data. Instrument artifact does not.</w:t>
+        <w:t xml:space="preserve">Firstly, this study employs repeated cross-sections across three waves. A within-firm panel design for India, feasible via the partially matched firms across the 2014 and 2022 WBES waves, would identify whether the threshold collapse operates through firm-level evolution or through composition effects. The firm-level evolution interpretation holds that the same firm’s productivity-export relationship changes. The composition effect interpretation holds that different firms enter and exit the analytic sample with different I-P profiles. The distinction has direct policy implications. Firm-evolution-driven collapse implies firm-level adaptation policy. Composition-driven collapse implies industry-rebalancing policy.</w:t>
       </w:r>
     </w:p>
     <w:p>
@@ -7026,7 +7311,7 @@
         <w:pStyle w:val="BodyText"/>
       </w:pPr>
       <w:r>
-        <w:t xml:space="preserve">Three mechanisms can explain the shift. Firstly, the Atmanirbhar Bharat self-reliance policy (2020) and PLI scheme rollout (2020 onward) redirect strategic firm investment toward domestic manufacturing. This shifts firms away from the export-orientation that the 2014 institutional environment rewarded. Secondly, COVID-19 supply-chain disruption (2020 to 2022) altered the marginal cost of cross-border activity, possibly permanently. This raises the over-extension cost faced by Indian exporters. Thirdly, the global trade environment in 2025 is characterised by re-shoring, friend-shoring, and elevated cross-border policy uncertainty. These factors may have shifted the optimal scale of internationalisation downward across all exporters, flattening the cost-benefit balance that previously generated the inverted-U.</w:t>
+        <w:t xml:space="preserve">Secondly, the H4b interpretation requires causal validation. Instrumental variable approaches to UPI adoption could disentangle the mechanical selection effect from the proposed behavioural substitution effect. One promising instrument is the state-level rollout timing of the Pradhan Mantri Jan-Dhan Yojana (PMJDY) bank-account initiative, which preceded and enabled UPI. A future study exploiting cross-country firm-level panel data from the WBES Panel Datasets product would extend the boundary-condition discovery. Such an extension would test whether the threshold-dissolution pattern is India-specific or generalises to other institutionally turbulent emerging markets.</w:t>
       </w:r>
     </w:p>
     <w:p>
@@ -7034,196 +7319,7 @@
         <w:pStyle w:val="BodyText"/>
       </w:pPr>
       <w:r>
-        <w:t xml:space="preserve">The five robustness specifications reported in §4.6 reinforce the structural interpretation. The manufacturing-only sub-sample confirms the cross-wave shift with Paternoster z-tests within 12 per cent of full-sample magnitudes. This rules out service-firm composition as a driver. The trimmed-FSTS specification rules out extreme exporter influence. The size sub-sample analysis reveals a finer nuance. The 2014 inverted-U was concentrated in larger firms (employees ≥ 100). The pattern extended to smaller firms only by 2022 before collapsing for both segments in 2025. This pattern is consistent with the documented broadening of SME exporter participation under the 2014 to 2020 export-promotion policy expansion, followed by its post-2020 reversal under Atmanirbhar Bharat. The pattern is not consistent with a measurement-induced collapse.</w:t>
-      </w:r>
-    </w:p>
-    <w:bookmarkEnd w:id="54"/>
-    <w:bookmarkStart w:id="55" w:name="X5aa2e568177abc248bc73a150f5dd80385661c2"/>
-    <w:p>
-      <w:pPr>
-        <w:pStyle w:val="Heading3"/>
-      </w:pPr>
-      <w:r>
-        <w:t xml:space="preserve">5.2 Domestic versus cross-border digital infrastructure: a complementarity, not substitution</w:t>
-      </w:r>
-    </w:p>
-    <w:p>
-      <w:pPr>
-        <w:pStyle w:val="FirstParagraph"/>
-      </w:pPr>
-      <w:r>
-        <w:t xml:space="preserve">The H4b refutation is theoretically more informative than a successful confirmation would have been. UPI Tier-2 adoption interacts negatively with export intensity (FSTS × DAI_epay = −4.02, p = 0.004 HC1). This is the opposite of what the developmental-state substitution hypothesis predicts. A complementarity interpretation is proposed. Public digital infrastructure substitutes for private capability only when the public infrastructure is purpose-aligned with the firm's productive activity. UPI is purpose-aligned for domestic transactions. It operates on rupee rails, requires Aadhaar-anchored KYC for counterparties resident in India, and integrates with the domestic banking system rather than international correspondent networks. Exporters require a different infrastructure stack: SWIFT for cross-border messaging, correspondent banking for settlement, trade finance for working capital across long shipping cycles, export-credit insurance, and forward-exchange facilities for hedging.</w:t>
-      </w:r>
-    </w:p>
-    <w:p>
-      <w:pPr>
-        <w:pStyle w:val="BodyText"/>
-      </w:pPr>
-      <w:r>
-        <w:t xml:space="preserve">Aschauer (1989) studies highways and Donaldson (2018) studies railroads. Both document large productivity returns to purpose-aligned public infrastructure for domestic commerce. The present finding is the symmetric negative case. Public infrastructure that is not purpose-aligned with the firm's productive activity does not deliver productivity returns. It may even substitute attention away from the cross-border infrastructure investment that exporters actually need. The negative interaction estimated here is plausibly driven both by selection (firms with high domestic-customer share rely more on UPI and are mechanically less export-intensive) and by behavioural substitution (the salience of domestic digital infrastructure may reduce firm attention to the export-finance stack). Disentangling these requires firm-level panel data with UPI-adoption timing. This is a worthwhile extension that the present cross-sectional design cannot resolve.</w:t>
-      </w:r>
-    </w:p>
-    <w:p>
-      <w:pPr>
-        <w:pStyle w:val="BodyText"/>
-      </w:pPr>
-      <w:r>
-        <w:t xml:space="preserve">A potential endogeneity concern deserves explicit acknowledgement. Among firms in 2025 with high DAI_epay, the export-intensity distribution is mechanically truncated downward. Firms whose customers are foreign do not pay via UPI, so high UPI share and high export share are inversely related in the data-generating process itself. The negative interaction estimated here may partly reflect this mechanical inverse correlation rather than a behavioural mechanism. The H4b refutation is treated as suggestive rather than definitive. The complementarity interpretation is offered as the most theoretically coherent explanation. Causal validation requires either an instrumental variable for UPI adoption or a panel design that observes within-firm UPI uptake.</w:t>
-      </w:r>
-    </w:p>
-    <w:bookmarkEnd w:id="55"/>
-    <w:bookmarkStart w:id="56" w:name="Xfb124a5024cf96d638b9a68daad9b3c0689502a"/>
-    <w:p>
-      <w:pPr>
-        <w:pStyle w:val="Heading3"/>
-      </w:pPr>
-      <w:r>
-        <w:t xml:space="preserve">5.3 The TCI sign reversal under post-PLI strategic redirection</w:t>
-      </w:r>
-    </w:p>
-    <w:p>
-      <w:pPr>
-        <w:pStyle w:val="FirstParagraph"/>
-      </w:pPr>
-      <w:r>
-        <w:t xml:space="preserve">The Technological Capability Index operates as a positive level-shifter in 2014 (β = +0.12, p &lt; 0.0001) and 2022 (β = +0.19, p &lt; 0.0001), supporting H3a. In 2025, the TCI main effect flips to negative (β = −0.08, p &lt; 0.0001) and the FSTS × TCI interaction becomes positive and significant (β = +0.20, p = 0.03), supporting H3b. The pattern is consistent with the Mizik and Jacobson (2003) strategic emphasis trade-off. When policy incentives redirect technological capability investment toward domestic manufacturing (PLI), firms accumulating TCI primarily for domestic ends experience competing demands on the same internal resources. This suppresses the productivity returns that TCI delivered when capability accumulation was indifferent to export orientation. The positive FSTS × TCI interaction in 2025 indicates that TCI continues to deliver returns specifically to firms that maintain high export orientation. This is the subset for whom capability investment remains export-aligned. The result reinforces the broader institutional argument that under far-reaching strategic redirection, even firm-level capability constructs behave differently.</w:t>
-      </w:r>
-    </w:p>
-    <w:bookmarkEnd w:id="56"/>
-    <w:bookmarkStart w:id="57" w:name="Xba25a0532df081593fbba6823962c8a78aab254"/>
-    <w:p>
-      <w:pPr>
-        <w:pStyle w:val="Heading3"/>
-      </w:pPr>
-      <w:r>
-        <w:t xml:space="preserve">5.4 Policy implications corrected from the threshold-collapse evidence</w:t>
-      </w:r>
-    </w:p>
-    <w:p>
-      <w:pPr>
-        <w:pStyle w:val="FirstParagraph"/>
-      </w:pPr>
-      <w:r>
-        <w:t xml:space="preserve">For Indian SME export-promotion policy, the empirical disappearance of the inverted-U turning point in 2025 requires recalibration of any prior policy benchmarks. Export-intensity targets calibrated to the 2014 productivity peak (FSTS ≈ 60 per cent) or to the 2022 productivity peak (FSTS ≈ 41 per cent) are no longer empirically defensible for the 2025 institutional environment. The post-2025 policy question is not "what is the optimal export intensity?" but "under what institutional conditions does an optimum re-emerge?" Restoring institutional predictability is logically prior to setting export-intensity targets. This includes stable tariff schedules, predictable input-import policy, and stable cross-border financial infrastructure.</w:t>
-      </w:r>
-    </w:p>
-    <w:p>
-      <w:pPr>
-        <w:pStyle w:val="BodyText"/>
-      </w:pPr>
-      <w:r>
-        <w:t xml:space="preserve">For digital infrastructure policy, the negative Tier-2 moderation does not warrant disinvestment in UPI or the India Stack. Domestic digital public goods deliver enormous welfare to the population they serve. Rather, the finding warrants explicit policy investment in the cross-border-specific digital infrastructure layer that UPI does not address. This includes trade-finance digital platforms, export-credit insurance digitisation, customs and trade-documentation digitisation, and integration with international correspondent banking networks. The Open Network for Digital Commerce (ONDC), the Account Aggregator framework, and emerging trade-document platforms are appropriate complements. Positioning them as substitutes for UPI would misread the evidence.</w:t>
-      </w:r>
-    </w:p>
-    <w:p>
-      <w:pPr>
-        <w:pStyle w:val="BodyText"/>
-      </w:pPr>
-      <w:r>
-        <w:t xml:space="preserve">For the PLI scheme, the TCI sign reversal in 2025 raises a strategic-coherence concern. PLI incentivises capability accumulation for domestic manufacturing scale. The empirical record suggests this is currently in tension with the productivity returns that capability accumulation traditionally delivered to exporters. Policy design that simultaneously rewards export expansion and domestic capability accumulation, without forcing trade-offs between them, would be more compatible with the observed firm-level production function.</w:t>
-      </w:r>
-    </w:p>
-    <w:bookmarkEnd w:id="57"/>
-    <w:bookmarkStart w:id="58" w:name="X6fb952f48fe7386a51cacff4bb40301fd98916c"/>
-    <w:p>
-      <w:pPr>
-        <w:pStyle w:val="Heading3"/>
-      </w:pPr>
-      <w:r>
-        <w:t xml:space="preserve">5.5 Theoretical contributions</w:t>
-      </w:r>
-    </w:p>
-    <w:p>
-      <w:pPr>
-        <w:pStyle w:val="FirstParagraph"/>
-      </w:pPr>
-      <w:r>
-        <w:t xml:space="preserve">Three theoretical contributions emerge from the analysis.</w:t>
-      </w:r>
-    </w:p>
-    <w:p>
-      <w:pPr>
-        <w:pStyle w:val="BodyText"/>
-      </w:pPr>
-      <w:r>
-        <w:t xml:space="preserve">Firstly, this study provides the first within-country longitudinal evidence that the inverted-U internationalisation–performance relationship can be dissolved by sufficiently extreme institutional change, rather than only relocating its turning point. This identifies a previously untested scope condition for the canonical Lu and Beamish (2004) generalisation. The inverted-U is conditional on institutional stability. Prior boundary-condition work has questioned specification, measurement, or moderator robustness (Hennart, 2007; Banalieva et al., 2017). The present study identifies an environmental boundary that prior literature has assumed but never tested with multi-wave firm-level data.</w:t>
-      </w:r>
-    </w:p>
-    <w:p>
-      <w:pPr>
-        <w:pStyle w:val="BodyText"/>
-      </w:pPr>
-      <w:r>
-        <w:t xml:space="preserve">Secondly, the H4b refutation refines the developmental-state literature on public digital infrastructure (Aschauer, 1989; Donaldson, 2018). Public infrastructure substitutes for private capability only when purpose-aligned with the firm's productive activity. The Indian case shows that public domestic-rupee infrastructure (UPI) and cross-border export infrastructure are complements, not substitutes, in the export production function. The institutional-design implication is that scaling one without the other produces no exporter productivity gain.</w:t>
-      </w:r>
-    </w:p>
-    <w:p>
-      <w:pPr>
-        <w:pStyle w:val="BodyText"/>
-      </w:pPr>
-      <w:r>
-        <w:t xml:space="preserve">Thirdly, the TCI sign reversal under post-PLI strategic redirection extends the strategic emphasis literature (Mizik and Jacobson, 2003) into the international business setting. Capability constructs that are theoretically stable across contexts (absorptive capacity, dynamic capability) may exhibit context-dependent operating signs when major policy incentives redirect the strategic use of those capabilities. This is a finer-grained challenge to capability-based theories than the standard heterogeneity-by-context point.</w:t>
-      </w:r>
-    </w:p>
-    <w:bookmarkEnd w:id="58"/>
-    <w:bookmarkStart w:id="59" w:name="X5106f0fe7d7b3d0e8858d892c327902f1f4cfd1"/>
-    <w:p>
-      <w:pPr>
-        <w:pStyle w:val="Heading3"/>
-      </w:pPr>
-      <w:r>
-        <w:t xml:space="preserve">5.6 Boundary conditions and scope</w:t>
-      </w:r>
-    </w:p>
-    <w:p>
-      <w:pPr>
-        <w:pStyle w:val="FirstParagraph"/>
-      </w:pPr>
-      <w:r>
-        <w:t xml:space="preserve">The findings are bounded in five ways. Firstly, the three waves are independent cross-sections rather than within-firm panels. Within-firm causal claims are not supported. Secondly, the 2014, 2022, and 2025 instruments are not identical. However, the monotone trajectory across the 2022 bridge supports a structural rather than artifactual interpretation. Thirdly, DAI Tier-2 is measured only in 2025, restricting Tier-1-versus-Tier-2 comparisons to the post-UPI wave. Fourthly, standard errors are heteroscedasticity-robust (HC1) in the primary specification and state-clustered (approximately 24 clusters) in the robustness specification. With this cluster count, the asymptotic justification for cluster-robust inference is borderline. Wild cluster bootstrap (Cameron et al., 2008; MacKinnon and Webb, 2017) would tighten inference in revision. Fifthly, the DAI_epay endogeneity concern noted in §5.2 remains unresolved and qualifies the H4b reinterpretation.</w:t>
-      </w:r>
-    </w:p>
-    <w:bookmarkEnd w:id="59"/>
-    <w:bookmarkEnd w:id="60"/>
-    <w:bookmarkStart w:id="61" w:name="Xf3d63d3bef15b3e862b66ed5bd48a577996a1bc"/>
-    <w:p>
-      <w:pPr>
-        <w:pStyle w:val="Heading2"/>
-      </w:pPr>
-      <w:r>
-        <w:t xml:space="preserve">6. Limitations and Future Research</w:t>
-      </w:r>
-    </w:p>
-    <w:p>
-      <w:pPr>
-        <w:pStyle w:val="FirstParagraph"/>
-      </w:pPr>
-      <w:r>
-        <w:t xml:space="preserve">The substantive limitations are detailed in §5.6. One further measurement caveat warrants emphasis: the 2025 wave coincides with a sharp contraction in export engagement (mean FSTS falls from 7.2 per cent in 2014 to 2.7 per cent in 2025, and the number of firms above 50 per cent FSTS falls from 536 to 141), so the loss of significant quadratic curvature in 2025 partly reflects reduced identifying variation in the high-export tail. The threshold-dissolution finding should therefore be read as conditional on the post-Atmanirbhar export contraction. Importantly, however, the sign of the low-export slope itself reverses, from a positive ascending limb in 2014 to a monotone negative relationship in 2025, a qualitative change that thinner tail support alone does not generate. Three additional directions for future research follow from them.</w:t>
-      </w:r>
-    </w:p>
-    <w:p>
-      <w:pPr>
-        <w:pStyle w:val="BodyText"/>
-      </w:pPr>
-      <w:r>
-        <w:t xml:space="preserve">Firstly, this study employs repeated cross-sections across three waves. A within-firm panel design for India, feasible via the partially matched firms across the 2014 and 2022 WBES waves, would identify whether the threshold collapse operates through firm-level evolution or through composition effects. The firm-level evolution interpretation holds that the same firm's productivity-export relationship changes. The composition effect interpretation holds that different firms enter and exit the analytic sample with different I-P profiles. The distinction has direct policy implications. Firm-evolution-driven collapse implies firm-level adaptation policy. Composition-driven collapse implies industry-rebalancing policy.</w:t>
-      </w:r>
-    </w:p>
-    <w:p>
-      <w:pPr>
-        <w:pStyle w:val="BodyText"/>
-      </w:pPr>
-      <w:r>
-        <w:t xml:space="preserve">Secondly, the H4b interpretation requires causal validation. Instrumental variable approaches to UPI adoption could disentangle the mechanical selection effect from the proposed behavioural substitution effect. One promising instrument is the state-level rollout timing of the Pradhan Mantri Jan-Dhan Yojana (PMJDY) bank-account initiative, which preceded and enabled UPI. A future study exploiting cross-country firm-level panel data from the WBES Panel Datasets product would extend the boundary-condition discovery. Such an extension would test whether the threshold-dissolution pattern is India-specific or generalises to other institutionally turbulent emerging markets.</w:t>
-      </w:r>
-    </w:p>
-    <w:p>
-      <w:pPr>
-        <w:pStyle w:val="BodyText"/>
-      </w:pPr>
-      <w:r>
-        <w:t xml:space="preserve">Thirdly, the authors' prior work (Do and Phan, 2025) examined top-management-team moderators of a linear DOI-performance relationship in a matched sub-sample of 380 Indian firms. The two studies are complementary. The prior work characterises managerial mechanisms operating within the firm. The present study characterises institutional mechanisms operating on the firm. A unified treatment of TMT moderation and institutional scope conditions, feasible if the matched panel can be expanded, would address both the within-firm and the between-environment determinants of the I-P relationship.</w:t>
+        <w:t xml:space="preserve">Thirdly, the authors’ prior work (Do and Phan, 2025) examined top-management-team moderators of a linear DOI-performance relationship in a matched sub-sample of 380 Indian firms. The two studies are complementary. The prior work characterises managerial mechanisms operating within the firm. The present study characterises institutional mechanisms operating on the firm. A unified treatment of TMT moderation and institutional scope conditions, feasible if the matched panel can be expanded, would address both the within-firm and the between-environment determinants of the I-P relationship.</w:t>
       </w:r>
     </w:p>
     <w:p>
@@ -7233,14 +7329,40 @@
         </w:pict>
       </w:r>
     </w:p>
+    <w:bookmarkEnd w:id="60"/>
+    <w:bookmarkStart w:id="61" w:name="acknowledgements"/>
+    <w:p>
+      <w:pPr>
+        <w:pStyle w:val="Heading2"/>
+      </w:pPr>
+      <w:r>
+        <w:t xml:space="preserve">Acknowledgements</w:t>
+      </w:r>
+    </w:p>
+    <w:p>
+      <w:pPr>
+        <w:pStyle w:val="FirstParagraph"/>
+      </w:pPr>
+      <w:r>
+        <w:t xml:space="preserve">The authors thank the Enterprise Analysis Unit of the Development Economics Global Indicators Group of the World Bank for the WBES India 2014, 2022, and 2025 data. The original collector of the data, the authorised distributor, and the relevant funding agency bear no responsibility for the use of the data or for interpretations or inferences based upon such uses.</w:t>
+      </w:r>
+    </w:p>
+    <w:p>
+      <w:pPr>
+        <w:pStyle w:val="BodyText"/>
+      </w:pPr>
+      <w:r>
+        <w:t xml:space="preserve">The authors also acknowledge an earlier related work (Do and Phan, 2025, IntechOpen, DOI 10.5772/intechopen.1011012) which examined top-management-team moderators on the linear internationalisation–performance relationship in a matched sub-sample of 380 Indian firms. The present manuscript adopts a different theoretical lens (the institutions-based view), empirical specification (quadratic inverted-U), and research question (threshold durability) using the full WBES samples. The two studies are intended to be complementary rather than overlapping.</w:t>
+      </w:r>
+    </w:p>
     <w:bookmarkEnd w:id="61"/>
-    <w:bookmarkStart w:id="62" w:name="acknowledgements"/>
+    <w:bookmarkStart w:id="62" w:name="conflict-of-interest"/>
     <w:p>
       <w:pPr>
         <w:pStyle w:val="Heading2"/>
       </w:pPr>
       <w:r>
-        <w:t xml:space="preserve">Acknowledgements</w:t>
+        <w:t xml:space="preserve">Conflict of Interest</w:t>
       </w:r>
     </w:p>
     <w:p>
@@ -7248,25 +7370,17 @@
         <w:pStyle w:val="FirstParagraph"/>
       </w:pPr>
       <w:r>
-        <w:t xml:space="preserve">The authors thank the Enterprise Analysis Unit of the Development Economics Global Indicators Group of the World Bank for the WBES India 2014, 2022, and 2025 data. The original collector of the data, the authorised distributor, and the relevant funding agency bear no responsibility for the use of the data or for interpretations or inferences based upon such uses.</w:t>
-      </w:r>
-    </w:p>
-    <w:p>
-      <w:pPr>
-        <w:pStyle w:val="BodyText"/>
-      </w:pPr>
-      <w:r>
-        <w:t xml:space="preserve">The authors also acknowledge an earlier related work (Do and Phan, 2025, IntechOpen, DOI 10.5772/intechopen.1011012) which examined top-management-team moderators on the linear internationalisation–performance relationship in a matched sub-sample of 380 Indian firms. The present manuscript adopts a different theoretical lens (the institutions-based view), empirical specification (quadratic inverted-U), and research question (threshold durability) using the full WBES samples. The two studies are intended to be complementary rather than overlapping.</w:t>
+        <w:t xml:space="preserve">The authors declare no conflict of interest.</w:t>
       </w:r>
     </w:p>
     <w:bookmarkEnd w:id="62"/>
-    <w:bookmarkStart w:id="63" w:name="conflict-of-interest"/>
+    <w:bookmarkStart w:id="63" w:name="funding"/>
     <w:p>
       <w:pPr>
         <w:pStyle w:val="Heading2"/>
       </w:pPr>
       <w:r>
-        <w:t xml:space="preserve">Conflict of Interest</w:t>
+        <w:t xml:space="preserve">Funding</w:t>
       </w:r>
     </w:p>
     <w:p>
@@ -7274,17 +7388,17 @@
         <w:pStyle w:val="FirstParagraph"/>
       </w:pPr>
       <w:r>
-        <w:t xml:space="preserve">The authors declare no conflict of interest.</w:t>
+        <w:t xml:space="preserve">This research received no specific grant from any funding agency in the public, commercial, or not-for-profit sectors.</w:t>
       </w:r>
     </w:p>
     <w:bookmarkEnd w:id="63"/>
-    <w:bookmarkStart w:id="64" w:name="funding"/>
+    <w:bookmarkStart w:id="64" w:name="data-availability-statement"/>
     <w:p>
       <w:pPr>
         <w:pStyle w:val="Heading2"/>
       </w:pPr>
       <w:r>
-        <w:t xml:space="preserve">Funding</w:t>
+        <w:t xml:space="preserve">Data availability statement</w:t>
       </w:r>
     </w:p>
     <w:p>
@@ -7292,46 +7406,11 @@
         <w:pStyle w:val="FirstParagraph"/>
       </w:pPr>
       <w:r>
-        <w:t xml:space="preserve">This research received no specific grant from any funding agency in the public, commercial, or not-for-profit sectors.</w:t>
+        <w:t xml:space="preserve">WBES India 2014, 2022, and 2025 microdata are publicly available via https://www.enterprisesurveys.org subject to World Bank registration. Replication materials are available from the corresponding author upon reasonable request and may be shared to the extent permitted by the WBES Data Access Protocol. These materials include the harmonisation protocol across PICS3, BEE intermediate, and BREADY schemas, Stata do files, variable-construction code, and model specifications.</w:t>
       </w:r>
     </w:p>
     <w:bookmarkEnd w:id="64"/>
-    <w:bookmarkStart w:id="65" w:name="data-availability-statement"/>
-    <w:p>
-      <w:pPr>
-        <w:pStyle w:val="Heading2"/>
-      </w:pPr>
-      <w:r>
-        <w:t xml:space="preserve">Data availability statement</w:t>
-      </w:r>
-    </w:p>
-    <w:p>
-      <w:pPr>
-        <w:pStyle w:val="FirstParagraph"/>
-      </w:pPr>
-      <w:r>
-        <w:t xml:space="preserve">WBES India 2014, 2022, and 2025 microdata are publicly available via</w:t>
-      </w:r>
-      <w:r>
-        <w:t xml:space="preserve"> </w:t>
-      </w:r>
-      <w:hyperlink r:id="rId32">
-        <w:r>
-          <w:rPr>
-            <w:rStyle w:val="Hyperlink"/>
-          </w:rPr>
-          <w:t xml:space="preserve">https://www.enterprisesurveys.org</w:t>
-        </w:r>
-      </w:hyperlink>
-      <w:r>
-        <w:t xml:space="preserve"> </w:t>
-      </w:r>
-      <w:r>
-        <w:t xml:space="preserve">subject to World Bank registration. Replication materials are available from the corresponding author upon reasonable request and may be shared to the extent permitted by the WBES Data Access Protocol. These materials include the harmonisation protocol across PICS3, BEE intermediate, and BREADY schemas, Stata do files, variable-construction code, and model specifications.</w:t>
-      </w:r>
-    </w:p>
-    <w:bookmarkEnd w:id="65"/>
-    <w:bookmarkStart w:id="66" w:name="X799c23334c5944d058eaf15944a1408ff96b683"/>
+    <w:bookmarkStart w:id="65" w:name="X799c23334c5944d058eaf15944a1408ff96b683"/>
     <w:p>
       <w:pPr>
         <w:pStyle w:val="Heading2"/>
@@ -7355,8 +7434,8 @@
         </w:pict>
       </w:r>
     </w:p>
-    <w:bookmarkEnd w:id="66"/>
-    <w:bookmarkStart w:id="69" w:name="references"/>
+    <w:bookmarkEnd w:id="65"/>
+    <w:bookmarkStart w:id="66" w:name="references"/>
     <w:p>
       <w:pPr>
         <w:pStyle w:val="Heading2"/>
@@ -7370,7 +7449,22 @@
         <w:pStyle w:val="FirstParagraph"/>
       </w:pPr>
       <w:r>
-        <w:t xml:space="preserve">Aschauer, D.A. (1989), "Is public expenditure productive?",</w:t>
+        <w:t xml:space="preserve">Aschauer, D.A. (1989),</w:t>
+      </w:r>
+      <w:r>
+        <w:t xml:space="preserve"> </w:t>
+      </w:r>
+      <w:r>
+        <w:t xml:space="preserve">“</w:t>
+      </w:r>
+      <w:r>
+        <w:t xml:space="preserve">Is public expenditure productive?</w:t>
+      </w:r>
+      <w:r>
+        <w:t xml:space="preserve">”</w:t>
+      </w:r>
+      <w:r>
+        <w:t xml:space="preserve">,</w:t>
       </w:r>
       <w:r>
         <w:t xml:space="preserve"> </w:t>
@@ -7383,7 +7477,7 @@
         <w:t xml:space="preserve">Journal of Monetary Economics</w:t>
       </w:r>
       <w:r>
-        <w:t xml:space="preserve">, Vol. 23 No. 2, pp. 177–200.</w:t>
+        <w:t xml:space="preserve">, Vol. 23 No. 2, pp. 177–200.</w:t>
       </w:r>
     </w:p>
     <w:p>
@@ -7391,7 +7485,22 @@
         <w:pStyle w:val="BodyText"/>
       </w:pPr>
       <w:r>
-        <w:t xml:space="preserve">Banalieva, E.R., Eddleston, K.A. and Zellweger, T.M. (2017), "When do family firms have an advantage in transitioning economies? Toward a dynamic institution-based view",</w:t>
+        <w:t xml:space="preserve">Banalieva, E.R., Eddleston, K.A. and Zellweger, T.M. (2017),</w:t>
+      </w:r>
+      <w:r>
+        <w:t xml:space="preserve"> </w:t>
+      </w:r>
+      <w:r>
+        <w:t xml:space="preserve">“</w:t>
+      </w:r>
+      <w:r>
+        <w:t xml:space="preserve">When do family firms have an advantage in transitioning economies? Toward a dynamic institution-based view</w:t>
+      </w:r>
+      <w:r>
+        <w:t xml:space="preserve">”</w:t>
+      </w:r>
+      <w:r>
+        <w:t xml:space="preserve">,</w:t>
       </w:r>
       <w:r>
         <w:t xml:space="preserve"> </w:t>
@@ -7404,7 +7513,7 @@
         <w:t xml:space="preserve">Strategic Management Journal</w:t>
       </w:r>
       <w:r>
-        <w:t xml:space="preserve">, Vol. 38 No. 4, pp. 800–824.</w:t>
+        <w:t xml:space="preserve">, Vol. 38 No. 4, pp. 800–824.</w:t>
       </w:r>
     </w:p>
     <w:p>
@@ -7412,7 +7521,22 @@
         <w:pStyle w:val="BodyText"/>
       </w:pPr>
       <w:r>
-        <w:t xml:space="preserve">Burgess, R. and Pande, R. (2005), "Do rural banks matter? Evidence from the Indian social banking experiment",</w:t>
+        <w:t xml:space="preserve">Burgess, R. and Pande, R. (2005),</w:t>
+      </w:r>
+      <w:r>
+        <w:t xml:space="preserve"> </w:t>
+      </w:r>
+      <w:r>
+        <w:t xml:space="preserve">“</w:t>
+      </w:r>
+      <w:r>
+        <w:t xml:space="preserve">Do rural banks matter? Evidence from the Indian social banking experiment</w:t>
+      </w:r>
+      <w:r>
+        <w:t xml:space="preserve">”</w:t>
+      </w:r>
+      <w:r>
+        <w:t xml:space="preserve">,</w:t>
       </w:r>
       <w:r>
         <w:t xml:space="preserve"> </w:t>
@@ -7425,7 +7549,7 @@
         <w:t xml:space="preserve">American Economic Review</w:t>
       </w:r>
       <w:r>
-        <w:t xml:space="preserve">, Vol. 95 No. 3, pp. 780–795.</w:t>
+        <w:t xml:space="preserve">, Vol. 95 No. 3, pp. 780–795.</w:t>
       </w:r>
     </w:p>
     <w:p>
@@ -7433,7 +7557,22 @@
         <w:pStyle w:val="BodyText"/>
       </w:pPr>
       <w:r>
-        <w:t xml:space="preserve">Cameron, A.C., Gelbach, J.B. and Miller, D.L. (2008), "Bootstrap-based improvements for inference with clustered errors",</w:t>
+        <w:t xml:space="preserve">Cameron, A.C., Gelbach, J.B. and Miller, D.L. (2008),</w:t>
+      </w:r>
+      <w:r>
+        <w:t xml:space="preserve"> </w:t>
+      </w:r>
+      <w:r>
+        <w:t xml:space="preserve">“</w:t>
+      </w:r>
+      <w:r>
+        <w:t xml:space="preserve">Bootstrap-based improvements for inference with clustered errors</w:t>
+      </w:r>
+      <w:r>
+        <w:t xml:space="preserve">”</w:t>
+      </w:r>
+      <w:r>
+        <w:t xml:space="preserve">,</w:t>
       </w:r>
       <w:r>
         <w:t xml:space="preserve"> </w:t>
@@ -7446,7 +7585,7 @@
         <w:t xml:space="preserve">Review of Economics and Statistics</w:t>
       </w:r>
       <w:r>
-        <w:t xml:space="preserve">, Vol. 90 No. 3, pp. 414–427.</w:t>
+        <w:t xml:space="preserve">, Vol. 90 No. 3, pp. 414–427.</w:t>
       </w:r>
     </w:p>
     <w:p>
@@ -7454,7 +7593,22 @@
         <w:pStyle w:val="BodyText"/>
       </w:pPr>
       <w:r>
-        <w:t xml:space="preserve">Chittoor, R., Sarkar, M.B., Ray, S. and Aulakh, P.S. (2009), "Third-world copycats to emerging multinationals: institutional changes and organizational transformation in the Indian pharmaceutical industry",</w:t>
+        <w:t xml:space="preserve">Chittoor, R., Sarkar, M.B., Ray, S. and Aulakh, P.S. (2009),</w:t>
+      </w:r>
+      <w:r>
+        <w:t xml:space="preserve"> </w:t>
+      </w:r>
+      <w:r>
+        <w:t xml:space="preserve">“</w:t>
+      </w:r>
+      <w:r>
+        <w:t xml:space="preserve">Third-world copycats to emerging multinationals: institutional changes and organizational transformation in the Indian pharmaceutical industry</w:t>
+      </w:r>
+      <w:r>
+        <w:t xml:space="preserve">”</w:t>
+      </w:r>
+      <w:r>
+        <w:t xml:space="preserve">,</w:t>
       </w:r>
       <w:r>
         <w:t xml:space="preserve"> </w:t>
@@ -7467,7 +7621,7 @@
         <w:t xml:space="preserve">Organization Science</w:t>
       </w:r>
       <w:r>
-        <w:t xml:space="preserve">, Vol. 20 No. 1, pp. 187–205.</w:t>
+        <w:t xml:space="preserve">, Vol. 20 No. 1, pp. 187–205.</w:t>
       </w:r>
     </w:p>
     <w:p>
@@ -7475,7 +7629,22 @@
         <w:pStyle w:val="BodyText"/>
       </w:pPr>
       <w:r>
-        <w:t xml:space="preserve">Chodorow-Reich, G., Gopinath, G., Mishra, P. and Narayanan, A. (2020), "Cash and the economy: evidence from India's demonetization",</w:t>
+        <w:t xml:space="preserve">Chodorow-Reich, G., Gopinath, G., Mishra, P. and Narayanan, A. (2020),</w:t>
+      </w:r>
+      <w:r>
+        <w:t xml:space="preserve"> </w:t>
+      </w:r>
+      <w:r>
+        <w:t xml:space="preserve">“</w:t>
+      </w:r>
+      <w:r>
+        <w:t xml:space="preserve">Cash and the economy: evidence from India’s demonetization</w:t>
+      </w:r>
+      <w:r>
+        <w:t xml:space="preserve">”</w:t>
+      </w:r>
+      <w:r>
+        <w:t xml:space="preserve">,</w:t>
       </w:r>
       <w:r>
         <w:t xml:space="preserve"> </w:t>
@@ -7488,7 +7657,7 @@
         <w:t xml:space="preserve">Quarterly Journal of Economics</w:t>
       </w:r>
       <w:r>
-        <w:t xml:space="preserve">, Vol. 135 No. 1, pp. 57–103.</w:t>
+        <w:t xml:space="preserve">, Vol. 135 No. 1, pp. 57–103.</w:t>
       </w:r>
     </w:p>
     <w:p>
@@ -7496,7 +7665,22 @@
         <w:pStyle w:val="BodyText"/>
       </w:pPr>
       <w:r>
-        <w:t xml:space="preserve">Cohen, W.M. and Levinthal, D.A. (1990), "Absorptive capacity: a new perspective on learning and innovation",</w:t>
+        <w:t xml:space="preserve">Cohen, W.M. and Levinthal, D.A. (1990),</w:t>
+      </w:r>
+      <w:r>
+        <w:t xml:space="preserve"> </w:t>
+      </w:r>
+      <w:r>
+        <w:t xml:space="preserve">“</w:t>
+      </w:r>
+      <w:r>
+        <w:t xml:space="preserve">Absorptive capacity: a new perspective on learning and innovation</w:t>
+      </w:r>
+      <w:r>
+        <w:t xml:space="preserve">”</w:t>
+      </w:r>
+      <w:r>
+        <w:t xml:space="preserve">,</w:t>
       </w:r>
       <w:r>
         <w:t xml:space="preserve"> </w:t>
@@ -7509,7 +7693,7 @@
         <w:t xml:space="preserve">Administrative Science Quarterly</w:t>
       </w:r>
       <w:r>
-        <w:t xml:space="preserve">, Vol. 35 No. 1, pp. 128–152.</w:t>
+        <w:t xml:space="preserve">, Vol. 35 No. 1, pp. 128–152.</w:t>
       </w:r>
     </w:p>
     <w:p>
@@ -7517,7 +7701,22 @@
         <w:pStyle w:val="BodyText"/>
       </w:pPr>
       <w:r>
-        <w:t xml:space="preserve">Contractor, F.J. (2007), "Is international business good for companies? The evolutionary or multi-stage theory of internationalization vs. the transaction cost perspective",</w:t>
+        <w:t xml:space="preserve">Contractor, F.J. (2007),</w:t>
+      </w:r>
+      <w:r>
+        <w:t xml:space="preserve"> </w:t>
+      </w:r>
+      <w:r>
+        <w:t xml:space="preserve">“</w:t>
+      </w:r>
+      <w:r>
+        <w:t xml:space="preserve">Is international business good for companies? The evolutionary or multi-stage theory of internationalization vs. the transaction cost perspective</w:t>
+      </w:r>
+      <w:r>
+        <w:t xml:space="preserve">”</w:t>
+      </w:r>
+      <w:r>
+        <w:t xml:space="preserve">,</w:t>
       </w:r>
       <w:r>
         <w:t xml:space="preserve"> </w:t>
@@ -7530,7 +7729,7 @@
         <w:t xml:space="preserve">Management International Review</w:t>
       </w:r>
       <w:r>
-        <w:t xml:space="preserve">, Vol. 47 No. 3, pp. 453–475.</w:t>
+        <w:t xml:space="preserve">, Vol. 47 No. 3, pp. 453–475.</w:t>
       </w:r>
     </w:p>
     <w:p>
@@ -7538,7 +7737,22 @@
         <w:pStyle w:val="BodyText"/>
       </w:pPr>
       <w:r>
-        <w:t xml:space="preserve">Contractor, F.J., Kumar, V. and Kundu, S.K. (2007), "Nature of the relationship between international expansion and performance: the case of emerging market firms",</w:t>
+        <w:t xml:space="preserve">Contractor, F.J., Kumar, V. and Kundu, S.K. (2007),</w:t>
+      </w:r>
+      <w:r>
+        <w:t xml:space="preserve"> </w:t>
+      </w:r>
+      <w:r>
+        <w:t xml:space="preserve">“</w:t>
+      </w:r>
+      <w:r>
+        <w:t xml:space="preserve">Nature of the relationship between international expansion and performance: the case of emerging market firms</w:t>
+      </w:r>
+      <w:r>
+        <w:t xml:space="preserve">”</w:t>
+      </w:r>
+      <w:r>
+        <w:t xml:space="preserve">,</w:t>
       </w:r>
       <w:r>
         <w:t xml:space="preserve"> </w:t>
@@ -7551,7 +7765,7 @@
         <w:t xml:space="preserve">Journal of World Business</w:t>
       </w:r>
       <w:r>
-        <w:t xml:space="preserve">, Vol. 42 No. 4, pp. 401–417.</w:t>
+        <w:t xml:space="preserve">, Vol. 42 No. 4, pp. 401–417.</w:t>
       </w:r>
     </w:p>
     <w:p>
@@ -7559,7 +7773,22 @@
         <w:pStyle w:val="BodyText"/>
       </w:pPr>
       <w:r>
-        <w:t xml:space="preserve">Cuervo-Cazurra, A. (2012), "Extending theory by analyzing developing country multinational companies: solving the goldilocks debate",</w:t>
+        <w:t xml:space="preserve">Cuervo-Cazurra, A. (2012),</w:t>
+      </w:r>
+      <w:r>
+        <w:t xml:space="preserve"> </w:t>
+      </w:r>
+      <w:r>
+        <w:t xml:space="preserve">“</w:t>
+      </w:r>
+      <w:r>
+        <w:t xml:space="preserve">Extending theory by analyzing developing country multinational companies: solving the goldilocks debate</w:t>
+      </w:r>
+      <w:r>
+        <w:t xml:space="preserve">”</w:t>
+      </w:r>
+      <w:r>
+        <w:t xml:space="preserve">,</w:t>
       </w:r>
       <w:r>
         <w:t xml:space="preserve"> </w:t>
@@ -7572,7 +7801,7 @@
         <w:t xml:space="preserve">Global Strategy Journal</w:t>
       </w:r>
       <w:r>
-        <w:t xml:space="preserve">, Vol. 2 No. 3, pp. 153–167.</w:t>
+        <w:t xml:space="preserve">, Vol. 2 No. 3, pp. 153–167.</w:t>
       </w:r>
     </w:p>
     <w:p>
@@ -7580,7 +7809,22 @@
         <w:pStyle w:val="BodyText"/>
       </w:pPr>
       <w:r>
-        <w:t xml:space="preserve">Do, T.H. and Phan, A.T. (2025), "Internationalization and firm performance of firms in India: the role of top management", in</w:t>
+        <w:t xml:space="preserve">Do, T.H. and Phan, A.T. (2025),</w:t>
+      </w:r>
+      <w:r>
+        <w:t xml:space="preserve"> </w:t>
+      </w:r>
+      <w:r>
+        <w:t xml:space="preserve">“</w:t>
+      </w:r>
+      <w:r>
+        <w:t xml:space="preserve">Internationalization and firm performance of firms in India: the role of top management</w:t>
+      </w:r>
+      <w:r>
+        <w:t xml:space="preserve">”</w:t>
+      </w:r>
+      <w:r>
+        <w:t xml:space="preserve">, in</w:t>
       </w:r>
       <w:r>
         <w:t xml:space="preserve"> </w:t>
@@ -7593,26 +7837,30 @@
         <w:t xml:space="preserve">International Business Research, Traditional and Creative Approaches</w:t>
       </w:r>
       <w:r>
-        <w:t xml:space="preserve">, IntechOpen, London, available at:</w:t>
-      </w:r>
-      <w:r>
-        <w:t xml:space="preserve"> </w:t>
-      </w:r>
-      <w:hyperlink r:id="rId67">
-        <w:r>
-          <w:rPr>
-            <w:rStyle w:val="Hyperlink"/>
-          </w:rPr>
-          <w:t xml:space="preserve">https://doi.org/10.5772/intechopen.1011012</w:t>
-        </w:r>
-      </w:hyperlink>
+        <w:t xml:space="preserve">, IntechOpen, London, available at: https://doi.org/10.5772/intechopen.1011012</w:t>
+      </w:r>
     </w:p>
     <w:p>
       <w:pPr>
         <w:pStyle w:val="BodyText"/>
       </w:pPr>
       <w:r>
-        <w:t xml:space="preserve">Donaldson, D. (2018), "Railroads of the Raj: estimating the impact of transportation infrastructure",</w:t>
+        <w:t xml:space="preserve">Donaldson, D. (2018),</w:t>
+      </w:r>
+      <w:r>
+        <w:t xml:space="preserve"> </w:t>
+      </w:r>
+      <w:r>
+        <w:t xml:space="preserve">“</w:t>
+      </w:r>
+      <w:r>
+        <w:t xml:space="preserve">Railroads of the Raj: estimating the impact of transportation infrastructure</w:t>
+      </w:r>
+      <w:r>
+        <w:t xml:space="preserve">”</w:t>
+      </w:r>
+      <w:r>
+        <w:t xml:space="preserve">,</w:t>
       </w:r>
       <w:r>
         <w:t xml:space="preserve"> </w:t>
@@ -7625,7 +7873,7 @@
         <w:t xml:space="preserve">American Economic Review</w:t>
       </w:r>
       <w:r>
-        <w:t xml:space="preserve">, Vol. 108 No. 4–5, pp. 899–934.</w:t>
+        <w:t xml:space="preserve">, Vol. 108 No. 4–5, pp. 899–934.</w:t>
       </w:r>
     </w:p>
     <w:p>
@@ -7633,7 +7881,22 @@
         <w:pStyle w:val="BodyText"/>
       </w:pPr>
       <w:r>
-        <w:t xml:space="preserve">Elango, B. and Pattnaik, C. (2007), "Building capabilities for international operations through networks: a study of Indian firms",</w:t>
+        <w:t xml:space="preserve">Elango, B. and Pattnaik, C. (2007),</w:t>
+      </w:r>
+      <w:r>
+        <w:t xml:space="preserve"> </w:t>
+      </w:r>
+      <w:r>
+        <w:t xml:space="preserve">“</w:t>
+      </w:r>
+      <w:r>
+        <w:t xml:space="preserve">Building capabilities for international operations through networks: a study of Indian firms</w:t>
+      </w:r>
+      <w:r>
+        <w:t xml:space="preserve">”</w:t>
+      </w:r>
+      <w:r>
+        <w:t xml:space="preserve">,</w:t>
       </w:r>
       <w:r>
         <w:t xml:space="preserve"> </w:t>
@@ -7646,7 +7909,7 @@
         <w:t xml:space="preserve">Journal of International Business Studies</w:t>
       </w:r>
       <w:r>
-        <w:t xml:space="preserve">, Vol. 38 No. 4, pp. 541–555.</w:t>
+        <w:t xml:space="preserve">, Vol. 38 No. 4, pp. 541–555.</w:t>
       </w:r>
     </w:p>
     <w:p>
@@ -7654,7 +7917,22 @@
         <w:pStyle w:val="BodyText"/>
       </w:pPr>
       <w:r>
-        <w:t xml:space="preserve">Hambrick, D.C. and Mason, P.A. (1984), "Upper echelons: the organization as a reflection of its top managers",</w:t>
+        <w:t xml:space="preserve">Hambrick, D.C. and Mason, P.A. (1984),</w:t>
+      </w:r>
+      <w:r>
+        <w:t xml:space="preserve"> </w:t>
+      </w:r>
+      <w:r>
+        <w:t xml:space="preserve">“</w:t>
+      </w:r>
+      <w:r>
+        <w:t xml:space="preserve">Upper echelons: the organization as a reflection of its top managers</w:t>
+      </w:r>
+      <w:r>
+        <w:t xml:space="preserve">”</w:t>
+      </w:r>
+      <w:r>
+        <w:t xml:space="preserve">,</w:t>
       </w:r>
       <w:r>
         <w:t xml:space="preserve"> </w:t>
@@ -7667,7 +7945,7 @@
         <w:t xml:space="preserve">Academy of Management Review</w:t>
       </w:r>
       <w:r>
-        <w:t xml:space="preserve">, Vol. 9 No. 2, pp. 193–206.</w:t>
+        <w:t xml:space="preserve">, Vol. 9 No. 2, pp. 193–206.</w:t>
       </w:r>
     </w:p>
     <w:p>
@@ -7675,7 +7953,22 @@
         <w:pStyle w:val="BodyText"/>
       </w:pPr>
       <w:r>
-        <w:t xml:space="preserve">Hennart, J.F. (2007), "The theoretical rationale for a multinationality-performance relationship",</w:t>
+        <w:t xml:space="preserve">Hennart, J.F. (2007),</w:t>
+      </w:r>
+      <w:r>
+        <w:t xml:space="preserve"> </w:t>
+      </w:r>
+      <w:r>
+        <w:t xml:space="preserve">“</w:t>
+      </w:r>
+      <w:r>
+        <w:t xml:space="preserve">The theoretical rationale for a multinationality-performance relationship</w:t>
+      </w:r>
+      <w:r>
+        <w:t xml:space="preserve">”</w:t>
+      </w:r>
+      <w:r>
+        <w:t xml:space="preserve">,</w:t>
       </w:r>
       <w:r>
         <w:t xml:space="preserve"> </w:t>
@@ -7688,7 +7981,7 @@
         <w:t xml:space="preserve">Management International Review</w:t>
       </w:r>
       <w:r>
-        <w:t xml:space="preserve">, Vol. 47 No. 3, pp. 423–452.</w:t>
+        <w:t xml:space="preserve">, Vol. 47 No. 3, pp. 423–452.</w:t>
       </w:r>
     </w:p>
     <w:p>
@@ -7696,7 +7989,40 @@
         <w:pStyle w:val="BodyText"/>
       </w:pPr>
       <w:r>
-        <w:t xml:space="preserve">Hutzschenreuter, T., Kleindienst, I., Sarkar Sengupta, A. and Verbeke, A. (2026), "The performance effects of 'added cultural distance' in multinational expansion paths: generalizable and contextual determinants",</w:t>
+        <w:t xml:space="preserve">Hutzschenreuter, T., Kleindienst, I., Sarkar Sengupta, A. and Verbeke, A. (2026),</w:t>
+      </w:r>
+      <w:r>
+        <w:t xml:space="preserve"> </w:t>
+      </w:r>
+      <w:r>
+        <w:t xml:space="preserve">“</w:t>
+      </w:r>
+      <w:r>
+        <w:t xml:space="preserve">The performance effects of</w:t>
+      </w:r>
+      <w:r>
+        <w:t xml:space="preserve"> </w:t>
+      </w:r>
+      <w:r>
+        <w:t xml:space="preserve">‘</w:t>
+      </w:r>
+      <w:r>
+        <w:t xml:space="preserve">added cultural distance</w:t>
+      </w:r>
+      <w:r>
+        <w:t xml:space="preserve">’</w:t>
+      </w:r>
+      <w:r>
+        <w:t xml:space="preserve"> </w:t>
+      </w:r>
+      <w:r>
+        <w:t xml:space="preserve">in multinational expansion paths: generalizable and contextual determinants</w:t>
+      </w:r>
+      <w:r>
+        <w:t xml:space="preserve">”</w:t>
+      </w:r>
+      <w:r>
+        <w:t xml:space="preserve">,</w:t>
       </w:r>
       <w:r>
         <w:t xml:space="preserve"> </w:t>
@@ -7709,26 +8035,48 @@
         <w:t xml:space="preserve">Multinational Business Review</w:t>
       </w:r>
       <w:r>
-        <w:t xml:space="preserve">, available at:</w:t>
-      </w:r>
-      <w:r>
-        <w:t xml:space="preserve"> </w:t>
-      </w:r>
-      <w:hyperlink r:id="rId68">
-        <w:r>
-          <w:rPr>
-            <w:rStyle w:val="Hyperlink"/>
-          </w:rPr>
-          <w:t xml:space="preserve">https://doi.org/10.1108/mbr-04-2025-0104</w:t>
-        </w:r>
-      </w:hyperlink>
+        <w:t xml:space="preserve">, available at: https://doi.org/10.1108/mbr-04-2025-0104</w:t>
+      </w:r>
     </w:p>
     <w:p>
       <w:pPr>
         <w:pStyle w:val="BodyText"/>
       </w:pPr>
       <w:r>
-        <w:t xml:space="preserve">Hutzschenreuter, T. and Voll, J.C. (2008), "Performance effects of ‘added cultural distance’ in the path of international expansion",</w:t>
+        <w:t xml:space="preserve">Hutzschenreuter, T. and Voll, J.C. (2008),</w:t>
+      </w:r>
+      <w:r>
+        <w:t xml:space="preserve"> </w:t>
+      </w:r>
+      <w:r>
+        <w:t xml:space="preserve">“</w:t>
+      </w:r>
+      <w:r>
+        <w:t xml:space="preserve">Performance effects of</w:t>
+      </w:r>
+      <w:r>
+        <w:t xml:space="preserve"> </w:t>
+      </w:r>
+      <w:r>
+        <w:t xml:space="preserve">‘</w:t>
+      </w:r>
+      <w:r>
+        <w:t xml:space="preserve">added cultural distance</w:t>
+      </w:r>
+      <w:r>
+        <w:t xml:space="preserve">’</w:t>
+      </w:r>
+      <w:r>
+        <w:t xml:space="preserve"> </w:t>
+      </w:r>
+      <w:r>
+        <w:t xml:space="preserve">in the path of international expansion</w:t>
+      </w:r>
+      <w:r>
+        <w:t xml:space="preserve">”</w:t>
+      </w:r>
+      <w:r>
+        <w:t xml:space="preserve">,</w:t>
       </w:r>
       <w:r>
         <w:t xml:space="preserve"> </w:t>
@@ -7741,7 +8089,7 @@
         <w:t xml:space="preserve">Journal of International Business Studies</w:t>
       </w:r>
       <w:r>
-        <w:t xml:space="preserve">, Vol. 39 No. 1, pp. 53–70.</w:t>
+        <w:t xml:space="preserve">, Vol. 39 No. 1, pp. 53–70.</w:t>
       </w:r>
     </w:p>
     <w:p>
@@ -7749,7 +8097,22 @@
         <w:pStyle w:val="BodyText"/>
       </w:pPr>
       <w:r>
-        <w:t xml:space="preserve">Johanson, J. and Vahlne, J.E. (1977), "The internationalization process of the firm, a model of knowledge development and increasing foreign market commitments",</w:t>
+        <w:t xml:space="preserve">Johanson, J. and Vahlne, J.E. (1977),</w:t>
+      </w:r>
+      <w:r>
+        <w:t xml:space="preserve"> </w:t>
+      </w:r>
+      <w:r>
+        <w:t xml:space="preserve">“</w:t>
+      </w:r>
+      <w:r>
+        <w:t xml:space="preserve">The internationalization process of the firm, a model of knowledge development and increasing foreign market commitments</w:t>
+      </w:r>
+      <w:r>
+        <w:t xml:space="preserve">”</w:t>
+      </w:r>
+      <w:r>
+        <w:t xml:space="preserve">,</w:t>
       </w:r>
       <w:r>
         <w:t xml:space="preserve"> </w:t>
@@ -7762,7 +8125,7 @@
         <w:t xml:space="preserve">Journal of International Business Studies</w:t>
       </w:r>
       <w:r>
-        <w:t xml:space="preserve">, Vol. 8 No. 1, pp. 23–32.</w:t>
+        <w:t xml:space="preserve">, Vol. 8 No. 1, pp. 23–32.</w:t>
       </w:r>
     </w:p>
     <w:p>
@@ -7770,7 +8133,22 @@
         <w:pStyle w:val="BodyText"/>
       </w:pPr>
       <w:r>
-        <w:t xml:space="preserve">Lind, J.T. and Mehlum, H. (2010), "With or without U? The appropriate test for a U-shaped relationship",</w:t>
+        <w:t xml:space="preserve">Lind, J.T. and Mehlum, H. (2010),</w:t>
+      </w:r>
+      <w:r>
+        <w:t xml:space="preserve"> </w:t>
+      </w:r>
+      <w:r>
+        <w:t xml:space="preserve">“</w:t>
+      </w:r>
+      <w:r>
+        <w:t xml:space="preserve">With or without U? The appropriate test for a U-shaped relationship</w:t>
+      </w:r>
+      <w:r>
+        <w:t xml:space="preserve">”</w:t>
+      </w:r>
+      <w:r>
+        <w:t xml:space="preserve">,</w:t>
       </w:r>
       <w:r>
         <w:t xml:space="preserve"> </w:t>
@@ -7783,7 +8161,7 @@
         <w:t xml:space="preserve">Oxford Bulletin of Economics and Statistics</w:t>
       </w:r>
       <w:r>
-        <w:t xml:space="preserve">, Vol. 72 No. 1, pp. 109–118.</w:t>
+        <w:t xml:space="preserve">, Vol. 72 No. 1, pp. 109–118.</w:t>
       </w:r>
     </w:p>
     <w:p>
@@ -7791,7 +8169,22 @@
         <w:pStyle w:val="BodyText"/>
       </w:pPr>
       <w:r>
-        <w:t xml:space="preserve">Lu, J.W. and Beamish, P.W. (2004), "International diversification and firm performance: the S-curve hypothesis",</w:t>
+        <w:t xml:space="preserve">Lu, J.W. and Beamish, P.W. (2004),</w:t>
+      </w:r>
+      <w:r>
+        <w:t xml:space="preserve"> </w:t>
+      </w:r>
+      <w:r>
+        <w:t xml:space="preserve">“</w:t>
+      </w:r>
+      <w:r>
+        <w:t xml:space="preserve">International diversification and firm performance: the S-curve hypothesis</w:t>
+      </w:r>
+      <w:r>
+        <w:t xml:space="preserve">”</w:t>
+      </w:r>
+      <w:r>
+        <w:t xml:space="preserve">,</w:t>
       </w:r>
       <w:r>
         <w:t xml:space="preserve"> </w:t>
@@ -7804,7 +8197,7 @@
         <w:t xml:space="preserve">Academy of Management Journal</w:t>
       </w:r>
       <w:r>
-        <w:t xml:space="preserve">, Vol. 47 No. 4, pp. 598–609.</w:t>
+        <w:t xml:space="preserve">, Vol. 47 No. 4, pp. 598–609.</w:t>
       </w:r>
     </w:p>
     <w:p>
@@ -7812,7 +8205,22 @@
         <w:pStyle w:val="BodyText"/>
       </w:pPr>
       <w:r>
-        <w:t xml:space="preserve">MacKinnon, J.G. and Webb, M.D. (2017), "Wild bootstrap inference for wildly different cluster sizes",</w:t>
+        <w:t xml:space="preserve">MacKinnon, J.G. and Webb, M.D. (2017),</w:t>
+      </w:r>
+      <w:r>
+        <w:t xml:space="preserve"> </w:t>
+      </w:r>
+      <w:r>
+        <w:t xml:space="preserve">“</w:t>
+      </w:r>
+      <w:r>
+        <w:t xml:space="preserve">Wild bootstrap inference for wildly different cluster sizes</w:t>
+      </w:r>
+      <w:r>
+        <w:t xml:space="preserve">”</w:t>
+      </w:r>
+      <w:r>
+        <w:t xml:space="preserve">,</w:t>
       </w:r>
       <w:r>
         <w:t xml:space="preserve"> </w:t>
@@ -7825,7 +8233,7 @@
         <w:t xml:space="preserve">Journal of Applied Econometrics</w:t>
       </w:r>
       <w:r>
-        <w:t xml:space="preserve">, Vol. 32 No. 2, pp. 233–254.</w:t>
+        <w:t xml:space="preserve">, Vol. 32 No. 2, pp. 233–254.</w:t>
       </w:r>
     </w:p>
     <w:p>
@@ -7833,7 +8241,22 @@
         <w:pStyle w:val="BodyText"/>
       </w:pPr>
       <w:r>
-        <w:t xml:space="preserve">Marano, V., Arregle, J.L., Hitt, M.A., Spadafora, E. and van Essen, M. (2016), "Home country institutions and the internationalization-performance relationship: a meta-analytic review",</w:t>
+        <w:t xml:space="preserve">Marano, V., Arregle, J.L., Hitt, M.A., Spadafora, E. and van Essen, M. (2016),</w:t>
+      </w:r>
+      <w:r>
+        <w:t xml:space="preserve"> </w:t>
+      </w:r>
+      <w:r>
+        <w:t xml:space="preserve">“</w:t>
+      </w:r>
+      <w:r>
+        <w:t xml:space="preserve">Home country institutions and the internationalization-performance relationship: a meta-analytic review</w:t>
+      </w:r>
+      <w:r>
+        <w:t xml:space="preserve">”</w:t>
+      </w:r>
+      <w:r>
+        <w:t xml:space="preserve">,</w:t>
       </w:r>
       <w:r>
         <w:t xml:space="preserve"> </w:t>
@@ -7846,7 +8269,7 @@
         <w:t xml:space="preserve">Journal of Management</w:t>
       </w:r>
       <w:r>
-        <w:t xml:space="preserve">, Vol. 42 No. 5, pp. 1075–1110.</w:t>
+        <w:t xml:space="preserve">, Vol. 42 No. 5, pp. 1075–1110.</w:t>
       </w:r>
     </w:p>
     <w:p>
@@ -7854,7 +8277,22 @@
         <w:pStyle w:val="BodyText"/>
       </w:pPr>
       <w:r>
-        <w:t xml:space="preserve">Mizik, N. and Jacobson, R. (2003), "Trading off between value creation and value appropriation: the financial implications of shifts in strategic emphasis",</w:t>
+        <w:t xml:space="preserve">Mizik, N. and Jacobson, R. (2003),</w:t>
+      </w:r>
+      <w:r>
+        <w:t xml:space="preserve"> </w:t>
+      </w:r>
+      <w:r>
+        <w:t xml:space="preserve">“</w:t>
+      </w:r>
+      <w:r>
+        <w:t xml:space="preserve">Trading off between value creation and value appropriation: the financial implications of shifts in strategic emphasis</w:t>
+      </w:r>
+      <w:r>
+        <w:t xml:space="preserve">”</w:t>
+      </w:r>
+      <w:r>
+        <w:t xml:space="preserve">,</w:t>
       </w:r>
       <w:r>
         <w:t xml:space="preserve"> </w:t>
@@ -7867,7 +8305,7 @@
         <w:t xml:space="preserve">Journal of Marketing</w:t>
       </w:r>
       <w:r>
-        <w:t xml:space="preserve">, Vol. 67 No. 1, pp. 63–76.</w:t>
+        <w:t xml:space="preserve">, Vol. 67 No. 1, pp. 63–76.</w:t>
       </w:r>
     </w:p>
     <w:p>
@@ -7896,7 +8334,22 @@
         <w:pStyle w:val="BodyText"/>
       </w:pPr>
       <w:r>
-        <w:t xml:space="preserve">Paternoster, R., Brame, R., Mazerolle, P. and Piquero, A. (1998), "Using the correct statistical test for the equality of regression coefficients",</w:t>
+        <w:t xml:space="preserve">Paternoster, R., Brame, R., Mazerolle, P. and Piquero, A. (1998),</w:t>
+      </w:r>
+      <w:r>
+        <w:t xml:space="preserve"> </w:t>
+      </w:r>
+      <w:r>
+        <w:t xml:space="preserve">“</w:t>
+      </w:r>
+      <w:r>
+        <w:t xml:space="preserve">Using the correct statistical test for the equality of regression coefficients</w:t>
+      </w:r>
+      <w:r>
+        <w:t xml:space="preserve">”</w:t>
+      </w:r>
+      <w:r>
+        <w:t xml:space="preserve">,</w:t>
       </w:r>
       <w:r>
         <w:t xml:space="preserve"> </w:t>
@@ -7909,7 +8362,7 @@
         <w:t xml:space="preserve">Criminology</w:t>
       </w:r>
       <w:r>
-        <w:t xml:space="preserve">, Vol. 36 No. 4, pp. 859–866.</w:t>
+        <w:t xml:space="preserve">, Vol. 36 No. 4, pp. 859–866.</w:t>
       </w:r>
     </w:p>
     <w:p>
@@ -7917,7 +8370,22 @@
         <w:pStyle w:val="BodyText"/>
       </w:pPr>
       <w:r>
-        <w:t xml:space="preserve">Peng, M.W., Wang, D.Y.L. and Jiang, Y. (2008), "An institution-based view of international business strategy: a focus on emerging economies",</w:t>
+        <w:t xml:space="preserve">Peng, M.W., Wang, D.Y.L. and Jiang, Y. (2008),</w:t>
+      </w:r>
+      <w:r>
+        <w:t xml:space="preserve"> </w:t>
+      </w:r>
+      <w:r>
+        <w:t xml:space="preserve">“</w:t>
+      </w:r>
+      <w:r>
+        <w:t xml:space="preserve">An institution-based view of international business strategy: a focus on emerging economies</w:t>
+      </w:r>
+      <w:r>
+        <w:t xml:space="preserve">”</w:t>
+      </w:r>
+      <w:r>
+        <w:t xml:space="preserve">,</w:t>
       </w:r>
       <w:r>
         <w:t xml:space="preserve"> </w:t>
@@ -7930,7 +8398,7 @@
         <w:t xml:space="preserve">Journal of International Business Studies</w:t>
       </w:r>
       <w:r>
-        <w:t xml:space="preserve">, Vol. 39 No. 5, pp. 920–936.</w:t>
+        <w:t xml:space="preserve">, Vol. 39 No. 5, pp. 920–936.</w:t>
       </w:r>
     </w:p>
     <w:p>
@@ -7938,7 +8406,22 @@
         <w:pStyle w:val="BodyText"/>
       </w:pPr>
       <w:r>
-        <w:t xml:space="preserve">Peng, M.W., Sun, S.L., Pinkham, B. and Chen, H. (2009), "The institution-based view as a third leg for a strategy tripod",</w:t>
+        <w:t xml:space="preserve">Peng, M.W., Sun, S.L., Pinkham, B. and Chen, H. (2009),</w:t>
+      </w:r>
+      <w:r>
+        <w:t xml:space="preserve"> </w:t>
+      </w:r>
+      <w:r>
+        <w:t xml:space="preserve">“</w:t>
+      </w:r>
+      <w:r>
+        <w:t xml:space="preserve">The institution-based view as a third leg for a strategy tripod</w:t>
+      </w:r>
+      <w:r>
+        <w:t xml:space="preserve">”</w:t>
+      </w:r>
+      <w:r>
+        <w:t xml:space="preserve">,</w:t>
       </w:r>
       <w:r>
         <w:t xml:space="preserve"> </w:t>
@@ -7951,7 +8434,7 @@
         <w:t xml:space="preserve">Academy of Management Perspectives</w:t>
       </w:r>
       <w:r>
-        <w:t xml:space="preserve">, Vol. 23 No. 3, pp. 63–81.</w:t>
+        <w:t xml:space="preserve">, Vol. 23 No. 3, pp. 63–81.</w:t>
       </w:r>
     </w:p>
     <w:p>
@@ -7959,7 +8442,22 @@
         <w:pStyle w:val="BodyText"/>
       </w:pPr>
       <w:r>
-        <w:t xml:space="preserve">Singh, D.A. (2009), "Export performance of emerging market firms",</w:t>
+        <w:t xml:space="preserve">Singh, D.A. (2009),</w:t>
+      </w:r>
+      <w:r>
+        <w:t xml:space="preserve"> </w:t>
+      </w:r>
+      <w:r>
+        <w:t xml:space="preserve">“</w:t>
+      </w:r>
+      <w:r>
+        <w:t xml:space="preserve">Export performance of emerging market firms</w:t>
+      </w:r>
+      <w:r>
+        <w:t xml:space="preserve">”</w:t>
+      </w:r>
+      <w:r>
+        <w:t xml:space="preserve">,</w:t>
       </w:r>
       <w:r>
         <w:t xml:space="preserve"> </w:t>
@@ -7972,7 +8470,7 @@
         <w:t xml:space="preserve">International Business Review</w:t>
       </w:r>
       <w:r>
-        <w:t xml:space="preserve">, Vol. 18 No. 4, pp. 321–330.</w:t>
+        <w:t xml:space="preserve">, Vol. 18 No. 4, pp. 321–330.</w:t>
       </w:r>
     </w:p>
     <w:p>
@@ -7980,7 +8478,22 @@
         <w:pStyle w:val="BodyText"/>
       </w:pPr>
       <w:r>
-        <w:t xml:space="preserve">Teece, D.J. (2007), "Explicating dynamic capabilities: the nature and microfoundations of (sustainable) enterprise performance",</w:t>
+        <w:t xml:space="preserve">Teece, D.J. (2007),</w:t>
+      </w:r>
+      <w:r>
+        <w:t xml:space="preserve"> </w:t>
+      </w:r>
+      <w:r>
+        <w:t xml:space="preserve">“</w:t>
+      </w:r>
+      <w:r>
+        <w:t xml:space="preserve">Explicating dynamic capabilities: the nature and microfoundations of (sustainable) enterprise performance</w:t>
+      </w:r>
+      <w:r>
+        <w:t xml:space="preserve">”</w:t>
+      </w:r>
+      <w:r>
+        <w:t xml:space="preserve">,</w:t>
       </w:r>
       <w:r>
         <w:t xml:space="preserve"> </w:t>
@@ -7993,7 +8506,7 @@
         <w:t xml:space="preserve">Strategic Management Journal</w:t>
       </w:r>
       <w:r>
-        <w:t xml:space="preserve">, Vol. 28 No. 13, pp. 1319–1350.</w:t>
+        <w:t xml:space="preserve">, Vol. 28 No. 13, pp. 1319–1350.</w:t>
       </w:r>
     </w:p>
     <w:p>
@@ -8001,7 +8514,22 @@
         <w:pStyle w:val="BodyText"/>
       </w:pPr>
       <w:r>
-        <w:t xml:space="preserve">Verbeke, A. and Forootan, M.Z. (2012), "How good are multinationality–performance (M-P) empirical studies?",</w:t>
+        <w:t xml:space="preserve">Verbeke, A. and Forootan, M.Z. (2012),</w:t>
+      </w:r>
+      <w:r>
+        <w:t xml:space="preserve"> </w:t>
+      </w:r>
+      <w:r>
+        <w:t xml:space="preserve">“</w:t>
+      </w:r>
+      <w:r>
+        <w:t xml:space="preserve">How good are multinationality–performance (M-P) empirical studies?</w:t>
+      </w:r>
+      <w:r>
+        <w:t xml:space="preserve">”</w:t>
+      </w:r>
+      <w:r>
+        <w:t xml:space="preserve">,</w:t>
       </w:r>
       <w:r>
         <w:t xml:space="preserve"> </w:t>
@@ -8014,7 +8542,7 @@
         <w:t xml:space="preserve">Global Strategy Journal</w:t>
       </w:r>
       <w:r>
-        <w:t xml:space="preserve">, Vol. 2 No. 4, pp. 332–344.</w:t>
+        <w:t xml:space="preserve">, Vol. 2 No. 4, pp. 332–344.</w:t>
       </w:r>
     </w:p>
     <w:p>
@@ -8022,7 +8550,22 @@
         <w:pStyle w:val="BodyText"/>
       </w:pPr>
       <w:r>
-        <w:t xml:space="preserve">Williamson, O.E. (2000), "The new institutional economics: taking stock, looking ahead",</w:t>
+        <w:t xml:space="preserve">Williamson, O.E. (2000),</w:t>
+      </w:r>
+      <w:r>
+        <w:t xml:space="preserve"> </w:t>
+      </w:r>
+      <w:r>
+        <w:t xml:space="preserve">“</w:t>
+      </w:r>
+      <w:r>
+        <w:t xml:space="preserve">The new institutional economics: taking stock, looking ahead</w:t>
+      </w:r>
+      <w:r>
+        <w:t xml:space="preserve">”</w:t>
+      </w:r>
+      <w:r>
+        <w:t xml:space="preserve">,</w:t>
       </w:r>
       <w:r>
         <w:t xml:space="preserve"> </w:t>
@@ -8035,7 +8578,7 @@
         <w:t xml:space="preserve">Journal of Economic Literature</w:t>
       </w:r>
       <w:r>
-        <w:t xml:space="preserve">, Vol. 38 No. 3, pp. 595–613.</w:t>
+        <w:t xml:space="preserve">, Vol. 38 No. 3, pp. 595–613.</w:t>
       </w:r>
     </w:p>
     <w:p>
@@ -8045,9 +8588,12 @@
         </w:pict>
       </w:r>
     </w:p>
-    <w:bookmarkEnd w:id="69"/>
-    <w:bookmarkEnd w:id="70"/>
-    <w:sectPr/>
+    <w:bookmarkEnd w:id="66"/>
+    <w:bookmarkEnd w:id="67"/>
+    <w:sectPr>
+      <w:pgSz w:h="16838" w:w="11906"/>
+      <w:pgMar w:bottom="1417" w:left="1417" w:right="1417" w:top="1417"/>
+    </w:sectPr>
   </w:body>
 </w:document>
 </file>
@@ -8259,29 +8805,59 @@
   <w:style w:default="1" w:styleId="Normal" w:type="paragraph">
     <w:name w:val="Normal"/>
     <w:qFormat/>
+    <w:pPr>
+      <w:spacing w:line="276" w:lineRule="auto"/>
+      <w:jc w:val="both"/>
+    </w:pPr>
+    <w:rPr>
+      <w:rFonts w:ascii="Times New Roman" w:eastAsia="Times New Roman" w:hAnsi="Times New Roman"/>
+      <w:color w:val="000000"/>
+      <w:sz w:val="24"/>
+    </w:rPr>
   </w:style>
   <w:style w:styleId="BodyText" w:type="paragraph">
     <w:name w:val="Body Text"/>
     <w:basedOn w:val="Normal"/>
     <w:link w:val="BodyTextChar"/>
     <w:pPr>
-      <w:spacing w:after="180" w:before="180"/>
+      <w:spacing w:after="180" w:before="180" w:line="276" w:lineRule="auto"/>
+      <w:jc w:val="both"/>
     </w:pPr>
     <w:qFormat/>
+    <w:rPr>
+      <w:rFonts w:ascii="Times New Roman" w:eastAsia="Times New Roman" w:hAnsi="Times New Roman"/>
+      <w:color w:val="000000"/>
+      <w:sz w:val="24"/>
+    </w:rPr>
   </w:style>
   <w:style w:customStyle="1" w:styleId="FirstParagraph" w:type="paragraph">
     <w:name w:val="First Paragraph"/>
     <w:basedOn w:val="BodyText"/>
     <w:next w:val="BodyText"/>
     <w:qFormat/>
+    <w:pPr>
+      <w:spacing w:line="276" w:lineRule="auto"/>
+      <w:jc w:val="both"/>
+    </w:pPr>
+    <w:rPr>
+      <w:rFonts w:ascii="Times New Roman" w:eastAsia="Times New Roman" w:hAnsi="Times New Roman"/>
+      <w:color w:val="000000"/>
+      <w:sz w:val="24"/>
+    </w:rPr>
   </w:style>
   <w:style w:customStyle="1" w:styleId="Compact" w:type="paragraph">
     <w:name w:val="Compact"/>
     <w:basedOn w:val="BodyText"/>
     <w:qFormat/>
     <w:pPr>
-      <w:spacing w:after="36" w:before="36"/>
+      <w:spacing w:after="36" w:before="36" w:line="276" w:lineRule="auto"/>
+      <w:jc w:val="both"/>
     </w:pPr>
+    <w:rPr>
+      <w:rFonts w:ascii="Times New Roman" w:eastAsia="Times New Roman" w:hAnsi="Times New Roman"/>
+      <w:color w:val="000000"/>
+      <w:sz w:val="24"/>
+    </w:rPr>
   </w:style>
   <w:style w:styleId="Title" w:type="paragraph">
     <w:name w:val="Title"/>
@@ -8291,15 +8867,15 @@
     <w:pPr>
       <w:keepNext/>
       <w:keepLines/>
-      <w:spacing w:after="240" w:before="480"/>
-      <w:jc w:val="center"/>
+      <w:spacing w:after="240" w:before="480" w:line="276" w:lineRule="auto"/>
+      <w:jc w:val="both"/>
     </w:pPr>
     <w:rPr>
-      <w:rFonts w:asciiTheme="majorHAnsi" w:cstheme="majorBidi" w:eastAsiaTheme="majorEastAsia" w:hAnsiTheme="majorHAnsi"/>
+      <w:rFonts w:ascii="Times New Roman" w:asciiTheme="majorHAnsi" w:cstheme="majorBidi" w:eastAsia="Times New Roman" w:eastAsiaTheme="majorEastAsia" w:hAnsi="Times New Roman" w:hAnsiTheme="majorHAnsi"/>
       <w:b/>
       <w:bCs/>
-      <w:color w:themeColor="accent1" w:themeShade="B5" w:val="345A8A"/>
-      <w:sz w:val="36"/>
+      <w:color w:val="000000"/>
+      <w:sz w:val="24"/>
       <w:szCs w:val="36"/>
     </w:rPr>
   </w:style>
@@ -8311,11 +8887,13 @@
     <w:pPr>
       <w:keepNext/>
       <w:keepLines/>
-      <w:spacing w:after="240" w:before="240"/>
-      <w:jc w:val="center"/>
+      <w:spacing w:after="240" w:before="240" w:line="276" w:lineRule="auto"/>
+      <w:jc w:val="both"/>
     </w:pPr>
     <w:rPr>
-      <w:sz w:val="30"/>
+      <w:rFonts w:ascii="Times New Roman" w:eastAsia="Times New Roman" w:hAnsi="Times New Roman"/>
+      <w:color w:val="000000"/>
+      <w:sz w:val="24"/>
       <w:szCs w:val="30"/>
     </w:rPr>
   </w:style>
@@ -8326,8 +8904,14 @@
     <w:pPr>
       <w:keepNext/>
       <w:keepLines/>
-      <w:jc w:val="center"/>
+      <w:spacing w:line="276" w:lineRule="auto"/>
+      <w:jc w:val="both"/>
     </w:pPr>
+    <w:rPr>
+      <w:rFonts w:ascii="Times New Roman" w:eastAsia="Times New Roman" w:hAnsi="Times New Roman"/>
+      <w:color w:val="000000"/>
+      <w:sz w:val="24"/>
+    </w:rPr>
   </w:style>
   <w:style w:styleId="Date" w:type="paragraph">
     <w:name w:val="Date"/>
@@ -8336,8 +8920,14 @@
     <w:pPr>
       <w:keepNext/>
       <w:keepLines/>
-      <w:jc w:val="center"/>
+      <w:spacing w:line="276" w:lineRule="auto"/>
+      <w:jc w:val="both"/>
     </w:pPr>
+    <w:rPr>
+      <w:rFonts w:ascii="Times New Roman" w:eastAsia="Times New Roman" w:hAnsi="Times New Roman"/>
+      <w:color w:val="000000"/>
+      <w:sz w:val="24"/>
+    </w:rPr>
   </w:style>
   <w:style w:customStyle="1" w:styleId="AbstractTitle" w:type="paragraph">
     <w:name w:val="Abstract Title"/>
@@ -8347,15 +8937,15 @@
     <w:pPr>
       <w:keepNext/>
       <w:keepLines/>
-      <w:jc w:val="center"/>
-      <w:spacing w:after="0" w:before="300"/>
+      <w:jc w:val="both"/>
+      <w:spacing w:after="0" w:before="300" w:line="276" w:lineRule="auto"/>
     </w:pPr>
     <w:rPr>
-      <w:sz w:val="20"/>
+      <w:color w:val="000000"/>
+      <w:sz w:val="24"/>
       <w:szCs w:val="20"/>
+      <w:rFonts w:ascii="Times New Roman" w:eastAsia="Times New Roman" w:hAnsi="Times New Roman"/>
       <w:b/>
-      <w:color w:val="345A8A"/>
-      &gt;
     </w:rPr>
   </w:style>
   <w:style w:customStyle="1" w:styleId="Abstract" w:type="paragraph">
@@ -8366,10 +8956,13 @@
     <w:pPr>
       <w:keepNext/>
       <w:keepLines/>
-      <w:spacing w:after="300" w:before="100"/>
+      <w:spacing w:after="300" w:before="100" w:line="276" w:lineRule="auto"/>
+      <w:jc w:val="both"/>
     </w:pPr>
     <w:rPr>
-      <w:sz w:val="20"/>
+      <w:rFonts w:ascii="Times New Roman" w:eastAsia="Times New Roman" w:hAnsi="Times New Roman"/>
+      <w:color w:val="000000"/>
+      <w:sz w:val="24"/>
       <w:szCs w:val="20"/>
     </w:rPr>
   </w:style>
@@ -8378,8 +8971,15 @@
     <w:basedOn w:val="Normal"/>
     <w:next w:val="Bibliography"/>
     <w:qFormat/>
-    <w:pPr/>
-    <w:rPr/>
+    <w:pPr>
+      <w:spacing w:line="276" w:lineRule="auto"/>
+      <w:jc w:val="both"/>
+    </w:pPr>
+    <w:rPr>
+      <w:rFonts w:ascii="Times New Roman" w:eastAsia="Times New Roman" w:hAnsi="Times New Roman"/>
+      <w:color w:val="000000"/>
+      <w:sz w:val="24"/>
+    </w:rPr>
   </w:style>
   <w:style w:styleId="Heading1" w:type="paragraph">
     <w:name w:val="Heading 1"/>
@@ -8390,15 +8990,16 @@
     <w:pPr>
       <w:keepNext/>
       <w:keepLines/>
-      <w:spacing w:after="0" w:before="480"/>
+      <w:spacing w:after="0" w:before="480" w:line="276" w:lineRule="auto"/>
+      <w:jc w:val="both"/>
       <w:outlineLvl w:val="0"/>
     </w:pPr>
     <w:rPr>
-      <w:rFonts w:asciiTheme="majorHAnsi" w:cstheme="majorBidi" w:eastAsiaTheme="majorEastAsia" w:hAnsiTheme="majorHAnsi"/>
+      <w:rFonts w:ascii="Times New Roman" w:asciiTheme="majorHAnsi" w:cstheme="majorBidi" w:eastAsia="Times New Roman" w:eastAsiaTheme="majorEastAsia" w:hAnsi="Times New Roman" w:hAnsiTheme="majorHAnsi"/>
       <w:b/>
       <w:bCs/>
-      <w:color w:themeColor="accent1" w:val="4F81BD"/>
-      <w:sz w:val="32"/>
+      <w:color w:val="000000"/>
+      <w:sz w:val="24"/>
       <w:szCs w:val="32"/>
     </w:rPr>
   </w:style>
@@ -8412,15 +9013,16 @@
     <w:pPr>
       <w:keepNext/>
       <w:keepLines/>
-      <w:spacing w:after="0" w:before="200"/>
+      <w:spacing w:after="0" w:before="200" w:line="276" w:lineRule="auto"/>
+      <w:jc w:val="both"/>
       <w:outlineLvl w:val="1"/>
     </w:pPr>
     <w:rPr>
-      <w:rFonts w:asciiTheme="majorHAnsi" w:cstheme="majorBidi" w:eastAsiaTheme="majorEastAsia" w:hAnsiTheme="majorHAnsi"/>
+      <w:rFonts w:ascii="Times New Roman" w:asciiTheme="majorHAnsi" w:cstheme="majorBidi" w:eastAsia="Times New Roman" w:eastAsiaTheme="majorEastAsia" w:hAnsi="Times New Roman" w:hAnsiTheme="majorHAnsi"/>
       <w:b/>
       <w:bCs/>
-      <w:color w:themeColor="accent1" w:val="4F81BD"/>
-      <w:sz w:val="28"/>
+      <w:color w:val="000000"/>
+      <w:sz w:val="24"/>
       <w:szCs w:val="28"/>
     </w:rPr>
   </w:style>
@@ -8434,14 +9036,15 @@
     <w:pPr>
       <w:keepNext/>
       <w:keepLines/>
-      <w:spacing w:after="0" w:before="200"/>
+      <w:spacing w:after="0" w:before="200" w:line="276" w:lineRule="auto"/>
+      <w:jc w:val="both"/>
       <w:outlineLvl w:val="2"/>
     </w:pPr>
     <w:rPr>
-      <w:rFonts w:asciiTheme="majorHAnsi" w:cstheme="majorBidi" w:eastAsiaTheme="majorEastAsia" w:hAnsiTheme="majorHAnsi"/>
+      <w:rFonts w:ascii="Times New Roman" w:asciiTheme="majorHAnsi" w:cstheme="majorBidi" w:eastAsia="Times New Roman" w:eastAsiaTheme="majorEastAsia" w:hAnsi="Times New Roman" w:hAnsiTheme="majorHAnsi"/>
       <w:b/>
       <w:bCs/>
-      <w:color w:themeColor="accent1" w:val="4F81BD"/>
+      <w:color w:val="000000"/>
       <w:sz w:val="24"/>
       <w:szCs w:val="24"/>
     </w:rPr>
@@ -8456,14 +9059,15 @@
     <w:pPr>
       <w:keepNext/>
       <w:keepLines/>
-      <w:spacing w:after="0" w:before="200"/>
+      <w:spacing w:after="0" w:before="200" w:line="276" w:lineRule="auto"/>
+      <w:jc w:val="both"/>
       <w:outlineLvl w:val="3"/>
     </w:pPr>
     <w:rPr>
-      <w:rFonts w:asciiTheme="majorHAnsi" w:cstheme="majorBidi" w:eastAsiaTheme="majorEastAsia" w:hAnsiTheme="majorHAnsi"/>
+      <w:rFonts w:ascii="Times New Roman" w:asciiTheme="majorHAnsi" w:cstheme="majorBidi" w:eastAsia="Times New Roman" w:eastAsiaTheme="majorEastAsia" w:hAnsi="Times New Roman" w:hAnsiTheme="majorHAnsi"/>
       <w:i/>
       <w:bCs/>
-      <w:color w:themeColor="accent1" w:val="4F81BD"/>
+      <w:color w:val="000000"/>
       <w:sz w:val="24"/>
       <w:szCs w:val="24"/>
     </w:rPr>
@@ -8478,13 +9082,14 @@
     <w:pPr>
       <w:keepNext/>
       <w:keepLines/>
-      <w:spacing w:after="0" w:before="200"/>
+      <w:spacing w:after="0" w:before="200" w:line="276" w:lineRule="auto"/>
+      <w:jc w:val="both"/>
       <w:outlineLvl w:val="4"/>
     </w:pPr>
     <w:rPr>
-      <w:rFonts w:asciiTheme="majorHAnsi" w:cstheme="majorBidi" w:eastAsiaTheme="majorEastAsia" w:hAnsiTheme="majorHAnsi"/>
+      <w:rFonts w:ascii="Times New Roman" w:asciiTheme="majorHAnsi" w:cstheme="majorBidi" w:eastAsia="Times New Roman" w:eastAsiaTheme="majorEastAsia" w:hAnsi="Times New Roman" w:hAnsiTheme="majorHAnsi"/>
       <w:iCs/>
-      <w:color w:themeColor="accent1" w:val="4F81BD"/>
+      <w:color w:val="000000"/>
       <w:sz w:val="24"/>
       <w:szCs w:val="24"/>
     </w:rPr>
@@ -8499,12 +9104,13 @@
     <w:pPr>
       <w:keepNext/>
       <w:keepLines/>
-      <w:spacing w:after="0" w:before="200"/>
+      <w:spacing w:after="0" w:before="200" w:line="276" w:lineRule="auto"/>
+      <w:jc w:val="both"/>
       <w:outlineLvl w:val="5"/>
     </w:pPr>
     <w:rPr>
-      <w:rFonts w:asciiTheme="majorHAnsi" w:cstheme="majorBidi" w:eastAsiaTheme="majorEastAsia" w:hAnsiTheme="majorHAnsi"/>
-      <w:color w:themeColor="accent1" w:val="4F81BD"/>
+      <w:rFonts w:ascii="Times New Roman" w:asciiTheme="majorHAnsi" w:cstheme="majorBidi" w:eastAsia="Times New Roman" w:eastAsiaTheme="majorEastAsia" w:hAnsi="Times New Roman" w:hAnsiTheme="majorHAnsi"/>
+      <w:color w:val="000000"/>
       <w:sz w:val="24"/>
       <w:szCs w:val="24"/>
     </w:rPr>
@@ -8519,12 +9125,13 @@
     <w:pPr>
       <w:keepNext/>
       <w:keepLines/>
-      <w:spacing w:after="0" w:before="200"/>
+      <w:spacing w:after="0" w:before="200" w:line="276" w:lineRule="auto"/>
+      <w:jc w:val="both"/>
       <w:outlineLvl w:val="6"/>
     </w:pPr>
     <w:rPr>
-      <w:rFonts w:asciiTheme="majorHAnsi" w:cstheme="majorBidi" w:eastAsiaTheme="majorEastAsia" w:hAnsiTheme="majorHAnsi"/>
-      <w:color w:themeColor="accent1" w:val="4F81BD"/>
+      <w:rFonts w:ascii="Times New Roman" w:asciiTheme="majorHAnsi" w:cstheme="majorBidi" w:eastAsia="Times New Roman" w:eastAsiaTheme="majorEastAsia" w:hAnsi="Times New Roman" w:hAnsiTheme="majorHAnsi"/>
+      <w:color w:val="000000"/>
       <w:sz w:val="24"/>
       <w:szCs w:val="24"/>
     </w:rPr>
@@ -8539,12 +9146,13 @@
     <w:pPr>
       <w:keepNext/>
       <w:keepLines/>
-      <w:spacing w:after="0" w:before="200"/>
+      <w:spacing w:after="0" w:before="200" w:line="276" w:lineRule="auto"/>
+      <w:jc w:val="both"/>
       <w:outlineLvl w:val="7"/>
     </w:pPr>
     <w:rPr>
-      <w:rFonts w:asciiTheme="majorHAnsi" w:cstheme="majorBidi" w:eastAsiaTheme="majorEastAsia" w:hAnsiTheme="majorHAnsi"/>
-      <w:color w:themeColor="accent1" w:val="4F81BD"/>
+      <w:rFonts w:ascii="Times New Roman" w:asciiTheme="majorHAnsi" w:cstheme="majorBidi" w:eastAsia="Times New Roman" w:eastAsiaTheme="majorEastAsia" w:hAnsi="Times New Roman" w:hAnsiTheme="majorHAnsi"/>
+      <w:color w:val="000000"/>
       <w:sz w:val="24"/>
       <w:szCs w:val="24"/>
     </w:rPr>
@@ -8559,12 +9167,13 @@
     <w:pPr>
       <w:keepNext/>
       <w:keepLines/>
-      <w:spacing w:after="0" w:before="200"/>
+      <w:spacing w:after="0" w:before="200" w:line="276" w:lineRule="auto"/>
+      <w:jc w:val="both"/>
       <w:outlineLvl w:val="8"/>
     </w:pPr>
     <w:rPr>
-      <w:rFonts w:asciiTheme="majorHAnsi" w:cstheme="majorBidi" w:eastAsiaTheme="majorEastAsia" w:hAnsiTheme="majorHAnsi"/>
-      <w:color w:themeColor="accent1" w:val="4F81BD"/>
+      <w:rFonts w:ascii="Times New Roman" w:asciiTheme="majorHAnsi" w:cstheme="majorBidi" w:eastAsia="Times New Roman" w:eastAsiaTheme="majorEastAsia" w:hAnsi="Times New Roman" w:hAnsiTheme="majorHAnsi"/>
+      <w:color w:val="000000"/>
       <w:sz w:val="24"/>
       <w:szCs w:val="24"/>
     </w:rPr>
@@ -8577,9 +9186,15 @@
     <w:unhideWhenUsed/>
     <w:qFormat/>
     <w:pPr>
-      <w:spacing w:after="100" w:before="100"/>
+      <w:spacing w:after="100" w:before="100" w:line="276" w:lineRule="auto"/>
       <w:ind w:firstLine="0" w:left="480" w:right="480"/>
+      <w:jc w:val="both"/>
     </w:pPr>
+    <w:rPr>
+      <w:rFonts w:ascii="Times New Roman" w:eastAsia="Times New Roman" w:hAnsi="Times New Roman"/>
+      <w:color w:val="000000"/>
+      <w:sz w:val="24"/>
+    </w:rPr>
   </w:style>
   <w:style w:styleId="FootnoteText" w:type="paragraph">
     <w:name w:val="Footnote Text"/>
@@ -8588,11 +9203,25 @@
     <w:uiPriority w:val="9"/>
     <w:unhideWhenUsed/>
     <w:qFormat/>
+    <w:pPr>
+      <w:spacing w:line="276" w:lineRule="auto"/>
+      <w:jc w:val="both"/>
+    </w:pPr>
+    <w:rPr>
+      <w:rFonts w:ascii="Times New Roman" w:eastAsia="Times New Roman" w:hAnsi="Times New Roman"/>
+      <w:color w:val="000000"/>
+      <w:sz w:val="24"/>
+    </w:rPr>
   </w:style>
   <w:style w:default="1" w:styleId="DefaultParagraphFont" w:type="character">
     <w:name w:val="Default Paragraph Font"/>
     <w:semiHidden/>
     <w:unhideWhenUsed/>
+    <w:rPr>
+      <w:rFonts w:ascii="Times New Roman" w:eastAsia="Times New Roman" w:hAnsi="Times New Roman"/>
+      <w:color w:val="000000"/>
+      <w:sz w:val="24"/>
+    </w:rPr>
   </w:style>
   <w:style w:default="1" w:styleId="Table" w:type="table">
     <w:name w:val="Table"/>
@@ -8600,6 +9229,15 @@
     <w:semiHidden/>
     <w:unhideWhenUsed/>
     <w:qFormat/>
+    <w:pPr>
+      <w:spacing w:line="276" w:lineRule="auto"/>
+      <w:jc w:val="both"/>
+    </w:pPr>
+    <w:rPr>
+      <w:rFonts w:ascii="Times New Roman" w:eastAsia="Times New Roman" w:hAnsi="Times New Roman"/>
+      <w:color w:val="000000"/>
+      <w:sz w:val="24"/>
+    </w:rPr>
     <w:tblPr>
       <w:tblInd w:type="dxa" w:w="0"/>
       <w:tblCellMar>
@@ -8632,25 +9270,42 @@
     <w:pPr>
       <w:keepNext/>
       <w:keepLines/>
-      <w:spacing w:after="0"/>
+      <w:spacing w:after="0" w:line="276" w:lineRule="auto"/>
+      <w:jc w:val="both"/>
     </w:pPr>
     <w:rPr>
+      <w:rFonts w:ascii="Times New Roman" w:eastAsia="Times New Roman" w:hAnsi="Times New Roman"/>
       <w:b/>
+      <w:color w:val="000000"/>
+      <w:sz w:val="24"/>
     </w:rPr>
   </w:style>
   <w:style w:customStyle="1" w:styleId="Definition" w:type="paragraph">
     <w:name w:val="Definition"/>
     <w:basedOn w:val="Normal"/>
+    <w:pPr>
+      <w:spacing w:line="276" w:lineRule="auto"/>
+      <w:jc w:val="both"/>
+    </w:pPr>
+    <w:rPr>
+      <w:rFonts w:ascii="Times New Roman" w:eastAsia="Times New Roman" w:hAnsi="Times New Roman"/>
+      <w:color w:val="000000"/>
+      <w:sz w:val="24"/>
+    </w:rPr>
   </w:style>
   <w:style w:styleId="Caption" w:type="paragraph">
     <w:name w:val="Caption"/>
     <w:basedOn w:val="Normal"/>
     <w:link w:val="BodyTextChar"/>
     <w:pPr>
-      <w:spacing w:after="120" w:before="0"/>
+      <w:spacing w:after="120" w:before="0" w:line="276" w:lineRule="auto"/>
+      <w:jc w:val="both"/>
     </w:pPr>
     <w:rPr>
+      <w:rFonts w:ascii="Times New Roman" w:eastAsia="Times New Roman" w:hAnsi="Times New Roman"/>
       <w:i/>
+      <w:color w:val="000000"/>
+      <w:sz w:val="24"/>
     </w:rPr>
   </w:style>
   <w:style w:customStyle="1" w:styleId="TableCaption" w:type="paragraph">
@@ -8658,44 +9313,90 @@
     <w:basedOn w:val="Caption"/>
     <w:pPr>
       <w:keepNext/>
+      <w:spacing w:line="276" w:lineRule="auto"/>
+      <w:jc w:val="both"/>
     </w:pPr>
+    <w:rPr>
+      <w:rFonts w:ascii="Times New Roman" w:eastAsia="Times New Roman" w:hAnsi="Times New Roman"/>
+      <w:color w:val="000000"/>
+      <w:sz w:val="24"/>
+    </w:rPr>
   </w:style>
   <w:style w:customStyle="1" w:styleId="ImageCaption" w:type="paragraph">
     <w:name w:val="Image Caption"/>
     <w:basedOn w:val="Caption"/>
+    <w:pPr>
+      <w:spacing w:line="276" w:lineRule="auto"/>
+      <w:jc w:val="both"/>
+    </w:pPr>
+    <w:rPr>
+      <w:rFonts w:ascii="Times New Roman" w:eastAsia="Times New Roman" w:hAnsi="Times New Roman"/>
+      <w:color w:val="000000"/>
+      <w:sz w:val="24"/>
+    </w:rPr>
   </w:style>
   <w:style w:customStyle="1" w:styleId="Figure" w:type="paragraph">
     <w:name w:val="Figure"/>
     <w:basedOn w:val="Normal"/>
+    <w:pPr>
+      <w:spacing w:line="276" w:lineRule="auto"/>
+      <w:jc w:val="both"/>
+    </w:pPr>
+    <w:rPr>
+      <w:rFonts w:ascii="Times New Roman" w:eastAsia="Times New Roman" w:hAnsi="Times New Roman"/>
+      <w:color w:val="000000"/>
+      <w:sz w:val="24"/>
+    </w:rPr>
   </w:style>
   <w:style w:customStyle="1" w:styleId="CaptionedFigure" w:type="paragraph">
     <w:name w:val="Captioned Figure"/>
     <w:basedOn w:val="Figure"/>
     <w:pPr>
       <w:keepNext/>
+      <w:spacing w:line="276" w:lineRule="auto"/>
+      <w:jc w:val="both"/>
     </w:pPr>
+    <w:rPr>
+      <w:rFonts w:ascii="Times New Roman" w:eastAsia="Times New Roman" w:hAnsi="Times New Roman"/>
+      <w:color w:val="000000"/>
+      <w:sz w:val="24"/>
+    </w:rPr>
   </w:style>
   <w:style w:customStyle="1" w:styleId="BodyTextChar" w:type="character">
     <w:name w:val="Body Text Char"/>
     <w:basedOn w:val="DefaultParagraphFont"/>
     <w:link w:val="BodyText"/>
+    <w:rPr>
+      <w:rFonts w:ascii="Times New Roman" w:eastAsia="Times New Roman" w:hAnsi="Times New Roman"/>
+      <w:color w:val="000000"/>
+      <w:sz w:val="24"/>
+    </w:rPr>
   </w:style>
   <w:style w:customStyle="1" w:styleId="VerbatimChar" w:type="character">
     <w:name w:val="Verbatim Char"/>
     <w:basedOn w:val="BodyTextChar"/>
     <w:rPr>
-      <w:rFonts w:ascii="Consolas" w:hAnsi="Consolas"/>
-      <w:sz w:val="22"/>
+      <w:rFonts w:ascii="Times New Roman" w:eastAsia="Times New Roman" w:hAnsi="Times New Roman"/>
+      <w:color w:val="000000"/>
+      <w:sz w:val="24"/>
     </w:rPr>
   </w:style>
   <w:style w:customStyle="1" w:styleId="SectionNumber" w:type="character">
     <w:name w:val="Section Number"/>
     <w:basedOn w:val="BodyTextChar"/>
+    <w:rPr>
+      <w:rFonts w:ascii="Times New Roman" w:eastAsia="Times New Roman" w:hAnsi="Times New Roman"/>
+      <w:color w:val="000000"/>
+      <w:sz w:val="24"/>
+    </w:rPr>
   </w:style>
   <w:style w:styleId="FootnoteReference" w:type="character">
     <w:name w:val="Footnote Reference"/>
     <w:basedOn w:val="BodyTextChar"/>
     <w:rPr>
+      <w:rFonts w:ascii="Times New Roman" w:eastAsia="Times New Roman" w:hAnsi="Times New Roman"/>
+      <w:color w:val="000000"/>
+      <w:sz w:val="24"/>
       <w:vertAlign w:val="superscript"/>
     </w:rPr>
   </w:style>
@@ -8703,7 +9404,9 @@
     <w:name w:val="Hyperlink"/>
     <w:basedOn w:val="BodyTextChar"/>
     <w:rPr>
-      <w:color w:themeColor="accent1" w:val="4F81BD"/>
+      <w:rFonts w:ascii="Times New Roman" w:eastAsia="Times New Roman" w:hAnsi="Times New Roman"/>
+      <w:color w:val="000000"/>
+      <w:sz w:val="24"/>
     </w:rPr>
   </w:style>
   <w:style w:styleId="TOCHeading" w:type="paragraph">
@@ -8714,14 +9417,16 @@
     <w:unhideWhenUsed/>
     <w:qFormat/>
     <w:pPr>
-      <w:spacing w:before="240" w:line="259" w:lineRule="auto"/>
+      <w:spacing w:before="240" w:line="276" w:lineRule="auto"/>
+      <w:jc w:val="both"/>
       <w:outlineLvl w:val="9"/>
     </w:pPr>
     <w:rPr>
-      <w:rFonts w:asciiTheme="majorHAnsi" w:cstheme="majorBidi" w:eastAsiaTheme="majorEastAsia" w:hAnsiTheme="majorHAnsi"/>
+      <w:rFonts w:ascii="Times New Roman" w:asciiTheme="majorHAnsi" w:cstheme="majorBidi" w:eastAsia="Times New Roman" w:eastAsiaTheme="majorEastAsia" w:hAnsi="Times New Roman" w:hAnsiTheme="majorHAnsi"/>
       <w:b w:val="0"/>
       <w:bCs w:val="0"/>
-      <w:color w:themeColor="accent1" w:themeShade="BF" w:val="365F91"/>
+      <w:color w:val="000000"/>
+      <w:sz w:val="24"/>
     </w:rPr>
   </w:style>
   <w:style w:type="paragraph" w:customStyle="1" w:styleId="SourceCode">

--- a/p9_india/submission/ijoem_package/01_manuscript_blinded.docx
+++ b/p9_india/submission/ijoem_package/01_manuscript_blinded.docx
@@ -395,7 +395,7 @@
         </w:numPr>
       </w:pPr>
       <w:r>
-        <w:t xml:space="preserve">Complements but does not duplicate prior author work on TMT moderation in Indian firms (Do &amp; Phan, 2025, IntechOpen).</w:t>
+        <w:t xml:space="preserve">Complements but does not duplicate prior author work on TMT moderation in Indian firms (Authors, 2025).</w:t>
       </w:r>
     </w:p>
     <w:p>
@@ -452,7 +452,7 @@
         <w:pStyle w:val="BodyText"/>
       </w:pPr>
       <w:r>
-        <w:t xml:space="preserve">This study extends but does not duplicate the authors’ earlier work on Indian firms. Do and Phan (2025) examined a matched sub-sample of 380 firms across two waves. That study used a linear specification of degree of internationalisation, the Uppsala (Johanson and Vahlne, 1977) and Upper Echelons (Hambrick and Mason, 1984) frameworks, feasible generalised least squares estimation, and top-management-team moderation as the central research question. The present study uses a different theoretical lens (the institutions-based view), a different specification (quadratic inverted-U with Lind–Mehlum testing), a different sample (the full WBES across three waves), a different method (ordinary least squares with heteroscedasticity-robust and state-clustered standard errors), and a different research question (threshold dynamics under institutional shift). The two studies are complementary rather than overlapping. The prior work characterises managerial mechanisms operating within the firm. The present work characterises institutional mechanisms operating on the firm.</w:t>
+        <w:t xml:space="preserve">This study extends but does not duplicate the authors’ earlier work on Indian firms. Authors (2025) examined a matched sub-sample of 380 firms across two waves. That study used a linear specification of degree of internationalisation, the Uppsala (Johanson and Vahlne, 1977) and Upper Echelons (Hambrick and Mason, 1984) frameworks, feasible generalised least squares estimation, and top-management-team moderation as the central research question. The present study uses a different theoretical lens (the institutions-based view), a different specification (quadratic inverted-U with Lind–Mehlum testing), a different sample (the full WBES across three waves), a different method (ordinary least squares with heteroscedasticity-robust and state-clustered standard errors), and a different research question (threshold dynamics under institutional shift). The two studies are complementary rather than overlapping. The prior work characterises managerial mechanisms operating within the firm. The present work characterises institutional mechanisms operating on the firm.</w:t>
       </w:r>
     </w:p>
     <w:p>
@@ -7094,7 +7094,7 @@
         <w:pStyle w:val="BodyText"/>
       </w:pPr>
       <w:r>
-        <w:t xml:space="preserve">The five robustness specifications reported in §4.6 reinforce the structural interpretation. The manufacturing-only sub-sample confirms the cross-wave shift with Paternoster z-tests within 12 per cent of full-sample magnitudes. This rules out service-firm composition as a driver. The trimmed-FSTS specification rules out extreme exporter influence. The size sub-sample analysis reveals a finer nuance. The 2014 inverted-U was concentrated in larger firms (employees ≥ 100). The pattern extended to smaller firms only by 2022 before collapsing for both segments in 2025. This pattern is consistent with the documented broadening of SME exporter participation under the 2014 to 2020 export-promotion policy expansion, followed by its post-2020 reversal under Atmanirbhar Bharat. The pattern is not consistent with a measurement-induced collapse.</w:t>
+        <w:t xml:space="preserve">The five robustness specifications reported in Section 4.6 reinforce the structural interpretation. The manufacturing-only sub-sample confirms the cross-wave shift with Paternoster z-tests within 12 per cent of full-sample magnitudes. This rules out service-firm composition as a driver. The trimmed-FSTS specification rules out extreme exporter influence. The size sub-sample analysis reveals a finer nuance. The 2014 inverted-U was concentrated in larger firms (employees ≥ 100). The pattern extended to smaller firms only by 2022 before collapsing for both segments in 2025. This pattern is consistent with the documented broadening of SME exporter participation under the 2014 to 2020 export-promotion policy expansion, followed by its post-2020 reversal under Atmanirbhar Bharat. The pattern is not consistent with a measurement-induced collapse.</w:t>
       </w:r>
     </w:p>
     <w:bookmarkEnd w:id="53"/>
@@ -7276,7 +7276,7 @@
         <w:pStyle w:val="FirstParagraph"/>
       </w:pPr>
       <w:r>
-        <w:t xml:space="preserve">The findings are bounded in five ways. Firstly, the three waves are independent cross-sections rather than within-firm panels. Within-firm causal claims are not supported. Secondly, the 2014, 2022, and 2025 instruments are not identical. However, the monotone trajectory across the 2022 bridge supports a structural rather than artifactual interpretation. Thirdly, DAI Tier-2 is measured only in 2025, restricting Tier-1-versus-Tier-2 comparisons to the post-UPI wave. Fourthly, standard errors are heteroscedasticity-robust (HC1) in the primary specification and state-clustered (approximately 24 clusters) in the robustness specification. With this cluster count, the asymptotic justification for cluster-robust inference is borderline. Wild cluster bootstrap (Cameron et al., 2008; MacKinnon and Webb, 2017) would tighten inference in revision. Fifthly, the DAI_epay endogeneity concern noted in §5.2 remains unresolved and qualifies the H4b reinterpretation.</w:t>
+        <w:t xml:space="preserve">The findings are bounded in five ways. Firstly, the three waves are independent cross-sections rather than within-firm panels. Within-firm causal claims are not supported. Secondly, the 2014, 2022, and 2025 instruments are not identical. However, the monotone trajectory across the 2022 bridge supports a structural rather than artifactual interpretation. Thirdly, DAI Tier-2 is measured only in 2025, restricting Tier-1-versus-Tier-2 comparisons to the post-UPI wave. Fourthly, standard errors are heteroscedasticity-robust (HC1) in the primary specification and state-clustered (approximately 24 clusters) in the robustness specification. With this cluster count, the asymptotic justification for cluster-robust inference is borderline. Wild cluster bootstrap (Cameron et al., 2008; MacKinnon and Webb, 2017) would tighten inference in revision. Fifthly, the DAI_epay endogeneity concern noted in Section 5.2 remains unresolved and qualifies the H4b reinterpretation.</w:t>
       </w:r>
     </w:p>
     <w:bookmarkEnd w:id="58"/>
@@ -7295,7 +7295,7 @@
         <w:pStyle w:val="FirstParagraph"/>
       </w:pPr>
       <w:r>
-        <w:t xml:space="preserve">The substantive limitations are detailed in §5.6. One further measurement caveat warrants emphasis: the 2025 wave coincides with a sharp contraction in export engagement (mean FSTS falls from 7.2 per cent in 2014 to 2.7 per cent in 2025, and the number of firms above 50 per cent FSTS falls from 536 to 141), so the loss of significant quadratic curvature in 2025 partly reflects reduced identifying variation in the high-export tail. The threshold-dissolution finding should therefore be read as conditional on the post-Atmanirbhar export contraction. Importantly, however, the sign of the low-export slope itself reverses, from a positive ascending limb in 2014 to a monotone negative relationship in 2025, a qualitative change that thinner tail support alone does not generate. Three additional directions for future research follow from them.</w:t>
+        <w:t xml:space="preserve">The substantive limitations are detailed in Section 5.6. One further measurement caveat warrants emphasis: the 2025 wave coincides with a sharp contraction in export engagement (mean FSTS falls from 7.2 per cent in 2014 to 2.7 per cent in 2025, and the number of firms above 50 per cent FSTS falls from 536 to 141), so the loss of significant quadratic curvature in 2025 partly reflects reduced identifying variation in the high-export tail. The threshold-dissolution finding should therefore be read as conditional on the post-Atmanirbhar export contraction. Importantly, however, the sign of the low-export slope itself reverses, from a positive ascending limb in 2014 to a monotone negative relationship in 2025, a qualitative change that thinner tail support alone does not generate. Three additional directions for future research follow from them.</w:t>
       </w:r>
     </w:p>
     <w:p>
@@ -7319,7 +7319,7 @@
         <w:pStyle w:val="BodyText"/>
       </w:pPr>
       <w:r>
-        <w:t xml:space="preserve">Thirdly, the authors’ prior work (Do and Phan, 2025) examined top-management-team moderators of a linear DOI-performance relationship in a matched sub-sample of 380 Indian firms. The two studies are complementary. The prior work characterises managerial mechanisms operating within the firm. The present study characterises institutional mechanisms operating on the firm. A unified treatment of TMT moderation and institutional scope conditions, feasible if the matched panel can be expanded, would address both the within-firm and the between-environment determinants of the I-P relationship.</w:t>
+        <w:t xml:space="preserve">Thirdly, the authors’ prior work (Authors, 2025) examined top-management-team moderators of a linear DOI-performance relationship in a matched sub-sample of 380 Indian firms. The two studies are complementary. The prior work characterises managerial mechanisms operating within the firm. The present study characterises institutional mechanisms operating on the firm. A unified treatment of TMT moderation and institutional scope conditions, feasible if the matched panel can be expanded, would address both the within-firm and the between-environment determinants of the I-P relationship.</w:t>
       </w:r>
     </w:p>
     <w:p>
@@ -7352,7 +7352,7 @@
         <w:pStyle w:val="BodyText"/>
       </w:pPr>
       <w:r>
-        <w:t xml:space="preserve">The authors also acknowledge an earlier related work (Do and Phan, 2025, IntechOpen, DOI 10.5772/intechopen.1011012) which examined top-management-team moderators on the linear internationalisation–performance relationship in a matched sub-sample of 380 Indian firms. The present manuscript adopts a different theoretical lens (the institutions-based view), empirical specification (quadratic inverted-U), and research question (threshold durability) using the full WBES samples. The two studies are intended to be complementary rather than overlapping.</w:t>
+        <w:t xml:space="preserve">The authors also acknowledge an earlier related work (Authors, 2025) which examined top-management-team moderators on the linear internationalisation–performance relationship in a matched sub-sample of 380 Indian firms. The present manuscript adopts a different theoretical lens (the institutions-based view), empirical specification (quadratic inverted-U), and research question (threshold durability) using the full WBES samples. The two studies are intended to be complementary rather than overlapping.</w:t>
       </w:r>
     </w:p>
     <w:bookmarkEnd w:id="61"/>
@@ -7809,35 +7809,7 @@
         <w:pStyle w:val="BodyText"/>
       </w:pPr>
       <w:r>
-        <w:t xml:space="preserve">Do, T.H. and Phan, A.T. (2025),</w:t>
-      </w:r>
-      <w:r>
-        <w:t xml:space="preserve"> </w:t>
-      </w:r>
-      <w:r>
-        <w:t xml:space="preserve">“</w:t>
-      </w:r>
-      <w:r>
-        <w:t xml:space="preserve">Internationalization and firm performance of firms in India: the role of top management</w:t>
-      </w:r>
-      <w:r>
-        <w:t xml:space="preserve">”</w:t>
-      </w:r>
-      <w:r>
-        <w:t xml:space="preserve">, in</w:t>
-      </w:r>
-      <w:r>
-        <w:t xml:space="preserve"> </w:t>
-      </w:r>
-      <w:r>
-        <w:rPr>
-          <w:iCs/>
-          <w:i/>
-        </w:rPr>
-        <w:t xml:space="preserve">International Business Research, Traditional and Creative Approaches</w:t>
-      </w:r>
-      <w:r>
-        <w:t xml:space="preserve">, IntechOpen, London, available at: https://doi.org/10.5772/intechopen.1011012</w:t>
+        <w:t xml:space="preserve">Authors (2025). Details omitted for double-blind review.</w:t>
       </w:r>
     </w:p>
     <w:p>

--- a/p9_india/submission/ijoem_package/01_manuscript_blinded.docx
+++ b/p9_india/submission/ijoem_package/01_manuscript_blinded.docx
@@ -2,6 +2,32 @@
 <file path=word/document.xml><?xml version="1.0" encoding="utf-8"?>
 <w:document xmlns:w="http://schemas.openxmlformats.org/wordprocessingml/2006/main" xmlns:m="http://schemas.openxmlformats.org/officeDocument/2006/math" xmlns:r="http://schemas.openxmlformats.org/officeDocument/2006/relationships" xmlns:o="urn:schemas-microsoft-com:office:office" xmlns:v="urn:schemas-microsoft-com:vml" xmlns:w10="urn:schemas-microsoft-com:office:word" xmlns:a="http://schemas.openxmlformats.org/drawingml/2006/main" xmlns:pic="http://schemas.openxmlformats.org/drawingml/2006/picture" xmlns:wp="http://schemas.openxmlformats.org/drawingml/2006/wordprocessingDrawing">
   <w:body>
+    <w:sdt>
+      <w:sdtPr>
+        <w:docPartObj>
+          <w:docPartGallery w:val="Table of Contents"/>
+          <w:docPartUnique/>
+        </w:docPartObj>
+      </w:sdtPr>
+      <w:sdtContent>
+        <w:p>
+          <w:pPr>
+            <w:pStyle w:val="TOCHeading"/>
+          </w:pPr>
+          <w:r>
+            <w:t xml:space="preserve">Table of Contents</w:t>
+          </w:r>
+        </w:p>
+        <w:p>
+          <w:r>
+            <w:fldChar w:fldCharType="begin" w:dirty="true"/>
+            <w:instrText xml:space="preserve">TOC \o "1-2" \h \z \u</w:instrText>
+            <w:fldChar w:fldCharType="separate"/>
+            <w:fldChar w:fldCharType="end"/>
+          </w:r>
+        </w:p>
+      </w:sdtContent>
+    </w:sdt>
     <w:bookmarkStart w:id="67" w:name="X98c2766033094c9e426ec36001f9803db2358fb"/>
     <w:p>
       <w:pPr>
@@ -751,7 +777,7 @@
       <w:r>
         <w:drawing>
           <wp:inline>
-            <wp:extent cx="5753100" cy="4351703"/>
+            <wp:extent cx="5334000" cy="4034692"/>
             <wp:effectExtent b="0" l="0" r="0" t="0"/>
             <wp:docPr descr="Figure 1. Conceptual model: conditional inverted-U with capability moderation under institutional scope condition." title="" id="28" name="Picture"/>
             <a:graphic>
@@ -772,7 +798,7 @@
                   <pic:spPr bwMode="auto">
                     <a:xfrm>
                       <a:off x="0" y="0"/>
-                      <a:ext cx="5753100" cy="4351703"/>
+                      <a:ext cx="5334000" cy="4034692"/>
                     </a:xfrm>
                     <a:prstGeom prst="rect">
                       <a:avLst/>
@@ -3416,7 +3442,7 @@
       <w:r>
         <w:drawing>
           <wp:inline>
-            <wp:extent cx="5753100" cy="3376880"/>
+            <wp:extent cx="5334000" cy="3130882"/>
             <wp:effectExtent b="0" l="0" r="0" t="0"/>
             <wp:docPr descr="Figure 2. Wave-specific predicted I-P relationship: India 2014, 2022, 2025." title="" id="39" name="Picture"/>
             <a:graphic>
@@ -3437,7 +3463,7 @@
                   <pic:spPr bwMode="auto">
                     <a:xfrm>
                       <a:off x="0" y="0"/>
-                      <a:ext cx="5753100" cy="3376880"/>
+                      <a:ext cx="5334000" cy="3130882"/>
                     </a:xfrm>
                     <a:prstGeom prst="rect">
                       <a:avLst/>
@@ -3801,7 +3827,7 @@
       <w:r>
         <w:drawing>
           <wp:inline>
-            <wp:extent cx="5753100" cy="3759293"/>
+            <wp:extent cx="5334000" cy="3485437"/>
             <wp:effectExtent b="0" l="0" r="0" t="0"/>
             <wp:docPr descr="Figure 3. Turning-point estimates and 2025 threshold collapse." title="" id="43" name="Picture"/>
             <a:graphic>
@@ -3822,7 +3848,7 @@
                   <pic:spPr bwMode="auto">
                     <a:xfrm>
                       <a:off x="0" y="0"/>
-                      <a:ext cx="5753100" cy="3759293"/>
+                      <a:ext cx="5334000" cy="3485437"/>
                     </a:xfrm>
                     <a:prstGeom prst="rect">
                       <a:avLst/>
@@ -4924,7 +4950,7 @@
       <w:r>
         <w:drawing>
           <wp:inline>
-            <wp:extent cx="5753100" cy="4032177"/>
+            <wp:extent cx="5334000" cy="3738442"/>
             <wp:effectExtent b="0" l="0" r="0" t="0"/>
             <wp:docPr descr="Figure 4. UPI rollout and Indian institutional shocks, 2014-2025." title="" id="48" name="Picture"/>
             <a:graphic>
@@ -4945,7 +4971,7 @@
                   <pic:spPr bwMode="auto">
                     <a:xfrm>
                       <a:off x="0" y="0"/>
-                      <a:ext cx="5753100" cy="4032177"/>
+                      <a:ext cx="5334000" cy="3738442"/>
                     </a:xfrm>
                     <a:prstGeom prst="rect">
                       <a:avLst/>
@@ -7078,7 +7104,7 @@
         <w:pStyle w:val="BodyText"/>
       </w:pPr>
       <w:r>
-        <w:t xml:space="preserve">A natural concern is whether the apparent shift is a schema artifact. The 2014 wave uses the WBES PICS3 instrument, the 2025 wave uses the new BREADY instrument, and the two are not identical in question wording or sampling design. The 2022 BEE intermediate wave provides the critical bridge. If the 2025 collapse were purely a schema artifact, a discontinuity would be expected between 2022 and 2025 (the BEE-to-BREADY transition), with 2014 and 2022 being indistinguishable. The data show the opposite pattern. The turning point migrates monotonically inward from 61.8 per cent in 2014 to 40.7 per cent in 2022, a 21-percentage-point inward shift across the demonetisation, GST, and IBC window with the underlying PICS-derived instrument. The relationship then dissolves by 2025. The 2022 inverted-U is statistically the strongest of the three waves (Lind–Mehlum joint p &lt; 1e-12). This is incompatible with the hypothesis that an instrument change in 2022 mechanically suppressed the curvature. Progressive structural shift fits the data. Instrument artifact does not.</w:t>
+        <w:t xml:space="preserve">A natural concern is whether the apparent shift is a schema artifact. The 2014 wave uses the WBES PICS3 instrument, the 2025 wave uses the new BREADY instrument, and the two are not identical in question wording or sampling design. The 2022 BEE intermediate wave provides the critical bridge. If the 2025 collapse were purely a schema artifact, a discontinuity would be expected between 2022 and 2025 (the BEE-to-BREADY transition), with 2014 and 2022 being indistinguishable. The data show the opposite pattern. The turning point migrates monotonically inward from 61.8 per cent in 2014 to 40.7 per cent in 2022, a 21-percentage-point inward shift across the demonetisation, GST, and IBC window with the underlying PICS-derived instrument. The relationship then dissolves by 2025. The 2022 inverted-U is statistically the strongest of the three waves (Lind–Mehlum joint p &lt; 1e-11). This is incompatible with the hypothesis that an instrument change in 2022 mechanically suppressed the curvature. Progressive structural shift fits the data. Instrument artifact does not.</w:t>
       </w:r>
     </w:p>
     <w:p>
@@ -8562,10 +8588,7 @@
     </w:p>
     <w:bookmarkEnd w:id="66"/>
     <w:bookmarkEnd w:id="67"/>
-    <w:sectPr>
-      <w:pgSz w:h="16838" w:w="11906"/>
-      <w:pgMar w:bottom="1417" w:left="1417" w:right="1417" w:top="1417"/>
-    </w:sectPr>
+    <w:sectPr/>
   </w:body>
 </w:document>
 </file>
@@ -8777,59 +8800,29 @@
   <w:style w:default="1" w:styleId="Normal" w:type="paragraph">
     <w:name w:val="Normal"/>
     <w:qFormat/>
-    <w:pPr>
-      <w:spacing w:line="276" w:lineRule="auto"/>
-      <w:jc w:val="both"/>
-    </w:pPr>
-    <w:rPr>
-      <w:rFonts w:ascii="Times New Roman" w:eastAsia="Times New Roman" w:hAnsi="Times New Roman"/>
-      <w:color w:val="000000"/>
-      <w:sz w:val="24"/>
-    </w:rPr>
   </w:style>
   <w:style w:styleId="BodyText" w:type="paragraph">
     <w:name w:val="Body Text"/>
     <w:basedOn w:val="Normal"/>
     <w:link w:val="BodyTextChar"/>
     <w:pPr>
-      <w:spacing w:after="180" w:before="180" w:line="276" w:lineRule="auto"/>
-      <w:jc w:val="both"/>
+      <w:spacing w:after="180" w:before="180"/>
     </w:pPr>
     <w:qFormat/>
-    <w:rPr>
-      <w:rFonts w:ascii="Times New Roman" w:eastAsia="Times New Roman" w:hAnsi="Times New Roman"/>
-      <w:color w:val="000000"/>
-      <w:sz w:val="24"/>
-    </w:rPr>
   </w:style>
   <w:style w:customStyle="1" w:styleId="FirstParagraph" w:type="paragraph">
     <w:name w:val="First Paragraph"/>
     <w:basedOn w:val="BodyText"/>
     <w:next w:val="BodyText"/>
     <w:qFormat/>
-    <w:pPr>
-      <w:spacing w:line="276" w:lineRule="auto"/>
-      <w:jc w:val="both"/>
-    </w:pPr>
-    <w:rPr>
-      <w:rFonts w:ascii="Times New Roman" w:eastAsia="Times New Roman" w:hAnsi="Times New Roman"/>
-      <w:color w:val="000000"/>
-      <w:sz w:val="24"/>
-    </w:rPr>
   </w:style>
   <w:style w:customStyle="1" w:styleId="Compact" w:type="paragraph">
     <w:name w:val="Compact"/>
     <w:basedOn w:val="BodyText"/>
     <w:qFormat/>
     <w:pPr>
-      <w:spacing w:after="36" w:before="36" w:line="276" w:lineRule="auto"/>
-      <w:jc w:val="both"/>
+      <w:spacing w:after="36" w:before="36"/>
     </w:pPr>
-    <w:rPr>
-      <w:rFonts w:ascii="Times New Roman" w:eastAsia="Times New Roman" w:hAnsi="Times New Roman"/>
-      <w:color w:val="000000"/>
-      <w:sz w:val="24"/>
-    </w:rPr>
   </w:style>
   <w:style w:styleId="Title" w:type="paragraph">
     <w:name w:val="Title"/>
@@ -8839,15 +8832,15 @@
     <w:pPr>
       <w:keepNext/>
       <w:keepLines/>
-      <w:spacing w:after="240" w:before="480" w:line="276" w:lineRule="auto"/>
-      <w:jc w:val="both"/>
+      <w:spacing w:after="240" w:before="480"/>
+      <w:jc w:val="center"/>
     </w:pPr>
     <w:rPr>
-      <w:rFonts w:ascii="Times New Roman" w:asciiTheme="majorHAnsi" w:cstheme="majorBidi" w:eastAsia="Times New Roman" w:eastAsiaTheme="majorEastAsia" w:hAnsi="Times New Roman" w:hAnsiTheme="majorHAnsi"/>
+      <w:rFonts w:asciiTheme="majorHAnsi" w:cstheme="majorBidi" w:eastAsiaTheme="majorEastAsia" w:hAnsiTheme="majorHAnsi"/>
       <w:b/>
       <w:bCs/>
-      <w:color w:val="000000"/>
-      <w:sz w:val="24"/>
+      <w:color w:themeColor="accent1" w:themeShade="B5" w:val="345A8A"/>
+      <w:sz w:val="36"/>
       <w:szCs w:val="36"/>
     </w:rPr>
   </w:style>
@@ -8859,13 +8852,11 @@
     <w:pPr>
       <w:keepNext/>
       <w:keepLines/>
-      <w:spacing w:after="240" w:before="240" w:line="276" w:lineRule="auto"/>
-      <w:jc w:val="both"/>
+      <w:spacing w:after="240" w:before="240"/>
+      <w:jc w:val="center"/>
     </w:pPr>
     <w:rPr>
-      <w:rFonts w:ascii="Times New Roman" w:eastAsia="Times New Roman" w:hAnsi="Times New Roman"/>
-      <w:color w:val="000000"/>
-      <w:sz w:val="24"/>
+      <w:sz w:val="30"/>
       <w:szCs w:val="30"/>
     </w:rPr>
   </w:style>
@@ -8876,14 +8867,8 @@
     <w:pPr>
       <w:keepNext/>
       <w:keepLines/>
-      <w:spacing w:line="276" w:lineRule="auto"/>
-      <w:jc w:val="both"/>
+      <w:jc w:val="center"/>
     </w:pPr>
-    <w:rPr>
-      <w:rFonts w:ascii="Times New Roman" w:eastAsia="Times New Roman" w:hAnsi="Times New Roman"/>
-      <w:color w:val="000000"/>
-      <w:sz w:val="24"/>
-    </w:rPr>
   </w:style>
   <w:style w:styleId="Date" w:type="paragraph">
     <w:name w:val="Date"/>
@@ -8892,14 +8877,8 @@
     <w:pPr>
       <w:keepNext/>
       <w:keepLines/>
-      <w:spacing w:line="276" w:lineRule="auto"/>
-      <w:jc w:val="both"/>
+      <w:jc w:val="center"/>
     </w:pPr>
-    <w:rPr>
-      <w:rFonts w:ascii="Times New Roman" w:eastAsia="Times New Roman" w:hAnsi="Times New Roman"/>
-      <w:color w:val="000000"/>
-      <w:sz w:val="24"/>
-    </w:rPr>
   </w:style>
   <w:style w:customStyle="1" w:styleId="AbstractTitle" w:type="paragraph">
     <w:name w:val="Abstract Title"/>
@@ -8909,15 +8888,15 @@
     <w:pPr>
       <w:keepNext/>
       <w:keepLines/>
-      <w:jc w:val="both"/>
-      <w:spacing w:after="0" w:before="300" w:line="276" w:lineRule="auto"/>
+      <w:jc w:val="center"/>
+      <w:spacing w:after="0" w:before="300"/>
     </w:pPr>
     <w:rPr>
-      <w:color w:val="000000"/>
-      <w:sz w:val="24"/>
+      <w:sz w:val="20"/>
       <w:szCs w:val="20"/>
-      <w:rFonts w:ascii="Times New Roman" w:eastAsia="Times New Roman" w:hAnsi="Times New Roman"/>
       <w:b/>
+      <w:color w:val="345A8A"/>
+      &gt;
     </w:rPr>
   </w:style>
   <w:style w:customStyle="1" w:styleId="Abstract" w:type="paragraph">
@@ -8928,13 +8907,10 @@
     <w:pPr>
       <w:keepNext/>
       <w:keepLines/>
-      <w:spacing w:after="300" w:before="100" w:line="276" w:lineRule="auto"/>
-      <w:jc w:val="both"/>
+      <w:spacing w:after="300" w:before="100"/>
     </w:pPr>
     <w:rPr>
-      <w:rFonts w:ascii="Times New Roman" w:eastAsia="Times New Roman" w:hAnsi="Times New Roman"/>
-      <w:color w:val="000000"/>
-      <w:sz w:val="24"/>
+      <w:sz w:val="20"/>
       <w:szCs w:val="20"/>
     </w:rPr>
   </w:style>
@@ -8943,15 +8919,8 @@
     <w:basedOn w:val="Normal"/>
     <w:next w:val="Bibliography"/>
     <w:qFormat/>
-    <w:pPr>
-      <w:spacing w:line="276" w:lineRule="auto"/>
-      <w:jc w:val="both"/>
-    </w:pPr>
-    <w:rPr>
-      <w:rFonts w:ascii="Times New Roman" w:eastAsia="Times New Roman" w:hAnsi="Times New Roman"/>
-      <w:color w:val="000000"/>
-      <w:sz w:val="24"/>
-    </w:rPr>
+    <w:pPr/>
+    <w:rPr/>
   </w:style>
   <w:style w:styleId="Heading1" w:type="paragraph">
     <w:name w:val="Heading 1"/>
@@ -8962,16 +8931,15 @@
     <w:pPr>
       <w:keepNext/>
       <w:keepLines/>
-      <w:spacing w:after="0" w:before="480" w:line="276" w:lineRule="auto"/>
-      <w:jc w:val="both"/>
+      <w:spacing w:after="0" w:before="480"/>
       <w:outlineLvl w:val="0"/>
     </w:pPr>
     <w:rPr>
-      <w:rFonts w:ascii="Times New Roman" w:asciiTheme="majorHAnsi" w:cstheme="majorBidi" w:eastAsia="Times New Roman" w:eastAsiaTheme="majorEastAsia" w:hAnsi="Times New Roman" w:hAnsiTheme="majorHAnsi"/>
+      <w:rFonts w:asciiTheme="majorHAnsi" w:cstheme="majorBidi" w:eastAsiaTheme="majorEastAsia" w:hAnsiTheme="majorHAnsi"/>
       <w:b/>
       <w:bCs/>
-      <w:color w:val="000000"/>
-      <w:sz w:val="24"/>
+      <w:color w:themeColor="accent1" w:val="4F81BD"/>
+      <w:sz w:val="32"/>
       <w:szCs w:val="32"/>
     </w:rPr>
   </w:style>
@@ -8985,16 +8953,15 @@
     <w:pPr>
       <w:keepNext/>
       <w:keepLines/>
-      <w:spacing w:after="0" w:before="200" w:line="276" w:lineRule="auto"/>
-      <w:jc w:val="both"/>
+      <w:spacing w:after="0" w:before="200"/>
       <w:outlineLvl w:val="1"/>
     </w:pPr>
     <w:rPr>
-      <w:rFonts w:ascii="Times New Roman" w:asciiTheme="majorHAnsi" w:cstheme="majorBidi" w:eastAsia="Times New Roman" w:eastAsiaTheme="majorEastAsia" w:hAnsi="Times New Roman" w:hAnsiTheme="majorHAnsi"/>
+      <w:rFonts w:asciiTheme="majorHAnsi" w:cstheme="majorBidi" w:eastAsiaTheme="majorEastAsia" w:hAnsiTheme="majorHAnsi"/>
       <w:b/>
       <w:bCs/>
-      <w:color w:val="000000"/>
-      <w:sz w:val="24"/>
+      <w:color w:themeColor="accent1" w:val="4F81BD"/>
+      <w:sz w:val="28"/>
       <w:szCs w:val="28"/>
     </w:rPr>
   </w:style>
@@ -9008,15 +8975,14 @@
     <w:pPr>
       <w:keepNext/>
       <w:keepLines/>
-      <w:spacing w:after="0" w:before="200" w:line="276" w:lineRule="auto"/>
-      <w:jc w:val="both"/>
+      <w:spacing w:after="0" w:before="200"/>
       <w:outlineLvl w:val="2"/>
     </w:pPr>
     <w:rPr>
-      <w:rFonts w:ascii="Times New Roman" w:asciiTheme="majorHAnsi" w:cstheme="majorBidi" w:eastAsia="Times New Roman" w:eastAsiaTheme="majorEastAsia" w:hAnsi="Times New Roman" w:hAnsiTheme="majorHAnsi"/>
+      <w:rFonts w:asciiTheme="majorHAnsi" w:cstheme="majorBidi" w:eastAsiaTheme="majorEastAsia" w:hAnsiTheme="majorHAnsi"/>
       <w:b/>
       <w:bCs/>
-      <w:color w:val="000000"/>
+      <w:color w:themeColor="accent1" w:val="4F81BD"/>
       <w:sz w:val="24"/>
       <w:szCs w:val="24"/>
     </w:rPr>
@@ -9031,15 +8997,14 @@
     <w:pPr>
       <w:keepNext/>
       <w:keepLines/>
-      <w:spacing w:after="0" w:before="200" w:line="276" w:lineRule="auto"/>
-      <w:jc w:val="both"/>
+      <w:spacing w:after="0" w:before="200"/>
       <w:outlineLvl w:val="3"/>
     </w:pPr>
     <w:rPr>
-      <w:rFonts w:ascii="Times New Roman" w:asciiTheme="majorHAnsi" w:cstheme="majorBidi" w:eastAsia="Times New Roman" w:eastAsiaTheme="majorEastAsia" w:hAnsi="Times New Roman" w:hAnsiTheme="majorHAnsi"/>
+      <w:rFonts w:asciiTheme="majorHAnsi" w:cstheme="majorBidi" w:eastAsiaTheme="majorEastAsia" w:hAnsiTheme="majorHAnsi"/>
       <w:i/>
       <w:bCs/>
-      <w:color w:val="000000"/>
+      <w:color w:themeColor="accent1" w:val="4F81BD"/>
       <w:sz w:val="24"/>
       <w:szCs w:val="24"/>
     </w:rPr>
@@ -9054,14 +9019,13 @@
     <w:pPr>
       <w:keepNext/>
       <w:keepLines/>
-      <w:spacing w:after="0" w:before="200" w:line="276" w:lineRule="auto"/>
-      <w:jc w:val="both"/>
+      <w:spacing w:after="0" w:before="200"/>
       <w:outlineLvl w:val="4"/>
     </w:pPr>
     <w:rPr>
-      <w:rFonts w:ascii="Times New Roman" w:asciiTheme="majorHAnsi" w:cstheme="majorBidi" w:eastAsia="Times New Roman" w:eastAsiaTheme="majorEastAsia" w:hAnsi="Times New Roman" w:hAnsiTheme="majorHAnsi"/>
+      <w:rFonts w:asciiTheme="majorHAnsi" w:cstheme="majorBidi" w:eastAsiaTheme="majorEastAsia" w:hAnsiTheme="majorHAnsi"/>
       <w:iCs/>
-      <w:color w:val="000000"/>
+      <w:color w:themeColor="accent1" w:val="4F81BD"/>
       <w:sz w:val="24"/>
       <w:szCs w:val="24"/>
     </w:rPr>
@@ -9076,13 +9040,12 @@
     <w:pPr>
       <w:keepNext/>
       <w:keepLines/>
-      <w:spacing w:after="0" w:before="200" w:line="276" w:lineRule="auto"/>
-      <w:jc w:val="both"/>
+      <w:spacing w:after="0" w:before="200"/>
       <w:outlineLvl w:val="5"/>
     </w:pPr>
     <w:rPr>
-      <w:rFonts w:ascii="Times New Roman" w:asciiTheme="majorHAnsi" w:cstheme="majorBidi" w:eastAsia="Times New Roman" w:eastAsiaTheme="majorEastAsia" w:hAnsi="Times New Roman" w:hAnsiTheme="majorHAnsi"/>
-      <w:color w:val="000000"/>
+      <w:rFonts w:asciiTheme="majorHAnsi" w:cstheme="majorBidi" w:eastAsiaTheme="majorEastAsia" w:hAnsiTheme="majorHAnsi"/>
+      <w:color w:themeColor="accent1" w:val="4F81BD"/>
       <w:sz w:val="24"/>
       <w:szCs w:val="24"/>
     </w:rPr>
@@ -9097,13 +9060,12 @@
     <w:pPr>
       <w:keepNext/>
       <w:keepLines/>
-      <w:spacing w:after="0" w:before="200" w:line="276" w:lineRule="auto"/>
-      <w:jc w:val="both"/>
+      <w:spacing w:after="0" w:before="200"/>
       <w:outlineLvl w:val="6"/>
     </w:pPr>
     <w:rPr>
-      <w:rFonts w:ascii="Times New Roman" w:asciiTheme="majorHAnsi" w:cstheme="majorBidi" w:eastAsia="Times New Roman" w:eastAsiaTheme="majorEastAsia" w:hAnsi="Times New Roman" w:hAnsiTheme="majorHAnsi"/>
-      <w:color w:val="000000"/>
+      <w:rFonts w:asciiTheme="majorHAnsi" w:cstheme="majorBidi" w:eastAsiaTheme="majorEastAsia" w:hAnsiTheme="majorHAnsi"/>
+      <w:color w:themeColor="accent1" w:val="4F81BD"/>
       <w:sz w:val="24"/>
       <w:szCs w:val="24"/>
     </w:rPr>
@@ -9118,13 +9080,12 @@
     <w:pPr>
       <w:keepNext/>
       <w:keepLines/>
-      <w:spacing w:after="0" w:before="200" w:line="276" w:lineRule="auto"/>
-      <w:jc w:val="both"/>
+      <w:spacing w:after="0" w:before="200"/>
       <w:outlineLvl w:val="7"/>
     </w:pPr>
     <w:rPr>
-      <w:rFonts w:ascii="Times New Roman" w:asciiTheme="majorHAnsi" w:cstheme="majorBidi" w:eastAsia="Times New Roman" w:eastAsiaTheme="majorEastAsia" w:hAnsi="Times New Roman" w:hAnsiTheme="majorHAnsi"/>
-      <w:color w:val="000000"/>
+      <w:rFonts w:asciiTheme="majorHAnsi" w:cstheme="majorBidi" w:eastAsiaTheme="majorEastAsia" w:hAnsiTheme="majorHAnsi"/>
+      <w:color w:themeColor="accent1" w:val="4F81BD"/>
       <w:sz w:val="24"/>
       <w:szCs w:val="24"/>
     </w:rPr>
@@ -9139,13 +9100,12 @@
     <w:pPr>
       <w:keepNext/>
       <w:keepLines/>
-      <w:spacing w:after="0" w:before="200" w:line="276" w:lineRule="auto"/>
-      <w:jc w:val="both"/>
+      <w:spacing w:after="0" w:before="200"/>
       <w:outlineLvl w:val="8"/>
     </w:pPr>
     <w:rPr>
-      <w:rFonts w:ascii="Times New Roman" w:asciiTheme="majorHAnsi" w:cstheme="majorBidi" w:eastAsia="Times New Roman" w:eastAsiaTheme="majorEastAsia" w:hAnsi="Times New Roman" w:hAnsiTheme="majorHAnsi"/>
-      <w:color w:val="000000"/>
+      <w:rFonts w:asciiTheme="majorHAnsi" w:cstheme="majorBidi" w:eastAsiaTheme="majorEastAsia" w:hAnsiTheme="majorHAnsi"/>
+      <w:color w:themeColor="accent1" w:val="4F81BD"/>
       <w:sz w:val="24"/>
       <w:szCs w:val="24"/>
     </w:rPr>
@@ -9158,15 +9118,9 @@
     <w:unhideWhenUsed/>
     <w:qFormat/>
     <w:pPr>
-      <w:spacing w:after="100" w:before="100" w:line="276" w:lineRule="auto"/>
+      <w:spacing w:after="100" w:before="100"/>
       <w:ind w:firstLine="0" w:left="480" w:right="480"/>
-      <w:jc w:val="both"/>
     </w:pPr>
-    <w:rPr>
-      <w:rFonts w:ascii="Times New Roman" w:eastAsia="Times New Roman" w:hAnsi="Times New Roman"/>
-      <w:color w:val="000000"/>
-      <w:sz w:val="24"/>
-    </w:rPr>
   </w:style>
   <w:style w:styleId="FootnoteText" w:type="paragraph">
     <w:name w:val="Footnote Text"/>
@@ -9175,25 +9129,11 @@
     <w:uiPriority w:val="9"/>
     <w:unhideWhenUsed/>
     <w:qFormat/>
-    <w:pPr>
-      <w:spacing w:line="276" w:lineRule="auto"/>
-      <w:jc w:val="both"/>
-    </w:pPr>
-    <w:rPr>
-      <w:rFonts w:ascii="Times New Roman" w:eastAsia="Times New Roman" w:hAnsi="Times New Roman"/>
-      <w:color w:val="000000"/>
-      <w:sz w:val="24"/>
-    </w:rPr>
   </w:style>
   <w:style w:default="1" w:styleId="DefaultParagraphFont" w:type="character">
     <w:name w:val="Default Paragraph Font"/>
     <w:semiHidden/>
     <w:unhideWhenUsed/>
-    <w:rPr>
-      <w:rFonts w:ascii="Times New Roman" w:eastAsia="Times New Roman" w:hAnsi="Times New Roman"/>
-      <w:color w:val="000000"/>
-      <w:sz w:val="24"/>
-    </w:rPr>
   </w:style>
   <w:style w:default="1" w:styleId="Table" w:type="table">
     <w:name w:val="Table"/>
@@ -9201,15 +9141,6 @@
     <w:semiHidden/>
     <w:unhideWhenUsed/>
     <w:qFormat/>
-    <w:pPr>
-      <w:spacing w:line="276" w:lineRule="auto"/>
-      <w:jc w:val="both"/>
-    </w:pPr>
-    <w:rPr>
-      <w:rFonts w:ascii="Times New Roman" w:eastAsia="Times New Roman" w:hAnsi="Times New Roman"/>
-      <w:color w:val="000000"/>
-      <w:sz w:val="24"/>
-    </w:rPr>
     <w:tblPr>
       <w:tblInd w:type="dxa" w:w="0"/>
       <w:tblCellMar>
@@ -9242,42 +9173,25 @@
     <w:pPr>
       <w:keepNext/>
       <w:keepLines/>
-      <w:spacing w:after="0" w:line="276" w:lineRule="auto"/>
-      <w:jc w:val="both"/>
+      <w:spacing w:after="0"/>
     </w:pPr>
     <w:rPr>
-      <w:rFonts w:ascii="Times New Roman" w:eastAsia="Times New Roman" w:hAnsi="Times New Roman"/>
       <w:b/>
-      <w:color w:val="000000"/>
-      <w:sz w:val="24"/>
     </w:rPr>
   </w:style>
   <w:style w:customStyle="1" w:styleId="Definition" w:type="paragraph">
     <w:name w:val="Definition"/>
     <w:basedOn w:val="Normal"/>
-    <w:pPr>
-      <w:spacing w:line="276" w:lineRule="auto"/>
-      <w:jc w:val="both"/>
-    </w:pPr>
-    <w:rPr>
-      <w:rFonts w:ascii="Times New Roman" w:eastAsia="Times New Roman" w:hAnsi="Times New Roman"/>
-      <w:color w:val="000000"/>
-      <w:sz w:val="24"/>
-    </w:rPr>
   </w:style>
   <w:style w:styleId="Caption" w:type="paragraph">
     <w:name w:val="Caption"/>
     <w:basedOn w:val="Normal"/>
     <w:link w:val="BodyTextChar"/>
     <w:pPr>
-      <w:spacing w:after="120" w:before="0" w:line="276" w:lineRule="auto"/>
-      <w:jc w:val="both"/>
+      <w:spacing w:after="120" w:before="0"/>
     </w:pPr>
     <w:rPr>
-      <w:rFonts w:ascii="Times New Roman" w:eastAsia="Times New Roman" w:hAnsi="Times New Roman"/>
       <w:i/>
-      <w:color w:val="000000"/>
-      <w:sz w:val="24"/>
     </w:rPr>
   </w:style>
   <w:style w:customStyle="1" w:styleId="TableCaption" w:type="paragraph">
@@ -9285,90 +9199,44 @@
     <w:basedOn w:val="Caption"/>
     <w:pPr>
       <w:keepNext/>
-      <w:spacing w:line="276" w:lineRule="auto"/>
-      <w:jc w:val="both"/>
     </w:pPr>
-    <w:rPr>
-      <w:rFonts w:ascii="Times New Roman" w:eastAsia="Times New Roman" w:hAnsi="Times New Roman"/>
-      <w:color w:val="000000"/>
-      <w:sz w:val="24"/>
-    </w:rPr>
   </w:style>
   <w:style w:customStyle="1" w:styleId="ImageCaption" w:type="paragraph">
     <w:name w:val="Image Caption"/>
     <w:basedOn w:val="Caption"/>
-    <w:pPr>
-      <w:spacing w:line="276" w:lineRule="auto"/>
-      <w:jc w:val="both"/>
-    </w:pPr>
-    <w:rPr>
-      <w:rFonts w:ascii="Times New Roman" w:eastAsia="Times New Roman" w:hAnsi="Times New Roman"/>
-      <w:color w:val="000000"/>
-      <w:sz w:val="24"/>
-    </w:rPr>
   </w:style>
   <w:style w:customStyle="1" w:styleId="Figure" w:type="paragraph">
     <w:name w:val="Figure"/>
     <w:basedOn w:val="Normal"/>
-    <w:pPr>
-      <w:spacing w:line="276" w:lineRule="auto"/>
-      <w:jc w:val="both"/>
-    </w:pPr>
-    <w:rPr>
-      <w:rFonts w:ascii="Times New Roman" w:eastAsia="Times New Roman" w:hAnsi="Times New Roman"/>
-      <w:color w:val="000000"/>
-      <w:sz w:val="24"/>
-    </w:rPr>
   </w:style>
   <w:style w:customStyle="1" w:styleId="CaptionedFigure" w:type="paragraph">
     <w:name w:val="Captioned Figure"/>
     <w:basedOn w:val="Figure"/>
     <w:pPr>
       <w:keepNext/>
-      <w:spacing w:line="276" w:lineRule="auto"/>
-      <w:jc w:val="both"/>
     </w:pPr>
-    <w:rPr>
-      <w:rFonts w:ascii="Times New Roman" w:eastAsia="Times New Roman" w:hAnsi="Times New Roman"/>
-      <w:color w:val="000000"/>
-      <w:sz w:val="24"/>
-    </w:rPr>
   </w:style>
   <w:style w:customStyle="1" w:styleId="BodyTextChar" w:type="character">
     <w:name w:val="Body Text Char"/>
     <w:basedOn w:val="DefaultParagraphFont"/>
     <w:link w:val="BodyText"/>
-    <w:rPr>
-      <w:rFonts w:ascii="Times New Roman" w:eastAsia="Times New Roman" w:hAnsi="Times New Roman"/>
-      <w:color w:val="000000"/>
-      <w:sz w:val="24"/>
-    </w:rPr>
   </w:style>
   <w:style w:customStyle="1" w:styleId="VerbatimChar" w:type="character">
     <w:name w:val="Verbatim Char"/>
     <w:basedOn w:val="BodyTextChar"/>
     <w:rPr>
-      <w:rFonts w:ascii="Times New Roman" w:eastAsia="Times New Roman" w:hAnsi="Times New Roman"/>
-      <w:color w:val="000000"/>
-      <w:sz w:val="24"/>
+      <w:rFonts w:ascii="Consolas" w:hAnsi="Consolas"/>
+      <w:sz w:val="22"/>
     </w:rPr>
   </w:style>
   <w:style w:customStyle="1" w:styleId="SectionNumber" w:type="character">
     <w:name w:val="Section Number"/>
     <w:basedOn w:val="BodyTextChar"/>
-    <w:rPr>
-      <w:rFonts w:ascii="Times New Roman" w:eastAsia="Times New Roman" w:hAnsi="Times New Roman"/>
-      <w:color w:val="000000"/>
-      <w:sz w:val="24"/>
-    </w:rPr>
   </w:style>
   <w:style w:styleId="FootnoteReference" w:type="character">
     <w:name w:val="Footnote Reference"/>
     <w:basedOn w:val="BodyTextChar"/>
     <w:rPr>
-      <w:rFonts w:ascii="Times New Roman" w:eastAsia="Times New Roman" w:hAnsi="Times New Roman"/>
-      <w:color w:val="000000"/>
-      <w:sz w:val="24"/>
       <w:vertAlign w:val="superscript"/>
     </w:rPr>
   </w:style>
@@ -9376,9 +9244,7 @@
     <w:name w:val="Hyperlink"/>
     <w:basedOn w:val="BodyTextChar"/>
     <w:rPr>
-      <w:rFonts w:ascii="Times New Roman" w:eastAsia="Times New Roman" w:hAnsi="Times New Roman"/>
-      <w:color w:val="000000"/>
-      <w:sz w:val="24"/>
+      <w:color w:themeColor="accent1" w:val="4F81BD"/>
     </w:rPr>
   </w:style>
   <w:style w:styleId="TOCHeading" w:type="paragraph">
@@ -9389,16 +9255,14 @@
     <w:unhideWhenUsed/>
     <w:qFormat/>
     <w:pPr>
-      <w:spacing w:before="240" w:line="276" w:lineRule="auto"/>
-      <w:jc w:val="both"/>
+      <w:spacing w:before="240" w:line="259" w:lineRule="auto"/>
       <w:outlineLvl w:val="9"/>
     </w:pPr>
     <w:rPr>
-      <w:rFonts w:ascii="Times New Roman" w:asciiTheme="majorHAnsi" w:cstheme="majorBidi" w:eastAsia="Times New Roman" w:eastAsiaTheme="majorEastAsia" w:hAnsi="Times New Roman" w:hAnsiTheme="majorHAnsi"/>
+      <w:rFonts w:asciiTheme="majorHAnsi" w:cstheme="majorBidi" w:eastAsiaTheme="majorEastAsia" w:hAnsiTheme="majorHAnsi"/>
       <w:b w:val="0"/>
       <w:bCs w:val="0"/>
-      <w:color w:val="000000"/>
-      <w:sz w:val="24"/>
+      <w:color w:themeColor="accent1" w:themeShade="BF" w:val="365F91"/>
     </w:rPr>
   </w:style>
   <w:style w:type="paragraph" w:customStyle="1" w:styleId="SourceCode">
